--- a/學共教案/教案成果/六年級_社會_甘蔗吸管_20260910/教案.docx
+++ b/學共教案/教案成果/六年級_社會_甘蔗吸管_20260910/教案.docx
@@ -5245,6 +5245,18 @@
       </w:tr>
     </w:tbl>
     <w:p/>
+    <w:p>
+      <w:r>
+        <w:br w:type="page"/>
+      </w:r>
+      <w:r>
+        <w:rPr>
+          <w:rFonts w:ascii="標楷體" w:hAnsi="標楷體"/>
+          <w:b/>
+        </w:rPr>
+        <w:t>附件二 課本對照頁（翰林六上社會 p.32～33，供觀課教師對照）</w:t>
+      </w:r>
+    </w:p>
     <w:sectPr>
       <w:footerReference w:type="default" r:id="rId11"/>
       <w:pgSz w:w="11906" w:h="16838"/>

--- a/學共教案/教案成果/六年級_社會_甘蔗吸管_20260910/教案.docx
+++ b/學共教案/教案成果/六年級_社會_甘蔗吸管_20260910/教案.docx
@@ -14,10 +14,10 @@
       </w:pPr>
       <w:r>
         <w:rPr>
-          <w:rFonts w:ascii="標楷體" w:eastAsia="標楷體" w:hAnsi="標楷體" w:hint="eastAsia"/>
+          <w:rFonts w:ascii="新細明體" w:hAnsi="新細明體" w:eastAsia="新細明體" w:cs="新細明體"/>
           <w:color w:val="000000" w:themeColor="text1"/>
-          <w:sz w:val="28"/>
-          <w:szCs w:val="28"/>
+          <w:sz w:val="24"/>
+          <w:szCs w:val="24"/>
         </w:rPr>
         <w:t>新北市＿＿＿＿國小教學方案設計</w:t>
       </w:r>
@@ -31,8 +31,10 @@
       </w:pPr>
       <w:r>
         <w:rPr>
-          <w:rFonts w:ascii="標楷體" w:eastAsia="標楷體" w:hAnsi="標楷體" w:hint="eastAsia"/>
+          <w:rFonts w:ascii="新細明體" w:hAnsi="新細明體" w:eastAsia="新細明體" w:cs="新細明體"/>
           <w:color w:val="000000" w:themeColor="text1"/>
+          <w:sz w:val="24"/>
+          <w:szCs w:val="24"/>
         </w:rPr>
         <w:t>授課年級：六 年 〇 班〔待補：班級人數〕　　　　　　授課日期：〔待補：民國年月日、星期、節次〕</w:t>
       </w:r>
@@ -46,8 +48,10 @@
       </w:pPr>
       <w:r>
         <w:rPr>
-          <w:rFonts w:ascii="標楷體" w:eastAsia="標楷體" w:hAnsi="標楷體" w:hint="eastAsia"/>
+          <w:rFonts w:ascii="新細明體" w:hAnsi="新細明體" w:eastAsia="新細明體" w:cs="新細明體"/>
           <w:color w:val="000000" w:themeColor="text1"/>
+          <w:sz w:val="24"/>
+          <w:szCs w:val="24"/>
         </w:rPr>
         <w:t>任教學科：社會領域　　　　　　教 學 者（教案設計）：〔待補：教學者姓名〕</w:t>
       </w:r>
@@ -61,8 +65,10 @@
       </w:pPr>
       <w:r>
         <w:rPr>
-          <w:rFonts w:ascii="標楷體" w:eastAsia="標楷體" w:hAnsi="標楷體" w:hint="eastAsia"/>
+          <w:rFonts w:ascii="新細明體" w:hAnsi="新細明體" w:eastAsia="新細明體" w:cs="新細明體"/>
           <w:color w:val="000000" w:themeColor="text1"/>
+          <w:sz w:val="24"/>
+          <w:szCs w:val="24"/>
         </w:rPr>
         <w:t>單元名稱：第一單元〈消費選擇與理財規劃〉第一課統整延伸節〔待補：節次〕　　備課成員：〔待補；若無請填無〕</w:t>
       </w:r>
@@ -79,8 +85,10 @@
       </w:pPr>
       <w:r>
         <w:rPr>
-          <w:rFonts w:ascii="標楷體" w:eastAsia="標楷體" w:hAnsi="標楷體" w:hint="eastAsia"/>
+          <w:rFonts w:ascii="新細明體" w:hAnsi="新細明體" w:eastAsia="新細明體" w:cs="新細明體"/>
           <w:color w:val="000000" w:themeColor="text1"/>
+          <w:sz w:val="24"/>
+          <w:szCs w:val="24"/>
         </w:rPr>
         <w:t>使用版本：翰林六上（挑戰性課題）</w:t>
       </w:r>
@@ -124,17 +132,21 @@
             </w:pPr>
             <w:r>
               <w:rPr>
-                <w:rFonts w:ascii="標楷體" w:eastAsia="標楷體" w:hAnsi="標楷體" w:hint="eastAsia"/>
+                <w:rFonts w:ascii="新細明體" w:hAnsi="新細明體" w:eastAsia="新細明體" w:cs="新細明體"/>
                 <w:b/>
                 <w:color w:val="000000" w:themeColor="text1"/>
+                <w:sz w:val="24"/>
+                <w:szCs w:val="24"/>
               </w:rPr>
               <w:t>教學</w:t>
             </w:r>
             <w:r>
               <w:rPr>
-                <w:rFonts w:ascii="標楷體" w:eastAsia="標楷體" w:hAnsi="標楷體" w:hint="eastAsia"/>
+                <w:rFonts w:ascii="新細明體" w:hAnsi="新細明體" w:eastAsia="新細明體" w:cs="新細明體"/>
                 <w:b/>
                 <w:color w:val="000000" w:themeColor="text1"/>
+                <w:sz w:val="24"/>
+                <w:szCs w:val="24"/>
               </w:rPr>
               <w:t>設計理念</w:t>
             </w:r>
@@ -160,8 +172,10 @@
             </w:pPr>
             <w:r>
               <w:rPr>
-                <w:rFonts w:ascii="標楷體" w:hAnsi="標楷體"/>
-                <w:b w:val="0"/>
+                <w:rFonts w:ascii="新細明體" w:hAnsi="新細明體" w:eastAsia="新細明體" w:cs="新細明體"/>
+                <w:b w:val="0"/>
+                <w:sz w:val="24"/>
+                <w:szCs w:val="24"/>
               </w:rPr>
               <w:t>〈甘蔗吸管〉同時呈現塑膠廢棄、臺灣農業材料再利用，以及『可分解卻不能回收、仍須焚燒』的矛盾，適合讓學生看見消費選擇沒有完美答案。學生可能記得價格、品質、需求與友善環境等規準，面對環保標示時，卻容易抓住天然或可分解的單一優點，忽略產品完整使用歷程及其限制。</w:t>
             </w:r>
@@ -172,8 +186,10 @@
             </w:pPr>
             <w:r>
               <w:rPr>
-                <w:rFonts w:ascii="標楷體" w:hAnsi="標楷體"/>
-                <w:b w:val="0"/>
+                <w:rFonts w:ascii="新細明體" w:hAnsi="新細明體" w:eastAsia="新細明體" w:cs="新細明體"/>
+                <w:b w:val="0"/>
+                <w:sz w:val="24"/>
+                <w:szCs w:val="24"/>
               </w:rPr>
               <w:t>本課以『它能叫環保吸管嗎』為挑戰，讓學生從教材擷取正反證據、設計誠實標籤，並在聽見不同立場後修正文字。教師不公布標準答案，也不替學生裁決可以或不可以，而以傾聽、串連與回歸資料，支持學生形成有條件、能承擔責任的判斷。</w:t>
             </w:r>
@@ -211,9 +227,11 @@
             </w:pPr>
             <w:r>
               <w:rPr>
-                <w:rFonts w:ascii="標楷體" w:eastAsia="標楷體" w:hAnsi="標楷體" w:hint="eastAsia"/>
+                <w:rFonts w:ascii="新細明體" w:hAnsi="新細明體" w:eastAsia="新細明體" w:cs="新細明體"/>
                 <w:b/>
                 <w:color w:val="000000" w:themeColor="text1"/>
+                <w:sz w:val="24"/>
+                <w:szCs w:val="24"/>
               </w:rPr>
               <w:t>核心素養</w:t>
             </w:r>
@@ -239,9 +257,11 @@
             </w:pPr>
             <w:r>
               <w:rPr>
-                <w:rFonts w:ascii="標楷體" w:eastAsia="標楷體" w:hAnsi="標楷體" w:hint="eastAsia"/>
+                <w:rFonts w:ascii="新細明體" w:hAnsi="新細明體" w:eastAsia="新細明體" w:cs="新細明體"/>
                 <w:b/>
                 <w:color w:val="000000" w:themeColor="text1"/>
+                <w:sz w:val="24"/>
+                <w:szCs w:val="24"/>
               </w:rPr>
               <w:t>總綱</w:t>
             </w:r>
@@ -265,18 +285,22 @@
             <w:proofErr w:type="gramStart"/>
             <w:r>
               <w:rPr>
-                <w:rFonts w:ascii="標楷體" w:eastAsia="標楷體" w:hAnsi="標楷體" w:hint="eastAsia"/>
+                <w:rFonts w:ascii="新細明體" w:hAnsi="新細明體" w:eastAsia="新細明體" w:cs="新細明體"/>
                 <w:b/>
                 <w:color w:val="000000" w:themeColor="text1"/>
+                <w:sz w:val="24"/>
+                <w:szCs w:val="24"/>
               </w:rPr>
               <w:t>領綱具體</w:t>
             </w:r>
             <w:proofErr w:type="gramEnd"/>
             <w:r>
               <w:rPr>
-                <w:rFonts w:ascii="標楷體" w:eastAsia="標楷體" w:hAnsi="標楷體" w:hint="eastAsia"/>
+                <w:rFonts w:ascii="新細明體" w:hAnsi="新細明體" w:eastAsia="新細明體" w:cs="新細明體"/>
                 <w:b/>
                 <w:color w:val="000000" w:themeColor="text1"/>
+                <w:sz w:val="24"/>
+                <w:szCs w:val="24"/>
               </w:rPr>
               <w:t>內涵</w:t>
             </w:r>
@@ -300,8 +324,10 @@
             </w:pPr>
             <w:r>
               <w:rPr>
-                <w:rFonts w:ascii="標楷體" w:hAnsi="標楷體"/>
-                <w:b w:val="0"/>
+                <w:rFonts w:ascii="新細明體" w:hAnsi="新細明體" w:eastAsia="新細明體" w:cs="新細明體"/>
+                <w:b w:val="0"/>
+                <w:sz w:val="24"/>
+                <w:szCs w:val="24"/>
               </w:rPr>
               <w:t>A2 系統思考與解決問題</w:t>
             </w:r>
@@ -325,8 +351,10 @@
             </w:pPr>
             <w:r>
               <w:rPr>
-                <w:rFonts w:ascii="標楷體" w:hAnsi="標楷體"/>
-                <w:b w:val="0"/>
+                <w:rFonts w:ascii="新細明體" w:hAnsi="新細明體" w:eastAsia="新細明體" w:cs="新細明體"/>
+                <w:b w:val="0"/>
+                <w:sz w:val="24"/>
+                <w:szCs w:val="24"/>
               </w:rPr>
               <w:t>社-E-A2 敏覺居住地方的社會、自然與人文環境變遷，關注生活問題及其影響，並思考解決方法。</w:t>
             </w:r>
@@ -351,8 +379,10 @@
             </w:pPr>
             <w:r>
               <w:rPr>
-                <w:rFonts w:ascii="標楷體" w:hAnsi="標楷體"/>
-                <w:b w:val="0"/>
+                <w:rFonts w:ascii="新細明體" w:hAnsi="新細明體" w:eastAsia="新細明體" w:cs="新細明體"/>
+                <w:b w:val="0"/>
+                <w:sz w:val="24"/>
+                <w:szCs w:val="24"/>
               </w:rPr>
               <w:t>C1 道德實踐與公民意識</w:t>
             </w:r>
@@ -376,8 +406,10 @@
             </w:pPr>
             <w:r>
               <w:rPr>
-                <w:rFonts w:ascii="標楷體" w:hAnsi="標楷體"/>
-                <w:b w:val="0"/>
+                <w:rFonts w:ascii="新細明體" w:hAnsi="新細明體" w:eastAsia="新細明體" w:cs="新細明體"/>
+                <w:b w:val="0"/>
+                <w:sz w:val="24"/>
+                <w:szCs w:val="24"/>
               </w:rPr>
               <w:t>社-E-C1 培養良好的生活習慣，理解並遵守社會規範，參與公共事務，養成社會責任感，尊重並維護自己和他人的人權，關懷自然環境與人類社會的永續發展。</w:t>
             </w:r>
@@ -417,9 +449,11 @@
             </w:pPr>
             <w:r>
               <w:rPr>
-                <w:rFonts w:ascii="標楷體" w:eastAsia="標楷體" w:hAnsi="標楷體" w:hint="eastAsia"/>
+                <w:rFonts w:ascii="新細明體" w:hAnsi="新細明體" w:eastAsia="新細明體" w:cs="新細明體"/>
                 <w:b/>
                 <w:color w:val="000000" w:themeColor="text1"/>
+                <w:sz w:val="24"/>
+                <w:szCs w:val="24"/>
               </w:rPr>
               <w:t>領域課程綱要</w:t>
             </w:r>
@@ -443,9 +477,11 @@
             </w:pPr>
             <w:r>
               <w:rPr>
-                <w:rFonts w:ascii="標楷體" w:eastAsia="標楷體" w:hAnsi="標楷體"/>
+                <w:rFonts w:ascii="新細明體" w:hAnsi="新細明體" w:eastAsia="新細明體" w:cs="新細明體"/>
                 <w:noProof/>
                 <w:color w:val="000000" w:themeColor="text1"/>
+                <w:sz w:val="24"/>
+                <w:szCs w:val="24"/>
               </w:rPr>
               <mc:AlternateContent>
                 <mc:Choice Requires="wps">
@@ -509,9 +545,11 @@
                                   </w:pPr>
                                   <w:r>
                                     <w:rPr>
-                                      <w:rFonts w:ascii="標楷體" w:eastAsia="標楷體" w:hAnsi="標楷體" w:hint="eastAsia"/>
+                                      <w:rFonts w:ascii="新細明體" w:hAnsi="新細明體" w:eastAsia="新細明體" w:cs="新細明體"/>
                                       <w:b/>
                                       <w:color w:val="000000" w:themeColor="text1"/>
+                                      <w:sz w:val="24"/>
+                                      <w:szCs w:val="24"/>
                                     </w:rPr>
                                     <w:t>學習表現</w:t>
                                   </w:r>
@@ -546,9 +584,11 @@
                             </w:pPr>
                             <w:r>
                               <w:rPr>
-                                <w:rFonts w:ascii="標楷體" w:eastAsia="標楷體" w:hAnsi="標楷體" w:hint="eastAsia"/>
+                                <w:rFonts w:ascii="新細明體" w:hAnsi="新細明體" w:eastAsia="新細明體" w:cs="新細明體"/>
                                 <w:b/>
                                 <w:color w:val="000000" w:themeColor="text1"/>
+                                <w:sz w:val="24"/>
+                                <w:szCs w:val="24"/>
                               </w:rPr>
                               <w:t>學習表現</w:t>
                             </w:r>
@@ -562,9 +602,11 @@
             </w:r>
             <w:r>
               <w:rPr>
-                <w:rFonts w:ascii="標楷體" w:eastAsia="標楷體" w:hAnsi="標楷體"/>
+                <w:rFonts w:ascii="新細明體" w:hAnsi="新細明體" w:eastAsia="新細明體" w:cs="新細明體"/>
                 <w:noProof/>
                 <w:color w:val="000000" w:themeColor="text1"/>
+                <w:sz w:val="24"/>
+                <w:szCs w:val="24"/>
               </w:rPr>
               <mc:AlternateContent>
                 <mc:Choice Requires="wps">
@@ -614,17 +656,21 @@
                                   </w:pPr>
                                   <w:r>
                                     <w:rPr>
-                                      <w:rFonts w:ascii="標楷體" w:eastAsia="標楷體" w:hAnsi="標楷體" w:hint="eastAsia"/>
+                                      <w:rFonts w:ascii="新細明體" w:hAnsi="新細明體" w:eastAsia="新細明體" w:cs="新細明體"/>
                                       <w:b/>
                                       <w:color w:val="000000" w:themeColor="text1"/>
+                                      <w:sz w:val="24"/>
+                                      <w:szCs w:val="24"/>
                                     </w:rPr>
                                     <w:t>學習</w:t>
                                   </w:r>
                                   <w:r>
                                     <w:rPr>
-                                      <w:rFonts w:ascii="標楷體" w:eastAsia="標楷體" w:hAnsi="標楷體" w:hint="eastAsia"/>
+                                      <w:rFonts w:ascii="新細明體" w:hAnsi="新細明體" w:eastAsia="新細明體" w:cs="新細明體"/>
                                       <w:b/>
                                       <w:color w:val="000000" w:themeColor="text1"/>
+                                      <w:sz w:val="24"/>
+                                      <w:szCs w:val="24"/>
                                     </w:rPr>
                                     <w:t>目標</w:t>
                                   </w:r>
@@ -659,17 +705,21 @@
                             </w:pPr>
                             <w:r>
                               <w:rPr>
-                                <w:rFonts w:ascii="標楷體" w:eastAsia="標楷體" w:hAnsi="標楷體" w:hint="eastAsia"/>
+                                <w:rFonts w:ascii="新細明體" w:hAnsi="新細明體" w:eastAsia="新細明體" w:cs="新細明體"/>
                                 <w:b/>
                                 <w:color w:val="000000" w:themeColor="text1"/>
+                                <w:sz w:val="24"/>
+                                <w:szCs w:val="24"/>
                               </w:rPr>
                               <w:t>學習</w:t>
                             </w:r>
                             <w:r>
                               <w:rPr>
-                                <w:rFonts w:ascii="標楷體" w:eastAsia="標楷體" w:hAnsi="標楷體" w:hint="eastAsia"/>
+                                <w:rFonts w:ascii="新細明體" w:hAnsi="新細明體" w:eastAsia="新細明體" w:cs="新細明體"/>
                                 <w:b/>
                                 <w:color w:val="000000" w:themeColor="text1"/>
+                                <w:sz w:val="24"/>
+                                <w:szCs w:val="24"/>
                               </w:rPr>
                               <w:t>目標</w:t>
                             </w:r>
@@ -683,9 +733,11 @@
             </w:r>
             <w:r>
               <w:rPr>
-                <w:rFonts w:ascii="標楷體" w:eastAsia="標楷體" w:hAnsi="標楷體"/>
+                <w:rFonts w:ascii="新細明體" w:hAnsi="新細明體" w:eastAsia="新細明體" w:cs="新細明體"/>
                 <w:noProof/>
                 <w:color w:val="000000" w:themeColor="text1"/>
+                <w:sz w:val="24"/>
+                <w:szCs w:val="24"/>
               </w:rPr>
               <mc:AlternateContent>
                 <mc:Choice Requires="wps">
@@ -757,9 +809,11 @@
             </w:r>
             <w:r>
               <w:rPr>
-                <w:rFonts w:ascii="標楷體" w:eastAsia="標楷體" w:hAnsi="標楷體"/>
+                <w:rFonts w:ascii="新細明體" w:hAnsi="新細明體" w:eastAsia="新細明體" w:cs="新細明體"/>
                 <w:noProof/>
                 <w:color w:val="000000" w:themeColor="text1"/>
+                <w:sz w:val="24"/>
+                <w:szCs w:val="24"/>
               </w:rPr>
               <mc:AlternateContent>
                 <mc:Choice Requires="wps">
@@ -848,8 +902,10 @@
             </w:pPr>
             <w:r>
               <w:rPr>
-                <w:rFonts w:ascii="標楷體" w:hAnsi="標楷體"/>
-                <w:b w:val="0"/>
+                <w:rFonts w:ascii="新細明體" w:hAnsi="新細明體" w:eastAsia="新細明體" w:cs="新細明體"/>
+                <w:b w:val="0"/>
+                <w:sz w:val="24"/>
+                <w:szCs w:val="24"/>
               </w:rPr>
               <w:t>3b-III-2 摘取及整理社會議題相關資料的重點，判讀其正確性及價值，並加以描述和解釋。</w:t>
             </w:r>
@@ -860,8 +916,10 @@
             </w:pPr>
             <w:r>
               <w:rPr>
-                <w:rFonts w:ascii="標楷體" w:hAnsi="標楷體"/>
-                <w:b w:val="0"/>
+                <w:rFonts w:ascii="新細明體" w:hAnsi="新細明體" w:eastAsia="新細明體" w:cs="新細明體"/>
+                <w:b w:val="0"/>
+                <w:sz w:val="24"/>
+                <w:szCs w:val="24"/>
               </w:rPr>
               <w:t>3c-III-1 聆聽他人意見，表達自我觀點，並能與他人討論。</w:t>
             </w:r>
@@ -889,8 +947,10 @@
             </w:pPr>
             <w:r>
               <w:rPr>
-                <w:rFonts w:ascii="標楷體" w:hAnsi="標楷體"/>
-                <w:b w:val="0"/>
+                <w:rFonts w:ascii="新細明體" w:hAnsi="新細明體" w:eastAsia="新細明體" w:cs="新細明體"/>
+                <w:b w:val="0"/>
+                <w:sz w:val="24"/>
+                <w:szCs w:val="24"/>
               </w:rPr>
               <w:t>Da-III-1 依據需求與價值觀做選擇時，須評估風險、結果及承擔責任，且不應侵害他人福祉或正當權益。</w:t>
             </w:r>
@@ -901,8 +961,10 @@
             </w:pPr>
             <w:r>
               <w:rPr>
-                <w:rFonts w:ascii="標楷體" w:hAnsi="標楷體"/>
-                <w:b w:val="0"/>
+                <w:rFonts w:ascii="新細明體" w:hAnsi="新細明體" w:eastAsia="新細明體" w:cs="新細明體"/>
+                <w:b w:val="0"/>
+                <w:sz w:val="24"/>
+                <w:szCs w:val="24"/>
               </w:rPr>
               <w:t>Ce-III-2 在經濟發展過程中，資源的使用會產生意義與價值的轉變，但也可能引發爭議。</w:t>
             </w:r>
@@ -925,8 +987,10 @@
             </w:pPr>
             <w:r>
               <w:rPr>
-                <w:rFonts w:ascii="標楷體" w:hAnsi="標楷體"/>
-                <w:b w:val="0"/>
+                <w:rFonts w:ascii="新細明體" w:hAnsi="新細明體" w:eastAsia="新細明體" w:cs="新細明體"/>
+                <w:b w:val="0"/>
+                <w:sz w:val="24"/>
+                <w:szCs w:val="24"/>
               </w:rPr>
               <w:t>1. 能從〈甘蔗吸管〉教材指出至少一項支持證據與一項限制，判斷產品能否稱為環保吸管，並說明理由。</w:t>
             </w:r>
@@ -937,8 +1001,10 @@
             </w:pPr>
             <w:r>
               <w:rPr>
-                <w:rFonts w:ascii="標楷體" w:hAnsi="標楷體"/>
-                <w:b w:val="0"/>
+                <w:rFonts w:ascii="新細明體" w:hAnsi="新細明體" w:eastAsia="新細明體" w:cs="新細明體"/>
+                <w:b w:val="0"/>
+                <w:sz w:val="24"/>
+                <w:szCs w:val="24"/>
               </w:rPr>
               <w:t>2. 能把主張與限制寫成不誤導的產品標籤，並在聽見不同立場後，留下修改痕跡或補充條件。</w:t>
             </w:r>
@@ -952,6 +1018,11 @@
         <w:widowControl/>
       </w:pPr>
       <w:r>
+        <w:rPr>
+          <w:rFonts w:ascii="新細明體" w:hAnsi="新細明體" w:eastAsia="新細明體" w:cs="新細明體"/>
+          <w:sz w:val="24"/>
+          <w:szCs w:val="24"/>
+        </w:rPr>
         <w:br w:type="page"/>
       </w:r>
     </w:p>
@@ -983,25 +1054,31 @@
             </w:pPr>
             <w:r>
               <w:rPr>
-                <w:rFonts w:ascii="標楷體" w:eastAsia="標楷體" w:hAnsi="標楷體" w:hint="eastAsia"/>
+                <w:rFonts w:ascii="新細明體" w:hAnsi="新細明體" w:eastAsia="新細明體" w:cs="新細明體"/>
                 <w:b/>
                 <w:color w:val="000000" w:themeColor="text1"/>
+                <w:sz w:val="24"/>
+                <w:szCs w:val="24"/>
               </w:rPr>
               <w:t>教材組織</w:t>
             </w:r>
             <w:r>
               <w:rPr>
-                <w:rFonts w:ascii="標楷體" w:eastAsia="標楷體" w:hAnsi="標楷體" w:hint="eastAsia"/>
+                <w:rFonts w:ascii="新細明體" w:hAnsi="新細明體" w:eastAsia="新細明體" w:cs="新細明體"/>
                 <w:b/>
                 <w:color w:val="000000" w:themeColor="text1"/>
+                <w:sz w:val="24"/>
+                <w:szCs w:val="24"/>
               </w:rPr>
               <w:t>與學生</w:t>
             </w:r>
             <w:r>
               <w:rPr>
-                <w:rFonts w:ascii="標楷體" w:eastAsia="標楷體" w:hAnsi="標楷體" w:hint="eastAsia"/>
+                <w:rFonts w:ascii="新細明體" w:hAnsi="新細明體" w:eastAsia="新細明體" w:cs="新細明體"/>
                 <w:b/>
                 <w:color w:val="000000" w:themeColor="text1"/>
+                <w:sz w:val="24"/>
+                <w:szCs w:val="24"/>
               </w:rPr>
               <w:t>分析</w:t>
             </w:r>
@@ -1027,8 +1104,10 @@
             </w:pPr>
             <w:r>
               <w:rPr>
-                <w:rFonts w:ascii="標楷體" w:hAnsi="標楷體"/>
-                <w:b w:val="0"/>
+                <w:rFonts w:ascii="新細明體" w:hAnsi="新細明體" w:eastAsia="新細明體" w:cs="新細明體"/>
+                <w:b w:val="0"/>
+                <w:sz w:val="24"/>
+                <w:szCs w:val="24"/>
               </w:rPr>
               <w:t>一、文本結構分析：(用圖形和文字表示)</w:t>
             </w:r>
@@ -1039,6 +1118,11 @@
               <w:jc w:val="center"/>
             </w:pPr>
             <w:r>
+              <w:rPr>
+                <w:rFonts w:ascii="新細明體" w:hAnsi="新細明體" w:eastAsia="新細明體" w:cs="新細明體"/>
+                <w:sz w:val="24"/>
+                <w:szCs w:val="24"/>
+              </w:rPr>
               <w:drawing>
                 <wp:inline xmlns:a="http://schemas.openxmlformats.org/drawingml/2006/main" xmlns:pic="http://schemas.openxmlformats.org/drawingml/2006/picture">
                   <wp:extent cx="6263999" cy="1094400"/>
@@ -1079,8 +1163,10 @@
             </w:pPr>
             <w:r>
               <w:rPr>
-                <w:rFonts w:ascii="標楷體" w:hAnsi="標楷體"/>
-                <w:b w:val="0"/>
+                <w:rFonts w:ascii="新細明體" w:hAnsi="新細明體" w:eastAsia="新細明體" w:cs="新細明體"/>
+                <w:b w:val="0"/>
+                <w:sz w:val="24"/>
+                <w:szCs w:val="24"/>
               </w:rPr>
               <w:t>教材第 32 頁建立塑膠廢棄、甘蔗渣再利用、分解情形與市場接受等正面脈絡；第 33 頁接著呈現耐熱、無塑化劑等優點，以及不能重複使用、在臺灣不能回收、仍須焚燒等限制。</w:t>
             </w:r>
@@ -1091,8 +1177,10 @@
             </w:pPr>
             <w:r>
               <w:rPr>
-                <w:rFonts w:ascii="標楷體" w:hAnsi="標楷體"/>
-                <w:b w:val="0"/>
+                <w:rFonts w:ascii="新細明體" w:hAnsi="新細明體" w:eastAsia="新細明體" w:cs="新細明體"/>
+                <w:b w:val="0"/>
+                <w:sz w:val="24"/>
+                <w:szCs w:val="24"/>
               </w:rPr>
               <w:t>這個先肯定再質疑的結構，支持學生從單一特徵判斷，跳躍到比較完整生命歷程的條件式判斷。</w:t>
             </w:r>
@@ -1121,8 +1209,10 @@
             </w:pPr>
             <w:r>
               <w:rPr>
-                <w:rFonts w:ascii="標楷體" w:hAnsi="標楷體"/>
-                <w:b w:val="0"/>
+                <w:rFonts w:ascii="新細明體" w:hAnsi="新細明體" w:eastAsia="新細明體" w:cs="新細明體"/>
+                <w:b w:val="0"/>
+                <w:sz w:val="24"/>
+                <w:szCs w:val="24"/>
               </w:rPr>
               <w:t>二、學生可能面臨學習的困難及發現：</w:t>
             </w:r>
@@ -1133,8 +1223,10 @@
             </w:pPr>
             <w:r>
               <w:rPr>
-                <w:rFonts w:ascii="標楷體" w:hAnsi="標楷體"/>
-                <w:b w:val="0"/>
+                <w:rFonts w:ascii="新細明體" w:hAnsi="新細明體" w:eastAsia="新細明體" w:cs="新細明體"/>
+                <w:b w:val="0"/>
+                <w:sz w:val="24"/>
+                <w:szCs w:val="24"/>
               </w:rPr>
               <w:t>1. 第一次寫標籤時，可能把天然材質、可分解直接等同於完全環保，沒有注意第 33 頁的處理限制。</w:t>
             </w:r>
@@ -1145,8 +1237,10 @@
             </w:pPr>
             <w:r>
               <w:rPr>
-                <w:rFonts w:ascii="標楷體" w:hAnsi="標楷體"/>
-                <w:b w:val="0"/>
+                <w:rFonts w:ascii="新細明體" w:hAnsi="新細明體" w:eastAsia="新細明體" w:cs="新細明體"/>
+                <w:b w:val="0"/>
+                <w:sz w:val="24"/>
+                <w:szCs w:val="24"/>
               </w:rPr>
               <w:t>2. 小組舉證時，可能把能在土壤中分解說成在臺灣可以回收，混淆分解、回收與焚燒。</w:t>
             </w:r>
@@ -1157,8 +1251,10 @@
             </w:pPr>
             <w:r>
               <w:rPr>
-                <w:rFonts w:ascii="標楷體" w:hAnsi="標楷體"/>
-                <w:b w:val="0"/>
+                <w:rFonts w:ascii="新細明體" w:hAnsi="新細明體" w:eastAsia="新細明體" w:cs="新細明體"/>
+                <w:b w:val="0"/>
+                <w:sz w:val="24"/>
+                <w:szCs w:val="24"/>
               </w:rPr>
               <w:t>3. 設計主張時，可能抄寫優點卻未回答能否稱為環保吸管，或使用教材沒有支持的絕對語句。</w:t>
             </w:r>
@@ -1169,8 +1265,10 @@
             </w:pPr>
             <w:r>
               <w:rPr>
-                <w:rFonts w:ascii="標楷體" w:hAnsi="標楷體"/>
-                <w:b w:val="0"/>
+                <w:rFonts w:ascii="新細明體" w:hAnsi="新細明體" w:eastAsia="新細明體" w:cs="新細明體"/>
+                <w:b w:val="0"/>
+                <w:sz w:val="24"/>
+                <w:szCs w:val="24"/>
               </w:rPr>
               <w:t>4. 全班串連時，可能停在可以或不可以，尚未想到比較對象與成立條件。</w:t>
             </w:r>
@@ -1201,8 +1299,10 @@
             </w:pPr>
             <w:r>
               <w:rPr>
-                <w:rFonts w:ascii="標楷體" w:hAnsi="標楷體"/>
-                <w:b w:val="0"/>
+                <w:rFonts w:ascii="新細明體" w:hAnsi="新細明體" w:eastAsia="新細明體" w:cs="新細明體"/>
+                <w:b w:val="0"/>
+                <w:sz w:val="24"/>
+                <w:szCs w:val="24"/>
               </w:rPr>
               <w:t>三、特殊學生特性描述：</w:t>
             </w:r>
@@ -1213,8 +1313,10 @@
             </w:pPr>
             <w:r>
               <w:rPr>
-                <w:rFonts w:ascii="標楷體" w:hAnsi="標楷體"/>
-                <w:b w:val="0"/>
+                <w:rFonts w:ascii="新細明體" w:hAnsi="新細明體" w:eastAsia="新細明體" w:cs="新細明體"/>
+                <w:b w:val="0"/>
+                <w:sz w:val="24"/>
+                <w:szCs w:val="24"/>
               </w:rPr>
               <w:t>〔待補：請指名到組別或學生代號，說明閱讀停滯、思考超前、具潛力及幾乎不發言者。補齊後須同步修改觀課焦點與教師巡走順序。〕</w:t>
             </w:r>
@@ -1225,8 +1327,10 @@
     <w:p>
       <w:r>
         <w:rPr>
-          <w:rFonts w:ascii="標楷體" w:hAnsi="標楷體"/>
+          <w:rFonts w:ascii="新細明體" w:hAnsi="新細明體" w:eastAsia="新細明體" w:cs="新細明體"/>
           <w:b/>
+          <w:sz w:val="24"/>
+          <w:szCs w:val="24"/>
         </w:rPr>
         <w:t>教學設計理據</w:t>
       </w:r>
@@ -1239,9 +1343,9 @@
         <w:tblLayout w:type="fixed"/>
       </w:tblPr>
       <w:tblGrid>
-        <w:gridCol w:w="3489"/>
-        <w:gridCol w:w="3489"/>
-        <w:gridCol w:w="3489"/>
+        <w:gridCol w:w="794"/>
+        <w:gridCol w:w="2041"/>
+        <w:gridCol w:w="7597"/>
       </w:tblGrid>
       <w:tr>
         <w:tc>
@@ -1254,8 +1358,10 @@
             </w:pPr>
             <w:r>
               <w:rPr>
-                <w:rFonts w:ascii="標楷體" w:hAnsi="標楷體"/>
+                <w:rFonts w:ascii="新細明體" w:hAnsi="新細明體" w:eastAsia="新細明體" w:cs="新細明體"/>
                 <w:b/>
+                <w:sz w:val="24"/>
+                <w:szCs w:val="24"/>
               </w:rPr>
               <w:t>類</w:t>
             </w:r>
@@ -1271,8 +1377,10 @@
             </w:pPr>
             <w:r>
               <w:rPr>
-                <w:rFonts w:ascii="標楷體" w:hAnsi="標楷體"/>
+                <w:rFonts w:ascii="新細明體" w:hAnsi="新細明體" w:eastAsia="新細明體" w:cs="新細明體"/>
                 <w:b/>
+                <w:sz w:val="24"/>
+                <w:szCs w:val="24"/>
               </w:rPr>
               <w:t>項目</w:t>
             </w:r>
@@ -1288,8 +1396,10 @@
             </w:pPr>
             <w:r>
               <w:rPr>
-                <w:rFonts w:ascii="標楷體" w:hAnsi="標楷體"/>
+                <w:rFonts w:ascii="新細明體" w:hAnsi="新細明體" w:eastAsia="新細明體" w:cs="新細明體"/>
                 <w:b/>
+                <w:sz w:val="24"/>
+                <w:szCs w:val="24"/>
               </w:rPr>
               <w:t>內容</w:t>
             </w:r>
@@ -1308,8 +1418,10 @@
             </w:pPr>
             <w:r>
               <w:rPr>
-                <w:rFonts w:ascii="標楷體" w:hAnsi="標楷體"/>
-                <w:b w:val="0"/>
+                <w:rFonts w:ascii="新細明體" w:hAnsi="新細明體" w:eastAsia="新細明體" w:cs="新細明體"/>
+                <w:b w:val="0"/>
+                <w:sz w:val="24"/>
+                <w:szCs w:val="24"/>
               </w:rPr>
               <w:t>教師</w:t>
             </w:r>
@@ -1325,8 +1437,10 @@
             </w:pPr>
             <w:r>
               <w:rPr>
-                <w:rFonts w:ascii="標楷體" w:hAnsi="標楷體"/>
-                <w:b w:val="0"/>
+                <w:rFonts w:ascii="新細明體" w:hAnsi="新細明體" w:eastAsia="新細明體" w:cs="新細明體"/>
+                <w:b w:val="0"/>
+                <w:sz w:val="24"/>
+                <w:szCs w:val="24"/>
               </w:rPr>
               <w:t>教學過程的構建</w:t>
             </w:r>
@@ -1342,8 +1456,10 @@
             </w:pPr>
             <w:r>
               <w:rPr>
-                <w:rFonts w:ascii="標楷體" w:hAnsi="標楷體"/>
-                <w:b w:val="0"/>
+                <w:rFonts w:ascii="新細明體" w:hAnsi="新細明體" w:eastAsia="新細明體" w:cs="新細明體"/>
+                <w:b w:val="0"/>
+                <w:sz w:val="24"/>
+                <w:szCs w:val="24"/>
               </w:rPr>
               <w:t>學習路徑為個人圈證據、Pair 核對、四人組建立判準、製作正反並陳的產品標籤、全班串連、個人修正。先讓每人留下初始判斷，才看得見協同後是否發生學習。</w:t>
             </w:r>
@@ -1368,8 +1484,10 @@
             </w:pPr>
             <w:r>
               <w:rPr>
-                <w:rFonts w:ascii="標楷體" w:hAnsi="標楷體"/>
-                <w:b w:val="0"/>
+                <w:rFonts w:ascii="新細明體" w:hAnsi="新細明體" w:eastAsia="新細明體" w:cs="新細明體"/>
+                <w:b w:val="0"/>
+                <w:sz w:val="24"/>
+                <w:szCs w:val="24"/>
               </w:rPr>
               <w:t>師生問題的生成</w:t>
             </w:r>
@@ -1385,8 +1503,10 @@
             </w:pPr>
             <w:r>
               <w:rPr>
-                <w:rFonts w:ascii="標楷體" w:hAnsi="標楷體"/>
-                <w:b w:val="0"/>
+                <w:rFonts w:ascii="新細明體" w:hAnsi="新細明體" w:eastAsia="新細明體" w:cs="新細明體"/>
+                <w:b w:val="0"/>
+                <w:sz w:val="24"/>
+                <w:szCs w:val="24"/>
               </w:rPr>
               <w:t>預想學生會問：可以分解為什麼不能回收？只要比塑膠好就算環保嗎？還是一次性用品也能叫環保嗎？比較貴跟環保有什麼關係？標籤要把缺點都寫出來嗎？教師不立即回答，把問題轉回教材與同儕。</w:t>
             </w:r>
@@ -1411,8 +1531,10 @@
             </w:pPr>
             <w:r>
               <w:rPr>
-                <w:rFonts w:ascii="標楷體" w:hAnsi="標楷體"/>
-                <w:b w:val="0"/>
+                <w:rFonts w:ascii="新細明體" w:hAnsi="新細明體" w:eastAsia="新細明體" w:cs="新細明體"/>
+                <w:b w:val="0"/>
+                <w:sz w:val="24"/>
+                <w:szCs w:val="24"/>
               </w:rPr>
               <w:t>教學活動的開展</w:t>
             </w:r>
@@ -1428,8 +1550,10 @@
             </w:pPr>
             <w:r>
               <w:rPr>
-                <w:rFonts w:ascii="標楷體" w:hAnsi="標楷體"/>
-                <w:b w:val="0"/>
+                <w:rFonts w:ascii="新細明體" w:hAnsi="新細明體" w:eastAsia="新細明體" w:cs="新細明體"/>
+                <w:b w:val="0"/>
+                <w:sz w:val="24"/>
+                <w:szCs w:val="24"/>
               </w:rPr>
               <w:t>依序進行原文圈畫、兩人互證、四人組分類、個人初稿、小組共同標籤、全班立場串連與個人修訂。小組成品須同時保留主張和限制，避免活動退回抄優點。</w:t>
             </w:r>
@@ -1454,8 +1578,10 @@
             </w:pPr>
             <w:r>
               <w:rPr>
-                <w:rFonts w:ascii="標楷體" w:hAnsi="標楷體"/>
-                <w:b w:val="0"/>
+                <w:rFonts w:ascii="新細明體" w:hAnsi="新細明體" w:eastAsia="新細明體" w:cs="新細明體"/>
+                <w:b w:val="0"/>
+                <w:sz w:val="24"/>
+                <w:szCs w:val="24"/>
               </w:rPr>
               <w:t>教學語言的優化</w:t>
             </w:r>
@@ -1471,8 +1597,10 @@
             </w:pPr>
             <w:r>
               <w:rPr>
-                <w:rFonts w:ascii="標楷體" w:hAnsi="標楷體"/>
-                <w:b w:val="0"/>
+                <w:rFonts w:ascii="新細明體" w:hAnsi="新細明體" w:eastAsia="新細明體" w:cs="新細明體"/>
+                <w:b w:val="0"/>
+                <w:sz w:val="24"/>
+                <w:szCs w:val="24"/>
               </w:rPr>
               <w:t>台詞保持短句，不以很好或答對了收回發言權。學生停頓時等待，含糊時請其重說；立場衝突時只追問哪一句資料，細讀學生的筆與修改痕跡。</w:t>
             </w:r>
@@ -1491,8 +1619,10 @@
             </w:pPr>
             <w:r>
               <w:rPr>
-                <w:rFonts w:ascii="標楷體" w:hAnsi="標楷體"/>
-                <w:b w:val="0"/>
+                <w:rFonts w:ascii="新細明體" w:hAnsi="新細明體" w:eastAsia="新細明體" w:cs="新細明體"/>
+                <w:b w:val="0"/>
+                <w:sz w:val="24"/>
+                <w:szCs w:val="24"/>
               </w:rPr>
               <w:t>教材</w:t>
             </w:r>
@@ -1508,8 +1638,10 @@
             </w:pPr>
             <w:r>
               <w:rPr>
-                <w:rFonts w:ascii="標楷體" w:hAnsi="標楷體"/>
-                <w:b w:val="0"/>
+                <w:rFonts w:ascii="新細明體" w:hAnsi="新細明體" w:eastAsia="新細明體" w:cs="新細明體"/>
+                <w:b w:val="0"/>
+                <w:sz w:val="24"/>
+                <w:szCs w:val="24"/>
               </w:rPr>
               <w:t>教具的使用策略</w:t>
             </w:r>
@@ -1525,8 +1657,10 @@
             </w:pPr>
             <w:r>
               <w:rPr>
-                <w:rFonts w:ascii="標楷體" w:hAnsi="標楷體"/>
-                <w:b w:val="0"/>
+                <w:rFonts w:ascii="新細明體" w:hAnsi="新細明體" w:eastAsia="新細明體" w:cs="新細明體"/>
+                <w:b w:val="0"/>
+                <w:sz w:val="24"/>
+                <w:szCs w:val="24"/>
               </w:rPr>
               <w:t>每人一份課本第 32～33 頁影本或原書、一張產品標籤學習單；每組一張 A3 標籤紙與兩色筆。第一色寫初稿，第二色留給聽見他組意見後的修正，讓學習變化可見。</w:t>
             </w:r>
@@ -1551,8 +1685,10 @@
             </w:pPr>
             <w:r>
               <w:rPr>
-                <w:rFonts w:ascii="標楷體" w:hAnsi="標楷體"/>
-                <w:b w:val="0"/>
+                <w:rFonts w:ascii="新細明體" w:hAnsi="新細明體" w:eastAsia="新細明體" w:cs="新細明體"/>
+                <w:b w:val="0"/>
+                <w:sz w:val="24"/>
+                <w:szCs w:val="24"/>
               </w:rPr>
               <w:t>教材的使用價值</w:t>
             </w:r>
@@ -1568,8 +1704,10 @@
             </w:pPr>
             <w:r>
               <w:rPr>
-                <w:rFonts w:ascii="標楷體" w:hAnsi="標楷體"/>
-                <w:b w:val="0"/>
+                <w:rFonts w:ascii="新細明體" w:hAnsi="新細明體" w:eastAsia="新細明體" w:cs="新細明體"/>
+                <w:b w:val="0"/>
+                <w:sz w:val="24"/>
+                <w:szCs w:val="24"/>
               </w:rPr>
               <w:t>甘蔗吸管把臺灣農業材料、全球減塑、企業行銷與消費者判斷放進同一個產品。教材並列優點和限制，能支持多種立場，又要求學生回到相同資料辯護。</w:t>
             </w:r>
@@ -1594,8 +1732,10 @@
             </w:pPr>
             <w:r>
               <w:rPr>
-                <w:rFonts w:ascii="標楷體" w:hAnsi="標楷體"/>
-                <w:b w:val="0"/>
+                <w:rFonts w:ascii="新細明體" w:hAnsi="新細明體" w:eastAsia="新細明體" w:cs="新細明體"/>
+                <w:b w:val="0"/>
+                <w:sz w:val="24"/>
+                <w:szCs w:val="24"/>
               </w:rPr>
               <w:t>教學目標的設計</w:t>
             </w:r>
@@ -1611,8 +1751,10 @@
             </w:pPr>
             <w:r>
               <w:rPr>
-                <w:rFonts w:ascii="標楷體" w:hAnsi="標楷體"/>
-                <w:b w:val="0"/>
+                <w:rFonts w:ascii="新細明體" w:hAnsi="新細明體" w:eastAsia="新細明體" w:cs="新細明體"/>
+                <w:b w:val="0"/>
+                <w:sz w:val="24"/>
+                <w:szCs w:val="24"/>
               </w:rPr>
               <w:t>目標一檢核正反證據是否完整，目標二檢核是否形成不誤導、能修改的判斷。兩項都能從學生圈畫、口語舉證與兩色修改直接觀察，不以背誦環保行動為評量。</w:t>
             </w:r>
@@ -1637,8 +1779,10 @@
             </w:pPr>
             <w:r>
               <w:rPr>
-                <w:rFonts w:ascii="標楷體" w:hAnsi="標楷體"/>
-                <w:b w:val="0"/>
+                <w:rFonts w:ascii="新細明體" w:hAnsi="新細明體" w:eastAsia="新細明體" w:cs="新細明體"/>
+                <w:b w:val="0"/>
+                <w:sz w:val="24"/>
+                <w:szCs w:val="24"/>
               </w:rPr>
               <w:t>學科作業的設計</w:t>
             </w:r>
@@ -1654,8 +1798,10 @@
             </w:pPr>
             <w:r>
               <w:rPr>
-                <w:rFonts w:ascii="標楷體" w:hAnsi="標楷體"/>
-                <w:b w:val="0"/>
+                <w:rFonts w:ascii="新細明體" w:hAnsi="新細明體" w:eastAsia="新細明體" w:cs="新細明體"/>
+                <w:b w:val="0"/>
+                <w:sz w:val="24"/>
+                <w:szCs w:val="24"/>
               </w:rPr>
               <w:t>一人一份學習單含我找到的支持證據、我找到的限制、我的第一版標籤、聽完後我改了什麼。協同時可以借用同儕證據，但每人最後都要寫出自己的修訂理由。</w:t>
             </w:r>
@@ -1674,8 +1820,10 @@
             </w:pPr>
             <w:r>
               <w:rPr>
-                <w:rFonts w:ascii="標楷體" w:hAnsi="標楷體"/>
-                <w:b w:val="0"/>
+                <w:rFonts w:ascii="新細明體" w:hAnsi="新細明體" w:eastAsia="新細明體" w:cs="新細明體"/>
+                <w:b w:val="0"/>
+                <w:sz w:val="24"/>
+                <w:szCs w:val="24"/>
               </w:rPr>
               <w:t>學生</w:t>
             </w:r>
@@ -1691,8 +1839,10 @@
             </w:pPr>
             <w:r>
               <w:rPr>
-                <w:rFonts w:ascii="標楷體" w:hAnsi="標楷體"/>
-                <w:b w:val="0"/>
+                <w:rFonts w:ascii="新細明體" w:hAnsi="新細明體" w:eastAsia="新細明體" w:cs="新細明體"/>
+                <w:b w:val="0"/>
+                <w:sz w:val="24"/>
+                <w:szCs w:val="24"/>
               </w:rPr>
               <w:t>學生的心智水平</w:t>
             </w:r>
@@ -1708,8 +1858,10 @@
             </w:pPr>
             <w:r>
               <w:rPr>
-                <w:rFonts w:ascii="標楷體" w:hAnsi="標楷體"/>
-                <w:b w:val="0"/>
+                <w:rFonts w:ascii="新細明體" w:hAnsi="新細明體" w:eastAsia="新細明體" w:cs="新細明體"/>
+                <w:b w:val="0"/>
+                <w:sz w:val="24"/>
+                <w:szCs w:val="24"/>
               </w:rPr>
               <w:t>〔暫定前提，待校對〕學生已讀過第一課第 14～23 頁，能說出價格、品質、需求及友善環境會影響消費選擇；尚未確定能否區分較環保與完全環保，本節將用初稿診斷。</w:t>
             </w:r>
@@ -1734,8 +1886,10 @@
             </w:pPr>
             <w:r>
               <w:rPr>
-                <w:rFonts w:ascii="標楷體" w:hAnsi="標楷體"/>
-                <w:b w:val="0"/>
+                <w:rFonts w:ascii="新細明體" w:hAnsi="新細明體" w:eastAsia="新細明體" w:cs="新細明體"/>
+                <w:b w:val="0"/>
+                <w:sz w:val="24"/>
+                <w:szCs w:val="24"/>
               </w:rPr>
               <w:t>學習方式的選擇</w:t>
             </w:r>
@@ -1751,8 +1905,10 @@
             </w:pPr>
             <w:r>
               <w:rPr>
-                <w:rFonts w:ascii="標楷體" w:hAnsi="標楷體"/>
-                <w:b w:val="0"/>
+                <w:rFonts w:ascii="新細明體" w:hAnsi="新細明體" w:eastAsia="新細明體" w:cs="新細明體"/>
+                <w:b w:val="0"/>
+                <w:sz w:val="24"/>
+                <w:szCs w:val="24"/>
               </w:rPr>
               <w:t>採個人、Pair、四人組、全班、個人的順序。個人先寫避免跟隨，Pair 讓閱讀停滯者能低風險求助，四人組容納衝突，全班串連差異，最後回到個人判斷。</w:t>
             </w:r>
@@ -1771,8 +1927,10 @@
             </w:pPr>
             <w:r>
               <w:rPr>
-                <w:rFonts w:ascii="標楷體" w:hAnsi="標楷體"/>
-                <w:b w:val="0"/>
+                <w:rFonts w:ascii="新細明體" w:hAnsi="新細明體" w:eastAsia="新細明體" w:cs="新細明體"/>
+                <w:b w:val="0"/>
+                <w:sz w:val="24"/>
+                <w:szCs w:val="24"/>
               </w:rPr>
               <w:t>環境</w:t>
             </w:r>
@@ -1788,8 +1946,10 @@
             </w:pPr>
             <w:r>
               <w:rPr>
-                <w:rFonts w:ascii="標楷體" w:hAnsi="標楷體"/>
-                <w:b w:val="0"/>
+                <w:rFonts w:ascii="新細明體" w:hAnsi="新細明體" w:eastAsia="新細明體" w:cs="新細明體"/>
+                <w:b w:val="0"/>
+                <w:sz w:val="24"/>
+                <w:szCs w:val="24"/>
               </w:rPr>
               <w:t>教學情景的創設</w:t>
             </w:r>
@@ -1805,8 +1965,10 @@
             </w:pPr>
             <w:r>
               <w:rPr>
-                <w:rFonts w:ascii="標楷體" w:hAnsi="標楷體"/>
-                <w:b w:val="0"/>
+                <w:rFonts w:ascii="新細明體" w:hAnsi="新細明體" w:eastAsia="新細明體" w:cs="新細明體"/>
+                <w:b w:val="0"/>
+                <w:sz w:val="24"/>
+                <w:szCs w:val="24"/>
               </w:rPr>
               <w:t>〔暫定，待校對〕採四人組座位，每人都能看見組員學習單，黑板分為可以、不可以、有條件三區貼作品。若現場座位不同，仍須保留 Pair 與四人協同動線。</w:t>
             </w:r>
@@ -1831,8 +1993,10 @@
             </w:pPr>
             <w:r>
               <w:rPr>
-                <w:rFonts w:ascii="標楷體" w:hAnsi="標楷體"/>
-                <w:b w:val="0"/>
+                <w:rFonts w:ascii="新細明體" w:hAnsi="新細明體" w:eastAsia="新細明體" w:cs="新細明體"/>
+                <w:b w:val="0"/>
+                <w:sz w:val="24"/>
+                <w:szCs w:val="24"/>
               </w:rPr>
               <w:t>課程資源的開發</w:t>
             </w:r>
@@ -1848,8 +2012,10 @@
             </w:pPr>
             <w:r>
               <w:rPr>
-                <w:rFonts w:ascii="標楷體" w:hAnsi="標楷體"/>
-                <w:b w:val="0"/>
+                <w:rFonts w:ascii="新細明體" w:hAnsi="新細明體" w:eastAsia="新細明體" w:cs="新細明體"/>
+                <w:b w:val="0"/>
+                <w:sz w:val="24"/>
+                <w:szCs w:val="24"/>
               </w:rPr>
               <w:t>主材料只用翰林課本第 32～33 頁與產品標籤學習單，不另加網路資料干擾證據邊界。全班分享中才把三種立場並置，作為二度衝突，不由教師另投答案型資料。</w:t>
             </w:r>
@@ -1863,6 +2029,11 @@
         <w:widowControl/>
       </w:pPr>
       <w:r>
+        <w:rPr>
+          <w:rFonts w:ascii="新細明體" w:hAnsi="新細明體" w:eastAsia="新細明體" w:cs="新細明體"/>
+          <w:sz w:val="24"/>
+          <w:szCs w:val="24"/>
+        </w:rPr>
         <w:br w:type="page"/>
       </w:r>
     </w:p>
@@ -1898,8 +2069,10 @@
             </w:pPr>
             <w:r>
               <w:rPr>
-                <w:rFonts w:ascii="標楷體" w:hAnsi="標楷體"/>
+                <w:rFonts w:ascii="新細明體" w:hAnsi="新細明體" w:eastAsia="新細明體" w:cs="新細明體"/>
                 <w:b/>
+                <w:sz w:val="24"/>
+                <w:szCs w:val="24"/>
               </w:rPr>
               <w:t>各節次學習活動設計的重點（本次公開課節次待補）</w:t>
             </w:r>
@@ -1908,7 +2081,7 @@
       </w:tr>
       <w:tr>
         <w:trPr>
-          <w:trHeight w:val="7338"/>
+          <w:trHeight w:val="2608"/>
         </w:trPr>
         <w:tc>
           <w:tcPr>
@@ -1929,8 +2102,10 @@
             </w:pPr>
             <w:r>
               <w:rPr>
-                <w:rFonts w:ascii="標楷體" w:hAnsi="標楷體"/>
-                <w:b w:val="0"/>
+                <w:rFonts w:ascii="新細明體" w:hAnsi="新細明體" w:eastAsia="新細明體" w:cs="新細明體"/>
+                <w:b w:val="0"/>
+                <w:sz w:val="24"/>
+                <w:szCs w:val="24"/>
               </w:rPr>
               <w:t>〔待補：本單元總節數與本節確切節次。〕本稿暫按第一課統整延伸節設計，並以學生已完成第 14～23 頁、知道消費因素與友善環境行動為前提；因此不再列舉環保做法，也不重做課本的優缺點整理，而把 40 分鐘集中在環保名稱的判準、證據與責任。</w:t>
             </w:r>
@@ -1972,17 +2147,55 @@
             </w:pPr>
             <w:r>
               <w:rPr>
+                <w:rFonts w:ascii="新細明體" w:hAnsi="新細明體" w:eastAsia="新細明體" w:cs="新細明體"/>
+                <w:b/>
+                <w:color w:val="000000" w:themeColor="text1"/>
+                <w:sz w:val="24"/>
+                <w:szCs w:val="24"/>
+              </w:rPr>
+              <w:t>流程</w:t>
+            </w:r>
+          </w:p>
+        </w:tc>
+        <w:tc>
+          <w:tcPr>
+            <w:tcW w:w="2542" w:type="pct"/>
+            <w:vAlign w:val="center"/>
+          </w:tcPr>
+          <w:p>
+            <w:pPr>
+              <w:jc w:val="both"/>
+              <w:rPr>
                 <w:rFonts w:ascii="標楷體" w:eastAsia="標楷體" w:hAnsi="標楷體"/>
                 <w:b/>
                 <w:color w:val="000000" w:themeColor="text1"/>
               </w:rPr>
-              <w:t>流程</w:t>
-            </w:r>
-          </w:p>
-        </w:tc>
-        <w:tc>
-          <w:tcPr>
-            <w:tcW w:w="2542" w:type="pct"/>
+            </w:pPr>
+            <w:r>
+              <w:rPr>
+                <w:rFonts w:ascii="新細明體" w:hAnsi="新細明體" w:eastAsia="新細明體" w:cs="新細明體"/>
+                <w:b/>
+                <w:color w:val="000000" w:themeColor="text1"/>
+                <w:sz w:val="24"/>
+                <w:szCs w:val="24"/>
+              </w:rPr>
+              <w:t>教學活動</w:t>
+            </w:r>
+            <w:r>
+              <w:rPr>
+                <w:rFonts w:ascii="新細明體" w:hAnsi="新細明體" w:eastAsia="新細明體" w:cs="新細明體"/>
+                <w:b/>
+                <w:color w:val="000000" w:themeColor="text1"/>
+                <w:sz w:val="24"/>
+                <w:szCs w:val="24"/>
+              </w:rPr>
+              <w:t>內容</w:t>
+            </w:r>
+          </w:p>
+        </w:tc>
+        <w:tc>
+          <w:tcPr>
+            <w:tcW w:w="1538" w:type="pct"/>
             <w:vAlign w:val="center"/>
           </w:tcPr>
           <w:p>
@@ -1996,73 +2209,45 @@
             </w:pPr>
             <w:r>
               <w:rPr>
-                <w:rFonts w:ascii="標楷體" w:eastAsia="標楷體" w:hAnsi="標楷體" w:hint="eastAsia"/>
-                <w:b/>
-                <w:color w:val="000000" w:themeColor="text1"/>
-              </w:rPr>
-              <w:t>教學活動</w:t>
-            </w:r>
-            <w:r>
+                <w:rFonts w:ascii="新細明體" w:hAnsi="新細明體" w:eastAsia="新細明體" w:cs="新細明體"/>
+                <w:color w:val="000000" w:themeColor="text1"/>
+                <w:sz w:val="24"/>
+                <w:szCs w:val="24"/>
+              </w:rPr>
+              <w:t>教師支援</w:t>
+            </w:r>
+            <w:r>
+              <w:rPr>
+                <w:rFonts w:ascii="新細明體" w:hAnsi="新細明體" w:eastAsia="新細明體" w:cs="新細明體"/>
+                <w:color w:val="000000" w:themeColor="text1"/>
+                <w:sz w:val="24"/>
+                <w:szCs w:val="24"/>
+              </w:rPr>
+              <w:t>、學習引導</w:t>
+            </w:r>
+          </w:p>
+        </w:tc>
+        <w:tc>
+          <w:tcPr>
+            <w:tcW w:w="387" w:type="pct"/>
+            <w:vAlign w:val="center"/>
+          </w:tcPr>
+          <w:p>
+            <w:pPr>
+              <w:jc w:val="center"/>
               <w:rPr>
                 <w:rFonts w:ascii="標楷體" w:eastAsia="標楷體" w:hAnsi="標楷體"/>
                 <w:b/>
                 <w:color w:val="000000" w:themeColor="text1"/>
               </w:rPr>
-              <w:t>內容</w:t>
-            </w:r>
-          </w:p>
-        </w:tc>
-        <w:tc>
-          <w:tcPr>
-            <w:tcW w:w="1538" w:type="pct"/>
-            <w:vAlign w:val="center"/>
-          </w:tcPr>
-          <w:p>
-            <w:pPr>
-              <w:jc w:val="both"/>
-              <w:rPr>
-                <w:rFonts w:ascii="標楷體" w:eastAsia="標楷體" w:hAnsi="標楷體"/>
+            </w:pPr>
+            <w:r>
+              <w:rPr>
+                <w:rFonts w:ascii="新細明體" w:hAnsi="新細明體" w:eastAsia="新細明體" w:cs="新細明體"/>
                 <w:b/>
                 <w:color w:val="000000" w:themeColor="text1"/>
-              </w:rPr>
-            </w:pPr>
-            <w:r>
-              <w:rPr>
-                <w:rFonts w:eastAsia="標楷體" w:hAnsi="標楷體"/>
-                <w:color w:val="000000" w:themeColor="text1"/>
-                <w:szCs w:val="24"/>
-              </w:rPr>
-              <w:t>教師支援</w:t>
-            </w:r>
-            <w:r>
-              <w:rPr>
-                <w:rFonts w:eastAsia="標楷體" w:hAnsi="標楷體" w:hint="eastAsia"/>
-                <w:color w:val="000000" w:themeColor="text1"/>
-                <w:szCs w:val="24"/>
-              </w:rPr>
-              <w:t>、學習引導</w:t>
-            </w:r>
-          </w:p>
-        </w:tc>
-        <w:tc>
-          <w:tcPr>
-            <w:tcW w:w="387" w:type="pct"/>
-            <w:vAlign w:val="center"/>
-          </w:tcPr>
-          <w:p>
-            <w:pPr>
-              <w:jc w:val="center"/>
-              <w:rPr>
-                <w:rFonts w:ascii="標楷體" w:eastAsia="標楷體" w:hAnsi="標楷體"/>
-                <w:b/>
-                <w:color w:val="000000" w:themeColor="text1"/>
-              </w:rPr>
-            </w:pPr>
-            <w:r>
-              <w:rPr>
-                <w:rFonts w:ascii="標楷體" w:eastAsia="標楷體" w:hAnsi="標楷體"/>
-                <w:b/>
-                <w:color w:val="000000" w:themeColor="text1"/>
+                <w:sz w:val="24"/>
+                <w:szCs w:val="24"/>
               </w:rPr>
               <w:t>時間</w:t>
             </w:r>
@@ -2089,8 +2274,10 @@
             </w:pPr>
             <w:r>
               <w:rPr>
-                <w:rFonts w:ascii="標楷體" w:hAnsi="標楷體"/>
+                <w:rFonts w:ascii="新細明體" w:hAnsi="新細明體" w:eastAsia="新細明體" w:cs="新細明體"/>
                 <w:b/>
+                <w:sz w:val="24"/>
+                <w:szCs w:val="24"/>
               </w:rPr>
               <w:t>導入與發現</w:t>
             </w:r>
@@ -2101,8 +2288,10 @@
             </w:pPr>
             <w:r>
               <w:rPr>
-                <w:rFonts w:ascii="標楷體" w:hAnsi="標楷體"/>
+                <w:rFonts w:ascii="新細明體" w:hAnsi="新細明體" w:eastAsia="新細明體" w:cs="新細明體"/>
                 <w:b/>
+                <w:sz w:val="24"/>
+                <w:szCs w:val="24"/>
               </w:rPr>
               <w:t>（傾聽）</w:t>
             </w:r>
@@ -2127,8 +2316,10 @@
             </w:pPr>
             <w:r>
               <w:rPr>
-                <w:rFonts w:ascii="標楷體" w:hAnsi="標楷體"/>
-                <w:b w:val="0"/>
+                <w:rFonts w:ascii="新細明體" w:hAnsi="新細明體" w:eastAsia="新細明體" w:cs="新細明體"/>
+                <w:b w:val="0"/>
+                <w:sz w:val="24"/>
+                <w:szCs w:val="24"/>
               </w:rPr>
               <w:t>1. 各自觀看甘蔗吸管圖片，勾選可以、不可以或還不確定，寫一句直覺理由（2 分）。</w:t>
             </w:r>
@@ -2139,8 +2330,10 @@
             </w:pPr>
             <w:r>
               <w:rPr>
-                <w:rFonts w:ascii="標楷體" w:hAnsi="標楷體"/>
-                <w:b w:val="0"/>
+                <w:rFonts w:ascii="新細明體" w:hAnsi="新細明體" w:eastAsia="新細明體" w:cs="新細明體"/>
+                <w:b w:val="0"/>
+                <w:sz w:val="24"/>
+                <w:szCs w:val="24"/>
               </w:rPr>
               <w:t>2. 各自閱讀並圈出第 32～33 頁一項支持證據與一項限制（3 分）。</w:t>
             </w:r>
@@ -2151,8 +2344,10 @@
             </w:pPr>
             <w:r>
               <w:rPr>
-                <w:rFonts w:ascii="標楷體" w:hAnsi="標楷體"/>
-                <w:b w:val="0"/>
+                <w:rFonts w:ascii="新細明體" w:hAnsi="新細明體" w:eastAsia="新細明體" w:cs="新細明體"/>
+                <w:b w:val="0"/>
+                <w:sz w:val="24"/>
+                <w:szCs w:val="24"/>
               </w:rPr>
               <w:t>3. 與旁邊同學交換核對：指出證據在第幾頁哪一句，再補圈一處自己漏看的資料（2 分）。</w:t>
             </w:r>
@@ -2163,8 +2358,10 @@
             </w:pPr>
             <w:r>
               <w:rPr>
-                <w:rFonts w:ascii="標楷體" w:hAnsi="標楷體"/>
-                <w:b w:val="0"/>
+                <w:rFonts w:ascii="新細明體" w:hAnsi="新細明體" w:eastAsia="新細明體" w:cs="新細明體"/>
+                <w:b w:val="0"/>
+                <w:sz w:val="24"/>
+                <w:szCs w:val="24"/>
               </w:rPr>
               <w:t>4. 四人組快速分類：把資料分成材料、使用、丟棄後，找出最矛盾的一組資料（3 分）。</w:t>
             </w:r>
@@ -2185,8 +2382,10 @@
             </w:pPr>
             <w:r>
               <w:rPr>
-                <w:rFonts w:ascii="標楷體" w:hAnsi="標楷體"/>
-                <w:b w:val="0"/>
+                <w:rFonts w:ascii="新細明體" w:hAnsi="新細明體" w:eastAsia="新細明體" w:cs="新細明體"/>
+                <w:b w:val="0"/>
+                <w:sz w:val="24"/>
+                <w:szCs w:val="24"/>
               </w:rPr>
               <w:t>先不解釋環保定義，觀察誰只看圖片、誰圈到第 33 頁限制，記下兩種學生作為後段串連對象。</w:t>
             </w:r>
@@ -2197,8 +2396,10 @@
             </w:pPr>
             <w:r>
               <w:rPr>
-                <w:rFonts w:ascii="標楷體" w:hAnsi="標楷體"/>
-                <w:b w:val="0"/>
+                <w:rFonts w:ascii="新細明體" w:hAnsi="新細明體" w:eastAsia="新細明體" w:cs="新細明體"/>
+                <w:b w:val="0"/>
+                <w:sz w:val="24"/>
+                <w:szCs w:val="24"/>
               </w:rPr>
               <w:t>【反問】「你自己的看法呢？」</w:t>
             </w:r>
@@ -2209,8 +2410,10 @@
             </w:pPr>
             <w:r>
               <w:rPr>
-                <w:rFonts w:ascii="標楷體" w:hAnsi="標楷體"/>
-                <w:b w:val="0"/>
+                <w:rFonts w:ascii="新細明體" w:hAnsi="新細明體" w:eastAsia="新細明體" w:cs="新細明體"/>
+                <w:b w:val="0"/>
+                <w:sz w:val="24"/>
+                <w:szCs w:val="24"/>
               </w:rPr>
               <w:t>【提示】「先圈原文。」</w:t>
             </w:r>
@@ -2221,8 +2424,10 @@
             </w:pPr>
             <w:r>
               <w:rPr>
-                <w:rFonts w:ascii="標楷體" w:hAnsi="標楷體"/>
-                <w:b w:val="0"/>
+                <w:rFonts w:ascii="新細明體" w:hAnsi="新細明體" w:eastAsia="新細明體" w:cs="新細明體"/>
+                <w:b w:val="0"/>
+                <w:sz w:val="24"/>
+                <w:szCs w:val="24"/>
               </w:rPr>
               <w:t>【釐清】「再一次，哪一句？」</w:t>
             </w:r>
@@ -2233,8 +2438,10 @@
             </w:pPr>
             <w:r>
               <w:rPr>
-                <w:rFonts w:ascii="標楷體" w:hAnsi="標楷體"/>
-                <w:b w:val="0"/>
+                <w:rFonts w:ascii="新細明體" w:hAnsi="新細明體" w:eastAsia="新細明體" w:cs="新細明體"/>
+                <w:b w:val="0"/>
+                <w:sz w:val="24"/>
+                <w:szCs w:val="24"/>
               </w:rPr>
               <w:t>Pair 開始後，觀察閱讀停滯者能否借助同儕定位原文，作為下一段巡走優先順序。</w:t>
             </w:r>
@@ -2256,8 +2463,10 @@
             </w:pPr>
             <w:r>
               <w:rPr>
-                <w:rFonts w:ascii="標楷體" w:hAnsi="標楷體"/>
+                <w:rFonts w:ascii="新細明體" w:hAnsi="新細明體" w:eastAsia="新細明體" w:cs="新細明體"/>
                 <w:b/>
+                <w:sz w:val="24"/>
+                <w:szCs w:val="24"/>
               </w:rPr>
               <w:t>10 分</w:t>
             </w:r>
@@ -2284,8 +2493,10 @@
             </w:pPr>
             <w:r>
               <w:rPr>
-                <w:rFonts w:ascii="標楷體" w:hAnsi="標楷體"/>
+                <w:rFonts w:ascii="新細明體" w:hAnsi="新細明體" w:eastAsia="新細明體" w:cs="新細明體"/>
                 <w:b/>
+                <w:sz w:val="24"/>
+                <w:szCs w:val="24"/>
               </w:rPr>
               <w:t>探究與深化</w:t>
             </w:r>
@@ -2296,8 +2507,10 @@
             </w:pPr>
             <w:r>
               <w:rPr>
-                <w:rFonts w:ascii="標楷體" w:hAnsi="標楷體"/>
+                <w:rFonts w:ascii="新細明體" w:hAnsi="新細明體" w:eastAsia="新細明體" w:cs="新細明體"/>
                 <w:b/>
+                <w:sz w:val="24"/>
+                <w:szCs w:val="24"/>
               </w:rPr>
               <w:t>（串連）</w:t>
             </w:r>
@@ -2319,8 +2532,10 @@
             </w:pPr>
             <w:r>
               <w:rPr>
-                <w:rFonts w:ascii="標楷體" w:hAnsi="標楷體"/>
-                <w:b w:val="0"/>
+                <w:rFonts w:ascii="新細明體" w:hAnsi="新細明體" w:eastAsia="新細明體" w:cs="新細明體"/>
+                <w:b w:val="0"/>
+                <w:sz w:val="24"/>
+                <w:szCs w:val="24"/>
               </w:rPr>
               <w:t>1. 各自完成產品標籤初稿：正面一句主張、背面兩項限制，並標出引用頁碼（4 分）。</w:t>
             </w:r>
@@ -2331,8 +2546,10 @@
             </w:pPr>
             <w:r>
               <w:rPr>
-                <w:rFonts w:ascii="標楷體" w:hAnsi="標楷體"/>
-                <w:b w:val="0"/>
+                <w:rFonts w:ascii="新細明體" w:hAnsi="新細明體" w:eastAsia="新細明體" w:cs="新細明體"/>
+                <w:b w:val="0"/>
+                <w:sz w:val="24"/>
+                <w:szCs w:val="24"/>
               </w:rPr>
               <w:t>2. 輪流讀出自己的標籤；每人先說我聽到上一位用了哪項證據，再說自己的不同處（6 分）。</w:t>
             </w:r>
@@ -2343,8 +2560,10 @@
             </w:pPr>
             <w:r>
               <w:rPr>
-                <w:rFonts w:ascii="標楷體" w:hAnsi="標楷體"/>
-                <w:b w:val="0"/>
+                <w:rFonts w:ascii="新細明體" w:hAnsi="新細明體" w:eastAsia="新細明體" w:cs="新細明體"/>
+                <w:b w:val="0"/>
+                <w:sz w:val="24"/>
+                <w:szCs w:val="24"/>
               </w:rPr>
               <w:t>3. 共同製作一張 A3 標籤：決定能否使用環保一詞；若使用，須寫清比較對象或成立條件；背面保留兩項限制（7 分）。</w:t>
             </w:r>
@@ -2355,8 +2574,10 @@
             </w:pPr>
             <w:r>
               <w:rPr>
-                <w:rFonts w:ascii="標楷體" w:hAnsi="標楷體"/>
-                <w:b w:val="0"/>
+                <w:rFonts w:ascii="新細明體" w:hAnsi="新細明體" w:eastAsia="新細明體" w:cs="新細明體"/>
+                <w:b w:val="0"/>
+                <w:sz w:val="24"/>
+                <w:szCs w:val="24"/>
               </w:rPr>
               <w:t>4. 選出並練習 30 秒辯護：我們主張……，依據是……；但它仍有……限制（3 分）。</w:t>
             </w:r>
@@ -2377,8 +2598,10 @@
             </w:pPr>
             <w:r>
               <w:rPr>
-                <w:rFonts w:ascii="標楷體" w:hAnsi="標楷體"/>
-                <w:b w:val="0"/>
+                <w:rFonts w:ascii="新細明體" w:hAnsi="新細明體" w:eastAsia="新細明體" w:cs="新細明體"/>
+                <w:b w:val="0"/>
+                <w:sz w:val="24"/>
+                <w:szCs w:val="24"/>
               </w:rPr>
               <w:t>巡走傾聽可以、不可以、有條件三種立場，記下有代表性的原句及作品張數，供全班分享排序；不在組內裁決結論。</w:t>
             </w:r>
@@ -2389,8 +2612,10 @@
             </w:pPr>
             <w:r>
               <w:rPr>
-                <w:rFonts w:ascii="標楷體" w:hAnsi="標楷體"/>
-                <w:b w:val="0"/>
+                <w:rFonts w:ascii="新細明體" w:hAnsi="新細明體" w:eastAsia="新細明體" w:cs="新細明體"/>
+                <w:b w:val="0"/>
+                <w:sz w:val="24"/>
+                <w:szCs w:val="24"/>
               </w:rPr>
               <w:t>【轉問】「你聽見他用哪項證據？」</w:t>
             </w:r>
@@ -2401,8 +2626,10 @@
             </w:pPr>
             <w:r>
               <w:rPr>
-                <w:rFonts w:ascii="標楷體" w:hAnsi="標楷體"/>
-                <w:b w:val="0"/>
+                <w:rFonts w:ascii="新細明體" w:hAnsi="新細明體" w:eastAsia="新細明體" w:cs="新細明體"/>
+                <w:b w:val="0"/>
+                <w:sz w:val="24"/>
+                <w:szCs w:val="24"/>
               </w:rPr>
               <w:t>【深究】「那它的限制呢？」</w:t>
             </w:r>
@@ -2413,8 +2640,10 @@
             </w:pPr>
             <w:r>
               <w:rPr>
-                <w:rFonts w:ascii="標楷體" w:hAnsi="標楷體"/>
-                <w:b w:val="0"/>
+                <w:rFonts w:ascii="新細明體" w:hAnsi="新細明體" w:eastAsia="新細明體" w:cs="新細明體"/>
+                <w:b w:val="0"/>
+                <w:sz w:val="24"/>
+                <w:szCs w:val="24"/>
               </w:rPr>
               <w:t>【提示】「回到第 33 頁。」</w:t>
             </w:r>
@@ -2425,8 +2654,10 @@
             </w:pPr>
             <w:r>
               <w:rPr>
-                <w:rFonts w:ascii="標楷體" w:hAnsi="標楷體"/>
-                <w:b w:val="0"/>
+                <w:rFonts w:ascii="新細明體" w:hAnsi="新細明體" w:eastAsia="新細明體" w:cs="新細明體"/>
+                <w:b w:val="0"/>
+                <w:sz w:val="24"/>
+                <w:szCs w:val="24"/>
               </w:rPr>
               <w:t>【釐清】「比較環保是跟誰比？」</w:t>
             </w:r>
@@ -2437,8 +2668,10 @@
             </w:pPr>
             <w:r>
               <w:rPr>
-                <w:rFonts w:ascii="標楷體" w:hAnsi="標楷體"/>
-                <w:b w:val="0"/>
+                <w:rFonts w:ascii="新細明體" w:hAnsi="新細明體" w:eastAsia="新細明體" w:cs="新細明體"/>
+                <w:b w:val="0"/>
+                <w:sz w:val="24"/>
+                <w:szCs w:val="24"/>
               </w:rPr>
               <w:t>發現單一學生包辦時：【轉問】「這句是大家的意思嗎？」</w:t>
             </w:r>
@@ -2459,8 +2692,10 @@
             </w:pPr>
             <w:r>
               <w:rPr>
-                <w:rFonts w:ascii="標楷體" w:hAnsi="標楷體"/>
+                <w:rFonts w:ascii="新細明體" w:hAnsi="新細明體" w:eastAsia="新細明體" w:cs="新細明體"/>
                 <w:b/>
+                <w:sz w:val="24"/>
+                <w:szCs w:val="24"/>
               </w:rPr>
               <w:t>20 分</w:t>
             </w:r>
@@ -2487,8 +2722,10 @@
             </w:pPr>
             <w:r>
               <w:rPr>
-                <w:rFonts w:ascii="標楷體" w:hAnsi="標楷體"/>
+                <w:rFonts w:ascii="新細明體" w:hAnsi="新細明體" w:eastAsia="新細明體" w:cs="新細明體"/>
                 <w:b/>
+                <w:sz w:val="24"/>
+                <w:szCs w:val="24"/>
               </w:rPr>
               <w:t>挑戰與聚斂</w:t>
             </w:r>
@@ -2499,8 +2736,10 @@
             </w:pPr>
             <w:r>
               <w:rPr>
-                <w:rFonts w:ascii="標楷體" w:hAnsi="標楷體"/>
+                <w:rFonts w:ascii="新細明體" w:hAnsi="新細明體" w:eastAsia="新細明體" w:cs="新細明體"/>
                 <w:b/>
+                <w:sz w:val="24"/>
+                <w:szCs w:val="24"/>
               </w:rPr>
               <w:t>（串連＋回歸）</w:t>
             </w:r>
@@ -2524,8 +2763,10 @@
             </w:pPr>
             <w:r>
               <w:rPr>
-                <w:rFonts w:ascii="標楷體" w:hAnsi="標楷體"/>
-                <w:b w:val="0"/>
+                <w:rFonts w:ascii="新細明體" w:hAnsi="新細明體" w:eastAsia="新細明體" w:cs="新細明體"/>
+                <w:b w:val="0"/>
+                <w:sz w:val="24"/>
+                <w:szCs w:val="24"/>
               </w:rPr>
               <w:t>1. 聆聽並比較可以、不可以、有條件三種代表作品；其餘學生記下最想帶走的一項證據（5 分）。</w:t>
             </w:r>
@@ -2536,8 +2777,10 @@
             </w:pPr>
             <w:r>
               <w:rPr>
-                <w:rFonts w:ascii="標楷體" w:hAnsi="標楷體"/>
-                <w:b w:val="0"/>
+                <w:rFonts w:ascii="新細明體" w:hAnsi="新細明體" w:eastAsia="新細明體" w:cs="新細明體"/>
+                <w:b w:val="0"/>
+                <w:sz w:val="24"/>
+                <w:szCs w:val="24"/>
               </w:rPr>
               <w:t>2. 全班找出哪些標籤可能誤導消費者；發言者須指出作品文字與教材依據，原組可以補充或修正（3 分）。</w:t>
             </w:r>
@@ -2548,8 +2791,10 @@
             </w:pPr>
             <w:r>
               <w:rPr>
-                <w:rFonts w:ascii="標楷體" w:hAnsi="標楷體"/>
-                <w:b w:val="0"/>
+                <w:rFonts w:ascii="新細明體" w:hAnsi="新細明體" w:eastAsia="新細明體" w:cs="新細明體"/>
+                <w:b w:val="0"/>
+                <w:sz w:val="24"/>
+                <w:szCs w:val="24"/>
               </w:rPr>
               <w:t>3. 各自用第二色修訂或保留原案，完成我改或不改，因為……（2 分）。</w:t>
             </w:r>
@@ -2570,8 +2815,10 @@
             </w:pPr>
             <w:r>
               <w:rPr>
-                <w:rFonts w:ascii="標楷體" w:hAnsi="標楷體"/>
-                <w:b w:val="0"/>
+                <w:rFonts w:ascii="新細明體" w:hAnsi="新細明體" w:eastAsia="新細明體" w:cs="新細明體"/>
+                <w:b w:val="0"/>
+                <w:sz w:val="24"/>
+                <w:szCs w:val="24"/>
               </w:rPr>
               <w:t>依巡走紀錄刻意串連不同立場；觀察哪些學生在聽見限制後由絕對語句改為條件語句，記下改變時刻。</w:t>
             </w:r>
@@ -2582,44 +2829,94 @@
             </w:pPr>
             <w:r>
               <w:rPr>
-                <w:rFonts w:ascii="標楷體" w:hAnsi="標楷體"/>
-                <w:b w:val="0"/>
-              </w:rPr>
-              <w:t>【轉引】「這是可以。還有不同的？」</w:t>
-            </w:r>
-          </w:p>
-          <w:p>
-            <w:pPr>
-              <w:spacing w:after="0"/>
-            </w:pPr>
-            <w:r>
-              <w:rPr>
-                <w:rFonts w:ascii="標楷體" w:hAnsi="標楷體"/>
-                <w:b w:val="0"/>
-              </w:rPr>
-              <w:t>【轉問】「誰能先重述他的理由？」</w:t>
-            </w:r>
-          </w:p>
-          <w:p>
-            <w:pPr>
-              <w:spacing w:after="0"/>
-            </w:pPr>
-            <w:r>
-              <w:rPr>
-                <w:rFonts w:ascii="標楷體" w:hAnsi="標楷體"/>
-                <w:b w:val="0"/>
-              </w:rPr>
-              <w:t>【深究】「哪個字可能讓人誤會？」</w:t>
-            </w:r>
-          </w:p>
-          <w:p>
-            <w:pPr>
-              <w:spacing w:after="0"/>
-            </w:pPr>
-            <w:r>
-              <w:rPr>
-                <w:rFonts w:ascii="標楷體" w:hAnsi="標楷體"/>
-                <w:b w:val="0"/>
+                <w:rFonts w:ascii="新細明體" w:hAnsi="新細明體" w:eastAsia="新細明體" w:cs="新細明體"/>
+                <w:b w:val="0"/>
+                <w:sz w:val="24"/>
+                <w:szCs w:val="24"/>
+              </w:rPr>
+              <w:t>【轉引】串連進程（三組，見附錄二 A）：</w:t>
+            </w:r>
+          </w:p>
+          <w:p>
+            <w:pPr>
+              <w:spacing w:after="0"/>
+            </w:pPr>
+            <w:r>
+              <w:rPr>
+                <w:rFonts w:ascii="新細明體" w:hAnsi="新細明體" w:eastAsia="新細明體" w:cs="新細明體"/>
+                <w:b w:val="0"/>
+                <w:sz w:val="24"/>
+                <w:szCs w:val="24"/>
+              </w:rPr>
+              <w:t>生1（可以）「第 32 頁甘蔗渣做的」→「還有不同的？」→ 生2（不可以）「第 33 頁不能回收」→「多了一種。還有嗎？」→ 生3（有條件）「比塑膠環保，背面寫不能回收」→ 收束：「三張都用了 32 或 33 頁。哪一張消費者看了可能誤會？」</w:t>
+            </w:r>
+          </w:p>
+          <w:p>
+            <w:pPr>
+              <w:spacing w:after="0"/>
+            </w:pPr>
+            <w:r>
+              <w:rPr>
+                <w:rFonts w:ascii="新細明體" w:hAnsi="新細明體" w:eastAsia="新細明體" w:cs="新細明體"/>
+                <w:b w:val="0"/>
+                <w:sz w:val="24"/>
+                <w:szCs w:val="24"/>
+              </w:rPr>
+              <w:t>【轉問】串連進程（三位，見附錄二 B）：</w:t>
+            </w:r>
+          </w:p>
+          <w:p>
+            <w:pPr>
+              <w:spacing w:after="0"/>
+            </w:pPr>
+            <w:r>
+              <w:rPr>
+                <w:rFonts w:ascii="新細明體" w:hAnsi="新細明體" w:eastAsia="新細明體" w:cs="新細明體"/>
+                <w:b w:val="0"/>
+                <w:sz w:val="24"/>
+                <w:szCs w:val="24"/>
+              </w:rPr>
+              <w:t>生1（可以）「天然的就是環保」→「不可以那組，你們聽見他用哪項證據？你們怎麼想？」→ 生2（不可以）「他用 32 頁材料，33 頁說還是垃圾」→「生3，這兩組的差別在哪裡？」→ 生3 講得斷斷續續 →【釐清】「再一次。」／【轉問】「你想先找誰幫忙？」→【回歸】「回到資料。32 頁講哪個階段、33 頁講哪個階段？」</w:t>
+            </w:r>
+          </w:p>
+          <w:p>
+            <w:pPr>
+              <w:spacing w:after="0"/>
+            </w:pPr>
+            <w:r>
+              <w:rPr>
+                <w:rFonts w:ascii="新細明體" w:hAnsi="新細明體" w:eastAsia="新細明體" w:cs="新細明體"/>
+                <w:b w:val="0"/>
+                <w:sz w:val="24"/>
+                <w:szCs w:val="24"/>
+              </w:rPr>
+              <w:t>【深究】串連進程（三位，見附錄二 C）：</w:t>
+            </w:r>
+          </w:p>
+          <w:p>
+            <w:pPr>
+              <w:spacing w:after="0"/>
+            </w:pPr>
+            <w:r>
+              <w:rPr>
+                <w:rFonts w:ascii="新細明體" w:hAnsi="新細明體" w:eastAsia="新細明體" w:cs="新細明體"/>
+                <w:b w:val="0"/>
+                <w:sz w:val="24"/>
+                <w:szCs w:val="24"/>
+              </w:rPr>
+              <w:t>生1「它比較環保」→「跟誰比？」→ 生2「跟塑膠比」→「只寫『環保吸管』四個字，哪個字可能讓人誤會？」→ 生3「要寫『比塑膠』？」→「那你自己那張，改不改？用第二色寫。」</w:t>
+            </w:r>
+          </w:p>
+          <w:p>
+            <w:pPr>
+              <w:spacing w:after="0"/>
+            </w:pPr>
+            <w:r>
+              <w:rPr>
+                <w:rFonts w:ascii="新細明體" w:hAnsi="新細明體" w:eastAsia="新細明體" w:cs="新細明體"/>
+                <w:b w:val="0"/>
+                <w:sz w:val="24"/>
+                <w:szCs w:val="24"/>
               </w:rPr>
               <w:t>【提示】「回到資料。」</w:t>
             </w:r>
@@ -2630,8 +2927,10 @@
             </w:pPr>
             <w:r>
               <w:rPr>
-                <w:rFonts w:ascii="標楷體" w:hAnsi="標楷體"/>
-                <w:b w:val="0"/>
+                <w:rFonts w:ascii="新細明體" w:hAnsi="新細明體" w:eastAsia="新細明體" w:cs="新細明體"/>
+                <w:b w:val="0"/>
+                <w:sz w:val="24"/>
+                <w:szCs w:val="24"/>
               </w:rPr>
               <w:t>最後不票選唯一答案，只收集三類判斷成立所需的條件。</w:t>
             </w:r>
@@ -2653,8 +2952,10 @@
             </w:pPr>
             <w:r>
               <w:rPr>
-                <w:rFonts w:ascii="標楷體" w:hAnsi="標楷體"/>
+                <w:rFonts w:ascii="新細明體" w:hAnsi="新細明體" w:eastAsia="新細明體" w:cs="新細明體"/>
                 <w:b/>
+                <w:sz w:val="24"/>
+                <w:szCs w:val="24"/>
               </w:rPr>
               <w:t>10 分</w:t>
             </w:r>
@@ -2665,8 +2966,10 @@
     <w:p>
       <w:r>
         <w:rPr>
-          <w:rFonts w:ascii="標楷體" w:hAnsi="標楷體"/>
+          <w:rFonts w:ascii="新細明體" w:hAnsi="新細明體" w:eastAsia="新細明體" w:cs="新細明體"/>
           <w:b w:val="0"/>
+          <w:sz w:val="24"/>
+          <w:szCs w:val="24"/>
         </w:rPr>
         <w:t>彈性條款：若前段閱讀與證據定位速度較慢，全班三類立場的完整串連可延至下一節，但本節仍保留最後 2 分鐘個人修訂。安全提醒：本節不以熱水測試吸管，也不讓學生咬食、試吃或共用吸管。</w:t>
       </w:r>
@@ -2674,8 +2977,10 @@
     <w:p>
       <w:r>
         <w:rPr>
-          <w:rFonts w:ascii="標楷體" w:hAnsi="標楷體"/>
+          <w:rFonts w:ascii="新細明體" w:hAnsi="新細明體" w:eastAsia="新細明體" w:cs="新細明體"/>
           <w:b/>
+          <w:sz w:val="24"/>
+          <w:szCs w:val="24"/>
         </w:rPr>
         <w:t>附錄：理答預想表（涵蓋轉引、轉問、反問、提示、釐清、深究）</w:t>
       </w:r>
@@ -2703,8 +3008,10 @@
             </w:pPr>
             <w:r>
               <w:rPr>
-                <w:rFonts w:ascii="標楷體" w:hAnsi="標楷體"/>
+                <w:rFonts w:ascii="新細明體" w:hAnsi="新細明體" w:eastAsia="新細明體" w:cs="新細明體"/>
                 <w:b/>
+                <w:sz w:val="24"/>
+                <w:szCs w:val="24"/>
               </w:rPr>
               <w:t>預想的學生回應</w:t>
             </w:r>
@@ -2720,8 +3027,10 @@
             </w:pPr>
             <w:r>
               <w:rPr>
-                <w:rFonts w:ascii="標楷體" w:hAnsi="標楷體"/>
+                <w:rFonts w:ascii="新細明體" w:hAnsi="新細明體" w:eastAsia="新細明體" w:cs="新細明體"/>
                 <w:b/>
+                <w:sz w:val="24"/>
+                <w:szCs w:val="24"/>
               </w:rPr>
               <w:t>判讀</w:t>
             </w:r>
@@ -2737,8 +3046,10 @@
             </w:pPr>
             <w:r>
               <w:rPr>
-                <w:rFonts w:ascii="標楷體" w:hAnsi="標楷體"/>
+                <w:rFonts w:ascii="新細明體" w:hAnsi="新細明體" w:eastAsia="新細明體" w:cs="新細明體"/>
                 <w:b/>
+                <w:sz w:val="24"/>
+                <w:szCs w:val="24"/>
               </w:rPr>
               <w:t>策略</w:t>
             </w:r>
@@ -2754,8 +3065,10 @@
             </w:pPr>
             <w:r>
               <w:rPr>
-                <w:rFonts w:ascii="標楷體" w:hAnsi="標楷體"/>
+                <w:rFonts w:ascii="新細明體" w:hAnsi="新細明體" w:eastAsia="新細明體" w:cs="新細明體"/>
                 <w:b/>
+                <w:sz w:val="24"/>
+                <w:szCs w:val="24"/>
               </w:rPr>
               <w:t>教師台詞</w:t>
             </w:r>
@@ -2773,8 +3086,10 @@
             </w:pPr>
             <w:r>
               <w:rPr>
-                <w:rFonts w:ascii="標楷體" w:hAnsi="標楷體"/>
-                <w:b w:val="0"/>
+                <w:rFonts w:ascii="新細明體" w:hAnsi="新細明體" w:eastAsia="新細明體" w:cs="新細明體"/>
+                <w:b w:val="0"/>
+                <w:sz w:val="24"/>
+                <w:szCs w:val="24"/>
               </w:rPr>
               <w:t>（講錯）「它可以分解，所以在臺灣可以回收。」</w:t>
             </w:r>
@@ -2790,8 +3105,10 @@
             </w:pPr>
             <w:r>
               <w:rPr>
-                <w:rFonts w:ascii="標楷體" w:hAnsi="標楷體"/>
-                <w:b w:val="0"/>
+                <w:rFonts w:ascii="新細明體" w:hAnsi="新細明體" w:eastAsia="新細明體" w:cs="新細明體"/>
+                <w:b w:val="0"/>
+                <w:sz w:val="24"/>
+                <w:szCs w:val="24"/>
               </w:rPr>
               <w:t>混淆分解、回收與焚燒，尚未整合第 33 頁資訊。</w:t>
             </w:r>
@@ -2807,8 +3124,10 @@
             </w:pPr>
             <w:r>
               <w:rPr>
-                <w:rFonts w:ascii="標楷體" w:hAnsi="標楷體"/>
-                <w:b w:val="0"/>
+                <w:rFonts w:ascii="新細明體" w:hAnsi="新細明體" w:eastAsia="新細明體" w:cs="新細明體"/>
+                <w:b w:val="0"/>
+                <w:sz w:val="24"/>
+                <w:szCs w:val="24"/>
               </w:rPr>
               <w:t>提示</w:t>
             </w:r>
@@ -2824,8 +3143,10 @@
             </w:pPr>
             <w:r>
               <w:rPr>
-                <w:rFonts w:ascii="標楷體" w:hAnsi="標楷體"/>
-                <w:b w:val="0"/>
+                <w:rFonts w:ascii="新細明體" w:hAnsi="新細明體" w:eastAsia="新細明體" w:cs="新細明體"/>
+                <w:b w:val="0"/>
+                <w:sz w:val="24"/>
+                <w:szCs w:val="24"/>
               </w:rPr>
               <w:t>「回到第 33 頁。」</w:t>
             </w:r>
@@ -2843,8 +3164,10 @@
             </w:pPr>
             <w:r>
               <w:rPr>
-                <w:rFonts w:ascii="標楷體" w:hAnsi="標楷體"/>
-                <w:b w:val="0"/>
+                <w:rFonts w:ascii="新細明體" w:hAnsi="新細明體" w:eastAsia="新細明體" w:cs="新細明體"/>
+                <w:b w:val="0"/>
+                <w:sz w:val="24"/>
+                <w:szCs w:val="24"/>
               </w:rPr>
               <w:t>（沉默）「……我不知道要選哪一邊。」</w:t>
             </w:r>
@@ -2860,8 +3183,10 @@
             </w:pPr>
             <w:r>
               <w:rPr>
-                <w:rFonts w:ascii="標楷體" w:hAnsi="標楷體"/>
-                <w:b w:val="0"/>
+                <w:rFonts w:ascii="新細明體" w:hAnsi="新細明體" w:eastAsia="新細明體" w:cs="新細明體"/>
+                <w:b w:val="0"/>
+                <w:sz w:val="24"/>
+                <w:szCs w:val="24"/>
               </w:rPr>
               <w:t>感覺到證據衝突，但還不能轉成條件式判斷。</w:t>
             </w:r>
@@ -2877,8 +3202,10 @@
             </w:pPr>
             <w:r>
               <w:rPr>
-                <w:rFonts w:ascii="標楷體" w:hAnsi="標楷體"/>
-                <w:b w:val="0"/>
+                <w:rFonts w:ascii="新細明體" w:hAnsi="新細明體" w:eastAsia="新細明體" w:cs="新細明體"/>
+                <w:b w:val="0"/>
+                <w:sz w:val="24"/>
+                <w:szCs w:val="24"/>
               </w:rPr>
               <w:t>轉問</w:t>
             </w:r>
@@ -2894,8 +3221,10 @@
             </w:pPr>
             <w:r>
               <w:rPr>
-                <w:rFonts w:ascii="標楷體" w:hAnsi="標楷體"/>
-                <w:b w:val="0"/>
+                <w:rFonts w:ascii="新細明體" w:hAnsi="新細明體" w:eastAsia="新細明體" w:cs="新細明體"/>
+                <w:b w:val="0"/>
+                <w:sz w:val="24"/>
+                <w:szCs w:val="24"/>
               </w:rPr>
               <w:t>「你想先找誰幫忙？」</w:t>
             </w:r>
@@ -2913,8 +3242,10 @@
             </w:pPr>
             <w:r>
               <w:rPr>
-                <w:rFonts w:ascii="標楷體" w:hAnsi="標楷體"/>
-                <w:b w:val="0"/>
+                <w:rFonts w:ascii="新細明體" w:hAnsi="新細明體" w:eastAsia="新細明體" w:cs="新細明體"/>
+                <w:b w:val="0"/>
+                <w:sz w:val="24"/>
+                <w:szCs w:val="24"/>
               </w:rPr>
               <w:t>（離題）「我不喜歡甘蔗味，所以它不環保。」</w:t>
             </w:r>
@@ -2930,8 +3261,10 @@
             </w:pPr>
             <w:r>
               <w:rPr>
-                <w:rFonts w:ascii="標楷體" w:hAnsi="標楷體"/>
-                <w:b w:val="0"/>
+                <w:rFonts w:ascii="新細明體" w:hAnsi="新細明體" w:eastAsia="新細明體" w:cs="新細明體"/>
+                <w:b w:val="0"/>
+                <w:sz w:val="24"/>
+                <w:szCs w:val="24"/>
               </w:rPr>
               <w:t>把個人偏好當成環境判準，沒有回到教材證據。</w:t>
             </w:r>
@@ -2947,8 +3280,10 @@
             </w:pPr>
             <w:r>
               <w:rPr>
-                <w:rFonts w:ascii="標楷體" w:hAnsi="標楷體"/>
-                <w:b w:val="0"/>
+                <w:rFonts w:ascii="新細明體" w:hAnsi="新細明體" w:eastAsia="新細明體" w:cs="新細明體"/>
+                <w:b w:val="0"/>
+                <w:sz w:val="24"/>
+                <w:szCs w:val="24"/>
               </w:rPr>
               <w:t>深究</w:t>
             </w:r>
@@ -2964,8 +3299,10 @@
             </w:pPr>
             <w:r>
               <w:rPr>
-                <w:rFonts w:ascii="標楷體" w:hAnsi="標楷體"/>
-                <w:b w:val="0"/>
+                <w:rFonts w:ascii="新細明體" w:hAnsi="新細明體" w:eastAsia="新細明體" w:cs="新細明體"/>
+                <w:b w:val="0"/>
+                <w:sz w:val="24"/>
+                <w:szCs w:val="24"/>
               </w:rPr>
               <w:t>「哪一項資料支持？」</w:t>
             </w:r>
@@ -2983,8 +3320,10 @@
             </w:pPr>
             <w:r>
               <w:rPr>
-                <w:rFonts w:ascii="標楷體" w:hAnsi="標楷體"/>
-                <w:b w:val="0"/>
+                <w:rFonts w:ascii="新細明體" w:hAnsi="新細明體" w:eastAsia="新細明體" w:cs="新細明體"/>
+                <w:b w:val="0"/>
+                <w:sz w:val="24"/>
+                <w:szCs w:val="24"/>
               </w:rPr>
               <w:t>「天然的就是百分之百環保。」</w:t>
             </w:r>
@@ -3000,8 +3339,10 @@
             </w:pPr>
             <w:r>
               <w:rPr>
-                <w:rFonts w:ascii="標楷體" w:hAnsi="標楷體"/>
-                <w:b w:val="0"/>
+                <w:rFonts w:ascii="新細明體" w:hAnsi="新細明體" w:eastAsia="新細明體" w:cs="新細明體"/>
+                <w:b w:val="0"/>
+                <w:sz w:val="24"/>
+                <w:szCs w:val="24"/>
               </w:rPr>
               <w:t>抓到材料來源優點，但忽略產品丟棄後限制。</w:t>
             </w:r>
@@ -3017,8 +3358,10 @@
             </w:pPr>
             <w:r>
               <w:rPr>
-                <w:rFonts w:ascii="標楷體" w:hAnsi="標楷體"/>
-                <w:b w:val="0"/>
+                <w:rFonts w:ascii="新細明體" w:hAnsi="新細明體" w:eastAsia="新細明體" w:cs="新細明體"/>
+                <w:b w:val="0"/>
+                <w:sz w:val="24"/>
+                <w:szCs w:val="24"/>
               </w:rPr>
               <w:t>釐清</w:t>
             </w:r>
@@ -3034,8 +3377,10 @@
             </w:pPr>
             <w:r>
               <w:rPr>
-                <w:rFonts w:ascii="標楷體" w:hAnsi="標楷體"/>
-                <w:b w:val="0"/>
+                <w:rFonts w:ascii="新細明體" w:hAnsi="新細明體" w:eastAsia="新細明體" w:cs="新細明體"/>
+                <w:b w:val="0"/>
+                <w:sz w:val="24"/>
+                <w:szCs w:val="24"/>
               </w:rPr>
               <w:t>「百分之百？再一次。」</w:t>
             </w:r>
@@ -3053,8 +3398,10 @@
             </w:pPr>
             <w:r>
               <w:rPr>
-                <w:rFonts w:ascii="標楷體" w:hAnsi="標楷體"/>
-                <w:b w:val="0"/>
+                <w:rFonts w:ascii="新細明體" w:hAnsi="新細明體" w:eastAsia="新細明體" w:cs="新細明體"/>
+                <w:b w:val="0"/>
+                <w:sz w:val="24"/>
+                <w:szCs w:val="24"/>
               </w:rPr>
               <w:t>「不能叫環保，因為它還是垃圾。」</w:t>
             </w:r>
@@ -3070,8 +3417,10 @@
             </w:pPr>
             <w:r>
               <w:rPr>
-                <w:rFonts w:ascii="標楷體" w:hAnsi="標楷體"/>
-                <w:b w:val="0"/>
+                <w:rFonts w:ascii="新細明體" w:hAnsi="新細明體" w:eastAsia="新細明體" w:cs="新細明體"/>
+                <w:b w:val="0"/>
+                <w:sz w:val="24"/>
+                <w:szCs w:val="24"/>
               </w:rPr>
               <w:t>能看到限制，但可能抹除它相對塑膠吸管的優點。</w:t>
             </w:r>
@@ -3087,8 +3436,10 @@
             </w:pPr>
             <w:r>
               <w:rPr>
-                <w:rFonts w:ascii="標楷體" w:hAnsi="標楷體"/>
-                <w:b w:val="0"/>
+                <w:rFonts w:ascii="新細明體" w:hAnsi="新細明體" w:eastAsia="新細明體" w:cs="新細明體"/>
+                <w:b w:val="0"/>
+                <w:sz w:val="24"/>
+                <w:szCs w:val="24"/>
               </w:rPr>
               <w:t>反問</w:t>
             </w:r>
@@ -3104,10 +3455,1112 @@
             </w:pPr>
             <w:r>
               <w:rPr>
-                <w:rFonts w:ascii="標楷體" w:hAnsi="標楷體"/>
-                <w:b w:val="0"/>
+                <w:rFonts w:ascii="新細明體" w:hAnsi="新細明體" w:eastAsia="新細明體" w:cs="新細明體"/>
+                <w:b w:val="0"/>
+                <w:sz w:val="24"/>
+                <w:szCs w:val="24"/>
               </w:rPr>
               <w:t>「那第 32 頁呢？」</w:t>
+            </w:r>
+          </w:p>
+        </w:tc>
+      </w:tr>
+    </w:tbl>
+    <w:p>
+      <w:r>
+        <w:rPr>
+          <w:rFonts w:ascii="新細明體" w:hAnsi="新細明體" w:eastAsia="新細明體" w:cs="新細明體"/>
+          <w:b/>
+          <w:sz w:val="24"/>
+          <w:szCs w:val="24"/>
+        </w:rPr>
+        <w:t>附錄二：串連進程模擬（轉引／轉問／深究各一段，三位學生、三段發言）</w:t>
+      </w:r>
+    </w:p>
+    <w:p>
+      <w:r>
+        <w:rPr>
+          <w:rFonts w:ascii="新細明體" w:hAnsi="新細明體" w:eastAsia="新細明體" w:cs="新細明體"/>
+          <w:b w:val="0"/>
+          <w:sz w:val="24"/>
+          <w:szCs w:val="24"/>
+        </w:rPr>
+        <w:t>理答不是一問一答，是把三個人的發言串成一條線。下表預想每一段串連的三步：學生說了什麼、教師接哪一句、這一步把誰的思考跟誰串在一起。學生以生1／生2／生3 代稱（〔待補特殊學生後，把預定指名的對象填進去〕）。真實課堂學生不會照講，重點是教師在每一步「不評價、不代答」，讓下一位學生的發言接在上一位的發言上。</w:t>
+      </w:r>
+    </w:p>
+    <w:tbl>
+      <w:tblPr>
+        <w:tblStyle w:val="a4"/>
+        <w:tblW w:type="auto" w:w="0"/>
+        <w:tblLook w:firstColumn="1" w:firstRow="1" w:lastColumn="0" w:lastRow="0" w:noHBand="0" w:noVBand="1" w:val="04A0"/>
+        <w:tblLayout w:type="fixed"/>
+      </w:tblPr>
+      <w:tblGrid>
+        <w:gridCol w:w="1587"/>
+        <w:gridCol w:w="397"/>
+        <w:gridCol w:w="2835"/>
+        <w:gridCol w:w="3005"/>
+        <w:gridCol w:w="2608"/>
+      </w:tblGrid>
+      <w:tr>
+        <w:tc>
+          <w:tcPr>
+            <w:tcW w:type="dxa" w:w="1587"/>
+          </w:tcPr>
+          <w:p>
+            <w:pPr>
+              <w:spacing w:after="0"/>
+            </w:pPr>
+            <w:r>
+              <w:rPr>
+                <w:rFonts w:ascii="新細明體" w:hAnsi="新細明體" w:eastAsia="新細明體" w:cs="新細明體"/>
+                <w:b/>
+                <w:sz w:val="24"/>
+                <w:szCs w:val="24"/>
+              </w:rPr>
+              <w:t>策略／情境</w:t>
+            </w:r>
+          </w:p>
+        </w:tc>
+        <w:tc>
+          <w:tcPr>
+            <w:tcW w:type="dxa" w:w="397"/>
+          </w:tcPr>
+          <w:p>
+            <w:pPr>
+              <w:spacing w:after="0"/>
+            </w:pPr>
+            <w:r>
+              <w:rPr>
+                <w:rFonts w:ascii="新細明體" w:hAnsi="新細明體" w:eastAsia="新細明體" w:cs="新細明體"/>
+                <w:b/>
+                <w:sz w:val="24"/>
+                <w:szCs w:val="24"/>
+              </w:rPr>
+              <w:t>序</w:t>
+            </w:r>
+          </w:p>
+        </w:tc>
+        <w:tc>
+          <w:tcPr>
+            <w:tcW w:type="dxa" w:w="2835"/>
+          </w:tcPr>
+          <w:p>
+            <w:pPr>
+              <w:spacing w:after="0"/>
+            </w:pPr>
+            <w:r>
+              <w:rPr>
+                <w:rFonts w:ascii="新細明體" w:hAnsi="新細明體" w:eastAsia="新細明體" w:cs="新細明體"/>
+                <w:b/>
+                <w:sz w:val="24"/>
+                <w:szCs w:val="24"/>
+              </w:rPr>
+              <w:t>學生發言（預想）</w:t>
+            </w:r>
+          </w:p>
+        </w:tc>
+        <w:tc>
+          <w:tcPr>
+            <w:tcW w:type="dxa" w:w="3005"/>
+          </w:tcPr>
+          <w:p>
+            <w:pPr>
+              <w:spacing w:after="0"/>
+            </w:pPr>
+            <w:r>
+              <w:rPr>
+                <w:rFonts w:ascii="新細明體" w:hAnsi="新細明體" w:eastAsia="新細明體" w:cs="新細明體"/>
+                <w:b/>
+                <w:sz w:val="24"/>
+                <w:szCs w:val="24"/>
+              </w:rPr>
+              <w:t>教師理答</w:t>
+            </w:r>
+          </w:p>
+        </w:tc>
+        <w:tc>
+          <w:tcPr>
+            <w:tcW w:type="dxa" w:w="2608"/>
+          </w:tcPr>
+          <w:p>
+            <w:pPr>
+              <w:spacing w:after="0"/>
+            </w:pPr>
+            <w:r>
+              <w:rPr>
+                <w:rFonts w:ascii="新細明體" w:hAnsi="新細明體" w:eastAsia="新細明體" w:cs="新細明體"/>
+                <w:b/>
+                <w:sz w:val="24"/>
+                <w:szCs w:val="24"/>
+              </w:rPr>
+              <w:t>這一步在串什麼</w:t>
+            </w:r>
+          </w:p>
+        </w:tc>
+      </w:tr>
+      <w:tr>
+        <w:tc>
+          <w:tcPr>
+            <w:tcW w:type="dxa" w:w="1587"/>
+            <w:vMerge w:val="restart"/>
+          </w:tcPr>
+          <w:p>
+            <w:pPr>
+              <w:spacing w:after="0"/>
+            </w:pPr>
+            <w:r>
+              <w:rPr>
+                <w:rFonts w:ascii="新細明體" w:hAnsi="新細明體" w:eastAsia="新細明體" w:cs="新細明體"/>
+                <w:b/>
+                <w:sz w:val="24"/>
+                <w:szCs w:val="24"/>
+              </w:rPr>
+              <w:t>轉引</w:t>
+            </w:r>
+          </w:p>
+          <w:p>
+            <w:pPr>
+              <w:spacing w:after="0"/>
+            </w:pPr>
+            <w:r>
+              <w:rPr>
+                <w:rFonts w:ascii="新細明體" w:hAnsi="新細明體" w:eastAsia="新細明體" w:cs="新細明體"/>
+                <w:b w:val="0"/>
+                <w:sz w:val="24"/>
+                <w:szCs w:val="24"/>
+              </w:rPr>
+            </w:r>
+          </w:p>
+          <w:p>
+            <w:pPr>
+              <w:spacing w:after="0"/>
+            </w:pPr>
+            <w:r>
+              <w:rPr>
+                <w:rFonts w:ascii="新細明體" w:hAnsi="新細明體" w:eastAsia="新細明體" w:cs="新細明體"/>
+                <w:b w:val="0"/>
+                <w:sz w:val="24"/>
+                <w:szCs w:val="24"/>
+              </w:rPr>
+              <w:t>第三段第 1 步・聆聽可以／不可以／有條件三種代表作品（挑戰與聚斂，第 30～35 分鐘）</w:t>
+            </w:r>
+          </w:p>
+          <w:p>
+            <w:pPr>
+              <w:spacing w:after="0"/>
+            </w:pPr>
+            <w:r>
+              <w:rPr>
+                <w:rFonts w:ascii="新細明體" w:hAnsi="新細明體" w:eastAsia="新細明體" w:cs="新細明體"/>
+                <w:b w:val="0"/>
+                <w:sz w:val="24"/>
+                <w:szCs w:val="24"/>
+              </w:rPr>
+            </w:r>
+          </w:p>
+          <w:p>
+            <w:pPr>
+              <w:spacing w:after="0"/>
+            </w:pPr>
+            <w:r>
+              <w:rPr>
+                <w:rFonts w:ascii="新細明體" w:hAnsi="新細明體" w:eastAsia="新細明體" w:cs="新細明體"/>
+                <w:b w:val="0"/>
+                <w:sz w:val="24"/>
+                <w:szCs w:val="24"/>
+              </w:rPr>
+              <w:t>高原策略：三種立場的作品各讀一次，不評價；收束句把三種立場的共同點（都引了第 33 頁的限制）變成下一步的題目。</w:t>
+            </w:r>
+          </w:p>
+        </w:tc>
+        <w:tc>
+          <w:tcPr>
+            <w:tcW w:type="dxa" w:w="397"/>
+          </w:tcPr>
+          <w:p>
+            <w:pPr>
+              <w:spacing w:after="0"/>
+            </w:pPr>
+            <w:r>
+              <w:rPr>
+                <w:rFonts w:ascii="新細明體" w:hAnsi="新細明體" w:eastAsia="新細明體" w:cs="新細明體"/>
+                <w:b w:val="0"/>
+                <w:sz w:val="24"/>
+                <w:szCs w:val="24"/>
+              </w:rPr>
+              <w:t>1</w:t>
+            </w:r>
+          </w:p>
+        </w:tc>
+        <w:tc>
+          <w:tcPr>
+            <w:tcW w:type="dxa" w:w="2835"/>
+          </w:tcPr>
+          <w:p>
+            <w:pPr>
+              <w:spacing w:after="0"/>
+            </w:pPr>
+            <w:r>
+              <w:rPr>
+                <w:rFonts w:ascii="新細明體" w:hAnsi="新細明體" w:eastAsia="新細明體" w:cs="新細明體"/>
+                <w:b w:val="0"/>
+                <w:sz w:val="24"/>
+                <w:szCs w:val="24"/>
+              </w:rPr>
+              <w:t>生1（「可以」組）：「我們的標籤寫『環保吸管』，因為第 32 頁說它用甘蔗渣做的，減少塑膠。」</w:t>
+            </w:r>
+          </w:p>
+        </w:tc>
+        <w:tc>
+          <w:tcPr>
+            <w:tcW w:type="dxa" w:w="3005"/>
+          </w:tcPr>
+          <w:p>
+            <w:pPr>
+              <w:spacing w:after="0"/>
+            </w:pPr>
+            <w:r>
+              <w:rPr>
+                <w:rFonts w:ascii="新細明體" w:hAnsi="新細明體" w:eastAsia="新細明體" w:cs="新細明體"/>
+                <w:b w:val="0"/>
+                <w:sz w:val="24"/>
+                <w:szCs w:val="24"/>
+              </w:rPr>
+              <w:t>【轉引】「這一組是可以，依據第 32 頁。還有不同的？」</w:t>
+            </w:r>
+          </w:p>
+        </w:tc>
+        <w:tc>
+          <w:tcPr>
+            <w:tcW w:type="dxa" w:w="2608"/>
+          </w:tcPr>
+          <w:p>
+            <w:pPr>
+              <w:spacing w:after="0"/>
+            </w:pPr>
+            <w:r>
+              <w:rPr>
+                <w:rFonts w:ascii="新細明體" w:hAnsi="新細明體" w:eastAsia="新細明體" w:cs="新細明體"/>
+                <w:b w:val="0"/>
+                <w:sz w:val="24"/>
+                <w:szCs w:val="24"/>
+              </w:rPr>
+              <w:t>不說「對」「很好」。只複述立場與頁碼，把發言權交給下一種立場。</w:t>
+            </w:r>
+          </w:p>
+        </w:tc>
+      </w:tr>
+      <w:tr>
+        <w:tc>
+          <w:tcPr>
+            <w:tcW w:type="dxa" w:w="1587"/>
+            <w:vMerge/>
+          </w:tcPr>
+          <w:p/>
+        </w:tc>
+        <w:tc>
+          <w:tcPr>
+            <w:tcW w:type="dxa" w:w="397"/>
+          </w:tcPr>
+          <w:p>
+            <w:pPr>
+              <w:spacing w:after="0"/>
+            </w:pPr>
+            <w:r>
+              <w:rPr>
+                <w:rFonts w:ascii="新細明體" w:hAnsi="新細明體" w:eastAsia="新細明體" w:cs="新細明體"/>
+                <w:b w:val="0"/>
+                <w:sz w:val="24"/>
+                <w:szCs w:val="24"/>
+              </w:rPr>
+              <w:t>2</w:t>
+            </w:r>
+          </w:p>
+        </w:tc>
+        <w:tc>
+          <w:tcPr>
+            <w:tcW w:type="dxa" w:w="2835"/>
+          </w:tcPr>
+          <w:p>
+            <w:pPr>
+              <w:spacing w:after="0"/>
+            </w:pPr>
+            <w:r>
+              <w:rPr>
+                <w:rFonts w:ascii="新細明體" w:hAnsi="新細明體" w:eastAsia="新細明體" w:cs="新細明體"/>
+                <w:b w:val="0"/>
+                <w:sz w:val="24"/>
+                <w:szCs w:val="24"/>
+              </w:rPr>
+              <w:t>生2（「不可以」組）：「我們寫『不能叫環保』，因為第 33 頁說它在臺灣不能回收，還是垃圾。」</w:t>
+            </w:r>
+          </w:p>
+        </w:tc>
+        <w:tc>
+          <w:tcPr>
+            <w:tcW w:type="dxa" w:w="3005"/>
+          </w:tcPr>
+          <w:p>
+            <w:pPr>
+              <w:spacing w:after="0"/>
+            </w:pPr>
+            <w:r>
+              <w:rPr>
+                <w:rFonts w:ascii="新細明體" w:hAnsi="新細明體" w:eastAsia="新細明體" w:cs="新細明體"/>
+                <w:b w:val="0"/>
+                <w:sz w:val="24"/>
+                <w:szCs w:val="24"/>
+              </w:rPr>
+              <w:t>【轉引】「多了一種：不可以，依據第 33 頁。還有嗎？」</w:t>
+            </w:r>
+          </w:p>
+        </w:tc>
+        <w:tc>
+          <w:tcPr>
+            <w:tcW w:type="dxa" w:w="2608"/>
+          </w:tcPr>
+          <w:p>
+            <w:pPr>
+              <w:spacing w:after="0"/>
+            </w:pPr>
+            <w:r>
+              <w:rPr>
+                <w:rFonts w:ascii="新細明體" w:hAnsi="新細明體" w:eastAsia="新細明體" w:cs="新細明體"/>
+                <w:b w:val="0"/>
+                <w:sz w:val="24"/>
+                <w:szCs w:val="24"/>
+              </w:rPr>
+              <w:t>第二個視點疊上去。兩組引的是同一份教材的不同頁——先不點破。</w:t>
+            </w:r>
+          </w:p>
+        </w:tc>
+      </w:tr>
+      <w:tr>
+        <w:tc>
+          <w:tcPr>
+            <w:tcW w:type="dxa" w:w="1587"/>
+            <w:vMerge/>
+          </w:tcPr>
+          <w:p/>
+        </w:tc>
+        <w:tc>
+          <w:tcPr>
+            <w:tcW w:type="dxa" w:w="397"/>
+          </w:tcPr>
+          <w:p>
+            <w:pPr>
+              <w:spacing w:after="0"/>
+            </w:pPr>
+            <w:r>
+              <w:rPr>
+                <w:rFonts w:ascii="新細明體" w:hAnsi="新細明體" w:eastAsia="新細明體" w:cs="新細明體"/>
+                <w:b w:val="0"/>
+                <w:sz w:val="24"/>
+                <w:szCs w:val="24"/>
+              </w:rPr>
+              <w:t>3</w:t>
+            </w:r>
+          </w:p>
+        </w:tc>
+        <w:tc>
+          <w:tcPr>
+            <w:tcW w:type="dxa" w:w="2835"/>
+          </w:tcPr>
+          <w:p>
+            <w:pPr>
+              <w:spacing w:after="0"/>
+            </w:pPr>
+            <w:r>
+              <w:rPr>
+                <w:rFonts w:ascii="新細明體" w:hAnsi="新細明體" w:eastAsia="新細明體" w:cs="新細明體"/>
+                <w:b w:val="0"/>
+                <w:sz w:val="24"/>
+                <w:szCs w:val="24"/>
+              </w:rPr>
+              <w:t>生3（「有條件」組）：「我們寫『比塑膠吸管環保』，背面寫『在臺灣無法回收』。」</w:t>
+            </w:r>
+          </w:p>
+        </w:tc>
+        <w:tc>
+          <w:tcPr>
+            <w:tcW w:type="dxa" w:w="3005"/>
+          </w:tcPr>
+          <w:p>
+            <w:pPr>
+              <w:spacing w:after="0"/>
+            </w:pPr>
+            <w:r>
+              <w:rPr>
+                <w:rFonts w:ascii="新細明體" w:hAnsi="新細明體" w:eastAsia="新細明體" w:cs="新細明體"/>
+                <w:b w:val="0"/>
+                <w:sz w:val="24"/>
+                <w:szCs w:val="24"/>
+              </w:rPr>
+              <w:t>【轉引・收束】「可以、不可以、有條件，三種。三張標籤都用了第 32 或 33 頁的資料。現在——哪一張標籤，消費者看了可能會誤會？」</w:t>
+            </w:r>
+          </w:p>
+        </w:tc>
+        <w:tc>
+          <w:tcPr>
+            <w:tcW w:type="dxa" w:w="2608"/>
+          </w:tcPr>
+          <w:p>
+            <w:pPr>
+              <w:spacing w:after="0"/>
+            </w:pPr>
+            <w:r>
+              <w:rPr>
+                <w:rFonts w:ascii="新細明體" w:hAnsi="新細明體" w:eastAsia="新細明體" w:cs="新細明體"/>
+                <w:b w:val="0"/>
+                <w:sz w:val="24"/>
+                <w:szCs w:val="24"/>
+              </w:rPr>
+              <w:t>三個視點到齊才拋問題。收束句不票選，把「誤導消費者」這個第 2 步的題目丟出來。</w:t>
+            </w:r>
+          </w:p>
+        </w:tc>
+      </w:tr>
+      <w:tr>
+        <w:tc>
+          <w:tcPr>
+            <w:tcW w:type="dxa" w:w="1587"/>
+            <w:vMerge w:val="restart"/>
+          </w:tcPr>
+          <w:p>
+            <w:pPr>
+              <w:spacing w:after="0"/>
+            </w:pPr>
+            <w:r>
+              <w:rPr>
+                <w:rFonts w:ascii="新細明體" w:hAnsi="新細明體" w:eastAsia="新細明體" w:cs="新細明體"/>
+                <w:b/>
+                <w:sz w:val="24"/>
+                <w:szCs w:val="24"/>
+              </w:rPr>
+              <w:t>轉問</w:t>
+            </w:r>
+          </w:p>
+          <w:p>
+            <w:pPr>
+              <w:spacing w:after="0"/>
+            </w:pPr>
+            <w:r>
+              <w:rPr>
+                <w:rFonts w:ascii="新細明體" w:hAnsi="新細明體" w:eastAsia="新細明體" w:cs="新細明體"/>
+                <w:b w:val="0"/>
+                <w:sz w:val="24"/>
+                <w:szCs w:val="24"/>
+              </w:rPr>
+            </w:r>
+          </w:p>
+          <w:p>
+            <w:pPr>
+              <w:spacing w:after="0"/>
+            </w:pPr>
+            <w:r>
+              <w:rPr>
+                <w:rFonts w:ascii="新細明體" w:hAnsi="新細明體" w:eastAsia="新細明體" w:cs="新細明體"/>
+                <w:b w:val="0"/>
+                <w:sz w:val="24"/>
+                <w:szCs w:val="24"/>
+              </w:rPr>
+              <w:t>第三段第 2 步・「可以」與「不可以」兩組對話（第 35～38 分鐘）</w:t>
+            </w:r>
+          </w:p>
+          <w:p>
+            <w:pPr>
+              <w:spacing w:after="0"/>
+            </w:pPr>
+            <w:r>
+              <w:rPr>
+                <w:rFonts w:ascii="新細明體" w:hAnsi="新細明體" w:eastAsia="新細明體" w:cs="新細明體"/>
+                <w:b w:val="0"/>
+                <w:sz w:val="24"/>
+                <w:szCs w:val="24"/>
+              </w:rPr>
+            </w:r>
+          </w:p>
+          <w:p>
+            <w:pPr>
+              <w:spacing w:after="0"/>
+            </w:pPr>
+            <w:r>
+              <w:rPr>
+                <w:rFonts w:ascii="新細明體" w:hAnsi="新細明體" w:eastAsia="新細明體" w:cs="新細明體"/>
+                <w:b w:val="0"/>
+                <w:sz w:val="24"/>
+                <w:szCs w:val="24"/>
+              </w:rPr>
+              <w:t>學生與學生串連：立場相反的兩組先講，第三位說出兩者其實各引一頁；教師不裁決，最後用回歸把裁決交給教材。</w:t>
+            </w:r>
+          </w:p>
+        </w:tc>
+        <w:tc>
+          <w:tcPr>
+            <w:tcW w:type="dxa" w:w="397"/>
+          </w:tcPr>
+          <w:p>
+            <w:pPr>
+              <w:spacing w:after="0"/>
+            </w:pPr>
+            <w:r>
+              <w:rPr>
+                <w:rFonts w:ascii="新細明體" w:hAnsi="新細明體" w:eastAsia="新細明體" w:cs="新細明體"/>
+                <w:b w:val="0"/>
+                <w:sz w:val="24"/>
+                <w:szCs w:val="24"/>
+              </w:rPr>
+              <w:t>1</w:t>
+            </w:r>
+          </w:p>
+        </w:tc>
+        <w:tc>
+          <w:tcPr>
+            <w:tcW w:type="dxa" w:w="2835"/>
+          </w:tcPr>
+          <w:p>
+            <w:pPr>
+              <w:spacing w:after="0"/>
+            </w:pPr>
+            <w:r>
+              <w:rPr>
+                <w:rFonts w:ascii="新細明體" w:hAnsi="新細明體" w:eastAsia="新細明體" w:cs="新細明體"/>
+                <w:b w:val="0"/>
+                <w:sz w:val="24"/>
+                <w:szCs w:val="24"/>
+              </w:rPr>
+              <w:t>生1（「可以」組）：「它是甘蔗做的，天然的，所以就是環保。」</w:t>
+            </w:r>
+          </w:p>
+        </w:tc>
+        <w:tc>
+          <w:tcPr>
+            <w:tcW w:type="dxa" w:w="3005"/>
+          </w:tcPr>
+          <w:p>
+            <w:pPr>
+              <w:spacing w:after="0"/>
+            </w:pPr>
+            <w:r>
+              <w:rPr>
+                <w:rFonts w:ascii="新細明體" w:hAnsi="新細明體" w:eastAsia="新細明體" w:cs="新細明體"/>
+                <w:b w:val="0"/>
+                <w:sz w:val="24"/>
+                <w:szCs w:val="24"/>
+              </w:rPr>
+              <w:t>【轉問】「不可以那一組，你們聽見他用哪項證據？你們當時是怎麼想的？」</w:t>
+            </w:r>
+          </w:p>
+        </w:tc>
+        <w:tc>
+          <w:tcPr>
+            <w:tcW w:type="dxa" w:w="2608"/>
+          </w:tcPr>
+          <w:p>
+            <w:pPr>
+              <w:spacing w:after="0"/>
+            </w:pPr>
+            <w:r>
+              <w:rPr>
+                <w:rFonts w:ascii="新細明體" w:hAnsi="新細明體" w:eastAsia="新細明體" w:cs="新細明體"/>
+                <w:b w:val="0"/>
+                <w:sz w:val="24"/>
+                <w:szCs w:val="24"/>
+              </w:rPr>
+              <w:t>不回饋生1，先要求對方重述他的證據，再說自己的。</w:t>
+            </w:r>
+          </w:p>
+        </w:tc>
+      </w:tr>
+      <w:tr>
+        <w:tc>
+          <w:tcPr>
+            <w:tcW w:type="dxa" w:w="1587"/>
+            <w:vMerge/>
+          </w:tcPr>
+          <w:p/>
+        </w:tc>
+        <w:tc>
+          <w:tcPr>
+            <w:tcW w:type="dxa" w:w="397"/>
+          </w:tcPr>
+          <w:p>
+            <w:pPr>
+              <w:spacing w:after="0"/>
+            </w:pPr>
+            <w:r>
+              <w:rPr>
+                <w:rFonts w:ascii="新細明體" w:hAnsi="新細明體" w:eastAsia="新細明體" w:cs="新細明體"/>
+                <w:b w:val="0"/>
+                <w:sz w:val="24"/>
+                <w:szCs w:val="24"/>
+              </w:rPr>
+              <w:t>2</w:t>
+            </w:r>
+          </w:p>
+        </w:tc>
+        <w:tc>
+          <w:tcPr>
+            <w:tcW w:type="dxa" w:w="2835"/>
+          </w:tcPr>
+          <w:p>
+            <w:pPr>
+              <w:spacing w:after="0"/>
+            </w:pPr>
+            <w:r>
+              <w:rPr>
+                <w:rFonts w:ascii="新細明體" w:hAnsi="新細明體" w:eastAsia="新細明體" w:cs="新細明體"/>
+                <w:b w:val="0"/>
+                <w:sz w:val="24"/>
+                <w:szCs w:val="24"/>
+              </w:rPr>
+              <w:t>生2（「不可以」組）：「他用第 32 頁的材料。可是第 33 頁說丟掉以後還是垃圾，不能回收。」</w:t>
+            </w:r>
+          </w:p>
+        </w:tc>
+        <w:tc>
+          <w:tcPr>
+            <w:tcW w:type="dxa" w:w="3005"/>
+          </w:tcPr>
+          <w:p>
+            <w:pPr>
+              <w:spacing w:after="0"/>
+            </w:pPr>
+            <w:r>
+              <w:rPr>
+                <w:rFonts w:ascii="新細明體" w:hAnsi="新細明體" w:eastAsia="新細明體" w:cs="新細明體"/>
+                <w:b w:val="0"/>
+                <w:sz w:val="24"/>
+                <w:szCs w:val="24"/>
+              </w:rPr>
+              <w:t>【轉問】「生3，這兩組的差別在哪裡？」</w:t>
+            </w:r>
+          </w:p>
+        </w:tc>
+        <w:tc>
+          <w:tcPr>
+            <w:tcW w:type="dxa" w:w="2608"/>
+          </w:tcPr>
+          <w:p>
+            <w:pPr>
+              <w:spacing w:after="0"/>
+            </w:pPr>
+            <w:r>
+              <w:rPr>
+                <w:rFonts w:ascii="新細明體" w:hAnsi="新細明體" w:eastAsia="新細明體" w:cs="新細明體"/>
+                <w:b w:val="0"/>
+                <w:sz w:val="24"/>
+                <w:szCs w:val="24"/>
+              </w:rPr>
+              <w:t>不說誰對。找第三位（預定為導入段被記下「只看圖片、沒圈到第 33 頁限制」的學生）把兩頁並排講出來。</w:t>
+            </w:r>
+          </w:p>
+        </w:tc>
+      </w:tr>
+      <w:tr>
+        <w:tc>
+          <w:tcPr>
+            <w:tcW w:type="dxa" w:w="1587"/>
+            <w:vMerge/>
+          </w:tcPr>
+          <w:p/>
+        </w:tc>
+        <w:tc>
+          <w:tcPr>
+            <w:tcW w:type="dxa" w:w="397"/>
+          </w:tcPr>
+          <w:p>
+            <w:pPr>
+              <w:spacing w:after="0"/>
+            </w:pPr>
+            <w:r>
+              <w:rPr>
+                <w:rFonts w:ascii="新細明體" w:hAnsi="新細明體" w:eastAsia="新細明體" w:cs="新細明體"/>
+                <w:b w:val="0"/>
+                <w:sz w:val="24"/>
+                <w:szCs w:val="24"/>
+              </w:rPr>
+              <w:t>3</w:t>
+            </w:r>
+          </w:p>
+        </w:tc>
+        <w:tc>
+          <w:tcPr>
+            <w:tcW w:type="dxa" w:w="2835"/>
+          </w:tcPr>
+          <w:p>
+            <w:pPr>
+              <w:spacing w:after="0"/>
+            </w:pPr>
+            <w:r>
+              <w:rPr>
+                <w:rFonts w:ascii="新細明體" w:hAnsi="新細明體" w:eastAsia="新細明體" w:cs="新細明體"/>
+                <w:b w:val="0"/>
+                <w:sz w:val="24"/>
+                <w:szCs w:val="24"/>
+              </w:rPr>
+              <w:t>生3：「一個看……材料；一個看……丟掉以後？」（講得斷斷續續）</w:t>
+            </w:r>
+          </w:p>
+        </w:tc>
+        <w:tc>
+          <w:tcPr>
+            <w:tcW w:type="dxa" w:w="3005"/>
+          </w:tcPr>
+          <w:p>
+            <w:pPr>
+              <w:spacing w:after="0"/>
+            </w:pPr>
+            <w:r>
+              <w:rPr>
+                <w:rFonts w:ascii="新細明體" w:hAnsi="新細明體" w:eastAsia="新細明體" w:cs="新細明體"/>
+                <w:b w:val="0"/>
+                <w:sz w:val="24"/>
+                <w:szCs w:val="24"/>
+              </w:rPr>
+              <w:t>【釐清】「再一次。」→（仍卡）【轉問】「你想先找誰幫忙？」→ 生3 自己指名同儕補完 →【回歸】「回到資料。第 32 頁講的是哪個階段，第 33 頁講的是哪個階段？」</w:t>
+            </w:r>
+          </w:p>
+        </w:tc>
+        <w:tc>
+          <w:tcPr>
+            <w:tcW w:type="dxa" w:w="2608"/>
+          </w:tcPr>
+          <w:p>
+            <w:pPr>
+              <w:spacing w:after="0"/>
+            </w:pPr>
+            <w:r>
+              <w:rPr>
+                <w:rFonts w:ascii="新細明體" w:hAnsi="新細明體" w:eastAsia="新細明體" w:cs="新細明體"/>
+                <w:b w:val="0"/>
+                <w:sz w:val="24"/>
+                <w:szCs w:val="24"/>
+              </w:rPr>
+              <w:t>修正的動作留在學生身上。最後不由教師說「要看整個生命週期」，由兩頁的段落標題裁決。</w:t>
+            </w:r>
+          </w:p>
+        </w:tc>
+      </w:tr>
+      <w:tr>
+        <w:tc>
+          <w:tcPr>
+            <w:tcW w:type="dxa" w:w="1587"/>
+            <w:vMerge w:val="restart"/>
+          </w:tcPr>
+          <w:p>
+            <w:pPr>
+              <w:spacing w:after="0"/>
+            </w:pPr>
+            <w:r>
+              <w:rPr>
+                <w:rFonts w:ascii="新細明體" w:hAnsi="新細明體" w:eastAsia="新細明體" w:cs="新細明體"/>
+                <w:b/>
+                <w:sz w:val="24"/>
+                <w:szCs w:val="24"/>
+              </w:rPr>
+              <w:t>深究</w:t>
+            </w:r>
+          </w:p>
+          <w:p>
+            <w:pPr>
+              <w:spacing w:after="0"/>
+            </w:pPr>
+            <w:r>
+              <w:rPr>
+                <w:rFonts w:ascii="新細明體" w:hAnsi="新細明體" w:eastAsia="新細明體" w:cs="新細明體"/>
+                <w:b w:val="0"/>
+                <w:sz w:val="24"/>
+                <w:szCs w:val="24"/>
+              </w:rPr>
+            </w:r>
+          </w:p>
+          <w:p>
+            <w:pPr>
+              <w:spacing w:after="0"/>
+            </w:pPr>
+            <w:r>
+              <w:rPr>
+                <w:rFonts w:ascii="新細明體" w:hAnsi="新細明體" w:eastAsia="新細明體" w:cs="新細明體"/>
+                <w:b w:val="0"/>
+                <w:sz w:val="24"/>
+                <w:szCs w:val="24"/>
+              </w:rPr>
+              <w:t>第三段第 2 步末・答對但停在表層時往下追（第 37～39 分鐘）</w:t>
+            </w:r>
+          </w:p>
+          <w:p>
+            <w:pPr>
+              <w:spacing w:after="0"/>
+            </w:pPr>
+            <w:r>
+              <w:rPr>
+                <w:rFonts w:ascii="新細明體" w:hAnsi="新細明體" w:eastAsia="新細明體" w:cs="新細明體"/>
+                <w:b w:val="0"/>
+                <w:sz w:val="24"/>
+                <w:szCs w:val="24"/>
+              </w:rPr>
+            </w:r>
+          </w:p>
+          <w:p>
+            <w:pPr>
+              <w:spacing w:after="0"/>
+            </w:pPr>
+            <w:r>
+              <w:rPr>
+                <w:rFonts w:ascii="新細明體" w:hAnsi="新細明體" w:eastAsia="新細明體" w:cs="新細明體"/>
+                <w:b w:val="0"/>
+                <w:sz w:val="24"/>
+                <w:szCs w:val="24"/>
+              </w:rPr>
+              <w:t>從「比較環保」追到「跟誰比」，再追到「哪個字讓人誤會」，最後推到每人各自修訂標籤。</w:t>
+            </w:r>
+          </w:p>
+        </w:tc>
+        <w:tc>
+          <w:tcPr>
+            <w:tcW w:type="dxa" w:w="397"/>
+          </w:tcPr>
+          <w:p>
+            <w:pPr>
+              <w:spacing w:after="0"/>
+            </w:pPr>
+            <w:r>
+              <w:rPr>
+                <w:rFonts w:ascii="新細明體" w:hAnsi="新細明體" w:eastAsia="新細明體" w:cs="新細明體"/>
+                <w:b w:val="0"/>
+                <w:sz w:val="24"/>
+                <w:szCs w:val="24"/>
+              </w:rPr>
+              <w:t>1</w:t>
+            </w:r>
+          </w:p>
+        </w:tc>
+        <w:tc>
+          <w:tcPr>
+            <w:tcW w:type="dxa" w:w="2835"/>
+          </w:tcPr>
+          <w:p>
+            <w:pPr>
+              <w:spacing w:after="0"/>
+            </w:pPr>
+            <w:r>
+              <w:rPr>
+                <w:rFonts w:ascii="新細明體" w:hAnsi="新細明體" w:eastAsia="新細明體" w:cs="新細明體"/>
+                <w:b w:val="0"/>
+                <w:sz w:val="24"/>
+                <w:szCs w:val="24"/>
+              </w:rPr>
+              <w:t>生1：「它比較環保。」（方向正確，停在表層）</w:t>
+            </w:r>
+          </w:p>
+        </w:tc>
+        <w:tc>
+          <w:tcPr>
+            <w:tcW w:type="dxa" w:w="3005"/>
+          </w:tcPr>
+          <w:p>
+            <w:pPr>
+              <w:spacing w:after="0"/>
+            </w:pPr>
+            <w:r>
+              <w:rPr>
+                <w:rFonts w:ascii="新細明體" w:hAnsi="新細明體" w:eastAsia="新細明體" w:cs="新細明體"/>
+                <w:b w:val="0"/>
+                <w:sz w:val="24"/>
+                <w:szCs w:val="24"/>
+              </w:rPr>
+              <w:t>【深究】「比較環保是跟誰比？」</w:t>
+            </w:r>
+          </w:p>
+        </w:tc>
+        <w:tc>
+          <w:tcPr>
+            <w:tcW w:type="dxa" w:w="2608"/>
+          </w:tcPr>
+          <w:p>
+            <w:pPr>
+              <w:spacing w:after="0"/>
+            </w:pPr>
+            <w:r>
+              <w:rPr>
+                <w:rFonts w:ascii="新細明體" w:hAnsi="新細明體" w:eastAsia="新細明體" w:cs="新細明體"/>
+                <w:b w:val="0"/>
+                <w:sz w:val="24"/>
+                <w:szCs w:val="24"/>
+              </w:rPr>
+              <w:t>不肯定、不否定，只追「比較」的比較對象。</w:t>
+            </w:r>
+          </w:p>
+        </w:tc>
+      </w:tr>
+      <w:tr>
+        <w:tc>
+          <w:tcPr>
+            <w:tcW w:type="dxa" w:w="1587"/>
+            <w:vMerge/>
+          </w:tcPr>
+          <w:p/>
+        </w:tc>
+        <w:tc>
+          <w:tcPr>
+            <w:tcW w:type="dxa" w:w="397"/>
+          </w:tcPr>
+          <w:p>
+            <w:pPr>
+              <w:spacing w:after="0"/>
+            </w:pPr>
+            <w:r>
+              <w:rPr>
+                <w:rFonts w:ascii="新細明體" w:hAnsi="新細明體" w:eastAsia="新細明體" w:cs="新細明體"/>
+                <w:b w:val="0"/>
+                <w:sz w:val="24"/>
+                <w:szCs w:val="24"/>
+              </w:rPr>
+              <w:t>2</w:t>
+            </w:r>
+          </w:p>
+        </w:tc>
+        <w:tc>
+          <w:tcPr>
+            <w:tcW w:type="dxa" w:w="2835"/>
+          </w:tcPr>
+          <w:p>
+            <w:pPr>
+              <w:spacing w:after="0"/>
+            </w:pPr>
+            <w:r>
+              <w:rPr>
+                <w:rFonts w:ascii="新細明體" w:hAnsi="新細明體" w:eastAsia="新細明體" w:cs="新細明體"/>
+                <w:b w:val="0"/>
+                <w:sz w:val="24"/>
+                <w:szCs w:val="24"/>
+              </w:rPr>
+              <w:t>生2：「跟塑膠吸管比。塑膠幾百年不會分解，甘蔗的會。」</w:t>
+            </w:r>
+          </w:p>
+        </w:tc>
+        <w:tc>
+          <w:tcPr>
+            <w:tcW w:type="dxa" w:w="3005"/>
+          </w:tcPr>
+          <w:p>
+            <w:pPr>
+              <w:spacing w:after="0"/>
+            </w:pPr>
+            <w:r>
+              <w:rPr>
+                <w:rFonts w:ascii="新細明體" w:hAnsi="新細明體" w:eastAsia="新細明體" w:cs="新細明體"/>
+                <w:b w:val="0"/>
+                <w:sz w:val="24"/>
+                <w:szCs w:val="24"/>
+              </w:rPr>
+              <w:t>【深究】「那如果標籤只寫『環保吸管』四個字，沒寫跟誰比——哪個字可能讓人誤會？」</w:t>
+            </w:r>
+          </w:p>
+        </w:tc>
+        <w:tc>
+          <w:tcPr>
+            <w:tcW w:type="dxa" w:w="2608"/>
+          </w:tcPr>
+          <w:p>
+            <w:pPr>
+              <w:spacing w:after="0"/>
+            </w:pPr>
+            <w:r>
+              <w:rPr>
+                <w:rFonts w:ascii="新細明體" w:hAnsi="新細明體" w:eastAsia="新細明體" w:cs="新細明體"/>
+                <w:b w:val="0"/>
+                <w:sz w:val="24"/>
+                <w:szCs w:val="24"/>
+              </w:rPr>
+              <w:t>把「比較對象」推到標籤的文字，追的是「省略條件會不會誤導」。</w:t>
+            </w:r>
+          </w:p>
+        </w:tc>
+      </w:tr>
+      <w:tr>
+        <w:tc>
+          <w:tcPr>
+            <w:tcW w:type="dxa" w:w="1587"/>
+            <w:vMerge/>
+          </w:tcPr>
+          <w:p/>
+        </w:tc>
+        <w:tc>
+          <w:tcPr>
+            <w:tcW w:type="dxa" w:w="397"/>
+          </w:tcPr>
+          <w:p>
+            <w:pPr>
+              <w:spacing w:after="0"/>
+            </w:pPr>
+            <w:r>
+              <w:rPr>
+                <w:rFonts w:ascii="新細明體" w:hAnsi="新細明體" w:eastAsia="新細明體" w:cs="新細明體"/>
+                <w:b w:val="0"/>
+                <w:sz w:val="24"/>
+                <w:szCs w:val="24"/>
+              </w:rPr>
+              <w:t>3</w:t>
+            </w:r>
+          </w:p>
+        </w:tc>
+        <w:tc>
+          <w:tcPr>
+            <w:tcW w:type="dxa" w:w="2835"/>
+          </w:tcPr>
+          <w:p>
+            <w:pPr>
+              <w:spacing w:after="0"/>
+            </w:pPr>
+            <w:r>
+              <w:rPr>
+                <w:rFonts w:ascii="新細明體" w:hAnsi="新細明體" w:eastAsia="新細明體" w:cs="新細明體"/>
+                <w:b w:val="0"/>
+                <w:sz w:val="24"/>
+                <w:szCs w:val="24"/>
+              </w:rPr>
+              <w:t>生3：「『環保』……會以為可以回收，可是它在臺灣不能回收……所以要寫『比塑膠』？」</w:t>
+            </w:r>
+          </w:p>
+        </w:tc>
+        <w:tc>
+          <w:tcPr>
+            <w:tcW w:type="dxa" w:w="3005"/>
+          </w:tcPr>
+          <w:p>
+            <w:pPr>
+              <w:spacing w:after="0"/>
+            </w:pPr>
+            <w:r>
+              <w:rPr>
+                <w:rFonts w:ascii="新細明體" w:hAnsi="新細明體" w:eastAsia="新細明體" w:cs="新細明體"/>
+                <w:b w:val="0"/>
+                <w:sz w:val="24"/>
+                <w:szCs w:val="24"/>
+              </w:rPr>
+              <w:t>【深究】「那你自己那張，改不改？回到學習單，用第二色寫『我改或不改，因為……』。」</w:t>
+            </w:r>
+          </w:p>
+        </w:tc>
+        <w:tc>
+          <w:tcPr>
+            <w:tcW w:type="dxa" w:w="2608"/>
+          </w:tcPr>
+          <w:p>
+            <w:pPr>
+              <w:spacing w:after="0"/>
+            </w:pPr>
+            <w:r>
+              <w:rPr>
+                <w:rFonts w:ascii="新細明體" w:hAnsi="新細明體" w:eastAsia="新細明體" w:cs="新細明體"/>
+                <w:b w:val="0"/>
+                <w:sz w:val="24"/>
+                <w:szCs w:val="24"/>
+              </w:rPr>
+              <w:t>生3 說出的正是本節的判斷條件（用「環保」須寫清比較對象與成立條件）；教師不宣布「答對」，直接接第 3 步各自修訂。</w:t>
             </w:r>
           </w:p>
         </w:tc>
@@ -3133,8 +4586,10 @@
       </w:pPr>
       <w:r>
         <w:rPr>
-          <w:rFonts w:ascii="標楷體" w:eastAsia="標楷體" w:hAnsi="標楷體"/>
+          <w:rFonts w:ascii="新細明體" w:hAnsi="新細明體" w:eastAsia="新細明體" w:cs="新細明體"/>
           <w:color w:val="000000" w:themeColor="text1"/>
+          <w:sz w:val="24"/>
+          <w:szCs w:val="24"/>
         </w:rPr>
         <w:br w:type="page"/>
       </w:r>
@@ -3152,76 +4607,76 @@
       </w:pPr>
       <w:r>
         <w:rPr>
-          <w:rFonts w:ascii="標楷體" w:eastAsia="標楷體" w:hAnsi="標楷體" w:hint="eastAsia"/>
+          <w:rFonts w:ascii="新細明體" w:hAnsi="新細明體" w:eastAsia="新細明體" w:cs="新細明體"/>
           <w:color w:val="000000" w:themeColor="text1"/>
-          <w:sz w:val="40"/>
-          <w:szCs w:val="40"/>
+          <w:sz w:val="24"/>
+          <w:szCs w:val="24"/>
         </w:rPr>
         <w:lastRenderedPageBreak/>
         <w:t>公</w:t>
       </w:r>
       <w:r>
         <w:rPr>
-          <w:rFonts w:ascii="標楷體" w:eastAsia="標楷體" w:hAnsi="標楷體"/>
+          <w:rFonts w:ascii="新細明體" w:hAnsi="新細明體" w:eastAsia="新細明體" w:cs="新細明體"/>
           <w:color w:val="000000" w:themeColor="text1"/>
-          <w:sz w:val="40"/>
-          <w:szCs w:val="40"/>
+          <w:sz w:val="24"/>
+          <w:szCs w:val="24"/>
         </w:rPr>
         <w:t>開</w:t>
       </w:r>
       <w:proofErr w:type="gramStart"/>
       <w:r>
         <w:rPr>
-          <w:rFonts w:ascii="標楷體" w:eastAsia="標楷體" w:hAnsi="標楷體" w:hint="eastAsia"/>
+          <w:rFonts w:ascii="新細明體" w:hAnsi="新細明體" w:eastAsia="新細明體" w:cs="新細明體"/>
           <w:color w:val="000000" w:themeColor="text1"/>
-          <w:sz w:val="40"/>
-          <w:szCs w:val="40"/>
+          <w:sz w:val="24"/>
+          <w:szCs w:val="24"/>
         </w:rPr>
         <w:t>授</w:t>
       </w:r>
       <w:r>
         <w:rPr>
-          <w:rFonts w:ascii="標楷體" w:eastAsia="標楷體" w:hAnsi="標楷體"/>
+          <w:rFonts w:ascii="新細明體" w:hAnsi="新細明體" w:eastAsia="新細明體" w:cs="新細明體"/>
           <w:color w:val="000000" w:themeColor="text1"/>
-          <w:sz w:val="40"/>
-          <w:szCs w:val="40"/>
+          <w:sz w:val="24"/>
+          <w:szCs w:val="24"/>
         </w:rPr>
         <w:t>課</w:t>
       </w:r>
       <w:r>
         <w:rPr>
-          <w:rFonts w:ascii="標楷體" w:eastAsia="標楷體" w:hAnsi="標楷體" w:hint="eastAsia"/>
+          <w:rFonts w:ascii="新細明體" w:hAnsi="新細明體" w:eastAsia="新細明體" w:cs="新細明體"/>
           <w:color w:val="000000" w:themeColor="text1"/>
-          <w:sz w:val="40"/>
-          <w:szCs w:val="40"/>
+          <w:sz w:val="24"/>
+          <w:szCs w:val="24"/>
         </w:rPr>
         <w:t>觀</w:t>
       </w:r>
       <w:r>
         <w:rPr>
-          <w:rFonts w:ascii="標楷體" w:eastAsia="標楷體" w:hAnsi="標楷體"/>
+          <w:rFonts w:ascii="新細明體" w:hAnsi="新細明體" w:eastAsia="新細明體" w:cs="新細明體"/>
           <w:color w:val="000000" w:themeColor="text1"/>
-          <w:sz w:val="40"/>
-          <w:szCs w:val="40"/>
+          <w:sz w:val="24"/>
+          <w:szCs w:val="24"/>
         </w:rPr>
         <w:t>課紀</w:t>
       </w:r>
       <w:r>
         <w:rPr>
-          <w:rFonts w:ascii="標楷體" w:eastAsia="標楷體" w:hAnsi="標楷體" w:hint="eastAsia"/>
+          <w:rFonts w:ascii="新細明體" w:hAnsi="新細明體" w:eastAsia="新細明體" w:cs="新細明體"/>
           <w:color w:val="000000" w:themeColor="text1"/>
-          <w:sz w:val="40"/>
-          <w:szCs w:val="40"/>
+          <w:sz w:val="24"/>
+          <w:szCs w:val="24"/>
         </w:rPr>
         <w:t>錄</w:t>
       </w:r>
       <w:proofErr w:type="gramEnd"/>
       <w:r>
         <w:rPr>
-          <w:rFonts w:ascii="標楷體" w:eastAsia="標楷體" w:hAnsi="標楷體"/>
+          <w:rFonts w:ascii="新細明體" w:hAnsi="新細明體" w:eastAsia="新細明體" w:cs="新細明體"/>
           <w:color w:val="000000" w:themeColor="text1"/>
-          <w:sz w:val="40"/>
-          <w:szCs w:val="40"/>
+          <w:sz w:val="24"/>
+          <w:szCs w:val="24"/>
         </w:rPr>
         <w:t>表</w:t>
       </w:r>
@@ -3259,53 +4714,55 @@
             </w:pPr>
             <w:r>
               <w:rPr>
-                <w:rFonts w:ascii="標楷體" w:eastAsia="標楷體" w:hAnsi="標楷體" w:hint="eastAsia"/>
+                <w:rFonts w:ascii="新細明體" w:hAnsi="新細明體" w:eastAsia="新細明體" w:cs="新細明體"/>
+                <w:color w:val="000000" w:themeColor="text1"/>
+                <w:sz w:val="24"/>
+                <w:szCs w:val="24"/>
+              </w:rPr>
+              <w:t>授</w:t>
+            </w:r>
+            <w:r>
+              <w:rPr>
+                <w:rFonts w:ascii="新細明體" w:hAnsi="新細明體" w:eastAsia="新細明體" w:cs="新細明體"/>
+                <w:color w:val="000000" w:themeColor="text1"/>
+                <w:sz w:val="24"/>
+                <w:szCs w:val="24"/>
+              </w:rPr>
+              <w:t>課老</w:t>
+            </w:r>
+            <w:r>
+              <w:rPr>
+                <w:rFonts w:ascii="新細明體" w:hAnsi="新細明體" w:eastAsia="新細明體" w:cs="新細明體"/>
+                <w:color w:val="000000" w:themeColor="text1"/>
+                <w:sz w:val="24"/>
+                <w:szCs w:val="24"/>
+              </w:rPr>
+              <w:t>師</w:t>
+            </w:r>
+          </w:p>
+        </w:tc>
+        <w:tc>
+          <w:tcPr>
+            <w:tcW w:w="956" w:type="pct"/>
+            <w:vAlign w:val="center"/>
+          </w:tcPr>
+          <w:p>
+            <w:pPr>
+              <w:spacing w:line="400" w:lineRule="exact" w:after="0"/>
+              <w:jc w:val="center"/>
+              <w:rPr>
+                <w:rFonts w:ascii="標楷體" w:eastAsia="標楷體" w:hAnsi="標楷體"/>
                 <w:color w:val="000000" w:themeColor="text1"/>
                 <w:sz w:val="28"/>
                 <w:szCs w:val="28"/>
               </w:rPr>
-              <w:t>授</w:t>
-            </w:r>
-            <w:r>
-              <w:rPr>
-                <w:rFonts w:ascii="標楷體" w:eastAsia="標楷體" w:hAnsi="標楷體"/>
-                <w:color w:val="000000" w:themeColor="text1"/>
-                <w:sz w:val="28"/>
-                <w:szCs w:val="28"/>
-              </w:rPr>
-              <w:t>課老</w:t>
-            </w:r>
-            <w:r>
-              <w:rPr>
-                <w:rFonts w:ascii="標楷體" w:eastAsia="標楷體" w:hAnsi="標楷體" w:hint="eastAsia"/>
-                <w:color w:val="000000" w:themeColor="text1"/>
-                <w:sz w:val="28"/>
-                <w:szCs w:val="28"/>
-              </w:rPr>
-              <w:t>師</w:t>
-            </w:r>
-          </w:p>
-        </w:tc>
-        <w:tc>
-          <w:tcPr>
-            <w:tcW w:w="956" w:type="pct"/>
-            <w:vAlign w:val="center"/>
-          </w:tcPr>
-          <w:p>
-            <w:pPr>
-              <w:spacing w:line="400" w:lineRule="exact" w:after="0"/>
-              <w:jc w:val="center"/>
-              <w:rPr>
-                <w:rFonts w:ascii="標楷體" w:eastAsia="標楷體" w:hAnsi="標楷體"/>
-                <w:color w:val="000000" w:themeColor="text1"/>
-                <w:sz w:val="28"/>
-                <w:szCs w:val="28"/>
-              </w:rPr>
-            </w:pPr>
-            <w:r>
-              <w:rPr>
-                <w:rFonts w:ascii="標楷體" w:hAnsi="標楷體"/>
-                <w:b w:val="0"/>
+            </w:pPr>
+            <w:r>
+              <w:rPr>
+                <w:rFonts w:ascii="新細明體" w:hAnsi="新細明體" w:eastAsia="新細明體" w:cs="新細明體"/>
+                <w:b w:val="0"/>
+                <w:sz w:val="24"/>
+                <w:szCs w:val="24"/>
               </w:rPr>
               <w:t>〔待補：教學者〕</w:t>
             </w:r>
@@ -3353,45 +4810,47 @@
             <w:proofErr w:type="gramStart"/>
             <w:r>
               <w:rPr>
-                <w:rFonts w:ascii="標楷體" w:eastAsia="標楷體" w:hAnsi="標楷體" w:hint="eastAsia"/>
+                <w:rFonts w:ascii="新細明體" w:hAnsi="新細明體" w:eastAsia="新細明體" w:cs="新細明體"/>
+                <w:color w:val="000000" w:themeColor="text1"/>
+                <w:sz w:val="24"/>
+                <w:szCs w:val="24"/>
+              </w:rPr>
+              <w:t>觀</w:t>
+            </w:r>
+            <w:r>
+              <w:rPr>
+                <w:rFonts w:ascii="新細明體" w:hAnsi="新細明體" w:eastAsia="新細明體" w:cs="新細明體"/>
+                <w:color w:val="000000" w:themeColor="text1"/>
+                <w:sz w:val="24"/>
+                <w:szCs w:val="24"/>
+              </w:rPr>
+              <w:t>課班級</w:t>
+            </w:r>
+            <w:proofErr w:type="gramEnd"/>
+          </w:p>
+        </w:tc>
+        <w:tc>
+          <w:tcPr>
+            <w:tcW w:w="956" w:type="pct"/>
+            <w:vAlign w:val="center"/>
+          </w:tcPr>
+          <w:p>
+            <w:pPr>
+              <w:spacing w:line="400" w:lineRule="exact" w:after="0"/>
+              <w:jc w:val="center"/>
+              <w:rPr>
+                <w:rFonts w:ascii="標楷體" w:eastAsia="標楷體" w:hAnsi="標楷體"/>
                 <w:color w:val="000000" w:themeColor="text1"/>
                 <w:sz w:val="28"/>
                 <w:szCs w:val="28"/>
               </w:rPr>
-              <w:t>觀</w:t>
-            </w:r>
-            <w:r>
-              <w:rPr>
-                <w:rFonts w:ascii="標楷體" w:eastAsia="標楷體" w:hAnsi="標楷體"/>
-                <w:color w:val="000000" w:themeColor="text1"/>
-                <w:sz w:val="28"/>
-                <w:szCs w:val="28"/>
-              </w:rPr>
-              <w:t>課班級</w:t>
-            </w:r>
-            <w:proofErr w:type="gramEnd"/>
-          </w:p>
-        </w:tc>
-        <w:tc>
-          <w:tcPr>
-            <w:tcW w:w="956" w:type="pct"/>
-            <w:vAlign w:val="center"/>
-          </w:tcPr>
-          <w:p>
-            <w:pPr>
-              <w:spacing w:line="400" w:lineRule="exact" w:after="0"/>
-              <w:jc w:val="center"/>
-              <w:rPr>
-                <w:rFonts w:ascii="標楷體" w:eastAsia="標楷體" w:hAnsi="標楷體"/>
-                <w:color w:val="000000" w:themeColor="text1"/>
-                <w:sz w:val="28"/>
-                <w:szCs w:val="28"/>
-              </w:rPr>
-            </w:pPr>
-            <w:r>
-              <w:rPr>
-                <w:rFonts w:ascii="標楷體" w:hAnsi="標楷體"/>
-                <w:b w:val="0"/>
+            </w:pPr>
+            <w:r>
+              <w:rPr>
+                <w:rFonts w:ascii="新細明體" w:hAnsi="新細明體" w:eastAsia="新細明體" w:cs="新細明體"/>
+                <w:b w:val="0"/>
+                <w:sz w:val="24"/>
+                <w:szCs w:val="24"/>
               </w:rPr>
               <w:t>六年〇班〔待補：人數〕</w:t>
             </w:r>
@@ -3440,54 +4899,56 @@
             <w:proofErr w:type="gramStart"/>
             <w:r>
               <w:rPr>
-                <w:rFonts w:ascii="標楷體" w:eastAsia="標楷體" w:hAnsi="標楷體" w:hint="eastAsia"/>
+                <w:rFonts w:ascii="新細明體" w:hAnsi="新細明體" w:eastAsia="新細明體" w:cs="新細明體"/>
+                <w:color w:val="000000" w:themeColor="text1"/>
+                <w:sz w:val="24"/>
+                <w:szCs w:val="24"/>
+              </w:rPr>
+              <w:t>觀</w:t>
+            </w:r>
+            <w:r>
+              <w:rPr>
+                <w:rFonts w:ascii="新細明體" w:hAnsi="新細明體" w:eastAsia="新細明體" w:cs="新細明體"/>
+                <w:color w:val="000000" w:themeColor="text1"/>
+                <w:sz w:val="24"/>
+                <w:szCs w:val="24"/>
+              </w:rPr>
+              <w:t>課</w:t>
+            </w:r>
+            <w:r>
+              <w:rPr>
+                <w:rFonts w:ascii="新細明體" w:hAnsi="新細明體" w:eastAsia="新細明體" w:cs="新細明體"/>
+                <w:color w:val="000000" w:themeColor="text1"/>
+                <w:sz w:val="24"/>
+                <w:szCs w:val="24"/>
+              </w:rPr>
+              <w:t>日期</w:t>
+            </w:r>
+            <w:proofErr w:type="gramEnd"/>
+          </w:p>
+        </w:tc>
+        <w:tc>
+          <w:tcPr>
+            <w:tcW w:w="956" w:type="pct"/>
+            <w:vAlign w:val="center"/>
+          </w:tcPr>
+          <w:p>
+            <w:pPr>
+              <w:spacing w:line="400" w:lineRule="exact" w:after="0"/>
+              <w:jc w:val="center"/>
+              <w:rPr>
+                <w:rFonts w:ascii="標楷體" w:eastAsia="標楷體" w:hAnsi="標楷體"/>
                 <w:color w:val="000000" w:themeColor="text1"/>
                 <w:sz w:val="28"/>
                 <w:szCs w:val="28"/>
               </w:rPr>
-              <w:t>觀</w:t>
-            </w:r>
-            <w:r>
-              <w:rPr>
-                <w:rFonts w:ascii="標楷體" w:eastAsia="標楷體" w:hAnsi="標楷體"/>
-                <w:color w:val="000000" w:themeColor="text1"/>
-                <w:sz w:val="28"/>
-                <w:szCs w:val="28"/>
-              </w:rPr>
-              <w:t>課</w:t>
-            </w:r>
-            <w:r>
-              <w:rPr>
-                <w:rFonts w:ascii="標楷體" w:eastAsia="標楷體" w:hAnsi="標楷體" w:hint="eastAsia"/>
-                <w:color w:val="000000" w:themeColor="text1"/>
-                <w:sz w:val="28"/>
-                <w:szCs w:val="28"/>
-              </w:rPr>
-              <w:t>日期</w:t>
-            </w:r>
-            <w:proofErr w:type="gramEnd"/>
-          </w:p>
-        </w:tc>
-        <w:tc>
-          <w:tcPr>
-            <w:tcW w:w="956" w:type="pct"/>
-            <w:vAlign w:val="center"/>
-          </w:tcPr>
-          <w:p>
-            <w:pPr>
-              <w:spacing w:line="400" w:lineRule="exact" w:after="0"/>
-              <w:jc w:val="center"/>
-              <w:rPr>
-                <w:rFonts w:ascii="標楷體" w:eastAsia="標楷體" w:hAnsi="標楷體"/>
-                <w:color w:val="000000" w:themeColor="text1"/>
-                <w:sz w:val="28"/>
-                <w:szCs w:val="28"/>
-              </w:rPr>
-            </w:pPr>
-            <w:r>
-              <w:rPr>
-                <w:rFonts w:ascii="標楷體" w:hAnsi="標楷體"/>
-                <w:b w:val="0"/>
+            </w:pPr>
+            <w:r>
+              <w:rPr>
+                <w:rFonts w:ascii="新細明體" w:hAnsi="新細明體" w:eastAsia="新細明體" w:cs="新細明體"/>
+                <w:b w:val="0"/>
+                <w:sz w:val="24"/>
+                <w:szCs w:val="24"/>
               </w:rPr>
               <w:t>〔待補：日期與節次〕</w:t>
             </w:r>
@@ -3535,10 +4996,10 @@
             </w:pPr>
             <w:r>
               <w:rPr>
-                <w:rFonts w:ascii="標楷體" w:eastAsia="標楷體" w:hAnsi="標楷體" w:hint="eastAsia"/>
-                <w:color w:val="000000" w:themeColor="text1"/>
-                <w:sz w:val="28"/>
-                <w:szCs w:val="28"/>
+                <w:rFonts w:ascii="新細明體" w:hAnsi="新細明體" w:eastAsia="新細明體" w:cs="新細明體"/>
+                <w:color w:val="000000" w:themeColor="text1"/>
+                <w:sz w:val="24"/>
+                <w:szCs w:val="24"/>
               </w:rPr>
               <w:t>科目單元</w:t>
             </w:r>
@@ -3560,8 +5021,10 @@
             </w:pPr>
             <w:r>
               <w:rPr>
-                <w:rFonts w:ascii="標楷體" w:hAnsi="標楷體"/>
-                <w:b w:val="0"/>
+                <w:rFonts w:ascii="新細明體" w:hAnsi="新細明體" w:eastAsia="新細明體" w:cs="新細明體"/>
+                <w:b w:val="0"/>
+                <w:sz w:val="24"/>
+                <w:szCs w:val="24"/>
               </w:rPr>
               <w:t>社會／翰林六上／第一單元第一課統整延伸〈甘蔗吸管〉</w:t>
             </w:r>
@@ -3610,41 +5073,41 @@
             <w:proofErr w:type="gramStart"/>
             <w:r>
               <w:rPr>
-                <w:rFonts w:ascii="標楷體" w:eastAsia="標楷體" w:hAnsi="標楷體" w:hint="eastAsia"/>
+                <w:rFonts w:ascii="新細明體" w:hAnsi="新細明體" w:eastAsia="新細明體" w:cs="新細明體"/>
+                <w:color w:val="000000" w:themeColor="text1"/>
+                <w:sz w:val="24"/>
+                <w:szCs w:val="24"/>
+              </w:rPr>
+              <w:t>觀</w:t>
+            </w:r>
+            <w:r>
+              <w:rPr>
+                <w:rFonts w:ascii="新細明體" w:hAnsi="新細明體" w:eastAsia="新細明體" w:cs="新細明體"/>
+                <w:color w:val="000000" w:themeColor="text1"/>
+                <w:sz w:val="24"/>
+                <w:szCs w:val="24"/>
+              </w:rPr>
+              <w:t>課教師</w:t>
+            </w:r>
+            <w:proofErr w:type="gramEnd"/>
+          </w:p>
+          <w:p>
+            <w:pPr>
+              <w:spacing w:line="400" w:lineRule="exact"/>
+              <w:jc w:val="center"/>
+              <w:rPr>
+                <w:rFonts w:ascii="標楷體" w:eastAsia="標楷體" w:hAnsi="標楷體"/>
                 <w:color w:val="000000" w:themeColor="text1"/>
                 <w:sz w:val="28"/>
                 <w:szCs w:val="28"/>
               </w:rPr>
-              <w:t>觀</w:t>
-            </w:r>
-            <w:r>
-              <w:rPr>
-                <w:rFonts w:ascii="標楷體" w:eastAsia="標楷體" w:hAnsi="標楷體"/>
-                <w:color w:val="000000" w:themeColor="text1"/>
-                <w:sz w:val="28"/>
-                <w:szCs w:val="28"/>
-              </w:rPr>
-              <w:t>課教師</w:t>
-            </w:r>
-            <w:proofErr w:type="gramEnd"/>
-          </w:p>
-          <w:p>
-            <w:pPr>
-              <w:spacing w:line="400" w:lineRule="exact"/>
-              <w:jc w:val="center"/>
-              <w:rPr>
-                <w:rFonts w:ascii="標楷體" w:eastAsia="標楷體" w:hAnsi="標楷體"/>
-                <w:color w:val="000000" w:themeColor="text1"/>
-                <w:sz w:val="28"/>
-                <w:szCs w:val="28"/>
-              </w:rPr>
-            </w:pPr>
-            <w:r>
-              <w:rPr>
-                <w:rFonts w:ascii="標楷體" w:eastAsia="標楷體" w:hAnsi="標楷體"/>
-                <w:color w:val="000000" w:themeColor="text1"/>
-                <w:sz w:val="28"/>
-                <w:szCs w:val="28"/>
+            </w:pPr>
+            <w:r>
+              <w:rPr>
+                <w:rFonts w:ascii="新細明體" w:hAnsi="新細明體" w:eastAsia="新細明體" w:cs="新細明體"/>
+                <w:color w:val="000000" w:themeColor="text1"/>
+                <w:sz w:val="24"/>
+                <w:szCs w:val="24"/>
               </w:rPr>
               <w:t>學校</w:t>
             </w:r>
@@ -3711,41 +5174,41 @@
             <w:proofErr w:type="gramStart"/>
             <w:r>
               <w:rPr>
-                <w:rFonts w:ascii="標楷體" w:eastAsia="標楷體" w:hAnsi="標楷體" w:hint="eastAsia"/>
+                <w:rFonts w:ascii="新細明體" w:hAnsi="新細明體" w:eastAsia="新細明體" w:cs="新細明體"/>
+                <w:color w:val="000000" w:themeColor="text1"/>
+                <w:sz w:val="24"/>
+                <w:szCs w:val="24"/>
+              </w:rPr>
+              <w:t>觀</w:t>
+            </w:r>
+            <w:r>
+              <w:rPr>
+                <w:rFonts w:ascii="新細明體" w:hAnsi="新細明體" w:eastAsia="新細明體" w:cs="新細明體"/>
+                <w:color w:val="000000" w:themeColor="text1"/>
+                <w:sz w:val="24"/>
+                <w:szCs w:val="24"/>
+              </w:rPr>
+              <w:t>課教師</w:t>
+            </w:r>
+            <w:proofErr w:type="gramEnd"/>
+          </w:p>
+          <w:p>
+            <w:pPr>
+              <w:spacing w:line="400" w:lineRule="exact"/>
+              <w:jc w:val="center"/>
+              <w:rPr>
+                <w:rFonts w:ascii="標楷體" w:eastAsia="標楷體" w:hAnsi="標楷體"/>
                 <w:color w:val="000000" w:themeColor="text1"/>
                 <w:sz w:val="28"/>
                 <w:szCs w:val="28"/>
               </w:rPr>
-              <w:t>觀</w:t>
-            </w:r>
-            <w:r>
-              <w:rPr>
-                <w:rFonts w:ascii="標楷體" w:eastAsia="標楷體" w:hAnsi="標楷體"/>
-                <w:color w:val="000000" w:themeColor="text1"/>
-                <w:sz w:val="28"/>
-                <w:szCs w:val="28"/>
-              </w:rPr>
-              <w:t>課教師</w:t>
-            </w:r>
-            <w:proofErr w:type="gramEnd"/>
-          </w:p>
-          <w:p>
-            <w:pPr>
-              <w:spacing w:line="400" w:lineRule="exact"/>
-              <w:jc w:val="center"/>
-              <w:rPr>
-                <w:rFonts w:ascii="標楷體" w:eastAsia="標楷體" w:hAnsi="標楷體"/>
-                <w:color w:val="000000" w:themeColor="text1"/>
-                <w:sz w:val="28"/>
-                <w:szCs w:val="28"/>
-              </w:rPr>
-            </w:pPr>
-            <w:r>
-              <w:rPr>
-                <w:rFonts w:ascii="標楷體" w:eastAsia="標楷體" w:hAnsi="標楷體"/>
-                <w:color w:val="000000" w:themeColor="text1"/>
-                <w:sz w:val="28"/>
-                <w:szCs w:val="28"/>
+            </w:pPr>
+            <w:r>
+              <w:rPr>
+                <w:rFonts w:ascii="新細明體" w:hAnsi="新細明體" w:eastAsia="新細明體" w:cs="新細明體"/>
+                <w:color w:val="000000" w:themeColor="text1"/>
+                <w:sz w:val="24"/>
+                <w:szCs w:val="24"/>
               </w:rPr>
               <w:t>姓名</w:t>
             </w:r>
@@ -3812,19 +5275,19 @@
       <w:proofErr w:type="gramStart"/>
       <w:r>
         <w:rPr>
-          <w:rFonts w:ascii="標楷體" w:eastAsia="標楷體" w:hAnsi="標楷體" w:hint="eastAsia"/>
+          <w:rFonts w:ascii="新細明體" w:hAnsi="新細明體" w:eastAsia="新細明體" w:cs="新細明體"/>
           <w:color w:val="000000" w:themeColor="text1"/>
-          <w:sz w:val="28"/>
-          <w:szCs w:val="28"/>
+          <w:sz w:val="24"/>
+          <w:szCs w:val="24"/>
         </w:rPr>
         <w:t>觀課</w:t>
       </w:r>
       <w:r>
         <w:rPr>
-          <w:rFonts w:ascii="標楷體" w:eastAsia="標楷體" w:hAnsi="標楷體"/>
+          <w:rFonts w:ascii="新細明體" w:hAnsi="新細明體" w:eastAsia="新細明體" w:cs="新細明體"/>
           <w:color w:val="000000" w:themeColor="text1"/>
-          <w:sz w:val="28"/>
-          <w:szCs w:val="28"/>
+          <w:sz w:val="24"/>
+          <w:szCs w:val="24"/>
         </w:rPr>
         <w:t>重點</w:t>
       </w:r>
@@ -3833,8 +5296,10 @@
     <w:p>
       <w:r>
         <w:rPr>
-          <w:rFonts w:ascii="標楷體" w:hAnsi="標楷體"/>
+          <w:rFonts w:ascii="新細明體" w:hAnsi="新細明體" w:eastAsia="新細明體" w:cs="新細明體"/>
           <w:b w:val="0"/>
+          <w:sz w:val="24"/>
+          <w:szCs w:val="24"/>
         </w:rPr>
         <w:t>1.〔待補特殊學生後改為指名〕就近觀察 1～2 位第一次判斷天然、可分解就是完全環保的學生：讀到第 33 頁限制或聽見同儕發言後，何時修改或保留原判斷？依據是什麼？</w:t>
       </w:r>
@@ -3842,8 +5307,10 @@
     <w:p>
       <w:r>
         <w:rPr>
-          <w:rFonts w:ascii="標楷體" w:hAnsi="標楷體"/>
+          <w:rFonts w:ascii="新細明體" w:hAnsi="新細明體" w:eastAsia="新細明體" w:cs="新細明體"/>
           <w:b w:val="0"/>
+          <w:sz w:val="24"/>
+          <w:szCs w:val="24"/>
         </w:rPr>
         <w:t>2.〔待補特殊學生後改為指名〕就近觀察 1 位較少發言的學生：Pair 與四人輪流發言時是否說出一項教材證據？哪個同儕動作或教師台詞使發言發生？</w:t>
       </w:r>
@@ -3851,8 +5318,10 @@
     <w:p>
       <w:r>
         <w:rPr>
-          <w:rFonts w:ascii="標楷體" w:hAnsi="標楷體"/>
+          <w:rFonts w:ascii="新細明體" w:hAnsi="新細明體" w:eastAsia="新細明體" w:cs="新細明體"/>
           <w:b w:val="0"/>
+          <w:sz w:val="24"/>
+          <w:szCs w:val="24"/>
         </w:rPr>
         <w:t>3. 觀察一個出現立場衝突的小組：組員是否先重述他人證據，再形成有條件的共同標籤？記下作品被修改的文字與時間。</w:t>
       </w:r>
@@ -3891,19 +5360,19 @@
             </w:pPr>
             <w:r>
               <w:rPr>
-                <w:rFonts w:ascii="標楷體" w:eastAsia="標楷體" w:hAnsi="標楷體" w:hint="eastAsia"/>
-                <w:color w:val="000000" w:themeColor="text1"/>
-                <w:sz w:val="28"/>
-                <w:szCs w:val="28"/>
+                <w:rFonts w:ascii="新細明體" w:hAnsi="新細明體" w:eastAsia="新細明體" w:cs="新細明體"/>
+                <w:color w:val="000000" w:themeColor="text1"/>
+                <w:sz w:val="24"/>
+                <w:szCs w:val="24"/>
               </w:rPr>
               <w:t>面</w:t>
             </w:r>
             <w:r>
               <w:rPr>
-                <w:rFonts w:ascii="標楷體" w:eastAsia="標楷體" w:hAnsi="標楷體"/>
-                <w:color w:val="000000" w:themeColor="text1"/>
-                <w:sz w:val="28"/>
-                <w:szCs w:val="28"/>
+                <w:rFonts w:ascii="新細明體" w:hAnsi="新細明體" w:eastAsia="新細明體" w:cs="新細明體"/>
+                <w:color w:val="000000" w:themeColor="text1"/>
+                <w:sz w:val="24"/>
+                <w:szCs w:val="24"/>
               </w:rPr>
               <w:t>向</w:t>
             </w:r>
@@ -3928,19 +5397,19 @@
             </w:pPr>
             <w:r>
               <w:rPr>
-                <w:rFonts w:hAnsi="標楷體"/>
-                <w:color w:val="000000" w:themeColor="text1"/>
-                <w:sz w:val="28"/>
-                <w:szCs w:val="28"/>
+                <w:rFonts w:ascii="新細明體" w:hAnsi="新細明體" w:eastAsia="新細明體" w:cs="新細明體"/>
+                <w:color w:val="000000" w:themeColor="text1"/>
+                <w:sz w:val="24"/>
+                <w:szCs w:val="24"/>
               </w:rPr>
               <w:t>1.</w:t>
             </w:r>
             <w:r>
               <w:rPr>
-                <w:rFonts w:hAnsi="標楷體" w:hint="eastAsia"/>
-                <w:color w:val="000000" w:themeColor="text1"/>
-                <w:sz w:val="28"/>
-                <w:szCs w:val="28"/>
+                <w:rFonts w:ascii="新細明體" w:hAnsi="新細明體" w:eastAsia="新細明體" w:cs="新細明體"/>
+                <w:color w:val="000000" w:themeColor="text1"/>
+                <w:sz w:val="24"/>
+                <w:szCs w:val="24"/>
               </w:rPr>
               <w:t>全班學習氣氛</w:t>
             </w:r>
@@ -3965,19 +5434,19 @@
             </w:pPr>
             <w:r>
               <w:rPr>
-                <w:rFonts w:hAnsi="標楷體"/>
-                <w:color w:val="000000" w:themeColor="text1"/>
-                <w:sz w:val="28"/>
-                <w:szCs w:val="28"/>
+                <w:rFonts w:ascii="新細明體" w:hAnsi="新細明體" w:eastAsia="新細明體" w:cs="新細明體"/>
+                <w:color w:val="000000" w:themeColor="text1"/>
+                <w:sz w:val="24"/>
+                <w:szCs w:val="24"/>
               </w:rPr>
               <w:t>2.</w:t>
             </w:r>
             <w:r>
               <w:rPr>
-                <w:rFonts w:hAnsi="標楷體" w:hint="eastAsia"/>
-                <w:color w:val="000000" w:themeColor="text1"/>
-                <w:sz w:val="28"/>
-                <w:szCs w:val="28"/>
+                <w:rFonts w:ascii="新細明體" w:hAnsi="新細明體" w:eastAsia="新細明體" w:cs="新細明體"/>
+                <w:color w:val="000000" w:themeColor="text1"/>
+                <w:sz w:val="24"/>
+                <w:szCs w:val="24"/>
               </w:rPr>
               <w:t>學生學習歷程</w:t>
             </w:r>
@@ -4002,57 +5471,57 @@
             </w:pPr>
             <w:r>
               <w:rPr>
-                <w:rFonts w:hAnsi="標楷體"/>
+                <w:rFonts w:ascii="新細明體" w:hAnsi="新細明體" w:eastAsia="新細明體" w:cs="新細明體"/>
+                <w:color w:val="000000" w:themeColor="text1"/>
+                <w:sz w:val="24"/>
+                <w:szCs w:val="24"/>
+              </w:rPr>
+              <w:t>3.</w:t>
+            </w:r>
+            <w:r>
+              <w:rPr>
+                <w:rFonts w:ascii="新細明體" w:hAnsi="新細明體" w:eastAsia="新細明體" w:cs="新細明體"/>
+                <w:color w:val="000000" w:themeColor="text1"/>
+                <w:sz w:val="24"/>
+                <w:szCs w:val="24"/>
+              </w:rPr>
+              <w:t>學生學習結果</w:t>
+            </w:r>
+          </w:p>
+        </w:tc>
+      </w:tr>
+      <w:tr>
+        <w:tc>
+          <w:tcPr>
+            <w:tcW w:w="292" w:type="pct"/>
+            <w:vAlign w:val="center"/>
+          </w:tcPr>
+          <w:p>
+            <w:pPr>
+              <w:spacing w:line="400" w:lineRule="exact"/>
+              <w:jc w:val="both"/>
+              <w:rPr>
+                <w:rFonts w:ascii="標楷體" w:eastAsia="標楷體" w:hAnsi="標楷體"/>
                 <w:color w:val="000000" w:themeColor="text1"/>
                 <w:sz w:val="28"/>
                 <w:szCs w:val="28"/>
               </w:rPr>
-              <w:t>3.</w:t>
-            </w:r>
-            <w:r>
-              <w:rPr>
-                <w:rFonts w:hAnsi="標楷體" w:hint="eastAsia"/>
-                <w:color w:val="000000" w:themeColor="text1"/>
-                <w:sz w:val="28"/>
-                <w:szCs w:val="28"/>
-              </w:rPr>
-              <w:t>學生學習結果</w:t>
-            </w:r>
-          </w:p>
-        </w:tc>
-      </w:tr>
-      <w:tr>
-        <w:tc>
-          <w:tcPr>
-            <w:tcW w:w="292" w:type="pct"/>
-            <w:vAlign w:val="center"/>
-          </w:tcPr>
-          <w:p>
-            <w:pPr>
-              <w:spacing w:line="400" w:lineRule="exact"/>
-              <w:jc w:val="both"/>
-              <w:rPr>
-                <w:rFonts w:ascii="標楷體" w:eastAsia="標楷體" w:hAnsi="標楷體"/>
-                <w:color w:val="000000" w:themeColor="text1"/>
-                <w:sz w:val="28"/>
-                <w:szCs w:val="28"/>
-              </w:rPr>
-            </w:pPr>
-            <w:r>
-              <w:rPr>
-                <w:rFonts w:ascii="標楷體" w:eastAsia="標楷體" w:hAnsi="標楷體" w:hint="eastAsia"/>
-                <w:color w:val="000000" w:themeColor="text1"/>
-                <w:sz w:val="28"/>
-                <w:szCs w:val="28"/>
+            </w:pPr>
+            <w:r>
+              <w:rPr>
+                <w:rFonts w:ascii="新細明體" w:hAnsi="新細明體" w:eastAsia="新細明體" w:cs="新細明體"/>
+                <w:color w:val="000000" w:themeColor="text1"/>
+                <w:sz w:val="24"/>
+                <w:szCs w:val="24"/>
               </w:rPr>
               <w:t>要</w:t>
             </w:r>
             <w:r>
               <w:rPr>
-                <w:rFonts w:ascii="標楷體" w:eastAsia="標楷體" w:hAnsi="標楷體"/>
-                <w:color w:val="000000" w:themeColor="text1"/>
-                <w:sz w:val="28"/>
-                <w:szCs w:val="28"/>
+                <w:rFonts w:ascii="新細明體" w:hAnsi="新細明體" w:eastAsia="新細明體" w:cs="新細明體"/>
+                <w:color w:val="000000" w:themeColor="text1"/>
+                <w:sz w:val="24"/>
+                <w:szCs w:val="24"/>
               </w:rPr>
               <w:t>項</w:t>
             </w:r>
@@ -4077,28 +5546,28 @@
             </w:pPr>
             <w:r>
               <w:rPr>
-                <w:rFonts w:hAnsi="標楷體"/>
-                <w:color w:val="000000" w:themeColor="text1"/>
-                <w:sz w:val="28"/>
-                <w:szCs w:val="28"/>
+                <w:rFonts w:ascii="新細明體" w:hAnsi="新細明體" w:eastAsia="新細明體" w:cs="新細明體"/>
+                <w:color w:val="000000" w:themeColor="text1"/>
+                <w:sz w:val="24"/>
+                <w:szCs w:val="24"/>
               </w:rPr>
               <w:t>1-1</w:t>
             </w:r>
             <w:r>
               <w:rPr>
-                <w:rFonts w:hAnsi="標楷體" w:hint="eastAsia"/>
-                <w:color w:val="000000" w:themeColor="text1"/>
-                <w:sz w:val="28"/>
-                <w:szCs w:val="28"/>
+                <w:rFonts w:ascii="新細明體" w:hAnsi="新細明體" w:eastAsia="新細明體" w:cs="新細明體"/>
+                <w:color w:val="000000" w:themeColor="text1"/>
+                <w:sz w:val="24"/>
+                <w:szCs w:val="24"/>
               </w:rPr>
               <w:t>是否有安心學習的環境？</w:t>
             </w:r>
             <w:r>
               <w:rPr>
-                <w:rFonts w:hAnsi="標楷體"/>
-                <w:color w:val="000000" w:themeColor="text1"/>
-                <w:sz w:val="28"/>
-                <w:szCs w:val="28"/>
+                <w:rFonts w:ascii="新細明體" w:hAnsi="新細明體" w:eastAsia="新細明體" w:cs="新細明體"/>
+                <w:color w:val="000000" w:themeColor="text1"/>
+                <w:sz w:val="24"/>
+                <w:szCs w:val="24"/>
               </w:rPr>
               <w:t xml:space="preserve"> </w:t>
             </w:r>
@@ -4118,28 +5587,28 @@
             </w:pPr>
             <w:r>
               <w:rPr>
-                <w:rFonts w:hAnsi="標楷體"/>
-                <w:color w:val="000000" w:themeColor="text1"/>
-                <w:sz w:val="28"/>
-                <w:szCs w:val="28"/>
+                <w:rFonts w:ascii="新細明體" w:hAnsi="新細明體" w:eastAsia="新細明體" w:cs="新細明體"/>
+                <w:color w:val="000000" w:themeColor="text1"/>
+                <w:sz w:val="24"/>
+                <w:szCs w:val="24"/>
               </w:rPr>
               <w:t>1-2</w:t>
             </w:r>
             <w:r>
               <w:rPr>
-                <w:rFonts w:hAnsi="標楷體" w:hint="eastAsia"/>
-                <w:color w:val="000000" w:themeColor="text1"/>
-                <w:sz w:val="28"/>
-                <w:szCs w:val="28"/>
+                <w:rFonts w:ascii="新細明體" w:hAnsi="新細明體" w:eastAsia="新細明體" w:cs="新細明體"/>
+                <w:color w:val="000000" w:themeColor="text1"/>
+                <w:sz w:val="24"/>
+                <w:szCs w:val="24"/>
               </w:rPr>
               <w:t>是否有聆聽學習的環境？</w:t>
             </w:r>
             <w:r>
               <w:rPr>
-                <w:rFonts w:hAnsi="標楷體"/>
-                <w:color w:val="000000" w:themeColor="text1"/>
-                <w:sz w:val="28"/>
-                <w:szCs w:val="28"/>
+                <w:rFonts w:ascii="新細明體" w:hAnsi="新細明體" w:eastAsia="新細明體" w:cs="新細明體"/>
+                <w:color w:val="000000" w:themeColor="text1"/>
+                <w:sz w:val="24"/>
+                <w:szCs w:val="24"/>
               </w:rPr>
               <w:t xml:space="preserve"> </w:t>
             </w:r>
@@ -4164,27 +5633,28 @@
             </w:pPr>
             <w:r>
               <w:rPr>
-                <w:color w:val="000000" w:themeColor="text1"/>
-                <w:sz w:val="28"/>
-                <w:szCs w:val="28"/>
+                <w:rFonts w:ascii="新細明體" w:hAnsi="新細明體" w:eastAsia="新細明體" w:cs="新細明體"/>
+                <w:color w:val="000000" w:themeColor="text1"/>
+                <w:sz w:val="24"/>
+                <w:szCs w:val="24"/>
               </w:rPr>
               <w:t>2-1</w:t>
             </w:r>
             <w:r>
               <w:rPr>
-                <w:rFonts w:hAnsi="標楷體" w:hint="eastAsia"/>
-                <w:color w:val="000000" w:themeColor="text1"/>
-                <w:sz w:val="28"/>
-                <w:szCs w:val="28"/>
+                <w:rFonts w:ascii="新細明體" w:hAnsi="新細明體" w:eastAsia="新細明體" w:cs="新細明體"/>
+                <w:color w:val="000000" w:themeColor="text1"/>
+                <w:sz w:val="24"/>
+                <w:szCs w:val="24"/>
               </w:rPr>
               <w:t>學生學習動機是否持續？</w:t>
             </w:r>
             <w:r>
               <w:rPr>
-                <w:rFonts w:hAnsi="標楷體"/>
-                <w:color w:val="000000" w:themeColor="text1"/>
-                <w:sz w:val="28"/>
-                <w:szCs w:val="28"/>
+                <w:rFonts w:ascii="新細明體" w:hAnsi="新細明體" w:eastAsia="新細明體" w:cs="新細明體"/>
+                <w:color w:val="000000" w:themeColor="text1"/>
+                <w:sz w:val="24"/>
+                <w:szCs w:val="24"/>
               </w:rPr>
               <w:t xml:space="preserve"> </w:t>
             </w:r>
@@ -4204,38 +5674,38 @@
             </w:pPr>
             <w:r>
               <w:rPr>
-                <w:rFonts w:hAnsi="標楷體"/>
-                <w:color w:val="000000" w:themeColor="text1"/>
-                <w:sz w:val="28"/>
-                <w:szCs w:val="28"/>
+                <w:rFonts w:ascii="新細明體" w:hAnsi="新細明體" w:eastAsia="新細明體" w:cs="新細明體"/>
+                <w:color w:val="000000" w:themeColor="text1"/>
+                <w:sz w:val="24"/>
+                <w:szCs w:val="24"/>
               </w:rPr>
               <w:t>2</w:t>
             </w:r>
             <w:r>
               <w:rPr>
-                <w:rFonts w:hAnsi="標楷體" w:cstheme="minorBidi"/>
+                <w:rFonts w:ascii="新細明體" w:hAnsi="新細明體" w:eastAsia="新細明體" w:cs="新細明體"/>
                 <w:color w:val="000000" w:themeColor="text1"/>
                 <w:kern w:val="2"/>
-                <w:sz w:val="28"/>
-                <w:szCs w:val="28"/>
+                <w:sz w:val="24"/>
+                <w:szCs w:val="24"/>
               </w:rPr>
               <w:t>-2</w:t>
             </w:r>
             <w:r>
               <w:rPr>
-                <w:rFonts w:hAnsi="標楷體" w:hint="eastAsia"/>
-                <w:color w:val="000000" w:themeColor="text1"/>
-                <w:sz w:val="28"/>
-                <w:szCs w:val="28"/>
+                <w:rFonts w:ascii="新細明體" w:hAnsi="新細明體" w:eastAsia="新細明體" w:cs="新細明體"/>
+                <w:color w:val="000000" w:themeColor="text1"/>
+                <w:sz w:val="24"/>
+                <w:szCs w:val="24"/>
               </w:rPr>
               <w:t>學生是否相互關注與傾聽？</w:t>
             </w:r>
             <w:r>
               <w:rPr>
-                <w:rFonts w:hAnsi="標楷體"/>
-                <w:color w:val="000000" w:themeColor="text1"/>
-                <w:sz w:val="28"/>
-                <w:szCs w:val="28"/>
+                <w:rFonts w:ascii="新細明體" w:hAnsi="新細明體" w:eastAsia="新細明體" w:cs="新細明體"/>
+                <w:color w:val="000000" w:themeColor="text1"/>
+                <w:sz w:val="24"/>
+                <w:szCs w:val="24"/>
               </w:rPr>
               <w:t xml:space="preserve"> </w:t>
             </w:r>
@@ -4255,19 +5725,19 @@
             </w:pPr>
             <w:r>
               <w:rPr>
-                <w:rFonts w:hAnsi="標楷體"/>
-                <w:color w:val="000000" w:themeColor="text1"/>
-                <w:sz w:val="28"/>
-                <w:szCs w:val="28"/>
+                <w:rFonts w:ascii="新細明體" w:hAnsi="新細明體" w:eastAsia="新細明體" w:cs="新細明體"/>
+                <w:color w:val="000000" w:themeColor="text1"/>
+                <w:sz w:val="24"/>
+                <w:szCs w:val="24"/>
               </w:rPr>
               <w:t>2-3</w:t>
             </w:r>
             <w:r>
               <w:rPr>
-                <w:rFonts w:hAnsi="標楷體" w:hint="eastAsia"/>
-                <w:color w:val="000000" w:themeColor="text1"/>
-                <w:sz w:val="28"/>
-                <w:szCs w:val="28"/>
+                <w:rFonts w:ascii="新細明體" w:hAnsi="新細明體" w:eastAsia="新細明體" w:cs="新細明體"/>
+                <w:color w:val="000000" w:themeColor="text1"/>
+                <w:sz w:val="24"/>
+                <w:szCs w:val="24"/>
               </w:rPr>
               <w:t>學生是否互相協助與討論？</w:t>
             </w:r>
@@ -4287,28 +5757,28 @@
             </w:pPr>
             <w:r>
               <w:rPr>
-                <w:rFonts w:hAnsi="標楷體"/>
-                <w:color w:val="000000" w:themeColor="text1"/>
-                <w:sz w:val="28"/>
-                <w:szCs w:val="28"/>
+                <w:rFonts w:ascii="新細明體" w:hAnsi="新細明體" w:eastAsia="新細明體" w:cs="新細明體"/>
+                <w:color w:val="000000" w:themeColor="text1"/>
+                <w:sz w:val="24"/>
+                <w:szCs w:val="24"/>
               </w:rPr>
               <w:t>2-4</w:t>
             </w:r>
             <w:r>
               <w:rPr>
-                <w:rFonts w:hAnsi="標楷體" w:hint="eastAsia"/>
-                <w:color w:val="000000" w:themeColor="text1"/>
-                <w:sz w:val="28"/>
-                <w:szCs w:val="28"/>
+                <w:rFonts w:ascii="新細明體" w:hAnsi="新細明體" w:eastAsia="新細明體" w:cs="新細明體"/>
+                <w:color w:val="000000" w:themeColor="text1"/>
+                <w:sz w:val="24"/>
+                <w:szCs w:val="24"/>
               </w:rPr>
               <w:t>學生是否投入參與學習？</w:t>
             </w:r>
             <w:r>
               <w:rPr>
-                <w:rFonts w:hAnsi="標楷體"/>
-                <w:color w:val="000000" w:themeColor="text1"/>
-                <w:sz w:val="28"/>
-                <w:szCs w:val="28"/>
+                <w:rFonts w:ascii="新細明體" w:hAnsi="新細明體" w:eastAsia="新細明體" w:cs="新細明體"/>
+                <w:color w:val="000000" w:themeColor="text1"/>
+                <w:sz w:val="24"/>
+                <w:szCs w:val="24"/>
               </w:rPr>
               <w:t xml:space="preserve"> </w:t>
             </w:r>
@@ -4328,46 +5798,46 @@
             </w:pPr>
             <w:r>
               <w:rPr>
-                <w:rFonts w:hAnsi="標楷體"/>
-                <w:color w:val="000000" w:themeColor="text1"/>
-                <w:sz w:val="28"/>
-                <w:szCs w:val="28"/>
+                <w:rFonts w:ascii="新細明體" w:hAnsi="新細明體" w:eastAsia="新細明體" w:cs="新細明體"/>
+                <w:color w:val="000000" w:themeColor="text1"/>
+                <w:sz w:val="24"/>
+                <w:szCs w:val="24"/>
               </w:rPr>
               <w:t>2-5</w:t>
             </w:r>
             <w:r>
               <w:rPr>
-                <w:rFonts w:hAnsi="標楷體" w:hint="eastAsia"/>
-                <w:color w:val="000000" w:themeColor="text1"/>
-                <w:sz w:val="28"/>
-                <w:szCs w:val="28"/>
+                <w:rFonts w:ascii="新細明體" w:hAnsi="新細明體" w:eastAsia="新細明體" w:cs="新細明體"/>
+                <w:color w:val="000000" w:themeColor="text1"/>
+                <w:sz w:val="24"/>
+                <w:szCs w:val="24"/>
               </w:rPr>
               <w:t>是否發現有特殊表現的學生？</w:t>
             </w:r>
             <w:r>
               <w:rPr>
-                <w:rFonts w:hAnsi="標楷體"/>
-                <w:color w:val="000000" w:themeColor="text1"/>
-                <w:sz w:val="28"/>
-                <w:szCs w:val="28"/>
+                <w:rFonts w:ascii="新細明體" w:hAnsi="新細明體" w:eastAsia="新細明體" w:cs="新細明體"/>
+                <w:color w:val="000000" w:themeColor="text1"/>
+                <w:sz w:val="24"/>
+                <w:szCs w:val="24"/>
               </w:rPr>
               <w:t>(</w:t>
             </w:r>
             <w:r>
               <w:rPr>
-                <w:rFonts w:hAnsi="標楷體" w:hint="eastAsia"/>
-                <w:color w:val="000000" w:themeColor="text1"/>
-                <w:sz w:val="28"/>
-                <w:szCs w:val="28"/>
+                <w:rFonts w:ascii="新細明體" w:hAnsi="新細明體" w:eastAsia="新細明體" w:cs="新細明體"/>
+                <w:color w:val="000000" w:themeColor="text1"/>
+                <w:sz w:val="24"/>
+                <w:szCs w:val="24"/>
               </w:rPr>
               <w:t>如學習停滯、超前和學習具潛力的學生</w:t>
             </w:r>
             <w:r>
               <w:rPr>
-                <w:rFonts w:hAnsi="標楷體"/>
-                <w:color w:val="000000" w:themeColor="text1"/>
-                <w:sz w:val="28"/>
-                <w:szCs w:val="28"/>
+                <w:rFonts w:ascii="新細明體" w:hAnsi="新細明體" w:eastAsia="新細明體" w:cs="新細明體"/>
+                <w:color w:val="000000" w:themeColor="text1"/>
+                <w:sz w:val="24"/>
+                <w:szCs w:val="24"/>
               </w:rPr>
               <w:t xml:space="preserve">) </w:t>
             </w:r>
@@ -4404,28 +5874,28 @@
             </w:pPr>
             <w:r>
               <w:rPr>
-                <w:rFonts w:hAnsi="標楷體"/>
-                <w:color w:val="000000" w:themeColor="text1"/>
-                <w:sz w:val="28"/>
-                <w:szCs w:val="28"/>
+                <w:rFonts w:ascii="新細明體" w:hAnsi="新細明體" w:eastAsia="新細明體" w:cs="新細明體"/>
+                <w:color w:val="000000" w:themeColor="text1"/>
+                <w:sz w:val="24"/>
+                <w:szCs w:val="24"/>
               </w:rPr>
               <w:t>3-1</w:t>
             </w:r>
             <w:r>
               <w:rPr>
-                <w:rFonts w:hAnsi="標楷體" w:hint="eastAsia"/>
-                <w:color w:val="000000" w:themeColor="text1"/>
-                <w:sz w:val="28"/>
-                <w:szCs w:val="28"/>
+                <w:rFonts w:ascii="新細明體" w:hAnsi="新細明體" w:eastAsia="新細明體" w:cs="新細明體"/>
+                <w:color w:val="000000" w:themeColor="text1"/>
+                <w:sz w:val="24"/>
+                <w:szCs w:val="24"/>
               </w:rPr>
               <w:t>學生學習是否成立？如何發生？何時發生？</w:t>
             </w:r>
             <w:r>
               <w:rPr>
-                <w:rFonts w:hAnsi="標楷體"/>
-                <w:color w:val="000000" w:themeColor="text1"/>
-                <w:sz w:val="28"/>
-                <w:szCs w:val="28"/>
+                <w:rFonts w:ascii="新細明體" w:hAnsi="新細明體" w:eastAsia="新細明體" w:cs="新細明體"/>
+                <w:color w:val="000000" w:themeColor="text1"/>
+                <w:sz w:val="24"/>
+                <w:szCs w:val="24"/>
               </w:rPr>
               <w:t xml:space="preserve"> </w:t>
             </w:r>
@@ -4445,19 +5915,19 @@
             </w:pPr>
             <w:r>
               <w:rPr>
-                <w:rFonts w:hAnsi="標楷體"/>
-                <w:color w:val="000000" w:themeColor="text1"/>
-                <w:sz w:val="28"/>
-                <w:szCs w:val="28"/>
+                <w:rFonts w:ascii="新細明體" w:hAnsi="新細明體" w:eastAsia="新細明體" w:cs="新細明體"/>
+                <w:color w:val="000000" w:themeColor="text1"/>
+                <w:sz w:val="24"/>
+                <w:szCs w:val="24"/>
               </w:rPr>
               <w:t>3-2</w:t>
             </w:r>
             <w:r>
               <w:rPr>
-                <w:rFonts w:hAnsi="標楷體" w:hint="eastAsia"/>
-                <w:color w:val="000000" w:themeColor="text1"/>
-                <w:sz w:val="28"/>
-                <w:szCs w:val="28"/>
+                <w:rFonts w:ascii="新細明體" w:hAnsi="新細明體" w:eastAsia="新細明體" w:cs="新細明體"/>
+                <w:color w:val="000000" w:themeColor="text1"/>
+                <w:sz w:val="24"/>
+                <w:szCs w:val="24"/>
               </w:rPr>
               <w:t>學生學習的困難之處是什麼？</w:t>
             </w:r>
@@ -4485,49 +5955,49 @@
             </w:pPr>
             <w:r>
               <w:rPr>
-                <w:rFonts w:ascii="標楷體" w:eastAsia="標楷體" w:hAnsi="標楷體" w:hint="eastAsia"/>
+                <w:rFonts w:ascii="新細明體" w:hAnsi="新細明體" w:eastAsia="新細明體" w:cs="新細明體"/>
+                <w:color w:val="000000" w:themeColor="text1"/>
+                <w:sz w:val="24"/>
+                <w:szCs w:val="24"/>
+              </w:rPr>
+              <w:lastRenderedPageBreak/>
+              <w:t>學</w:t>
+            </w:r>
+            <w:r>
+              <w:rPr>
+                <w:rFonts w:ascii="新細明體" w:hAnsi="新細明體" w:eastAsia="新細明體" w:cs="新細明體"/>
+                <w:color w:val="000000" w:themeColor="text1"/>
+                <w:sz w:val="24"/>
+                <w:szCs w:val="24"/>
+              </w:rPr>
+              <w:t>生</w:t>
+            </w:r>
+          </w:p>
+          <w:p>
+            <w:pPr>
+              <w:jc w:val="center"/>
+              <w:rPr>
+                <w:rFonts w:ascii="標楷體" w:eastAsia="標楷體" w:hAnsi="標楷體"/>
                 <w:color w:val="000000" w:themeColor="text1"/>
                 <w:sz w:val="28"/>
                 <w:szCs w:val="28"/>
               </w:rPr>
-              <w:lastRenderedPageBreak/>
-              <w:t>學</w:t>
-            </w:r>
-            <w:r>
-              <w:rPr>
-                <w:rFonts w:ascii="標楷體" w:eastAsia="標楷體" w:hAnsi="標楷體"/>
-                <w:color w:val="000000" w:themeColor="text1"/>
-                <w:sz w:val="28"/>
-                <w:szCs w:val="28"/>
-              </w:rPr>
-              <w:t>生</w:t>
-            </w:r>
-          </w:p>
-          <w:p>
-            <w:pPr>
-              <w:jc w:val="center"/>
-              <w:rPr>
-                <w:rFonts w:ascii="標楷體" w:eastAsia="標楷體" w:hAnsi="標楷體"/>
-                <w:color w:val="000000" w:themeColor="text1"/>
-                <w:sz w:val="28"/>
-                <w:szCs w:val="28"/>
-              </w:rPr>
-            </w:pPr>
-            <w:r>
-              <w:rPr>
-                <w:rFonts w:ascii="標楷體" w:eastAsia="標楷體" w:hAnsi="標楷體" w:hint="eastAsia"/>
-                <w:color w:val="000000" w:themeColor="text1"/>
-                <w:sz w:val="28"/>
-                <w:szCs w:val="28"/>
+            </w:pPr>
+            <w:r>
+              <w:rPr>
+                <w:rFonts w:ascii="新細明體" w:hAnsi="新細明體" w:eastAsia="新細明體" w:cs="新細明體"/>
+                <w:color w:val="000000" w:themeColor="text1"/>
+                <w:sz w:val="24"/>
+                <w:szCs w:val="24"/>
               </w:rPr>
               <w:t>學習紀</w:t>
             </w:r>
             <w:r>
               <w:rPr>
-                <w:rFonts w:ascii="標楷體" w:eastAsia="標楷體" w:hAnsi="標楷體"/>
-                <w:color w:val="000000" w:themeColor="text1"/>
-                <w:sz w:val="28"/>
-                <w:szCs w:val="28"/>
+                <w:rFonts w:ascii="新細明體" w:hAnsi="新細明體" w:eastAsia="新細明體" w:cs="新細明體"/>
+                <w:color w:val="000000" w:themeColor="text1"/>
+                <w:sz w:val="24"/>
+                <w:szCs w:val="24"/>
               </w:rPr>
               <w:t>錄</w:t>
             </w:r>
@@ -4573,69 +6043,69 @@
             <w:proofErr w:type="gramStart"/>
             <w:r>
               <w:rPr>
-                <w:rFonts w:ascii="標楷體" w:eastAsia="標楷體" w:hAnsi="標楷體" w:hint="eastAsia"/>
+                <w:rFonts w:ascii="新細明體" w:hAnsi="新細明體" w:eastAsia="新細明體" w:cs="新細明體"/>
+                <w:color w:val="000000" w:themeColor="text1"/>
+                <w:sz w:val="24"/>
+                <w:szCs w:val="24"/>
+              </w:rPr>
+              <w:t>觀課</w:t>
+            </w:r>
+            <w:r>
+              <w:rPr>
+                <w:rFonts w:ascii="新細明體" w:hAnsi="新細明體" w:eastAsia="新細明體" w:cs="新細明體"/>
+                <w:color w:val="000000" w:themeColor="text1"/>
+                <w:sz w:val="24"/>
+                <w:szCs w:val="24"/>
+              </w:rPr>
+              <w:t>者</w:t>
+            </w:r>
+            <w:proofErr w:type="gramEnd"/>
+            <w:r>
+              <w:rPr>
+                <w:rFonts w:ascii="新細明體" w:hAnsi="新細明體" w:eastAsia="新細明體" w:cs="新細明體"/>
+                <w:color w:val="000000" w:themeColor="text1"/>
+                <w:sz w:val="24"/>
+                <w:szCs w:val="24"/>
+              </w:rPr>
+              <w:t>學習</w:t>
+            </w:r>
+          </w:p>
+          <w:p>
+            <w:pPr>
+              <w:jc w:val="center"/>
+              <w:rPr>
+                <w:rFonts w:ascii="標楷體" w:eastAsia="標楷體" w:hAnsi="標楷體"/>
                 <w:color w:val="000000" w:themeColor="text1"/>
                 <w:sz w:val="28"/>
                 <w:szCs w:val="28"/>
               </w:rPr>
-              <w:t>觀課</w:t>
-            </w:r>
-            <w:r>
+            </w:pPr>
+            <w:r>
+              <w:rPr>
+                <w:rFonts w:ascii="新細明體" w:hAnsi="新細明體" w:eastAsia="新細明體" w:cs="新細明體"/>
+                <w:color w:val="000000" w:themeColor="text1"/>
+                <w:sz w:val="24"/>
+                <w:szCs w:val="24"/>
+              </w:rPr>
+              <w:t>與</w:t>
+            </w:r>
+          </w:p>
+          <w:p>
+            <w:pPr>
+              <w:jc w:val="center"/>
               <w:rPr>
                 <w:rFonts w:ascii="標楷體" w:eastAsia="標楷體" w:hAnsi="標楷體"/>
                 <w:color w:val="000000" w:themeColor="text1"/>
                 <w:sz w:val="28"/>
                 <w:szCs w:val="28"/>
               </w:rPr>
-              <w:t>者</w:t>
-            </w:r>
-            <w:proofErr w:type="gramEnd"/>
-            <w:r>
-              <w:rPr>
-                <w:rFonts w:ascii="標楷體" w:eastAsia="標楷體" w:hAnsi="標楷體" w:hint="eastAsia"/>
-                <w:color w:val="000000" w:themeColor="text1"/>
-                <w:sz w:val="28"/>
-                <w:szCs w:val="28"/>
-              </w:rPr>
-              <w:t>學習</w:t>
-            </w:r>
-          </w:p>
-          <w:p>
-            <w:pPr>
-              <w:jc w:val="center"/>
-              <w:rPr>
-                <w:rFonts w:ascii="標楷體" w:eastAsia="標楷體" w:hAnsi="標楷體"/>
-                <w:color w:val="000000" w:themeColor="text1"/>
-                <w:sz w:val="28"/>
-                <w:szCs w:val="28"/>
-              </w:rPr>
-            </w:pPr>
-            <w:r>
-              <w:rPr>
-                <w:rFonts w:ascii="標楷體" w:eastAsia="標楷體" w:hAnsi="標楷體" w:hint="eastAsia"/>
-                <w:color w:val="000000" w:themeColor="text1"/>
-                <w:sz w:val="28"/>
-                <w:szCs w:val="28"/>
-              </w:rPr>
-              <w:t>與</w:t>
-            </w:r>
-          </w:p>
-          <w:p>
-            <w:pPr>
-              <w:jc w:val="center"/>
-              <w:rPr>
-                <w:rFonts w:ascii="標楷體" w:eastAsia="標楷體" w:hAnsi="標楷體"/>
-                <w:color w:val="000000" w:themeColor="text1"/>
-                <w:sz w:val="28"/>
-                <w:szCs w:val="28"/>
-              </w:rPr>
-            </w:pPr>
-            <w:r>
-              <w:rPr>
-                <w:rFonts w:ascii="標楷體" w:eastAsia="標楷體" w:hAnsi="標楷體" w:hint="eastAsia"/>
-                <w:color w:val="000000" w:themeColor="text1"/>
-                <w:sz w:val="28"/>
-                <w:szCs w:val="28"/>
+            </w:pPr>
+            <w:r>
+              <w:rPr>
+                <w:rFonts w:ascii="新細明體" w:hAnsi="新細明體" w:eastAsia="新細明體" w:cs="新細明體"/>
+                <w:color w:val="000000" w:themeColor="text1"/>
+                <w:sz w:val="24"/>
+                <w:szCs w:val="24"/>
               </w:rPr>
               <w:t>收穫</w:t>
             </w:r>
@@ -4674,12 +6144,19 @@
     </w:p>
     <w:p>
       <w:r>
+        <w:rPr>
+          <w:rFonts w:ascii="新細明體" w:hAnsi="新細明體" w:eastAsia="新細明體" w:cs="新細明體"/>
+          <w:sz w:val="24"/>
+          <w:szCs w:val="24"/>
+        </w:rPr>
         <w:br w:type="page"/>
       </w:r>
       <w:r>
         <w:rPr>
-          <w:rFonts w:ascii="標楷體" w:hAnsi="標楷體"/>
+          <w:rFonts w:ascii="新細明體" w:hAnsi="新細明體" w:eastAsia="新細明體" w:cs="新細明體"/>
           <w:b/>
+          <w:sz w:val="24"/>
+          <w:szCs w:val="24"/>
         </w:rPr>
         <w:t>附件一 甘蔗吸管產品標籤學習單</w:t>
       </w:r>
@@ -4687,8 +6164,10 @@
     <w:p>
       <w:r>
         <w:rPr>
-          <w:rFonts w:ascii="標楷體" w:hAnsi="標楷體"/>
+          <w:rFonts w:ascii="新細明體" w:hAnsi="新細明體" w:eastAsia="新細明體" w:cs="新細明體"/>
           <w:b w:val="0"/>
+          <w:sz w:val="24"/>
+          <w:szCs w:val="24"/>
         </w:rPr>
         <w:t>課題：甘蔗吸管可以稱為環保吸管嗎？請用課本第 32～33 頁的資料完成，第二次修訂請改用另一種顏色。</w:t>
       </w:r>
@@ -4699,8 +6178,10 @@
       </w:pPr>
       <w:r>
         <w:rPr>
-          <w:rFonts w:ascii="標楷體" w:hAnsi="標楷體"/>
+          <w:rFonts w:ascii="新細明體" w:hAnsi="新細明體" w:eastAsia="新細明體" w:cs="新細明體"/>
           <w:b w:val="0"/>
+          <w:sz w:val="24"/>
+          <w:szCs w:val="24"/>
         </w:rPr>
         <w:t>班級：＿＿＿＿　座號：＿＿＿＿　姓名：＿＿＿＿</w:t>
       </w:r>
@@ -4711,8 +6192,10 @@
       </w:pPr>
       <w:r>
         <w:rPr>
-          <w:rFonts w:ascii="標楷體" w:hAnsi="標楷體"/>
+          <w:rFonts w:ascii="新細明體" w:hAnsi="新細明體" w:eastAsia="新細明體" w:cs="新細明體"/>
           <w:b w:val="0"/>
+          <w:sz w:val="24"/>
+          <w:szCs w:val="24"/>
         </w:rPr>
         <w:t>一、我的第一個判斷　□ 可以　□ 不可以　□ 還不確定</w:t>
       </w:r>
@@ -4723,17 +6206,24 @@
       </w:pPr>
       <w:r>
         <w:rPr>
-          <w:rFonts w:ascii="標楷體" w:hAnsi="標楷體"/>
+          <w:rFonts w:ascii="新細明體" w:hAnsi="新細明體" w:eastAsia="新細明體" w:cs="新細明體"/>
           <w:b w:val="0"/>
+          <w:sz w:val="24"/>
+          <w:szCs w:val="24"/>
         </w:rPr>
         <w:t>我的直覺理由：＿＿＿＿＿＿＿＿＿＿＿＿＿＿＿＿＿＿＿＿＿＿＿＿</w:t>
       </w:r>
     </w:p>
     <w:p>
+      <w:pPr>
+        <w:keepNext/>
+      </w:pPr>
       <w:r>
         <w:rPr>
-          <w:rFonts w:ascii="標楷體" w:hAnsi="標楷體"/>
+          <w:rFonts w:ascii="新細明體" w:hAnsi="新細明體" w:eastAsia="新細明體" w:cs="新細明體"/>
           <w:b/>
+          <w:sz w:val="24"/>
+          <w:szCs w:val="24"/>
         </w:rPr>
         <w:t>證據整理</w:t>
       </w:r>
@@ -4741,27 +6231,34 @@
     <w:tbl>
       <w:tblPr>
         <w:tblStyle w:val="a4"/>
-        <w:tblW w:type="auto" w:w="0"/>
+        <w:tblW w:type="pct" w:w="5000"/>
         <w:tblLook w:firstColumn="1" w:firstRow="1" w:lastColumn="0" w:lastRow="0" w:noHBand="0" w:noVBand="1" w:val="04A0"/>
         <w:tblLayout w:type="fixed"/>
       </w:tblPr>
       <w:tblGrid>
-        <w:gridCol w:w="5233"/>
-        <w:gridCol w:w="5233"/>
+        <w:gridCol w:w="2523"/>
+        <w:gridCol w:w="7931"/>
       </w:tblGrid>
       <w:tr>
-        <w:tc>
-          <w:tcPr>
-            <w:tcW w:type="dxa" w:w="2381"/>
-          </w:tcPr>
-          <w:p>
-            <w:pPr>
-              <w:spacing w:after="0"/>
-            </w:pPr>
-            <w:r>
-              <w:rPr>
-                <w:rFonts w:ascii="標楷體" w:hAnsi="標楷體"/>
+        <w:trPr>
+          <w:cantSplit/>
+          <w:tblHeader/>
+        </w:trPr>
+        <w:tc>
+          <w:tcPr>
+            <w:tcW w:type="dxa" w:w="2523"/>
+          </w:tcPr>
+          <w:p>
+            <w:pPr>
+              <w:keepNext/>
+              <w:spacing w:after="0"/>
+            </w:pPr>
+            <w:r>
+              <w:rPr>
+                <w:rFonts w:ascii="新細明體" w:hAnsi="新細明體" w:eastAsia="新細明體" w:cs="新細明體"/>
                 <w:b/>
+                <w:sz w:val="24"/>
+                <w:szCs w:val="24"/>
               </w:rPr>
               <w:t>欄位</w:t>
             </w:r>
@@ -4769,16 +6266,18 @@
         </w:tc>
         <w:tc>
           <w:tcPr>
-            <w:tcW w:type="dxa" w:w="7483"/>
-          </w:tcPr>
-          <w:p>
-            <w:pPr>
-              <w:spacing w:after="0"/>
-            </w:pPr>
-            <w:r>
-              <w:rPr>
-                <w:rFonts w:ascii="標楷體" w:hAnsi="標楷體"/>
+            <w:tcW w:type="dxa" w:w="7931"/>
+          </w:tcPr>
+          <w:p>
+            <w:pPr>
+              <w:spacing w:after="0"/>
+            </w:pPr>
+            <w:r>
+              <w:rPr>
+                <w:rFonts w:ascii="新細明體" w:hAnsi="新細明體" w:eastAsia="新細明體" w:cs="新細明體"/>
                 <w:b/>
+                <w:sz w:val="24"/>
+                <w:szCs w:val="24"/>
               </w:rPr>
               <w:t>我的紀錄</w:t>
             </w:r>
@@ -4787,20 +6286,23 @@
       </w:tr>
       <w:tr>
         <w:trPr>
+          <w:cantSplit/>
           <w:trHeight w:val="907"/>
         </w:trPr>
         <w:tc>
           <w:tcPr>
-            <w:tcW w:type="dxa" w:w="2381"/>
-          </w:tcPr>
-          <w:p>
-            <w:pPr>
-              <w:spacing w:after="0"/>
-            </w:pPr>
-            <w:r>
-              <w:rPr>
-                <w:rFonts w:ascii="標楷體" w:hAnsi="標楷體"/>
-                <w:b w:val="0"/>
+            <w:tcW w:type="dxa" w:w="2523"/>
+          </w:tcPr>
+          <w:p>
+            <w:pPr>
+              <w:spacing w:after="0"/>
+            </w:pPr>
+            <w:r>
+              <w:rPr>
+                <w:rFonts w:ascii="新細明體" w:hAnsi="新細明體" w:eastAsia="新細明體" w:cs="新細明體"/>
+                <w:b w:val="0"/>
+                <w:sz w:val="24"/>
+                <w:szCs w:val="24"/>
               </w:rPr>
               <w:t>支持證據</w:t>
             </w:r>
@@ -4808,16 +6310,18 @@
         </w:tc>
         <w:tc>
           <w:tcPr>
-            <w:tcW w:type="dxa" w:w="7483"/>
-          </w:tcPr>
-          <w:p>
-            <w:pPr>
-              <w:spacing w:after="0"/>
-            </w:pPr>
-            <w:r>
-              <w:rPr>
-                <w:rFonts w:ascii="標楷體" w:hAnsi="標楷體"/>
-                <w:b w:val="0"/>
+            <w:tcW w:type="dxa" w:w="7931"/>
+          </w:tcPr>
+          <w:p>
+            <w:pPr>
+              <w:spacing w:after="0"/>
+            </w:pPr>
+            <w:r>
+              <w:rPr>
+                <w:rFonts w:ascii="新細明體" w:hAnsi="新細明體" w:eastAsia="新細明體" w:cs="新細明體"/>
+                <w:b w:val="0"/>
+                <w:sz w:val="24"/>
+                <w:szCs w:val="24"/>
               </w:rPr>
               <w:t>＿＿＿＿＿＿＿＿＿＿＿＿＿＿＿＿＿＿＿＿（第＿＿頁）</w:t>
             </w:r>
@@ -4826,20 +6330,23 @@
       </w:tr>
       <w:tr>
         <w:trPr>
+          <w:cantSplit/>
           <w:trHeight w:val="907"/>
         </w:trPr>
         <w:tc>
           <w:tcPr>
-            <w:tcW w:type="dxa" w:w="2381"/>
-          </w:tcPr>
-          <w:p>
-            <w:pPr>
-              <w:spacing w:after="0"/>
-            </w:pPr>
-            <w:r>
-              <w:rPr>
-                <w:rFonts w:ascii="標楷體" w:hAnsi="標楷體"/>
-                <w:b w:val="0"/>
+            <w:tcW w:type="dxa" w:w="2523"/>
+          </w:tcPr>
+          <w:p>
+            <w:pPr>
+              <w:spacing w:after="0"/>
+            </w:pPr>
+            <w:r>
+              <w:rPr>
+                <w:rFonts w:ascii="新細明體" w:hAnsi="新細明體" w:eastAsia="新細明體" w:cs="新細明體"/>
+                <w:b w:val="0"/>
+                <w:sz w:val="24"/>
+                <w:szCs w:val="24"/>
               </w:rPr>
               <w:t>限制一</w:t>
             </w:r>
@@ -4847,16 +6354,18 @@
         </w:tc>
         <w:tc>
           <w:tcPr>
-            <w:tcW w:type="dxa" w:w="7483"/>
-          </w:tcPr>
-          <w:p>
-            <w:pPr>
-              <w:spacing w:after="0"/>
-            </w:pPr>
-            <w:r>
-              <w:rPr>
-                <w:rFonts w:ascii="標楷體" w:hAnsi="標楷體"/>
-                <w:b w:val="0"/>
+            <w:tcW w:type="dxa" w:w="7931"/>
+          </w:tcPr>
+          <w:p>
+            <w:pPr>
+              <w:spacing w:after="0"/>
+            </w:pPr>
+            <w:r>
+              <w:rPr>
+                <w:rFonts w:ascii="新細明體" w:hAnsi="新細明體" w:eastAsia="新細明體" w:cs="新細明體"/>
+                <w:b w:val="0"/>
+                <w:sz w:val="24"/>
+                <w:szCs w:val="24"/>
               </w:rPr>
               <w:t>＿＿＿＿＿＿＿＿＿＿＿＿＿＿＿＿＿＿＿＿（第＿＿頁）</w:t>
             </w:r>
@@ -4865,20 +6374,23 @@
       </w:tr>
       <w:tr>
         <w:trPr>
+          <w:cantSplit/>
           <w:trHeight w:val="907"/>
         </w:trPr>
         <w:tc>
           <w:tcPr>
-            <w:tcW w:type="dxa" w:w="2381"/>
-          </w:tcPr>
-          <w:p>
-            <w:pPr>
-              <w:spacing w:after="0"/>
-            </w:pPr>
-            <w:r>
-              <w:rPr>
-                <w:rFonts w:ascii="標楷體" w:hAnsi="標楷體"/>
-                <w:b w:val="0"/>
+            <w:tcW w:type="dxa" w:w="2523"/>
+          </w:tcPr>
+          <w:p>
+            <w:pPr>
+              <w:spacing w:after="0"/>
+            </w:pPr>
+            <w:r>
+              <w:rPr>
+                <w:rFonts w:ascii="新細明體" w:hAnsi="新細明體" w:eastAsia="新細明體" w:cs="新細明體"/>
+                <w:b w:val="0"/>
+                <w:sz w:val="24"/>
+                <w:szCs w:val="24"/>
               </w:rPr>
               <w:t>限制二</w:t>
             </w:r>
@@ -4886,16 +6398,18 @@
         </w:tc>
         <w:tc>
           <w:tcPr>
-            <w:tcW w:type="dxa" w:w="7483"/>
-          </w:tcPr>
-          <w:p>
-            <w:pPr>
-              <w:spacing w:after="0"/>
-            </w:pPr>
-            <w:r>
-              <w:rPr>
-                <w:rFonts w:ascii="標楷體" w:hAnsi="標楷體"/>
-                <w:b w:val="0"/>
+            <w:tcW w:type="dxa" w:w="7931"/>
+          </w:tcPr>
+          <w:p>
+            <w:pPr>
+              <w:spacing w:after="0"/>
+            </w:pPr>
+            <w:r>
+              <w:rPr>
+                <w:rFonts w:ascii="新細明體" w:hAnsi="新細明體" w:eastAsia="新細明體" w:cs="新細明體"/>
+                <w:b w:val="0"/>
+                <w:sz w:val="24"/>
+                <w:szCs w:val="24"/>
               </w:rPr>
               <w:t>＿＿＿＿＿＿＿＿＿＿＿＿＿＿＿＿＿＿＿＿（第＿＿頁）</w:t>
             </w:r>
@@ -4905,10 +6419,15 @@
     </w:tbl>
     <w:p/>
     <w:p>
+      <w:pPr>
+        <w:keepNext/>
+      </w:pPr>
       <w:r>
         <w:rPr>
-          <w:rFonts w:ascii="標楷體" w:hAnsi="標楷體"/>
+          <w:rFonts w:ascii="新細明體" w:hAnsi="新細明體" w:eastAsia="新細明體" w:cs="新細明體"/>
           <w:b/>
+          <w:sz w:val="24"/>
+          <w:szCs w:val="24"/>
         </w:rPr>
         <w:t>產品標籤與修訂</w:t>
       </w:r>
@@ -4916,27 +6435,34 @@
     <w:tbl>
       <w:tblPr>
         <w:tblStyle w:val="a4"/>
-        <w:tblW w:type="auto" w:w="0"/>
+        <w:tblW w:type="pct" w:w="5000"/>
         <w:tblLook w:firstColumn="1" w:firstRow="1" w:lastColumn="0" w:lastRow="0" w:noHBand="0" w:noVBand="1" w:val="04A0"/>
         <w:tblLayout w:type="fixed"/>
       </w:tblPr>
       <w:tblGrid>
-        <w:gridCol w:w="5233"/>
-        <w:gridCol w:w="5233"/>
+        <w:gridCol w:w="2523"/>
+        <w:gridCol w:w="7931"/>
       </w:tblGrid>
       <w:tr>
-        <w:tc>
-          <w:tcPr>
-            <w:tcW w:type="dxa" w:w="2381"/>
-          </w:tcPr>
-          <w:p>
-            <w:pPr>
-              <w:spacing w:after="0"/>
-            </w:pPr>
-            <w:r>
-              <w:rPr>
-                <w:rFonts w:ascii="標楷體" w:hAnsi="標楷體"/>
+        <w:trPr>
+          <w:cantSplit/>
+          <w:tblHeader/>
+        </w:trPr>
+        <w:tc>
+          <w:tcPr>
+            <w:tcW w:type="dxa" w:w="2523"/>
+          </w:tcPr>
+          <w:p>
+            <w:pPr>
+              <w:keepNext/>
+              <w:spacing w:after="0"/>
+            </w:pPr>
+            <w:r>
+              <w:rPr>
+                <w:rFonts w:ascii="新細明體" w:hAnsi="新細明體" w:eastAsia="新細明體" w:cs="新細明體"/>
                 <w:b/>
+                <w:sz w:val="24"/>
+                <w:szCs w:val="24"/>
               </w:rPr>
               <w:t>欄位</w:t>
             </w:r>
@@ -4944,16 +6470,18 @@
         </w:tc>
         <w:tc>
           <w:tcPr>
-            <w:tcW w:type="dxa" w:w="7483"/>
-          </w:tcPr>
-          <w:p>
-            <w:pPr>
-              <w:spacing w:after="0"/>
-            </w:pPr>
-            <w:r>
-              <w:rPr>
-                <w:rFonts w:ascii="標楷體" w:hAnsi="標楷體"/>
+            <w:tcW w:type="dxa" w:w="7931"/>
+          </w:tcPr>
+          <w:p>
+            <w:pPr>
+              <w:spacing w:after="0"/>
+            </w:pPr>
+            <w:r>
+              <w:rPr>
+                <w:rFonts w:ascii="新細明體" w:hAnsi="新細明體" w:eastAsia="新細明體" w:cs="新細明體"/>
                 <w:b/>
+                <w:sz w:val="24"/>
+                <w:szCs w:val="24"/>
               </w:rPr>
               <w:t>我的文字</w:t>
             </w:r>
@@ -4962,20 +6490,23 @@
       </w:tr>
       <w:tr>
         <w:trPr>
+          <w:cantSplit/>
           <w:trHeight w:val="1134"/>
         </w:trPr>
         <w:tc>
           <w:tcPr>
-            <w:tcW w:type="dxa" w:w="2381"/>
-          </w:tcPr>
-          <w:p>
-            <w:pPr>
-              <w:spacing w:after="0"/>
-            </w:pPr>
-            <w:r>
-              <w:rPr>
-                <w:rFonts w:ascii="標楷體" w:hAnsi="標楷體"/>
-                <w:b w:val="0"/>
+            <w:tcW w:type="dxa" w:w="2523"/>
+          </w:tcPr>
+          <w:p>
+            <w:pPr>
+              <w:spacing w:after="0"/>
+            </w:pPr>
+            <w:r>
+              <w:rPr>
+                <w:rFonts w:ascii="新細明體" w:hAnsi="新細明體" w:eastAsia="新細明體" w:cs="新細明體"/>
+                <w:b w:val="0"/>
+                <w:sz w:val="24"/>
+                <w:szCs w:val="24"/>
               </w:rPr>
               <w:t>正面主張</w:t>
             </w:r>
@@ -4983,16 +6514,18 @@
         </w:tc>
         <w:tc>
           <w:tcPr>
-            <w:tcW w:type="dxa" w:w="7483"/>
-          </w:tcPr>
-          <w:p>
-            <w:pPr>
-              <w:spacing w:after="0"/>
-            </w:pPr>
-            <w:r>
-              <w:rPr>
-                <w:rFonts w:ascii="標楷體" w:hAnsi="標楷體"/>
-                <w:b w:val="0"/>
+            <w:tcW w:type="dxa" w:w="7931"/>
+          </w:tcPr>
+          <w:p>
+            <w:pPr>
+              <w:spacing w:after="0"/>
+            </w:pPr>
+            <w:r>
+              <w:rPr>
+                <w:rFonts w:ascii="新細明體" w:hAnsi="新細明體" w:eastAsia="新細明體" w:cs="新細明體"/>
+                <w:b w:val="0"/>
+                <w:sz w:val="24"/>
+                <w:szCs w:val="24"/>
               </w:rPr>
               <w:t>＿＿＿＿＿＿＿＿＿＿＿＿＿＿＿＿＿＿＿＿＿＿＿＿</w:t>
             </w:r>
@@ -5001,20 +6534,23 @@
       </w:tr>
       <w:tr>
         <w:trPr>
+          <w:cantSplit/>
           <w:trHeight w:val="1134"/>
         </w:trPr>
         <w:tc>
           <w:tcPr>
-            <w:tcW w:type="dxa" w:w="2381"/>
-          </w:tcPr>
-          <w:p>
-            <w:pPr>
-              <w:spacing w:after="0"/>
-            </w:pPr>
-            <w:r>
-              <w:rPr>
-                <w:rFonts w:ascii="標楷體" w:hAnsi="標楷體"/>
-                <w:b w:val="0"/>
+            <w:tcW w:type="dxa" w:w="2523"/>
+          </w:tcPr>
+          <w:p>
+            <w:pPr>
+              <w:spacing w:after="0"/>
+            </w:pPr>
+            <w:r>
+              <w:rPr>
+                <w:rFonts w:ascii="新細明體" w:hAnsi="新細明體" w:eastAsia="新細明體" w:cs="新細明體"/>
+                <w:b w:val="0"/>
+                <w:sz w:val="24"/>
+                <w:szCs w:val="24"/>
               </w:rPr>
               <w:t>背面限制</w:t>
             </w:r>
@@ -5022,16 +6558,18 @@
         </w:tc>
         <w:tc>
           <w:tcPr>
-            <w:tcW w:type="dxa" w:w="7483"/>
-          </w:tcPr>
-          <w:p>
-            <w:pPr>
-              <w:spacing w:after="0"/>
-            </w:pPr>
-            <w:r>
-              <w:rPr>
-                <w:rFonts w:ascii="標楷體" w:hAnsi="標楷體"/>
-                <w:b w:val="0"/>
+            <w:tcW w:type="dxa" w:w="7931"/>
+          </w:tcPr>
+          <w:p>
+            <w:pPr>
+              <w:spacing w:after="0"/>
+            </w:pPr>
+            <w:r>
+              <w:rPr>
+                <w:rFonts w:ascii="新細明體" w:hAnsi="新細明體" w:eastAsia="新細明體" w:cs="新細明體"/>
+                <w:b w:val="0"/>
+                <w:sz w:val="24"/>
+                <w:szCs w:val="24"/>
               </w:rPr>
               <w:t>＿＿＿＿＿＿＿＿＿＿＿＿＿＿＿＿＿＿＿＿＿＿＿＿</w:t>
             </w:r>
@@ -5040,20 +6578,23 @@
       </w:tr>
       <w:tr>
         <w:trPr>
+          <w:cantSplit/>
           <w:trHeight w:val="1134"/>
         </w:trPr>
         <w:tc>
           <w:tcPr>
-            <w:tcW w:type="dxa" w:w="2381"/>
-          </w:tcPr>
-          <w:p>
-            <w:pPr>
-              <w:spacing w:after="0"/>
-            </w:pPr>
-            <w:r>
-              <w:rPr>
-                <w:rFonts w:ascii="標楷體" w:hAnsi="標楷體"/>
-                <w:b w:val="0"/>
+            <w:tcW w:type="dxa" w:w="2523"/>
+          </w:tcPr>
+          <w:p>
+            <w:pPr>
+              <w:spacing w:after="0"/>
+            </w:pPr>
+            <w:r>
+              <w:rPr>
+                <w:rFonts w:ascii="新細明體" w:hAnsi="新細明體" w:eastAsia="新細明體" w:cs="新細明體"/>
+                <w:b w:val="0"/>
+                <w:sz w:val="24"/>
+                <w:szCs w:val="24"/>
               </w:rPr>
               <w:t>第二色修訂</w:t>
             </w:r>
@@ -5061,16 +6602,18 @@
         </w:tc>
         <w:tc>
           <w:tcPr>
-            <w:tcW w:type="dxa" w:w="7483"/>
-          </w:tcPr>
-          <w:p>
-            <w:pPr>
-              <w:spacing w:after="0"/>
-            </w:pPr>
-            <w:r>
-              <w:rPr>
-                <w:rFonts w:ascii="標楷體" w:hAnsi="標楷體"/>
-                <w:b w:val="0"/>
+            <w:tcW w:type="dxa" w:w="7931"/>
+          </w:tcPr>
+          <w:p>
+            <w:pPr>
+              <w:spacing w:after="0"/>
+            </w:pPr>
+            <w:r>
+              <w:rPr>
+                <w:rFonts w:ascii="新細明體" w:hAnsi="新細明體" w:eastAsia="新細明體" w:cs="新細明體"/>
+                <w:b w:val="0"/>
+                <w:sz w:val="24"/>
+                <w:szCs w:val="24"/>
               </w:rPr>
               <w:t>我改／不改，因為＿＿＿＿＿＿＿＿＿＿＿＿＿＿＿＿</w:t>
             </w:r>
@@ -5080,10 +6623,15 @@
     </w:tbl>
     <w:p/>
     <w:p>
+      <w:pPr>
+        <w:keepNext/>
+      </w:pPr>
       <w:r>
         <w:rPr>
-          <w:rFonts w:ascii="標楷體" w:hAnsi="標楷體"/>
+          <w:rFonts w:ascii="新細明體" w:hAnsi="新細明體" w:eastAsia="新細明體" w:cs="新細明體"/>
           <w:b/>
+          <w:sz w:val="24"/>
+          <w:szCs w:val="24"/>
         </w:rPr>
         <w:t>形成性評量規準</w:t>
       </w:r>
@@ -5091,27 +6639,34 @@
     <w:tbl>
       <w:tblPr>
         <w:tblStyle w:val="a4"/>
-        <w:tblW w:type="auto" w:w="0"/>
+        <w:tblW w:type="pct" w:w="5000"/>
         <w:tblLook w:firstColumn="1" w:firstRow="1" w:lastColumn="0" w:lastRow="0" w:noHBand="0" w:noVBand="1" w:val="04A0"/>
         <w:tblLayout w:type="fixed"/>
       </w:tblPr>
       <w:tblGrid>
-        <w:gridCol w:w="5233"/>
-        <w:gridCol w:w="5233"/>
+        <w:gridCol w:w="1802"/>
+        <w:gridCol w:w="8652"/>
       </w:tblGrid>
       <w:tr>
-        <w:tc>
-          <w:tcPr>
-            <w:tcW w:type="dxa" w:w="1701"/>
-          </w:tcPr>
-          <w:p>
-            <w:pPr>
-              <w:spacing w:after="0"/>
-            </w:pPr>
-            <w:r>
-              <w:rPr>
-                <w:rFonts w:ascii="標楷體" w:hAnsi="標楷體"/>
+        <w:trPr>
+          <w:cantSplit/>
+          <w:tblHeader/>
+        </w:trPr>
+        <w:tc>
+          <w:tcPr>
+            <w:tcW w:type="dxa" w:w="1802"/>
+          </w:tcPr>
+          <w:p>
+            <w:pPr>
+              <w:keepNext/>
+              <w:spacing w:after="0"/>
+            </w:pPr>
+            <w:r>
+              <w:rPr>
+                <w:rFonts w:ascii="新細明體" w:hAnsi="新細明體" w:eastAsia="新細明體" w:cs="新細明體"/>
                 <w:b/>
+                <w:sz w:val="24"/>
+                <w:szCs w:val="24"/>
               </w:rPr>
               <w:t>層次</w:t>
             </w:r>
@@ -5119,16 +6674,18 @@
         </w:tc>
         <w:tc>
           <w:tcPr>
-            <w:tcW w:type="dxa" w:w="8164"/>
-          </w:tcPr>
-          <w:p>
-            <w:pPr>
-              <w:spacing w:after="0"/>
-            </w:pPr>
-            <w:r>
-              <w:rPr>
-                <w:rFonts w:ascii="標楷體" w:hAnsi="標楷體"/>
+            <w:tcW w:type="dxa" w:w="8652"/>
+          </w:tcPr>
+          <w:p>
+            <w:pPr>
+              <w:spacing w:after="0"/>
+            </w:pPr>
+            <w:r>
+              <w:rPr>
+                <w:rFonts w:ascii="新細明體" w:hAnsi="新細明體" w:eastAsia="新細明體" w:cs="新細明體"/>
                 <w:b/>
+                <w:sz w:val="24"/>
+                <w:szCs w:val="24"/>
               </w:rPr>
               <w:t>可觀察表現</w:t>
             </w:r>
@@ -5136,18 +6693,23 @@
         </w:tc>
       </w:tr>
       <w:tr>
-        <w:tc>
-          <w:tcPr>
-            <w:tcW w:type="dxa" w:w="1701"/>
-          </w:tcPr>
-          <w:p>
-            <w:pPr>
-              <w:spacing w:after="0"/>
-            </w:pPr>
-            <w:r>
-              <w:rPr>
-                <w:rFonts w:ascii="標楷體" w:hAnsi="標楷體"/>
-                <w:b w:val="0"/>
+        <w:trPr>
+          <w:cantSplit/>
+        </w:trPr>
+        <w:tc>
+          <w:tcPr>
+            <w:tcW w:type="dxa" w:w="1802"/>
+          </w:tcPr>
+          <w:p>
+            <w:pPr>
+              <w:spacing w:after="0"/>
+            </w:pPr>
+            <w:r>
+              <w:rPr>
+                <w:rFonts w:ascii="新細明體" w:hAnsi="新細明體" w:eastAsia="新細明體" w:cs="新細明體"/>
+                <w:b w:val="0"/>
+                <w:sz w:val="24"/>
+                <w:szCs w:val="24"/>
               </w:rPr>
               <w:t>開胃菜</w:t>
             </w:r>
@@ -5155,16 +6717,18 @@
         </w:tc>
         <w:tc>
           <w:tcPr>
-            <w:tcW w:type="dxa" w:w="8164"/>
-          </w:tcPr>
-          <w:p>
-            <w:pPr>
-              <w:spacing w:after="0"/>
-            </w:pPr>
-            <w:r>
-              <w:rPr>
-                <w:rFonts w:ascii="標楷體" w:hAnsi="標楷體"/>
-                <w:b w:val="0"/>
+            <w:tcW w:type="dxa" w:w="8652"/>
+          </w:tcPr>
+          <w:p>
+            <w:pPr>
+              <w:spacing w:after="0"/>
+            </w:pPr>
+            <w:r>
+              <w:rPr>
+                <w:rFonts w:ascii="新細明體" w:hAnsi="新細明體" w:eastAsia="新細明體" w:cs="新細明體"/>
+                <w:b w:val="0"/>
+                <w:sz w:val="24"/>
+                <w:szCs w:val="24"/>
               </w:rPr>
               <w:t>能指出一項支持證據與一項限制。</w:t>
             </w:r>
@@ -5172,18 +6736,23 @@
         </w:tc>
       </w:tr>
       <w:tr>
-        <w:tc>
-          <w:tcPr>
-            <w:tcW w:type="dxa" w:w="1701"/>
-          </w:tcPr>
-          <w:p>
-            <w:pPr>
-              <w:spacing w:after="0"/>
-            </w:pPr>
-            <w:r>
-              <w:rPr>
-                <w:rFonts w:ascii="標楷體" w:hAnsi="標楷體"/>
-                <w:b w:val="0"/>
+        <w:trPr>
+          <w:cantSplit/>
+        </w:trPr>
+        <w:tc>
+          <w:tcPr>
+            <w:tcW w:type="dxa" w:w="1802"/>
+          </w:tcPr>
+          <w:p>
+            <w:pPr>
+              <w:spacing w:after="0"/>
+            </w:pPr>
+            <w:r>
+              <w:rPr>
+                <w:rFonts w:ascii="新細明體" w:hAnsi="新細明體" w:eastAsia="新細明體" w:cs="新細明體"/>
+                <w:b w:val="0"/>
+                <w:sz w:val="24"/>
+                <w:szCs w:val="24"/>
               </w:rPr>
               <w:t>主菜</w:t>
             </w:r>
@@ -5191,16 +6760,18 @@
         </w:tc>
         <w:tc>
           <w:tcPr>
-            <w:tcW w:type="dxa" w:w="8164"/>
-          </w:tcPr>
-          <w:p>
-            <w:pPr>
-              <w:spacing w:after="0"/>
-            </w:pPr>
-            <w:r>
-              <w:rPr>
-                <w:rFonts w:ascii="標楷體" w:hAnsi="標楷體"/>
-                <w:b w:val="0"/>
+            <w:tcW w:type="dxa" w:w="8652"/>
+          </w:tcPr>
+          <w:p>
+            <w:pPr>
+              <w:spacing w:after="0"/>
+            </w:pPr>
+            <w:r>
+              <w:rPr>
+                <w:rFonts w:ascii="新細明體" w:hAnsi="新細明體" w:eastAsia="新細明體" w:cs="新細明體"/>
+                <w:b w:val="0"/>
+                <w:sz w:val="24"/>
+                <w:szCs w:val="24"/>
               </w:rPr>
               <w:t>能用正反證據形成判斷，寫出不誤導的標籤。</w:t>
             </w:r>
@@ -5208,18 +6779,23 @@
         </w:tc>
       </w:tr>
       <w:tr>
-        <w:tc>
-          <w:tcPr>
-            <w:tcW w:type="dxa" w:w="1701"/>
-          </w:tcPr>
-          <w:p>
-            <w:pPr>
-              <w:spacing w:after="0"/>
-            </w:pPr>
-            <w:r>
-              <w:rPr>
-                <w:rFonts w:ascii="標楷體" w:hAnsi="標楷體"/>
-                <w:b w:val="0"/>
+        <w:trPr>
+          <w:cantSplit/>
+        </w:trPr>
+        <w:tc>
+          <w:tcPr>
+            <w:tcW w:type="dxa" w:w="1802"/>
+          </w:tcPr>
+          <w:p>
+            <w:pPr>
+              <w:spacing w:after="0"/>
+            </w:pPr>
+            <w:r>
+              <w:rPr>
+                <w:rFonts w:ascii="新細明體" w:hAnsi="新細明體" w:eastAsia="新細明體" w:cs="新細明體"/>
+                <w:b w:val="0"/>
+                <w:sz w:val="24"/>
+                <w:szCs w:val="24"/>
               </w:rPr>
               <w:t>加菜</w:t>
             </w:r>
@@ -5227,16 +6803,18 @@
         </w:tc>
         <w:tc>
           <w:tcPr>
-            <w:tcW w:type="dxa" w:w="8164"/>
-          </w:tcPr>
-          <w:p>
-            <w:pPr>
-              <w:spacing w:after="0"/>
-            </w:pPr>
-            <w:r>
-              <w:rPr>
-                <w:rFonts w:ascii="標楷體" w:hAnsi="標楷體"/>
-                <w:b w:val="0"/>
+            <w:tcW w:type="dxa" w:w="8652"/>
+          </w:tcPr>
+          <w:p>
+            <w:pPr>
+              <w:spacing w:after="0"/>
+            </w:pPr>
+            <w:r>
+              <w:rPr>
+                <w:rFonts w:ascii="新細明體" w:hAnsi="新細明體" w:eastAsia="新細明體" w:cs="新細明體"/>
+                <w:b w:val="0"/>
+                <w:sz w:val="24"/>
+                <w:szCs w:val="24"/>
               </w:rPr>
               <w:t>能提出環保產品判準，並在聽見反例後修正、補充條件或有證據地保留原判斷。</w:t>
             </w:r>
@@ -5247,12 +6825,19 @@
     <w:p/>
     <w:p>
       <w:r>
+        <w:rPr>
+          <w:rFonts w:ascii="新細明體" w:hAnsi="新細明體" w:eastAsia="新細明體" w:cs="新細明體"/>
+          <w:sz w:val="24"/>
+          <w:szCs w:val="24"/>
+        </w:rPr>
         <w:br w:type="page"/>
       </w:r>
       <w:r>
         <w:rPr>
-          <w:rFonts w:ascii="標楷體" w:hAnsi="標楷體"/>
+          <w:rFonts w:ascii="新細明體" w:hAnsi="新細明體" w:eastAsia="新細明體" w:cs="新細明體"/>
           <w:b/>
+          <w:sz w:val="24"/>
+          <w:szCs w:val="24"/>
         </w:rPr>
         <w:t>附件二 課本對照頁（翰林六上社會 p.32～33，供觀課教師對照）</w:t>
       </w:r>

--- a/學共教案/教案成果/六年級_社會_甘蔗吸管_20260910/教案.docx
+++ b/學共教案/教案成果/六年級_社會_甘蔗吸管_20260910/教案.docx
@@ -2982,7 +2982,7 @@
           <w:sz w:val="24"/>
           <w:szCs w:val="24"/>
         </w:rPr>
-        <w:t>附錄：理答預想表（涵蓋轉引、轉問、反問、提示、釐清、深究）</w:t>
+        <w:t>附錄一：理答預想表（涵蓋轉引、轉問、反問、提示、釐清、深究）</w:t>
       </w:r>
     </w:p>
     <w:tbl>

--- a/學共教案/教案成果/六年級_社會_甘蔗吸管_20260910/教案.docx
+++ b/學共教案/教案成果/六年級_社會_甘蔗吸管_20260910/教案.docx
@@ -2834,7 +2834,7 @@
                 <w:sz w:val="24"/>
                 <w:szCs w:val="24"/>
               </w:rPr>
-              <w:t>【轉引】串連進程（三組，見附錄二 A）：</w:t>
+              <w:t>【轉引】串連進程（三組，見附錄・串連進程 A）：</w:t>
             </w:r>
           </w:p>
           <w:p>
@@ -2862,7 +2862,7 @@
                 <w:sz w:val="24"/>
                 <w:szCs w:val="24"/>
               </w:rPr>
-              <w:t>【轉問】串連進程（三位，見附錄二 B）：</w:t>
+              <w:t>【轉問】串連進程（三位，見附錄・串連進程 B）：</w:t>
             </w:r>
           </w:p>
           <w:p>
@@ -2890,7 +2890,7 @@
                 <w:sz w:val="24"/>
                 <w:szCs w:val="24"/>
               </w:rPr>
-              <w:t>【深究】串連進程（三位，見附錄二 C）：</w:t>
+              <w:t>【深究】串連進程（三位，見附錄・串連進程 C）：</w:t>
             </w:r>
           </w:p>
           <w:p>
@@ -2982,499 +2982,7 @@
           <w:sz w:val="24"/>
           <w:szCs w:val="24"/>
         </w:rPr>
-        <w:t>附錄一：理答預想表（涵蓋轉引、轉問、反問、提示、釐清、深究）</w:t>
-      </w:r>
-    </w:p>
-    <w:tbl>
-      <w:tblPr>
-        <w:tblStyle w:val="a4"/>
-        <w:tblW w:type="auto" w:w="0"/>
-        <w:tblLook w:firstColumn="1" w:firstRow="1" w:lastColumn="0" w:lastRow="0" w:noHBand="0" w:noVBand="1" w:val="04A0"/>
-      </w:tblPr>
-      <w:tblGrid>
-        <w:gridCol w:w="2616"/>
-        <w:gridCol w:w="2616"/>
-        <w:gridCol w:w="2616"/>
-        <w:gridCol w:w="2616"/>
-      </w:tblGrid>
-      <w:tr>
-        <w:tc>
-          <w:tcPr>
-            <w:tcW w:type="dxa" w:w="2616"/>
-          </w:tcPr>
-          <w:p>
-            <w:pPr>
-              <w:spacing w:after="0"/>
-            </w:pPr>
-            <w:r>
-              <w:rPr>
-                <w:rFonts w:ascii="新細明體" w:hAnsi="新細明體" w:eastAsia="新細明體" w:cs="新細明體"/>
-                <w:b/>
-                <w:sz w:val="24"/>
-                <w:szCs w:val="24"/>
-              </w:rPr>
-              <w:t>預想的學生回應</w:t>
-            </w:r>
-          </w:p>
-        </w:tc>
-        <w:tc>
-          <w:tcPr>
-            <w:tcW w:type="dxa" w:w="2616"/>
-          </w:tcPr>
-          <w:p>
-            <w:pPr>
-              <w:spacing w:after="0"/>
-            </w:pPr>
-            <w:r>
-              <w:rPr>
-                <w:rFonts w:ascii="新細明體" w:hAnsi="新細明體" w:eastAsia="新細明體" w:cs="新細明體"/>
-                <w:b/>
-                <w:sz w:val="24"/>
-                <w:szCs w:val="24"/>
-              </w:rPr>
-              <w:t>判讀</w:t>
-            </w:r>
-          </w:p>
-        </w:tc>
-        <w:tc>
-          <w:tcPr>
-            <w:tcW w:type="dxa" w:w="2616"/>
-          </w:tcPr>
-          <w:p>
-            <w:pPr>
-              <w:spacing w:after="0"/>
-            </w:pPr>
-            <w:r>
-              <w:rPr>
-                <w:rFonts w:ascii="新細明體" w:hAnsi="新細明體" w:eastAsia="新細明體" w:cs="新細明體"/>
-                <w:b/>
-                <w:sz w:val="24"/>
-                <w:szCs w:val="24"/>
-              </w:rPr>
-              <w:t>策略</w:t>
-            </w:r>
-          </w:p>
-        </w:tc>
-        <w:tc>
-          <w:tcPr>
-            <w:tcW w:type="dxa" w:w="2616"/>
-          </w:tcPr>
-          <w:p>
-            <w:pPr>
-              <w:spacing w:after="0"/>
-            </w:pPr>
-            <w:r>
-              <w:rPr>
-                <w:rFonts w:ascii="新細明體" w:hAnsi="新細明體" w:eastAsia="新細明體" w:cs="新細明體"/>
-                <w:b/>
-                <w:sz w:val="24"/>
-                <w:szCs w:val="24"/>
-              </w:rPr>
-              <w:t>教師台詞</w:t>
-            </w:r>
-          </w:p>
-        </w:tc>
-      </w:tr>
-      <w:tr>
-        <w:tc>
-          <w:tcPr>
-            <w:tcW w:type="dxa" w:w="2616"/>
-          </w:tcPr>
-          <w:p>
-            <w:pPr>
-              <w:spacing w:after="0"/>
-            </w:pPr>
-            <w:r>
-              <w:rPr>
-                <w:rFonts w:ascii="新細明體" w:hAnsi="新細明體" w:eastAsia="新細明體" w:cs="新細明體"/>
-                <w:b w:val="0"/>
-                <w:sz w:val="24"/>
-                <w:szCs w:val="24"/>
-              </w:rPr>
-              <w:t>（講錯）「它可以分解，所以在臺灣可以回收。」</w:t>
-            </w:r>
-          </w:p>
-        </w:tc>
-        <w:tc>
-          <w:tcPr>
-            <w:tcW w:type="dxa" w:w="2616"/>
-          </w:tcPr>
-          <w:p>
-            <w:pPr>
-              <w:spacing w:after="0"/>
-            </w:pPr>
-            <w:r>
-              <w:rPr>
-                <w:rFonts w:ascii="新細明體" w:hAnsi="新細明體" w:eastAsia="新細明體" w:cs="新細明體"/>
-                <w:b w:val="0"/>
-                <w:sz w:val="24"/>
-                <w:szCs w:val="24"/>
-              </w:rPr>
-              <w:t>混淆分解、回收與焚燒，尚未整合第 33 頁資訊。</w:t>
-            </w:r>
-          </w:p>
-        </w:tc>
-        <w:tc>
-          <w:tcPr>
-            <w:tcW w:type="dxa" w:w="2616"/>
-          </w:tcPr>
-          <w:p>
-            <w:pPr>
-              <w:spacing w:after="0"/>
-            </w:pPr>
-            <w:r>
-              <w:rPr>
-                <w:rFonts w:ascii="新細明體" w:hAnsi="新細明體" w:eastAsia="新細明體" w:cs="新細明體"/>
-                <w:b w:val="0"/>
-                <w:sz w:val="24"/>
-                <w:szCs w:val="24"/>
-              </w:rPr>
-              <w:t>提示</w:t>
-            </w:r>
-          </w:p>
-        </w:tc>
-        <w:tc>
-          <w:tcPr>
-            <w:tcW w:type="dxa" w:w="2616"/>
-          </w:tcPr>
-          <w:p>
-            <w:pPr>
-              <w:spacing w:after="0"/>
-            </w:pPr>
-            <w:r>
-              <w:rPr>
-                <w:rFonts w:ascii="新細明體" w:hAnsi="新細明體" w:eastAsia="新細明體" w:cs="新細明體"/>
-                <w:b w:val="0"/>
-                <w:sz w:val="24"/>
-                <w:szCs w:val="24"/>
-              </w:rPr>
-              <w:t>「回到第 33 頁。」</w:t>
-            </w:r>
-          </w:p>
-        </w:tc>
-      </w:tr>
-      <w:tr>
-        <w:tc>
-          <w:tcPr>
-            <w:tcW w:type="dxa" w:w="2616"/>
-          </w:tcPr>
-          <w:p>
-            <w:pPr>
-              <w:spacing w:after="0"/>
-            </w:pPr>
-            <w:r>
-              <w:rPr>
-                <w:rFonts w:ascii="新細明體" w:hAnsi="新細明體" w:eastAsia="新細明體" w:cs="新細明體"/>
-                <w:b w:val="0"/>
-                <w:sz w:val="24"/>
-                <w:szCs w:val="24"/>
-              </w:rPr>
-              <w:t>（沉默）「……我不知道要選哪一邊。」</w:t>
-            </w:r>
-          </w:p>
-        </w:tc>
-        <w:tc>
-          <w:tcPr>
-            <w:tcW w:type="dxa" w:w="2616"/>
-          </w:tcPr>
-          <w:p>
-            <w:pPr>
-              <w:spacing w:after="0"/>
-            </w:pPr>
-            <w:r>
-              <w:rPr>
-                <w:rFonts w:ascii="新細明體" w:hAnsi="新細明體" w:eastAsia="新細明體" w:cs="新細明體"/>
-                <w:b w:val="0"/>
-                <w:sz w:val="24"/>
-                <w:szCs w:val="24"/>
-              </w:rPr>
-              <w:t>感覺到證據衝突，但還不能轉成條件式判斷。</w:t>
-            </w:r>
-          </w:p>
-        </w:tc>
-        <w:tc>
-          <w:tcPr>
-            <w:tcW w:type="dxa" w:w="2616"/>
-          </w:tcPr>
-          <w:p>
-            <w:pPr>
-              <w:spacing w:after="0"/>
-            </w:pPr>
-            <w:r>
-              <w:rPr>
-                <w:rFonts w:ascii="新細明體" w:hAnsi="新細明體" w:eastAsia="新細明體" w:cs="新細明體"/>
-                <w:b w:val="0"/>
-                <w:sz w:val="24"/>
-                <w:szCs w:val="24"/>
-              </w:rPr>
-              <w:t>轉問</w:t>
-            </w:r>
-          </w:p>
-        </w:tc>
-        <w:tc>
-          <w:tcPr>
-            <w:tcW w:type="dxa" w:w="2616"/>
-          </w:tcPr>
-          <w:p>
-            <w:pPr>
-              <w:spacing w:after="0"/>
-            </w:pPr>
-            <w:r>
-              <w:rPr>
-                <w:rFonts w:ascii="新細明體" w:hAnsi="新細明體" w:eastAsia="新細明體" w:cs="新細明體"/>
-                <w:b w:val="0"/>
-                <w:sz w:val="24"/>
-                <w:szCs w:val="24"/>
-              </w:rPr>
-              <w:t>「你想先找誰幫忙？」</w:t>
-            </w:r>
-          </w:p>
-        </w:tc>
-      </w:tr>
-      <w:tr>
-        <w:tc>
-          <w:tcPr>
-            <w:tcW w:type="dxa" w:w="2616"/>
-          </w:tcPr>
-          <w:p>
-            <w:pPr>
-              <w:spacing w:after="0"/>
-            </w:pPr>
-            <w:r>
-              <w:rPr>
-                <w:rFonts w:ascii="新細明體" w:hAnsi="新細明體" w:eastAsia="新細明體" w:cs="新細明體"/>
-                <w:b w:val="0"/>
-                <w:sz w:val="24"/>
-                <w:szCs w:val="24"/>
-              </w:rPr>
-              <w:t>（離題）「我不喜歡甘蔗味，所以它不環保。」</w:t>
-            </w:r>
-          </w:p>
-        </w:tc>
-        <w:tc>
-          <w:tcPr>
-            <w:tcW w:type="dxa" w:w="2616"/>
-          </w:tcPr>
-          <w:p>
-            <w:pPr>
-              <w:spacing w:after="0"/>
-            </w:pPr>
-            <w:r>
-              <w:rPr>
-                <w:rFonts w:ascii="新細明體" w:hAnsi="新細明體" w:eastAsia="新細明體" w:cs="新細明體"/>
-                <w:b w:val="0"/>
-                <w:sz w:val="24"/>
-                <w:szCs w:val="24"/>
-              </w:rPr>
-              <w:t>把個人偏好當成環境判準，沒有回到教材證據。</w:t>
-            </w:r>
-          </w:p>
-        </w:tc>
-        <w:tc>
-          <w:tcPr>
-            <w:tcW w:type="dxa" w:w="2616"/>
-          </w:tcPr>
-          <w:p>
-            <w:pPr>
-              <w:spacing w:after="0"/>
-            </w:pPr>
-            <w:r>
-              <w:rPr>
-                <w:rFonts w:ascii="新細明體" w:hAnsi="新細明體" w:eastAsia="新細明體" w:cs="新細明體"/>
-                <w:b w:val="0"/>
-                <w:sz w:val="24"/>
-                <w:szCs w:val="24"/>
-              </w:rPr>
-              <w:t>深究</w:t>
-            </w:r>
-          </w:p>
-        </w:tc>
-        <w:tc>
-          <w:tcPr>
-            <w:tcW w:type="dxa" w:w="2616"/>
-          </w:tcPr>
-          <w:p>
-            <w:pPr>
-              <w:spacing w:after="0"/>
-            </w:pPr>
-            <w:r>
-              <w:rPr>
-                <w:rFonts w:ascii="新細明體" w:hAnsi="新細明體" w:eastAsia="新細明體" w:cs="新細明體"/>
-                <w:b w:val="0"/>
-                <w:sz w:val="24"/>
-                <w:szCs w:val="24"/>
-              </w:rPr>
-              <w:t>「哪一項資料支持？」</w:t>
-            </w:r>
-          </w:p>
-        </w:tc>
-      </w:tr>
-      <w:tr>
-        <w:tc>
-          <w:tcPr>
-            <w:tcW w:type="dxa" w:w="2616"/>
-          </w:tcPr>
-          <w:p>
-            <w:pPr>
-              <w:spacing w:after="0"/>
-            </w:pPr>
-            <w:r>
-              <w:rPr>
-                <w:rFonts w:ascii="新細明體" w:hAnsi="新細明體" w:eastAsia="新細明體" w:cs="新細明體"/>
-                <w:b w:val="0"/>
-                <w:sz w:val="24"/>
-                <w:szCs w:val="24"/>
-              </w:rPr>
-              <w:t>「天然的就是百分之百環保。」</w:t>
-            </w:r>
-          </w:p>
-        </w:tc>
-        <w:tc>
-          <w:tcPr>
-            <w:tcW w:type="dxa" w:w="2616"/>
-          </w:tcPr>
-          <w:p>
-            <w:pPr>
-              <w:spacing w:after="0"/>
-            </w:pPr>
-            <w:r>
-              <w:rPr>
-                <w:rFonts w:ascii="新細明體" w:hAnsi="新細明體" w:eastAsia="新細明體" w:cs="新細明體"/>
-                <w:b w:val="0"/>
-                <w:sz w:val="24"/>
-                <w:szCs w:val="24"/>
-              </w:rPr>
-              <w:t>抓到材料來源優點，但忽略產品丟棄後限制。</w:t>
-            </w:r>
-          </w:p>
-        </w:tc>
-        <w:tc>
-          <w:tcPr>
-            <w:tcW w:type="dxa" w:w="2616"/>
-          </w:tcPr>
-          <w:p>
-            <w:pPr>
-              <w:spacing w:after="0"/>
-            </w:pPr>
-            <w:r>
-              <w:rPr>
-                <w:rFonts w:ascii="新細明體" w:hAnsi="新細明體" w:eastAsia="新細明體" w:cs="新細明體"/>
-                <w:b w:val="0"/>
-                <w:sz w:val="24"/>
-                <w:szCs w:val="24"/>
-              </w:rPr>
-              <w:t>釐清</w:t>
-            </w:r>
-          </w:p>
-        </w:tc>
-        <w:tc>
-          <w:tcPr>
-            <w:tcW w:type="dxa" w:w="2616"/>
-          </w:tcPr>
-          <w:p>
-            <w:pPr>
-              <w:spacing w:after="0"/>
-            </w:pPr>
-            <w:r>
-              <w:rPr>
-                <w:rFonts w:ascii="新細明體" w:hAnsi="新細明體" w:eastAsia="新細明體" w:cs="新細明體"/>
-                <w:b w:val="0"/>
-                <w:sz w:val="24"/>
-                <w:szCs w:val="24"/>
-              </w:rPr>
-              <w:t>「百分之百？再一次。」</w:t>
-            </w:r>
-          </w:p>
-        </w:tc>
-      </w:tr>
-      <w:tr>
-        <w:tc>
-          <w:tcPr>
-            <w:tcW w:type="dxa" w:w="2616"/>
-          </w:tcPr>
-          <w:p>
-            <w:pPr>
-              <w:spacing w:after="0"/>
-            </w:pPr>
-            <w:r>
-              <w:rPr>
-                <w:rFonts w:ascii="新細明體" w:hAnsi="新細明體" w:eastAsia="新細明體" w:cs="新細明體"/>
-                <w:b w:val="0"/>
-                <w:sz w:val="24"/>
-                <w:szCs w:val="24"/>
-              </w:rPr>
-              <w:t>「不能叫環保，因為它還是垃圾。」</w:t>
-            </w:r>
-          </w:p>
-        </w:tc>
-        <w:tc>
-          <w:tcPr>
-            <w:tcW w:type="dxa" w:w="2616"/>
-          </w:tcPr>
-          <w:p>
-            <w:pPr>
-              <w:spacing w:after="0"/>
-            </w:pPr>
-            <w:r>
-              <w:rPr>
-                <w:rFonts w:ascii="新細明體" w:hAnsi="新細明體" w:eastAsia="新細明體" w:cs="新細明體"/>
-                <w:b w:val="0"/>
-                <w:sz w:val="24"/>
-                <w:szCs w:val="24"/>
-              </w:rPr>
-              <w:t>能看到限制，但可能抹除它相對塑膠吸管的優點。</w:t>
-            </w:r>
-          </w:p>
-        </w:tc>
-        <w:tc>
-          <w:tcPr>
-            <w:tcW w:type="dxa" w:w="2616"/>
-          </w:tcPr>
-          <w:p>
-            <w:pPr>
-              <w:spacing w:after="0"/>
-            </w:pPr>
-            <w:r>
-              <w:rPr>
-                <w:rFonts w:ascii="新細明體" w:hAnsi="新細明體" w:eastAsia="新細明體" w:cs="新細明體"/>
-                <w:b w:val="0"/>
-                <w:sz w:val="24"/>
-                <w:szCs w:val="24"/>
-              </w:rPr>
-              <w:t>反問</w:t>
-            </w:r>
-          </w:p>
-        </w:tc>
-        <w:tc>
-          <w:tcPr>
-            <w:tcW w:type="dxa" w:w="2616"/>
-          </w:tcPr>
-          <w:p>
-            <w:pPr>
-              <w:spacing w:after="0"/>
-            </w:pPr>
-            <w:r>
-              <w:rPr>
-                <w:rFonts w:ascii="新細明體" w:hAnsi="新細明體" w:eastAsia="新細明體" w:cs="新細明體"/>
-                <w:b w:val="0"/>
-                <w:sz w:val="24"/>
-                <w:szCs w:val="24"/>
-              </w:rPr>
-              <w:t>「那第 32 頁呢？」</w:t>
-            </w:r>
-          </w:p>
-        </w:tc>
-      </w:tr>
-    </w:tbl>
-    <w:p>
-      <w:r>
-        <w:rPr>
-          <w:rFonts w:ascii="新細明體" w:hAnsi="新細明體" w:eastAsia="新細明體" w:cs="新細明體"/>
-          <w:b/>
-          <w:sz w:val="24"/>
-          <w:szCs w:val="24"/>
-        </w:rPr>
-        <w:t>附錄二：串連進程模擬（轉引／轉問／深究各一段，三位學生、三段發言）</w:t>
+        <w:t>附錄：理答預想與串連進程表</w:t>
       </w:r>
     </w:p>
     <w:p>
@@ -3496,16 +3004,16 @@
         <w:tblLayout w:type="fixed"/>
       </w:tblPr>
       <w:tblGrid>
-        <w:gridCol w:w="1587"/>
+        <w:gridCol w:w="1474"/>
         <w:gridCol w:w="397"/>
         <w:gridCol w:w="2835"/>
-        <w:gridCol w:w="3005"/>
-        <w:gridCol w:w="2608"/>
+        <w:gridCol w:w="2778"/>
+        <w:gridCol w:w="2948"/>
       </w:tblGrid>
       <w:tr>
         <w:tc>
           <w:tcPr>
-            <w:tcW w:type="dxa" w:w="1587"/>
+            <w:tcW w:type="dxa" w:w="1474"/>
           </w:tcPr>
           <w:p>
             <w:pPr>
@@ -3556,13 +3064,13 @@
                 <w:sz w:val="24"/>
                 <w:szCs w:val="24"/>
               </w:rPr>
-              <w:t>學生發言（預想）</w:t>
-            </w:r>
-          </w:p>
-        </w:tc>
-        <w:tc>
-          <w:tcPr>
-            <w:tcW w:type="dxa" w:w="3005"/>
+              <w:t>預想的學生回應</w:t>
+            </w:r>
+          </w:p>
+        </w:tc>
+        <w:tc>
+          <w:tcPr>
+            <w:tcW w:type="dxa" w:w="2778"/>
           </w:tcPr>
           <w:p>
             <w:pPr>
@@ -3575,26 +3083,26 @@
                 <w:sz w:val="24"/>
                 <w:szCs w:val="24"/>
               </w:rPr>
+              <w:t>判讀／這一步在串什麼</w:t>
+            </w:r>
+          </w:p>
+        </w:tc>
+        <w:tc>
+          <w:tcPr>
+            <w:tcW w:type="dxa" w:w="2948"/>
+          </w:tcPr>
+          <w:p>
+            <w:pPr>
+              <w:spacing w:after="0"/>
+            </w:pPr>
+            <w:r>
+              <w:rPr>
+                <w:rFonts w:ascii="新細明體" w:hAnsi="新細明體" w:eastAsia="新細明體" w:cs="新細明體"/>
+                <w:b/>
+                <w:sz w:val="24"/>
+                <w:szCs w:val="24"/>
+              </w:rPr>
               <w:t>教師理答</w:t>
-            </w:r>
-          </w:p>
-        </w:tc>
-        <w:tc>
-          <w:tcPr>
-            <w:tcW w:type="dxa" w:w="2608"/>
-          </w:tcPr>
-          <w:p>
-            <w:pPr>
-              <w:spacing w:after="0"/>
-            </w:pPr>
-            <w:r>
-              <w:rPr>
-                <w:rFonts w:ascii="新細明體" w:hAnsi="新細明體" w:eastAsia="新細明體" w:cs="新細明體"/>
-                <w:b/>
-                <w:sz w:val="24"/>
-                <w:szCs w:val="24"/>
-              </w:rPr>
-              <w:t>這一步在串什麼</w:t>
             </w:r>
           </w:p>
         </w:tc>
@@ -3602,11 +3110,12 @@
       <w:tr>
         <w:tc>
           <w:tcPr>
-            <w:tcW w:type="dxa" w:w="1587"/>
-            <w:vMerge w:val="restart"/>
-          </w:tcPr>
-          <w:p>
-            <w:pPr>
+            <w:tcW w:type="dxa" w:w="10432"/>
+            <w:gridSpan w:val="5"/>
+          </w:tcPr>
+          <w:p>
+            <w:pPr>
+              <w:keepNext/>
               <w:spacing w:after="0"/>
             </w:pPr>
             <w:r>
@@ -3616,137 +3125,7 @@
                 <w:sz w:val="24"/>
                 <w:szCs w:val="24"/>
               </w:rPr>
-              <w:t>轉引</w:t>
-            </w:r>
-          </w:p>
-          <w:p>
-            <w:pPr>
-              <w:spacing w:after="0"/>
-            </w:pPr>
-            <w:r>
-              <w:rPr>
-                <w:rFonts w:ascii="新細明體" w:hAnsi="新細明體" w:eastAsia="新細明體" w:cs="新細明體"/>
-                <w:b w:val="0"/>
-                <w:sz w:val="24"/>
-                <w:szCs w:val="24"/>
-              </w:rPr>
-            </w:r>
-          </w:p>
-          <w:p>
-            <w:pPr>
-              <w:spacing w:after="0"/>
-            </w:pPr>
-            <w:r>
-              <w:rPr>
-                <w:rFonts w:ascii="新細明體" w:hAnsi="新細明體" w:eastAsia="新細明體" w:cs="新細明體"/>
-                <w:b w:val="0"/>
-                <w:sz w:val="24"/>
-                <w:szCs w:val="24"/>
-              </w:rPr>
-              <w:t>第三段第 1 步・聆聽可以／不可以／有條件三種代表作品（挑戰與聚斂，第 30～35 分鐘）</w:t>
-            </w:r>
-          </w:p>
-          <w:p>
-            <w:pPr>
-              <w:spacing w:after="0"/>
-            </w:pPr>
-            <w:r>
-              <w:rPr>
-                <w:rFonts w:ascii="新細明體" w:hAnsi="新細明體" w:eastAsia="新細明體" w:cs="新細明體"/>
-                <w:b w:val="0"/>
-                <w:sz w:val="24"/>
-                <w:szCs w:val="24"/>
-              </w:rPr>
-            </w:r>
-          </w:p>
-          <w:p>
-            <w:pPr>
-              <w:spacing w:after="0"/>
-            </w:pPr>
-            <w:r>
-              <w:rPr>
-                <w:rFonts w:ascii="新細明體" w:hAnsi="新細明體" w:eastAsia="新細明體" w:cs="新細明體"/>
-                <w:b w:val="0"/>
-                <w:sz w:val="24"/>
-                <w:szCs w:val="24"/>
-              </w:rPr>
-              <w:t>高原策略：三種立場的作品各讀一次，不評價；收束句把三種立場的共同點（都引了第 33 頁的限制）變成下一步的題目。</w:t>
-            </w:r>
-          </w:p>
-        </w:tc>
-        <w:tc>
-          <w:tcPr>
-            <w:tcW w:type="dxa" w:w="397"/>
-          </w:tcPr>
-          <w:p>
-            <w:pPr>
-              <w:spacing w:after="0"/>
-            </w:pPr>
-            <w:r>
-              <w:rPr>
-                <w:rFonts w:ascii="新細明體" w:hAnsi="新細明體" w:eastAsia="新細明體" w:cs="新細明體"/>
-                <w:b w:val="0"/>
-                <w:sz w:val="24"/>
-                <w:szCs w:val="24"/>
-              </w:rPr>
-              <w:t>1</w:t>
-            </w:r>
-          </w:p>
-        </w:tc>
-        <w:tc>
-          <w:tcPr>
-            <w:tcW w:type="dxa" w:w="2835"/>
-          </w:tcPr>
-          <w:p>
-            <w:pPr>
-              <w:spacing w:after="0"/>
-            </w:pPr>
-            <w:r>
-              <w:rPr>
-                <w:rFonts w:ascii="新細明體" w:hAnsi="新細明體" w:eastAsia="新細明體" w:cs="新細明體"/>
-                <w:b w:val="0"/>
-                <w:sz w:val="24"/>
-                <w:szCs w:val="24"/>
-              </w:rPr>
-              <w:t>生1（「可以」組）：「我們的標籤寫『環保吸管』，因為第 32 頁說它用甘蔗渣做的，減少塑膠。」</w:t>
-            </w:r>
-          </w:p>
-        </w:tc>
-        <w:tc>
-          <w:tcPr>
-            <w:tcW w:type="dxa" w:w="3005"/>
-          </w:tcPr>
-          <w:p>
-            <w:pPr>
-              <w:spacing w:after="0"/>
-            </w:pPr>
-            <w:r>
-              <w:rPr>
-                <w:rFonts w:ascii="新細明體" w:hAnsi="新細明體" w:eastAsia="新細明體" w:cs="新細明體"/>
-                <w:b w:val="0"/>
-                <w:sz w:val="24"/>
-                <w:szCs w:val="24"/>
-              </w:rPr>
-              <w:t>【轉引】「這一組是可以，依據第 32 頁。還有不同的？」</w:t>
-            </w:r>
-          </w:p>
-        </w:tc>
-        <w:tc>
-          <w:tcPr>
-            <w:tcW w:type="dxa" w:w="2608"/>
-          </w:tcPr>
-          <w:p>
-            <w:pPr>
-              <w:spacing w:after="0"/>
-            </w:pPr>
-            <w:r>
-              <w:rPr>
-                <w:rFonts w:ascii="新細明體" w:hAnsi="新細明體" w:eastAsia="新細明體" w:cs="新細明體"/>
-                <w:b w:val="0"/>
-                <w:sz w:val="24"/>
-                <w:szCs w:val="24"/>
-              </w:rPr>
-              <w:t>不說「對」「很好」。只複述立場與頁碼，把發言權交給下一種立場。</w:t>
+              <w:t>一、單步理答（講錯／沉默／離題等狀況，一句接一句）</w:t>
             </w:r>
           </w:p>
         </w:tc>
@@ -3754,10 +3133,22 @@
       <w:tr>
         <w:tc>
           <w:tcPr>
-            <w:tcW w:type="dxa" w:w="1587"/>
-            <w:vMerge/>
-          </w:tcPr>
-          <w:p/>
+            <w:tcW w:type="dxa" w:w="1474"/>
+          </w:tcPr>
+          <w:p>
+            <w:pPr>
+              <w:spacing w:after="0"/>
+            </w:pPr>
+            <w:r>
+              <w:rPr>
+                <w:rFonts w:ascii="新細明體" w:hAnsi="新細明體" w:eastAsia="新細明體" w:cs="新細明體"/>
+                <w:b w:val="0"/>
+                <w:sz w:val="24"/>
+                <w:szCs w:val="24"/>
+              </w:rPr>
+              <w:t>提示</w:t>
+            </w:r>
+          </w:p>
         </w:tc>
         <w:tc>
           <w:tcPr>
@@ -3774,7 +3165,7 @@
                 <w:sz w:val="24"/>
                 <w:szCs w:val="24"/>
               </w:rPr>
-              <w:t>2</w:t>
+              <w:t>—</w:t>
             </w:r>
           </w:p>
         </w:tc>
@@ -3793,45 +3184,45 @@
                 <w:sz w:val="24"/>
                 <w:szCs w:val="24"/>
               </w:rPr>
-              <w:t>生2（「不可以」組）：「我們寫『不能叫環保』，因為第 33 頁說它在臺灣不能回收，還是垃圾。」</w:t>
-            </w:r>
-          </w:p>
-        </w:tc>
-        <w:tc>
-          <w:tcPr>
-            <w:tcW w:type="dxa" w:w="3005"/>
-          </w:tcPr>
-          <w:p>
-            <w:pPr>
-              <w:spacing w:after="0"/>
-            </w:pPr>
-            <w:r>
-              <w:rPr>
-                <w:rFonts w:ascii="新細明體" w:hAnsi="新細明體" w:eastAsia="新細明體" w:cs="新細明體"/>
-                <w:b w:val="0"/>
-                <w:sz w:val="24"/>
-                <w:szCs w:val="24"/>
-              </w:rPr>
-              <w:t>【轉引】「多了一種：不可以，依據第 33 頁。還有嗎？」</w:t>
-            </w:r>
-          </w:p>
-        </w:tc>
-        <w:tc>
-          <w:tcPr>
-            <w:tcW w:type="dxa" w:w="2608"/>
-          </w:tcPr>
-          <w:p>
-            <w:pPr>
-              <w:spacing w:after="0"/>
-            </w:pPr>
-            <w:r>
-              <w:rPr>
-                <w:rFonts w:ascii="新細明體" w:hAnsi="新細明體" w:eastAsia="新細明體" w:cs="新細明體"/>
-                <w:b w:val="0"/>
-                <w:sz w:val="24"/>
-                <w:szCs w:val="24"/>
-              </w:rPr>
-              <w:t>第二個視點疊上去。兩組引的是同一份教材的不同頁——先不點破。</w:t>
+              <w:t>（講錯）「它可以分解，所以在臺灣可以回收。」</w:t>
+            </w:r>
+          </w:p>
+        </w:tc>
+        <w:tc>
+          <w:tcPr>
+            <w:tcW w:type="dxa" w:w="2778"/>
+          </w:tcPr>
+          <w:p>
+            <w:pPr>
+              <w:spacing w:after="0"/>
+            </w:pPr>
+            <w:r>
+              <w:rPr>
+                <w:rFonts w:ascii="新細明體" w:hAnsi="新細明體" w:eastAsia="新細明體" w:cs="新細明體"/>
+                <w:b w:val="0"/>
+                <w:sz w:val="24"/>
+                <w:szCs w:val="24"/>
+              </w:rPr>
+              <w:t>混淆分解、回收與焚燒，尚未整合第 33 頁資訊。</w:t>
+            </w:r>
+          </w:p>
+        </w:tc>
+        <w:tc>
+          <w:tcPr>
+            <w:tcW w:type="dxa" w:w="2948"/>
+          </w:tcPr>
+          <w:p>
+            <w:pPr>
+              <w:spacing w:after="0"/>
+            </w:pPr>
+            <w:r>
+              <w:rPr>
+                <w:rFonts w:ascii="新細明體" w:hAnsi="新細明體" w:eastAsia="新細明體" w:cs="新細明體"/>
+                <w:b w:val="0"/>
+                <w:sz w:val="24"/>
+                <w:szCs w:val="24"/>
+              </w:rPr>
+              <w:t>「回到第 33 頁。」</w:t>
             </w:r>
           </w:p>
         </w:tc>
@@ -3839,10 +3230,22 @@
       <w:tr>
         <w:tc>
           <w:tcPr>
-            <w:tcW w:type="dxa" w:w="1587"/>
-            <w:vMerge/>
-          </w:tcPr>
-          <w:p/>
+            <w:tcW w:type="dxa" w:w="1474"/>
+          </w:tcPr>
+          <w:p>
+            <w:pPr>
+              <w:spacing w:after="0"/>
+            </w:pPr>
+            <w:r>
+              <w:rPr>
+                <w:rFonts w:ascii="新細明體" w:hAnsi="新細明體" w:eastAsia="新細明體" w:cs="新細明體"/>
+                <w:b w:val="0"/>
+                <w:sz w:val="24"/>
+                <w:szCs w:val="24"/>
+              </w:rPr>
+              <w:t>轉問</w:t>
+            </w:r>
+          </w:p>
         </w:tc>
         <w:tc>
           <w:tcPr>
@@ -3859,7 +3262,7 @@
                 <w:sz w:val="24"/>
                 <w:szCs w:val="24"/>
               </w:rPr>
-              <w:t>3</w:t>
+              <w:t>—</w:t>
             </w:r>
           </w:p>
         </w:tc>
@@ -3878,45 +3281,45 @@
                 <w:sz w:val="24"/>
                 <w:szCs w:val="24"/>
               </w:rPr>
-              <w:t>生3（「有條件」組）：「我們寫『比塑膠吸管環保』，背面寫『在臺灣無法回收』。」</w:t>
-            </w:r>
-          </w:p>
-        </w:tc>
-        <w:tc>
-          <w:tcPr>
-            <w:tcW w:type="dxa" w:w="3005"/>
-          </w:tcPr>
-          <w:p>
-            <w:pPr>
-              <w:spacing w:after="0"/>
-            </w:pPr>
-            <w:r>
-              <w:rPr>
-                <w:rFonts w:ascii="新細明體" w:hAnsi="新細明體" w:eastAsia="新細明體" w:cs="新細明體"/>
-                <w:b w:val="0"/>
-                <w:sz w:val="24"/>
-                <w:szCs w:val="24"/>
-              </w:rPr>
-              <w:t>【轉引・收束】「可以、不可以、有條件，三種。三張標籤都用了第 32 或 33 頁的資料。現在——哪一張標籤，消費者看了可能會誤會？」</w:t>
-            </w:r>
-          </w:p>
-        </w:tc>
-        <w:tc>
-          <w:tcPr>
-            <w:tcW w:type="dxa" w:w="2608"/>
-          </w:tcPr>
-          <w:p>
-            <w:pPr>
-              <w:spacing w:after="0"/>
-            </w:pPr>
-            <w:r>
-              <w:rPr>
-                <w:rFonts w:ascii="新細明體" w:hAnsi="新細明體" w:eastAsia="新細明體" w:cs="新細明體"/>
-                <w:b w:val="0"/>
-                <w:sz w:val="24"/>
-                <w:szCs w:val="24"/>
-              </w:rPr>
-              <w:t>三個視點到齊才拋問題。收束句不票選，把「誤導消費者」這個第 2 步的題目丟出來。</w:t>
+              <w:t>（沉默）「……我不知道要選哪一邊。」</w:t>
+            </w:r>
+          </w:p>
+        </w:tc>
+        <w:tc>
+          <w:tcPr>
+            <w:tcW w:type="dxa" w:w="2778"/>
+          </w:tcPr>
+          <w:p>
+            <w:pPr>
+              <w:spacing w:after="0"/>
+            </w:pPr>
+            <w:r>
+              <w:rPr>
+                <w:rFonts w:ascii="新細明體" w:hAnsi="新細明體" w:eastAsia="新細明體" w:cs="新細明體"/>
+                <w:b w:val="0"/>
+                <w:sz w:val="24"/>
+                <w:szCs w:val="24"/>
+              </w:rPr>
+              <w:t>感覺到證據衝突，但還不能轉成條件式判斷。</w:t>
+            </w:r>
+          </w:p>
+        </w:tc>
+        <w:tc>
+          <w:tcPr>
+            <w:tcW w:type="dxa" w:w="2948"/>
+          </w:tcPr>
+          <w:p>
+            <w:pPr>
+              <w:spacing w:after="0"/>
+            </w:pPr>
+            <w:r>
+              <w:rPr>
+                <w:rFonts w:ascii="新細明體" w:hAnsi="新細明體" w:eastAsia="新細明體" w:cs="新細明體"/>
+                <w:b w:val="0"/>
+                <w:sz w:val="24"/>
+                <w:szCs w:val="24"/>
+              </w:rPr>
+              <w:t>「你想先找誰幫忙？」</w:t>
             </w:r>
           </w:p>
         </w:tc>
@@ -3924,75 +3327,20 @@
       <w:tr>
         <w:tc>
           <w:tcPr>
-            <w:tcW w:type="dxa" w:w="1587"/>
-            <w:vMerge w:val="restart"/>
-          </w:tcPr>
-          <w:p>
-            <w:pPr>
-              <w:spacing w:after="0"/>
-            </w:pPr>
-            <w:r>
-              <w:rPr>
-                <w:rFonts w:ascii="新細明體" w:hAnsi="新細明體" w:eastAsia="新細明體" w:cs="新細明體"/>
-                <w:b/>
-                <w:sz w:val="24"/>
-                <w:szCs w:val="24"/>
-              </w:rPr>
-              <w:t>轉問</w:t>
-            </w:r>
-          </w:p>
-          <w:p>
-            <w:pPr>
-              <w:spacing w:after="0"/>
-            </w:pPr>
-            <w:r>
-              <w:rPr>
-                <w:rFonts w:ascii="新細明體" w:hAnsi="新細明體" w:eastAsia="新細明體" w:cs="新細明體"/>
-                <w:b w:val="0"/>
-                <w:sz w:val="24"/>
-                <w:szCs w:val="24"/>
-              </w:rPr>
-            </w:r>
-          </w:p>
-          <w:p>
-            <w:pPr>
-              <w:spacing w:after="0"/>
-            </w:pPr>
-            <w:r>
-              <w:rPr>
-                <w:rFonts w:ascii="新細明體" w:hAnsi="新細明體" w:eastAsia="新細明體" w:cs="新細明體"/>
-                <w:b w:val="0"/>
-                <w:sz w:val="24"/>
-                <w:szCs w:val="24"/>
-              </w:rPr>
-              <w:t>第三段第 2 步・「可以」與「不可以」兩組對話（第 35～38 分鐘）</w:t>
-            </w:r>
-          </w:p>
-          <w:p>
-            <w:pPr>
-              <w:spacing w:after="0"/>
-            </w:pPr>
-            <w:r>
-              <w:rPr>
-                <w:rFonts w:ascii="新細明體" w:hAnsi="新細明體" w:eastAsia="新細明體" w:cs="新細明體"/>
-                <w:b w:val="0"/>
-                <w:sz w:val="24"/>
-                <w:szCs w:val="24"/>
-              </w:rPr>
-            </w:r>
-          </w:p>
-          <w:p>
-            <w:pPr>
-              <w:spacing w:after="0"/>
-            </w:pPr>
-            <w:r>
-              <w:rPr>
-                <w:rFonts w:ascii="新細明體" w:hAnsi="新細明體" w:eastAsia="新細明體" w:cs="新細明體"/>
-                <w:b w:val="0"/>
-                <w:sz w:val="24"/>
-                <w:szCs w:val="24"/>
-              </w:rPr>
-              <w:t>學生與學生串連：立場相反的兩組先講，第三位說出兩者其實各引一頁；教師不裁決，最後用回歸把裁決交給教材。</w:t>
+            <w:tcW w:type="dxa" w:w="1474"/>
+          </w:tcPr>
+          <w:p>
+            <w:pPr>
+              <w:spacing w:after="0"/>
+            </w:pPr>
+            <w:r>
+              <w:rPr>
+                <w:rFonts w:ascii="新細明體" w:hAnsi="新細明體" w:eastAsia="新細明體" w:cs="新細明體"/>
+                <w:b w:val="0"/>
+                <w:sz w:val="24"/>
+                <w:szCs w:val="24"/>
+              </w:rPr>
+              <w:t>深究</w:t>
             </w:r>
           </w:p>
         </w:tc>
@@ -4011,7 +3359,7 @@
                 <w:sz w:val="24"/>
                 <w:szCs w:val="24"/>
               </w:rPr>
-              <w:t>1</w:t>
+              <w:t>—</w:t>
             </w:r>
           </w:p>
         </w:tc>
@@ -4030,45 +3378,45 @@
                 <w:sz w:val="24"/>
                 <w:szCs w:val="24"/>
               </w:rPr>
-              <w:t>生1（「可以」組）：「它是甘蔗做的，天然的，所以就是環保。」</w:t>
-            </w:r>
-          </w:p>
-        </w:tc>
-        <w:tc>
-          <w:tcPr>
-            <w:tcW w:type="dxa" w:w="3005"/>
-          </w:tcPr>
-          <w:p>
-            <w:pPr>
-              <w:spacing w:after="0"/>
-            </w:pPr>
-            <w:r>
-              <w:rPr>
-                <w:rFonts w:ascii="新細明體" w:hAnsi="新細明體" w:eastAsia="新細明體" w:cs="新細明體"/>
-                <w:b w:val="0"/>
-                <w:sz w:val="24"/>
-                <w:szCs w:val="24"/>
-              </w:rPr>
-              <w:t>【轉問】「不可以那一組，你們聽見他用哪項證據？你們當時是怎麼想的？」</w:t>
-            </w:r>
-          </w:p>
-        </w:tc>
-        <w:tc>
-          <w:tcPr>
-            <w:tcW w:type="dxa" w:w="2608"/>
-          </w:tcPr>
-          <w:p>
-            <w:pPr>
-              <w:spacing w:after="0"/>
-            </w:pPr>
-            <w:r>
-              <w:rPr>
-                <w:rFonts w:ascii="新細明體" w:hAnsi="新細明體" w:eastAsia="新細明體" w:cs="新細明體"/>
-                <w:b w:val="0"/>
-                <w:sz w:val="24"/>
-                <w:szCs w:val="24"/>
-              </w:rPr>
-              <w:t>不回饋生1，先要求對方重述他的證據，再說自己的。</w:t>
+              <w:t>（離題）「我不喜歡甘蔗味，所以它不環保。」</w:t>
+            </w:r>
+          </w:p>
+        </w:tc>
+        <w:tc>
+          <w:tcPr>
+            <w:tcW w:type="dxa" w:w="2778"/>
+          </w:tcPr>
+          <w:p>
+            <w:pPr>
+              <w:spacing w:after="0"/>
+            </w:pPr>
+            <w:r>
+              <w:rPr>
+                <w:rFonts w:ascii="新細明體" w:hAnsi="新細明體" w:eastAsia="新細明體" w:cs="新細明體"/>
+                <w:b w:val="0"/>
+                <w:sz w:val="24"/>
+                <w:szCs w:val="24"/>
+              </w:rPr>
+              <w:t>把個人偏好當成環境判準，沒有回到教材證據。</w:t>
+            </w:r>
+          </w:p>
+        </w:tc>
+        <w:tc>
+          <w:tcPr>
+            <w:tcW w:type="dxa" w:w="2948"/>
+          </w:tcPr>
+          <w:p>
+            <w:pPr>
+              <w:spacing w:after="0"/>
+            </w:pPr>
+            <w:r>
+              <w:rPr>
+                <w:rFonts w:ascii="新細明體" w:hAnsi="新細明體" w:eastAsia="新細明體" w:cs="新細明體"/>
+                <w:b w:val="0"/>
+                <w:sz w:val="24"/>
+                <w:szCs w:val="24"/>
+              </w:rPr>
+              <w:t>「哪一項資料支持？」</w:t>
             </w:r>
           </w:p>
         </w:tc>
@@ -4076,10 +3424,22 @@
       <w:tr>
         <w:tc>
           <w:tcPr>
-            <w:tcW w:type="dxa" w:w="1587"/>
-            <w:vMerge/>
-          </w:tcPr>
-          <w:p/>
+            <w:tcW w:type="dxa" w:w="1474"/>
+          </w:tcPr>
+          <w:p>
+            <w:pPr>
+              <w:spacing w:after="0"/>
+            </w:pPr>
+            <w:r>
+              <w:rPr>
+                <w:rFonts w:ascii="新細明體" w:hAnsi="新細明體" w:eastAsia="新細明體" w:cs="新細明體"/>
+                <w:b w:val="0"/>
+                <w:sz w:val="24"/>
+                <w:szCs w:val="24"/>
+              </w:rPr>
+              <w:t>釐清</w:t>
+            </w:r>
+          </w:p>
         </w:tc>
         <w:tc>
           <w:tcPr>
@@ -4096,7 +3456,7 @@
                 <w:sz w:val="24"/>
                 <w:szCs w:val="24"/>
               </w:rPr>
-              <w:t>2</w:t>
+              <w:t>—</w:t>
             </w:r>
           </w:p>
         </w:tc>
@@ -4115,45 +3475,45 @@
                 <w:sz w:val="24"/>
                 <w:szCs w:val="24"/>
               </w:rPr>
-              <w:t>生2（「不可以」組）：「他用第 32 頁的材料。可是第 33 頁說丟掉以後還是垃圾，不能回收。」</w:t>
-            </w:r>
-          </w:p>
-        </w:tc>
-        <w:tc>
-          <w:tcPr>
-            <w:tcW w:type="dxa" w:w="3005"/>
-          </w:tcPr>
-          <w:p>
-            <w:pPr>
-              <w:spacing w:after="0"/>
-            </w:pPr>
-            <w:r>
-              <w:rPr>
-                <w:rFonts w:ascii="新細明體" w:hAnsi="新細明體" w:eastAsia="新細明體" w:cs="新細明體"/>
-                <w:b w:val="0"/>
-                <w:sz w:val="24"/>
-                <w:szCs w:val="24"/>
-              </w:rPr>
-              <w:t>【轉問】「生3，這兩組的差別在哪裡？」</w:t>
-            </w:r>
-          </w:p>
-        </w:tc>
-        <w:tc>
-          <w:tcPr>
-            <w:tcW w:type="dxa" w:w="2608"/>
-          </w:tcPr>
-          <w:p>
-            <w:pPr>
-              <w:spacing w:after="0"/>
-            </w:pPr>
-            <w:r>
-              <w:rPr>
-                <w:rFonts w:ascii="新細明體" w:hAnsi="新細明體" w:eastAsia="新細明體" w:cs="新細明體"/>
-                <w:b w:val="0"/>
-                <w:sz w:val="24"/>
-                <w:szCs w:val="24"/>
-              </w:rPr>
-              <w:t>不說誰對。找第三位（預定為導入段被記下「只看圖片、沒圈到第 33 頁限制」的學生）把兩頁並排講出來。</w:t>
+              <w:t>「天然的就是百分之百環保。」</w:t>
+            </w:r>
+          </w:p>
+        </w:tc>
+        <w:tc>
+          <w:tcPr>
+            <w:tcW w:type="dxa" w:w="2778"/>
+          </w:tcPr>
+          <w:p>
+            <w:pPr>
+              <w:spacing w:after="0"/>
+            </w:pPr>
+            <w:r>
+              <w:rPr>
+                <w:rFonts w:ascii="新細明體" w:hAnsi="新細明體" w:eastAsia="新細明體" w:cs="新細明體"/>
+                <w:b w:val="0"/>
+                <w:sz w:val="24"/>
+                <w:szCs w:val="24"/>
+              </w:rPr>
+              <w:t>抓到材料來源優點，但忽略產品丟棄後限制。</w:t>
+            </w:r>
+          </w:p>
+        </w:tc>
+        <w:tc>
+          <w:tcPr>
+            <w:tcW w:type="dxa" w:w="2948"/>
+          </w:tcPr>
+          <w:p>
+            <w:pPr>
+              <w:spacing w:after="0"/>
+            </w:pPr>
+            <w:r>
+              <w:rPr>
+                <w:rFonts w:ascii="新細明體" w:hAnsi="新細明體" w:eastAsia="新細明體" w:cs="新細明體"/>
+                <w:b w:val="0"/>
+                <w:sz w:val="24"/>
+                <w:szCs w:val="24"/>
+              </w:rPr>
+              <w:t>「百分之百？再一次。」</w:t>
             </w:r>
           </w:p>
         </w:tc>
@@ -4161,10 +3521,22 @@
       <w:tr>
         <w:tc>
           <w:tcPr>
-            <w:tcW w:type="dxa" w:w="1587"/>
-            <w:vMerge/>
-          </w:tcPr>
-          <w:p/>
+            <w:tcW w:type="dxa" w:w="1474"/>
+          </w:tcPr>
+          <w:p>
+            <w:pPr>
+              <w:spacing w:after="0"/>
+            </w:pPr>
+            <w:r>
+              <w:rPr>
+                <w:rFonts w:ascii="新細明體" w:hAnsi="新細明體" w:eastAsia="新細明體" w:cs="新細明體"/>
+                <w:b w:val="0"/>
+                <w:sz w:val="24"/>
+                <w:szCs w:val="24"/>
+              </w:rPr>
+              <w:t>反問</w:t>
+            </w:r>
+          </w:p>
         </w:tc>
         <w:tc>
           <w:tcPr>
@@ -4181,7 +3553,7 @@
                 <w:sz w:val="24"/>
                 <w:szCs w:val="24"/>
               </w:rPr>
-              <w:t>3</w:t>
+              <w:t>—</w:t>
             </w:r>
           </w:p>
         </w:tc>
@@ -4200,45 +3572,45 @@
                 <w:sz w:val="24"/>
                 <w:szCs w:val="24"/>
               </w:rPr>
-              <w:t>生3：「一個看……材料；一個看……丟掉以後？」（講得斷斷續續）</w:t>
-            </w:r>
-          </w:p>
-        </w:tc>
-        <w:tc>
-          <w:tcPr>
-            <w:tcW w:type="dxa" w:w="3005"/>
-          </w:tcPr>
-          <w:p>
-            <w:pPr>
-              <w:spacing w:after="0"/>
-            </w:pPr>
-            <w:r>
-              <w:rPr>
-                <w:rFonts w:ascii="新細明體" w:hAnsi="新細明體" w:eastAsia="新細明體" w:cs="新細明體"/>
-                <w:b w:val="0"/>
-                <w:sz w:val="24"/>
-                <w:szCs w:val="24"/>
-              </w:rPr>
-              <w:t>【釐清】「再一次。」→（仍卡）【轉問】「你想先找誰幫忙？」→ 生3 自己指名同儕補完 →【回歸】「回到資料。第 32 頁講的是哪個階段，第 33 頁講的是哪個階段？」</w:t>
-            </w:r>
-          </w:p>
-        </w:tc>
-        <w:tc>
-          <w:tcPr>
-            <w:tcW w:type="dxa" w:w="2608"/>
-          </w:tcPr>
-          <w:p>
-            <w:pPr>
-              <w:spacing w:after="0"/>
-            </w:pPr>
-            <w:r>
-              <w:rPr>
-                <w:rFonts w:ascii="新細明體" w:hAnsi="新細明體" w:eastAsia="新細明體" w:cs="新細明體"/>
-                <w:b w:val="0"/>
-                <w:sz w:val="24"/>
-                <w:szCs w:val="24"/>
-              </w:rPr>
-              <w:t>修正的動作留在學生身上。最後不由教師說「要看整個生命週期」，由兩頁的段落標題裁決。</w:t>
+              <w:t>「不能叫環保，因為它還是垃圾。」</w:t>
+            </w:r>
+          </w:p>
+        </w:tc>
+        <w:tc>
+          <w:tcPr>
+            <w:tcW w:type="dxa" w:w="2778"/>
+          </w:tcPr>
+          <w:p>
+            <w:pPr>
+              <w:spacing w:after="0"/>
+            </w:pPr>
+            <w:r>
+              <w:rPr>
+                <w:rFonts w:ascii="新細明體" w:hAnsi="新細明體" w:eastAsia="新細明體" w:cs="新細明體"/>
+                <w:b w:val="0"/>
+                <w:sz w:val="24"/>
+                <w:szCs w:val="24"/>
+              </w:rPr>
+              <w:t>能看到限制，但可能抹除它相對塑膠吸管的優點。</w:t>
+            </w:r>
+          </w:p>
+        </w:tc>
+        <w:tc>
+          <w:tcPr>
+            <w:tcW w:type="dxa" w:w="2948"/>
+          </w:tcPr>
+          <w:p>
+            <w:pPr>
+              <w:spacing w:after="0"/>
+            </w:pPr>
+            <w:r>
+              <w:rPr>
+                <w:rFonts w:ascii="新細明體" w:hAnsi="新細明體" w:eastAsia="新細明體" w:cs="新細明體"/>
+                <w:b w:val="0"/>
+                <w:sz w:val="24"/>
+                <w:szCs w:val="24"/>
+              </w:rPr>
+              <w:t>「那第 32 頁呢？」</w:t>
             </w:r>
           </w:p>
         </w:tc>
@@ -4246,11 +3618,12 @@
       <w:tr>
         <w:tc>
           <w:tcPr>
-            <w:tcW w:type="dxa" w:w="1587"/>
-            <w:vMerge w:val="restart"/>
-          </w:tcPr>
-          <w:p>
-            <w:pPr>
+            <w:tcW w:type="dxa" w:w="10432"/>
+            <w:gridSpan w:val="5"/>
+          </w:tcPr>
+          <w:p>
+            <w:pPr>
+              <w:keepNext/>
               <w:spacing w:after="0"/>
             </w:pPr>
             <w:r>
@@ -4260,137 +3633,7 @@
                 <w:sz w:val="24"/>
                 <w:szCs w:val="24"/>
               </w:rPr>
-              <w:t>深究</w:t>
-            </w:r>
-          </w:p>
-          <w:p>
-            <w:pPr>
-              <w:spacing w:after="0"/>
-            </w:pPr>
-            <w:r>
-              <w:rPr>
-                <w:rFonts w:ascii="新細明體" w:hAnsi="新細明體" w:eastAsia="新細明體" w:cs="新細明體"/>
-                <w:b w:val="0"/>
-                <w:sz w:val="24"/>
-                <w:szCs w:val="24"/>
-              </w:rPr>
-            </w:r>
-          </w:p>
-          <w:p>
-            <w:pPr>
-              <w:spacing w:after="0"/>
-            </w:pPr>
-            <w:r>
-              <w:rPr>
-                <w:rFonts w:ascii="新細明體" w:hAnsi="新細明體" w:eastAsia="新細明體" w:cs="新細明體"/>
-                <w:b w:val="0"/>
-                <w:sz w:val="24"/>
-                <w:szCs w:val="24"/>
-              </w:rPr>
-              <w:t>第三段第 2 步末・答對但停在表層時往下追（第 37～39 分鐘）</w:t>
-            </w:r>
-          </w:p>
-          <w:p>
-            <w:pPr>
-              <w:spacing w:after="0"/>
-            </w:pPr>
-            <w:r>
-              <w:rPr>
-                <w:rFonts w:ascii="新細明體" w:hAnsi="新細明體" w:eastAsia="新細明體" w:cs="新細明體"/>
-                <w:b w:val="0"/>
-                <w:sz w:val="24"/>
-                <w:szCs w:val="24"/>
-              </w:rPr>
-            </w:r>
-          </w:p>
-          <w:p>
-            <w:pPr>
-              <w:spacing w:after="0"/>
-            </w:pPr>
-            <w:r>
-              <w:rPr>
-                <w:rFonts w:ascii="新細明體" w:hAnsi="新細明體" w:eastAsia="新細明體" w:cs="新細明體"/>
-                <w:b w:val="0"/>
-                <w:sz w:val="24"/>
-                <w:szCs w:val="24"/>
-              </w:rPr>
-              <w:t>從「比較環保」追到「跟誰比」，再追到「哪個字讓人誤會」，最後推到每人各自修訂標籤。</w:t>
-            </w:r>
-          </w:p>
-        </w:tc>
-        <w:tc>
-          <w:tcPr>
-            <w:tcW w:type="dxa" w:w="397"/>
-          </w:tcPr>
-          <w:p>
-            <w:pPr>
-              <w:spacing w:after="0"/>
-            </w:pPr>
-            <w:r>
-              <w:rPr>
-                <w:rFonts w:ascii="新細明體" w:hAnsi="新細明體" w:eastAsia="新細明體" w:cs="新細明體"/>
-                <w:b w:val="0"/>
-                <w:sz w:val="24"/>
-                <w:szCs w:val="24"/>
-              </w:rPr>
-              <w:t>1</w:t>
-            </w:r>
-          </w:p>
-        </w:tc>
-        <w:tc>
-          <w:tcPr>
-            <w:tcW w:type="dxa" w:w="2835"/>
-          </w:tcPr>
-          <w:p>
-            <w:pPr>
-              <w:spacing w:after="0"/>
-            </w:pPr>
-            <w:r>
-              <w:rPr>
-                <w:rFonts w:ascii="新細明體" w:hAnsi="新細明體" w:eastAsia="新細明體" w:cs="新細明體"/>
-                <w:b w:val="0"/>
-                <w:sz w:val="24"/>
-                <w:szCs w:val="24"/>
-              </w:rPr>
-              <w:t>生1：「它比較環保。」（方向正確，停在表層）</w:t>
-            </w:r>
-          </w:p>
-        </w:tc>
-        <w:tc>
-          <w:tcPr>
-            <w:tcW w:type="dxa" w:w="3005"/>
-          </w:tcPr>
-          <w:p>
-            <w:pPr>
-              <w:spacing w:after="0"/>
-            </w:pPr>
-            <w:r>
-              <w:rPr>
-                <w:rFonts w:ascii="新細明體" w:hAnsi="新細明體" w:eastAsia="新細明體" w:cs="新細明體"/>
-                <w:b w:val="0"/>
-                <w:sz w:val="24"/>
-                <w:szCs w:val="24"/>
-              </w:rPr>
-              <w:t>【深究】「比較環保是跟誰比？」</w:t>
-            </w:r>
-          </w:p>
-        </w:tc>
-        <w:tc>
-          <w:tcPr>
-            <w:tcW w:type="dxa" w:w="2608"/>
-          </w:tcPr>
-          <w:p>
-            <w:pPr>
-              <w:spacing w:after="0"/>
-            </w:pPr>
-            <w:r>
-              <w:rPr>
-                <w:rFonts w:ascii="新細明體" w:hAnsi="新細明體" w:eastAsia="新細明體" w:cs="新細明體"/>
-                <w:b w:val="0"/>
-                <w:sz w:val="24"/>
-                <w:szCs w:val="24"/>
-              </w:rPr>
-              <w:t>不肯定、不否定，只追「比較」的比較對象。</w:t>
+              <w:t>二、串連進程（轉引／轉問／深究各一段，三位學生、三段發言）</w:t>
             </w:r>
           </w:p>
         </w:tc>
@@ -4398,10 +3641,77 @@
       <w:tr>
         <w:tc>
           <w:tcPr>
-            <w:tcW w:type="dxa" w:w="1587"/>
-            <w:vMerge/>
-          </w:tcPr>
-          <w:p/>
+            <w:tcW w:type="dxa" w:w="1474"/>
+            <w:vMerge w:val="restart"/>
+          </w:tcPr>
+          <w:p>
+            <w:pPr>
+              <w:spacing w:after="0"/>
+            </w:pPr>
+            <w:r>
+              <w:rPr>
+                <w:rFonts w:ascii="新細明體" w:hAnsi="新細明體" w:eastAsia="新細明體" w:cs="新細明體"/>
+                <w:b/>
+                <w:sz w:val="24"/>
+                <w:szCs w:val="24"/>
+              </w:rPr>
+              <w:t>轉引</w:t>
+            </w:r>
+          </w:p>
+          <w:p>
+            <w:pPr>
+              <w:spacing w:after="0"/>
+            </w:pPr>
+            <w:r>
+              <w:rPr>
+                <w:rFonts w:ascii="新細明體" w:hAnsi="新細明體" w:eastAsia="新細明體" w:cs="新細明體"/>
+                <w:b w:val="0"/>
+                <w:sz w:val="24"/>
+                <w:szCs w:val="24"/>
+              </w:rPr>
+            </w:r>
+          </w:p>
+          <w:p>
+            <w:pPr>
+              <w:spacing w:after="0"/>
+            </w:pPr>
+            <w:r>
+              <w:rPr>
+                <w:rFonts w:ascii="新細明體" w:hAnsi="新細明體" w:eastAsia="新細明體" w:cs="新細明體"/>
+                <w:b w:val="0"/>
+                <w:sz w:val="24"/>
+                <w:szCs w:val="24"/>
+              </w:rPr>
+              <w:t>第三段第 1 步・聆聽可以／不可以／有條件三種代表作品（挑戰與聚斂，第 30～35 分鐘）</w:t>
+            </w:r>
+          </w:p>
+          <w:p>
+            <w:pPr>
+              <w:spacing w:after="0"/>
+            </w:pPr>
+            <w:r>
+              <w:rPr>
+                <w:rFonts w:ascii="新細明體" w:hAnsi="新細明體" w:eastAsia="新細明體" w:cs="新細明體"/>
+                <w:b w:val="0"/>
+                <w:sz w:val="24"/>
+                <w:szCs w:val="24"/>
+              </w:rPr>
+            </w:r>
+          </w:p>
+          <w:p>
+            <w:pPr>
+              <w:spacing w:after="0"/>
+            </w:pPr>
+            <w:r>
+              <w:rPr>
+                <w:rFonts w:ascii="新細明體" w:hAnsi="新細明體" w:eastAsia="新細明體" w:cs="新細明體"/>
+                <w:b w:val="0"/>
+                <w:sz w:val="24"/>
+                <w:szCs w:val="24"/>
+              </w:rPr>
+              <w:t>高原策略：三種立場的作品各讀一次，不評價；收束句把三種立場的共同點（都引了第 33 頁的限制）變成下一步的題目。</w:t>
+            </w:r>
+          </w:p>
         </w:tc>
         <w:tc>
           <w:tcPr>
@@ -4418,7 +3728,7 @@
                 <w:sz w:val="24"/>
                 <w:szCs w:val="24"/>
               </w:rPr>
-              <w:t>2</w:t>
+              <w:t>1</w:t>
             </w:r>
           </w:p>
         </w:tc>
@@ -4437,45 +3747,45 @@
                 <w:sz w:val="24"/>
                 <w:szCs w:val="24"/>
               </w:rPr>
-              <w:t>生2：「跟塑膠吸管比。塑膠幾百年不會分解，甘蔗的會。」</w:t>
-            </w:r>
-          </w:p>
-        </w:tc>
-        <w:tc>
-          <w:tcPr>
-            <w:tcW w:type="dxa" w:w="3005"/>
-          </w:tcPr>
-          <w:p>
-            <w:pPr>
-              <w:spacing w:after="0"/>
-            </w:pPr>
-            <w:r>
-              <w:rPr>
-                <w:rFonts w:ascii="新細明體" w:hAnsi="新細明體" w:eastAsia="新細明體" w:cs="新細明體"/>
-                <w:b w:val="0"/>
-                <w:sz w:val="24"/>
-                <w:szCs w:val="24"/>
-              </w:rPr>
-              <w:t>【深究】「那如果標籤只寫『環保吸管』四個字，沒寫跟誰比——哪個字可能讓人誤會？」</w:t>
-            </w:r>
-          </w:p>
-        </w:tc>
-        <w:tc>
-          <w:tcPr>
-            <w:tcW w:type="dxa" w:w="2608"/>
-          </w:tcPr>
-          <w:p>
-            <w:pPr>
-              <w:spacing w:after="0"/>
-            </w:pPr>
-            <w:r>
-              <w:rPr>
-                <w:rFonts w:ascii="新細明體" w:hAnsi="新細明體" w:eastAsia="新細明體" w:cs="新細明體"/>
-                <w:b w:val="0"/>
-                <w:sz w:val="24"/>
-                <w:szCs w:val="24"/>
-              </w:rPr>
-              <w:t>把「比較對象」推到標籤的文字，追的是「省略條件會不會誤導」。</w:t>
+              <w:t>生1（「可以」組）：「我們的標籤寫『環保吸管』，因為第 32 頁說它用甘蔗渣做的，減少塑膠。」</w:t>
+            </w:r>
+          </w:p>
+        </w:tc>
+        <w:tc>
+          <w:tcPr>
+            <w:tcW w:type="dxa" w:w="2778"/>
+          </w:tcPr>
+          <w:p>
+            <w:pPr>
+              <w:spacing w:after="0"/>
+            </w:pPr>
+            <w:r>
+              <w:rPr>
+                <w:rFonts w:ascii="新細明體" w:hAnsi="新細明體" w:eastAsia="新細明體" w:cs="新細明體"/>
+                <w:b w:val="0"/>
+                <w:sz w:val="24"/>
+                <w:szCs w:val="24"/>
+              </w:rPr>
+              <w:t>不說「對」「很好」。只複述立場與頁碼，把發言權交給下一種立場。</w:t>
+            </w:r>
+          </w:p>
+        </w:tc>
+        <w:tc>
+          <w:tcPr>
+            <w:tcW w:type="dxa" w:w="2948"/>
+          </w:tcPr>
+          <w:p>
+            <w:pPr>
+              <w:spacing w:after="0"/>
+            </w:pPr>
+            <w:r>
+              <w:rPr>
+                <w:rFonts w:ascii="新細明體" w:hAnsi="新細明體" w:eastAsia="新細明體" w:cs="新細明體"/>
+                <w:b w:val="0"/>
+                <w:sz w:val="24"/>
+                <w:szCs w:val="24"/>
+              </w:rPr>
+              <w:t>【轉引】「這一組是可以，依據第 32 頁。還有不同的？」</w:t>
             </w:r>
           </w:p>
         </w:tc>
@@ -4483,7 +3793,7 @@
       <w:tr>
         <w:tc>
           <w:tcPr>
-            <w:tcW w:type="dxa" w:w="1587"/>
+            <w:tcW w:type="dxa" w:w="1474"/>
             <w:vMerge/>
           </w:tcPr>
           <w:p/>
@@ -4503,6 +3813,91 @@
                 <w:sz w:val="24"/>
                 <w:szCs w:val="24"/>
               </w:rPr>
+              <w:t>2</w:t>
+            </w:r>
+          </w:p>
+        </w:tc>
+        <w:tc>
+          <w:tcPr>
+            <w:tcW w:type="dxa" w:w="2835"/>
+          </w:tcPr>
+          <w:p>
+            <w:pPr>
+              <w:spacing w:after="0"/>
+            </w:pPr>
+            <w:r>
+              <w:rPr>
+                <w:rFonts w:ascii="新細明體" w:hAnsi="新細明體" w:eastAsia="新細明體" w:cs="新細明體"/>
+                <w:b w:val="0"/>
+                <w:sz w:val="24"/>
+                <w:szCs w:val="24"/>
+              </w:rPr>
+              <w:t>生2（「不可以」組）：「我們寫『不能叫環保』，因為第 33 頁說它在臺灣不能回收，還是垃圾。」</w:t>
+            </w:r>
+          </w:p>
+        </w:tc>
+        <w:tc>
+          <w:tcPr>
+            <w:tcW w:type="dxa" w:w="2778"/>
+          </w:tcPr>
+          <w:p>
+            <w:pPr>
+              <w:spacing w:after="0"/>
+            </w:pPr>
+            <w:r>
+              <w:rPr>
+                <w:rFonts w:ascii="新細明體" w:hAnsi="新細明體" w:eastAsia="新細明體" w:cs="新細明體"/>
+                <w:b w:val="0"/>
+                <w:sz w:val="24"/>
+                <w:szCs w:val="24"/>
+              </w:rPr>
+              <w:t>第二個視點疊上去。兩組引的是同一份教材的不同頁——先不點破。</w:t>
+            </w:r>
+          </w:p>
+        </w:tc>
+        <w:tc>
+          <w:tcPr>
+            <w:tcW w:type="dxa" w:w="2948"/>
+          </w:tcPr>
+          <w:p>
+            <w:pPr>
+              <w:spacing w:after="0"/>
+            </w:pPr>
+            <w:r>
+              <w:rPr>
+                <w:rFonts w:ascii="新細明體" w:hAnsi="新細明體" w:eastAsia="新細明體" w:cs="新細明體"/>
+                <w:b w:val="0"/>
+                <w:sz w:val="24"/>
+                <w:szCs w:val="24"/>
+              </w:rPr>
+              <w:t>【轉引】「多了一種：不可以，依據第 33 頁。還有嗎？」</w:t>
+            </w:r>
+          </w:p>
+        </w:tc>
+      </w:tr>
+      <w:tr>
+        <w:tc>
+          <w:tcPr>
+            <w:tcW w:type="dxa" w:w="1474"/>
+            <w:vMerge/>
+          </w:tcPr>
+          <w:p/>
+        </w:tc>
+        <w:tc>
+          <w:tcPr>
+            <w:tcW w:type="dxa" w:w="397"/>
+          </w:tcPr>
+          <w:p>
+            <w:pPr>
+              <w:spacing w:after="0"/>
+            </w:pPr>
+            <w:r>
+              <w:rPr>
+                <w:rFonts w:ascii="新細明體" w:hAnsi="新細明體" w:eastAsia="新細明體" w:cs="新細明體"/>
+                <w:b w:val="0"/>
+                <w:sz w:val="24"/>
+                <w:szCs w:val="24"/>
+              </w:rPr>
               <w:t>3</w:t>
             </w:r>
           </w:p>
@@ -4522,13 +3917,676 @@
                 <w:sz w:val="24"/>
                 <w:szCs w:val="24"/>
               </w:rPr>
+              <w:t>生3（「有條件」組）：「我們寫『比塑膠吸管環保』，背面寫『在臺灣無法回收』。」</w:t>
+            </w:r>
+          </w:p>
+        </w:tc>
+        <w:tc>
+          <w:tcPr>
+            <w:tcW w:type="dxa" w:w="2778"/>
+          </w:tcPr>
+          <w:p>
+            <w:pPr>
+              <w:spacing w:after="0"/>
+            </w:pPr>
+            <w:r>
+              <w:rPr>
+                <w:rFonts w:ascii="新細明體" w:hAnsi="新細明體" w:eastAsia="新細明體" w:cs="新細明體"/>
+                <w:b w:val="0"/>
+                <w:sz w:val="24"/>
+                <w:szCs w:val="24"/>
+              </w:rPr>
+              <w:t>三個視點到齊才拋問題。收束句不票選，把「誤導消費者」這個第 2 步的題目丟出來。</w:t>
+            </w:r>
+          </w:p>
+        </w:tc>
+        <w:tc>
+          <w:tcPr>
+            <w:tcW w:type="dxa" w:w="2948"/>
+          </w:tcPr>
+          <w:p>
+            <w:pPr>
+              <w:spacing w:after="0"/>
+            </w:pPr>
+            <w:r>
+              <w:rPr>
+                <w:rFonts w:ascii="新細明體" w:hAnsi="新細明體" w:eastAsia="新細明體" w:cs="新細明體"/>
+                <w:b w:val="0"/>
+                <w:sz w:val="24"/>
+                <w:szCs w:val="24"/>
+              </w:rPr>
+              <w:t>【轉引・收束】「可以、不可以、有條件，三種。三張標籤都用了第 32 或 33 頁的資料。現在——哪一張標籤，消費者看了可能會誤會？」</w:t>
+            </w:r>
+          </w:p>
+        </w:tc>
+      </w:tr>
+      <w:tr>
+        <w:tc>
+          <w:tcPr>
+            <w:tcW w:type="dxa" w:w="1474"/>
+            <w:vMerge w:val="restart"/>
+          </w:tcPr>
+          <w:p>
+            <w:pPr>
+              <w:spacing w:after="0"/>
+            </w:pPr>
+            <w:r>
+              <w:rPr>
+                <w:rFonts w:ascii="新細明體" w:hAnsi="新細明體" w:eastAsia="新細明體" w:cs="新細明體"/>
+                <w:b/>
+                <w:sz w:val="24"/>
+                <w:szCs w:val="24"/>
+              </w:rPr>
+              <w:t>轉問</w:t>
+            </w:r>
+          </w:p>
+          <w:p>
+            <w:pPr>
+              <w:spacing w:after="0"/>
+            </w:pPr>
+            <w:r>
+              <w:rPr>
+                <w:rFonts w:ascii="新細明體" w:hAnsi="新細明體" w:eastAsia="新細明體" w:cs="新細明體"/>
+                <w:b w:val="0"/>
+                <w:sz w:val="24"/>
+                <w:szCs w:val="24"/>
+              </w:rPr>
+            </w:r>
+          </w:p>
+          <w:p>
+            <w:pPr>
+              <w:spacing w:after="0"/>
+            </w:pPr>
+            <w:r>
+              <w:rPr>
+                <w:rFonts w:ascii="新細明體" w:hAnsi="新細明體" w:eastAsia="新細明體" w:cs="新細明體"/>
+                <w:b w:val="0"/>
+                <w:sz w:val="24"/>
+                <w:szCs w:val="24"/>
+              </w:rPr>
+              <w:t>第三段第 2 步・「可以」與「不可以」兩組對話（第 35～38 分鐘）</w:t>
+            </w:r>
+          </w:p>
+          <w:p>
+            <w:pPr>
+              <w:spacing w:after="0"/>
+            </w:pPr>
+            <w:r>
+              <w:rPr>
+                <w:rFonts w:ascii="新細明體" w:hAnsi="新細明體" w:eastAsia="新細明體" w:cs="新細明體"/>
+                <w:b w:val="0"/>
+                <w:sz w:val="24"/>
+                <w:szCs w:val="24"/>
+              </w:rPr>
+            </w:r>
+          </w:p>
+          <w:p>
+            <w:pPr>
+              <w:spacing w:after="0"/>
+            </w:pPr>
+            <w:r>
+              <w:rPr>
+                <w:rFonts w:ascii="新細明體" w:hAnsi="新細明體" w:eastAsia="新細明體" w:cs="新細明體"/>
+                <w:b w:val="0"/>
+                <w:sz w:val="24"/>
+                <w:szCs w:val="24"/>
+              </w:rPr>
+              <w:t>學生與學生串連：立場相反的兩組先講，第三位說出兩者其實各引一頁；教師不裁決，最後用回歸把裁決交給教材。</w:t>
+            </w:r>
+          </w:p>
+        </w:tc>
+        <w:tc>
+          <w:tcPr>
+            <w:tcW w:type="dxa" w:w="397"/>
+          </w:tcPr>
+          <w:p>
+            <w:pPr>
+              <w:spacing w:after="0"/>
+            </w:pPr>
+            <w:r>
+              <w:rPr>
+                <w:rFonts w:ascii="新細明體" w:hAnsi="新細明體" w:eastAsia="新細明體" w:cs="新細明體"/>
+                <w:b w:val="0"/>
+                <w:sz w:val="24"/>
+                <w:szCs w:val="24"/>
+              </w:rPr>
+              <w:t>1</w:t>
+            </w:r>
+          </w:p>
+        </w:tc>
+        <w:tc>
+          <w:tcPr>
+            <w:tcW w:type="dxa" w:w="2835"/>
+          </w:tcPr>
+          <w:p>
+            <w:pPr>
+              <w:spacing w:after="0"/>
+            </w:pPr>
+            <w:r>
+              <w:rPr>
+                <w:rFonts w:ascii="新細明體" w:hAnsi="新細明體" w:eastAsia="新細明體" w:cs="新細明體"/>
+                <w:b w:val="0"/>
+                <w:sz w:val="24"/>
+                <w:szCs w:val="24"/>
+              </w:rPr>
+              <w:t>生1（「可以」組）：「它是甘蔗做的，天然的，所以就是環保。」</w:t>
+            </w:r>
+          </w:p>
+        </w:tc>
+        <w:tc>
+          <w:tcPr>
+            <w:tcW w:type="dxa" w:w="2778"/>
+          </w:tcPr>
+          <w:p>
+            <w:pPr>
+              <w:spacing w:after="0"/>
+            </w:pPr>
+            <w:r>
+              <w:rPr>
+                <w:rFonts w:ascii="新細明體" w:hAnsi="新細明體" w:eastAsia="新細明體" w:cs="新細明體"/>
+                <w:b w:val="0"/>
+                <w:sz w:val="24"/>
+                <w:szCs w:val="24"/>
+              </w:rPr>
+              <w:t>不回饋生1，先要求對方重述他的證據，再說自己的。</w:t>
+            </w:r>
+          </w:p>
+        </w:tc>
+        <w:tc>
+          <w:tcPr>
+            <w:tcW w:type="dxa" w:w="2948"/>
+          </w:tcPr>
+          <w:p>
+            <w:pPr>
+              <w:spacing w:after="0"/>
+            </w:pPr>
+            <w:r>
+              <w:rPr>
+                <w:rFonts w:ascii="新細明體" w:hAnsi="新細明體" w:eastAsia="新細明體" w:cs="新細明體"/>
+                <w:b w:val="0"/>
+                <w:sz w:val="24"/>
+                <w:szCs w:val="24"/>
+              </w:rPr>
+              <w:t>【轉問】「不可以那一組，你們聽見他用哪項證據？你們當時是怎麼想的？」</w:t>
+            </w:r>
+          </w:p>
+        </w:tc>
+      </w:tr>
+      <w:tr>
+        <w:tc>
+          <w:tcPr>
+            <w:tcW w:type="dxa" w:w="1474"/>
+            <w:vMerge/>
+          </w:tcPr>
+          <w:p/>
+        </w:tc>
+        <w:tc>
+          <w:tcPr>
+            <w:tcW w:type="dxa" w:w="397"/>
+          </w:tcPr>
+          <w:p>
+            <w:pPr>
+              <w:spacing w:after="0"/>
+            </w:pPr>
+            <w:r>
+              <w:rPr>
+                <w:rFonts w:ascii="新細明體" w:hAnsi="新細明體" w:eastAsia="新細明體" w:cs="新細明體"/>
+                <w:b w:val="0"/>
+                <w:sz w:val="24"/>
+                <w:szCs w:val="24"/>
+              </w:rPr>
+              <w:t>2</w:t>
+            </w:r>
+          </w:p>
+        </w:tc>
+        <w:tc>
+          <w:tcPr>
+            <w:tcW w:type="dxa" w:w="2835"/>
+          </w:tcPr>
+          <w:p>
+            <w:pPr>
+              <w:spacing w:after="0"/>
+            </w:pPr>
+            <w:r>
+              <w:rPr>
+                <w:rFonts w:ascii="新細明體" w:hAnsi="新細明體" w:eastAsia="新細明體" w:cs="新細明體"/>
+                <w:b w:val="0"/>
+                <w:sz w:val="24"/>
+                <w:szCs w:val="24"/>
+              </w:rPr>
+              <w:t>生2（「不可以」組）：「他用第 32 頁的材料。可是第 33 頁說丟掉以後還是垃圾，不能回收。」</w:t>
+            </w:r>
+          </w:p>
+        </w:tc>
+        <w:tc>
+          <w:tcPr>
+            <w:tcW w:type="dxa" w:w="2778"/>
+          </w:tcPr>
+          <w:p>
+            <w:pPr>
+              <w:spacing w:after="0"/>
+            </w:pPr>
+            <w:r>
+              <w:rPr>
+                <w:rFonts w:ascii="新細明體" w:hAnsi="新細明體" w:eastAsia="新細明體" w:cs="新細明體"/>
+                <w:b w:val="0"/>
+                <w:sz w:val="24"/>
+                <w:szCs w:val="24"/>
+              </w:rPr>
+              <w:t>不說誰對。找第三位（預定為導入段被記下「只看圖片、沒圈到第 33 頁限制」的學生）把兩頁並排講出來。</w:t>
+            </w:r>
+          </w:p>
+        </w:tc>
+        <w:tc>
+          <w:tcPr>
+            <w:tcW w:type="dxa" w:w="2948"/>
+          </w:tcPr>
+          <w:p>
+            <w:pPr>
+              <w:spacing w:after="0"/>
+            </w:pPr>
+            <w:r>
+              <w:rPr>
+                <w:rFonts w:ascii="新細明體" w:hAnsi="新細明體" w:eastAsia="新細明體" w:cs="新細明體"/>
+                <w:b w:val="0"/>
+                <w:sz w:val="24"/>
+                <w:szCs w:val="24"/>
+              </w:rPr>
+              <w:t>【轉問】「生3，這兩組的差別在哪裡？」</w:t>
+            </w:r>
+          </w:p>
+        </w:tc>
+      </w:tr>
+      <w:tr>
+        <w:tc>
+          <w:tcPr>
+            <w:tcW w:type="dxa" w:w="1474"/>
+            <w:vMerge/>
+          </w:tcPr>
+          <w:p/>
+        </w:tc>
+        <w:tc>
+          <w:tcPr>
+            <w:tcW w:type="dxa" w:w="397"/>
+          </w:tcPr>
+          <w:p>
+            <w:pPr>
+              <w:spacing w:after="0"/>
+            </w:pPr>
+            <w:r>
+              <w:rPr>
+                <w:rFonts w:ascii="新細明體" w:hAnsi="新細明體" w:eastAsia="新細明體" w:cs="新細明體"/>
+                <w:b w:val="0"/>
+                <w:sz w:val="24"/>
+                <w:szCs w:val="24"/>
+              </w:rPr>
+              <w:t>3</w:t>
+            </w:r>
+          </w:p>
+        </w:tc>
+        <w:tc>
+          <w:tcPr>
+            <w:tcW w:type="dxa" w:w="2835"/>
+          </w:tcPr>
+          <w:p>
+            <w:pPr>
+              <w:spacing w:after="0"/>
+            </w:pPr>
+            <w:r>
+              <w:rPr>
+                <w:rFonts w:ascii="新細明體" w:hAnsi="新細明體" w:eastAsia="新細明體" w:cs="新細明體"/>
+                <w:b w:val="0"/>
+                <w:sz w:val="24"/>
+                <w:szCs w:val="24"/>
+              </w:rPr>
+              <w:t>生3：「一個看……材料；一個看……丟掉以後？」（講得斷斷續續）</w:t>
+            </w:r>
+          </w:p>
+        </w:tc>
+        <w:tc>
+          <w:tcPr>
+            <w:tcW w:type="dxa" w:w="2778"/>
+          </w:tcPr>
+          <w:p>
+            <w:pPr>
+              <w:spacing w:after="0"/>
+            </w:pPr>
+            <w:r>
+              <w:rPr>
+                <w:rFonts w:ascii="新細明體" w:hAnsi="新細明體" w:eastAsia="新細明體" w:cs="新細明體"/>
+                <w:b w:val="0"/>
+                <w:sz w:val="24"/>
+                <w:szCs w:val="24"/>
+              </w:rPr>
+              <w:t>修正的動作留在學生身上。最後不由教師說「要看整個生命週期」，由兩頁的段落標題裁決。</w:t>
+            </w:r>
+          </w:p>
+        </w:tc>
+        <w:tc>
+          <w:tcPr>
+            <w:tcW w:type="dxa" w:w="2948"/>
+          </w:tcPr>
+          <w:p>
+            <w:pPr>
+              <w:spacing w:after="0"/>
+            </w:pPr>
+            <w:r>
+              <w:rPr>
+                <w:rFonts w:ascii="新細明體" w:hAnsi="新細明體" w:eastAsia="新細明體" w:cs="新細明體"/>
+                <w:b w:val="0"/>
+                <w:sz w:val="24"/>
+                <w:szCs w:val="24"/>
+              </w:rPr>
+              <w:t>【釐清】「再一次。」→（仍卡）【轉問】「你想先找誰幫忙？」→ 生3 自己指名同儕補完 →【回歸】「回到資料。第 32 頁講的是哪個階段，第 33 頁講的是哪個階段？」</w:t>
+            </w:r>
+          </w:p>
+        </w:tc>
+      </w:tr>
+      <w:tr>
+        <w:tc>
+          <w:tcPr>
+            <w:tcW w:type="dxa" w:w="1474"/>
+            <w:vMerge w:val="restart"/>
+          </w:tcPr>
+          <w:p>
+            <w:pPr>
+              <w:spacing w:after="0"/>
+            </w:pPr>
+            <w:r>
+              <w:rPr>
+                <w:rFonts w:ascii="新細明體" w:hAnsi="新細明體" w:eastAsia="新細明體" w:cs="新細明體"/>
+                <w:b/>
+                <w:sz w:val="24"/>
+                <w:szCs w:val="24"/>
+              </w:rPr>
+              <w:t>深究</w:t>
+            </w:r>
+          </w:p>
+          <w:p>
+            <w:pPr>
+              <w:spacing w:after="0"/>
+            </w:pPr>
+            <w:r>
+              <w:rPr>
+                <w:rFonts w:ascii="新細明體" w:hAnsi="新細明體" w:eastAsia="新細明體" w:cs="新細明體"/>
+                <w:b w:val="0"/>
+                <w:sz w:val="24"/>
+                <w:szCs w:val="24"/>
+              </w:rPr>
+            </w:r>
+          </w:p>
+          <w:p>
+            <w:pPr>
+              <w:spacing w:after="0"/>
+            </w:pPr>
+            <w:r>
+              <w:rPr>
+                <w:rFonts w:ascii="新細明體" w:hAnsi="新細明體" w:eastAsia="新細明體" w:cs="新細明體"/>
+                <w:b w:val="0"/>
+                <w:sz w:val="24"/>
+                <w:szCs w:val="24"/>
+              </w:rPr>
+              <w:t>第三段第 2 步末・答對但停在表層時往下追（第 37～39 分鐘）</w:t>
+            </w:r>
+          </w:p>
+          <w:p>
+            <w:pPr>
+              <w:spacing w:after="0"/>
+            </w:pPr>
+            <w:r>
+              <w:rPr>
+                <w:rFonts w:ascii="新細明體" w:hAnsi="新細明體" w:eastAsia="新細明體" w:cs="新細明體"/>
+                <w:b w:val="0"/>
+                <w:sz w:val="24"/>
+                <w:szCs w:val="24"/>
+              </w:rPr>
+            </w:r>
+          </w:p>
+          <w:p>
+            <w:pPr>
+              <w:spacing w:after="0"/>
+            </w:pPr>
+            <w:r>
+              <w:rPr>
+                <w:rFonts w:ascii="新細明體" w:hAnsi="新細明體" w:eastAsia="新細明體" w:cs="新細明體"/>
+                <w:b w:val="0"/>
+                <w:sz w:val="24"/>
+                <w:szCs w:val="24"/>
+              </w:rPr>
+              <w:t>從「比較環保」追到「跟誰比」，再追到「哪個字讓人誤會」，最後推到每人各自修訂標籤。</w:t>
+            </w:r>
+          </w:p>
+        </w:tc>
+        <w:tc>
+          <w:tcPr>
+            <w:tcW w:type="dxa" w:w="397"/>
+          </w:tcPr>
+          <w:p>
+            <w:pPr>
+              <w:spacing w:after="0"/>
+            </w:pPr>
+            <w:r>
+              <w:rPr>
+                <w:rFonts w:ascii="新細明體" w:hAnsi="新細明體" w:eastAsia="新細明體" w:cs="新細明體"/>
+                <w:b w:val="0"/>
+                <w:sz w:val="24"/>
+                <w:szCs w:val="24"/>
+              </w:rPr>
+              <w:t>1</w:t>
+            </w:r>
+          </w:p>
+        </w:tc>
+        <w:tc>
+          <w:tcPr>
+            <w:tcW w:type="dxa" w:w="2835"/>
+          </w:tcPr>
+          <w:p>
+            <w:pPr>
+              <w:spacing w:after="0"/>
+            </w:pPr>
+            <w:r>
+              <w:rPr>
+                <w:rFonts w:ascii="新細明體" w:hAnsi="新細明體" w:eastAsia="新細明體" w:cs="新細明體"/>
+                <w:b w:val="0"/>
+                <w:sz w:val="24"/>
+                <w:szCs w:val="24"/>
+              </w:rPr>
+              <w:t>生1：「它比較環保。」（方向正確，停在表層）</w:t>
+            </w:r>
+          </w:p>
+        </w:tc>
+        <w:tc>
+          <w:tcPr>
+            <w:tcW w:type="dxa" w:w="2778"/>
+          </w:tcPr>
+          <w:p>
+            <w:pPr>
+              <w:spacing w:after="0"/>
+            </w:pPr>
+            <w:r>
+              <w:rPr>
+                <w:rFonts w:ascii="新細明體" w:hAnsi="新細明體" w:eastAsia="新細明體" w:cs="新細明體"/>
+                <w:b w:val="0"/>
+                <w:sz w:val="24"/>
+                <w:szCs w:val="24"/>
+              </w:rPr>
+              <w:t>不肯定、不否定，只追「比較」的比較對象。</w:t>
+            </w:r>
+          </w:p>
+        </w:tc>
+        <w:tc>
+          <w:tcPr>
+            <w:tcW w:type="dxa" w:w="2948"/>
+          </w:tcPr>
+          <w:p>
+            <w:pPr>
+              <w:spacing w:after="0"/>
+            </w:pPr>
+            <w:r>
+              <w:rPr>
+                <w:rFonts w:ascii="新細明體" w:hAnsi="新細明體" w:eastAsia="新細明體" w:cs="新細明體"/>
+                <w:b w:val="0"/>
+                <w:sz w:val="24"/>
+                <w:szCs w:val="24"/>
+              </w:rPr>
+              <w:t>【深究】「比較環保是跟誰比？」</w:t>
+            </w:r>
+          </w:p>
+        </w:tc>
+      </w:tr>
+      <w:tr>
+        <w:tc>
+          <w:tcPr>
+            <w:tcW w:type="dxa" w:w="1474"/>
+            <w:vMerge/>
+          </w:tcPr>
+          <w:p/>
+        </w:tc>
+        <w:tc>
+          <w:tcPr>
+            <w:tcW w:type="dxa" w:w="397"/>
+          </w:tcPr>
+          <w:p>
+            <w:pPr>
+              <w:spacing w:after="0"/>
+            </w:pPr>
+            <w:r>
+              <w:rPr>
+                <w:rFonts w:ascii="新細明體" w:hAnsi="新細明體" w:eastAsia="新細明體" w:cs="新細明體"/>
+                <w:b w:val="0"/>
+                <w:sz w:val="24"/>
+                <w:szCs w:val="24"/>
+              </w:rPr>
+              <w:t>2</w:t>
+            </w:r>
+          </w:p>
+        </w:tc>
+        <w:tc>
+          <w:tcPr>
+            <w:tcW w:type="dxa" w:w="2835"/>
+          </w:tcPr>
+          <w:p>
+            <w:pPr>
+              <w:spacing w:after="0"/>
+            </w:pPr>
+            <w:r>
+              <w:rPr>
+                <w:rFonts w:ascii="新細明體" w:hAnsi="新細明體" w:eastAsia="新細明體" w:cs="新細明體"/>
+                <w:b w:val="0"/>
+                <w:sz w:val="24"/>
+                <w:szCs w:val="24"/>
+              </w:rPr>
+              <w:t>生2：「跟塑膠吸管比。塑膠幾百年不會分解，甘蔗的會。」</w:t>
+            </w:r>
+          </w:p>
+        </w:tc>
+        <w:tc>
+          <w:tcPr>
+            <w:tcW w:type="dxa" w:w="2778"/>
+          </w:tcPr>
+          <w:p>
+            <w:pPr>
+              <w:spacing w:after="0"/>
+            </w:pPr>
+            <w:r>
+              <w:rPr>
+                <w:rFonts w:ascii="新細明體" w:hAnsi="新細明體" w:eastAsia="新細明體" w:cs="新細明體"/>
+                <w:b w:val="0"/>
+                <w:sz w:val="24"/>
+                <w:szCs w:val="24"/>
+              </w:rPr>
+              <w:t>把「比較對象」推到標籤的文字，追的是「省略條件會不會誤導」。</w:t>
+            </w:r>
+          </w:p>
+        </w:tc>
+        <w:tc>
+          <w:tcPr>
+            <w:tcW w:type="dxa" w:w="2948"/>
+          </w:tcPr>
+          <w:p>
+            <w:pPr>
+              <w:spacing w:after="0"/>
+            </w:pPr>
+            <w:r>
+              <w:rPr>
+                <w:rFonts w:ascii="新細明體" w:hAnsi="新細明體" w:eastAsia="新細明體" w:cs="新細明體"/>
+                <w:b w:val="0"/>
+                <w:sz w:val="24"/>
+                <w:szCs w:val="24"/>
+              </w:rPr>
+              <w:t>【深究】「那如果標籤只寫『環保吸管』四個字，沒寫跟誰比——哪個字可能讓人誤會？」</w:t>
+            </w:r>
+          </w:p>
+        </w:tc>
+      </w:tr>
+      <w:tr>
+        <w:tc>
+          <w:tcPr>
+            <w:tcW w:type="dxa" w:w="1474"/>
+            <w:vMerge/>
+          </w:tcPr>
+          <w:p/>
+        </w:tc>
+        <w:tc>
+          <w:tcPr>
+            <w:tcW w:type="dxa" w:w="397"/>
+          </w:tcPr>
+          <w:p>
+            <w:pPr>
+              <w:spacing w:after="0"/>
+            </w:pPr>
+            <w:r>
+              <w:rPr>
+                <w:rFonts w:ascii="新細明體" w:hAnsi="新細明體" w:eastAsia="新細明體" w:cs="新細明體"/>
+                <w:b w:val="0"/>
+                <w:sz w:val="24"/>
+                <w:szCs w:val="24"/>
+              </w:rPr>
+              <w:t>3</w:t>
+            </w:r>
+          </w:p>
+        </w:tc>
+        <w:tc>
+          <w:tcPr>
+            <w:tcW w:type="dxa" w:w="2835"/>
+          </w:tcPr>
+          <w:p>
+            <w:pPr>
+              <w:spacing w:after="0"/>
+            </w:pPr>
+            <w:r>
+              <w:rPr>
+                <w:rFonts w:ascii="新細明體" w:hAnsi="新細明體" w:eastAsia="新細明體" w:cs="新細明體"/>
+                <w:b w:val="0"/>
+                <w:sz w:val="24"/>
+                <w:szCs w:val="24"/>
+              </w:rPr>
               <w:t>生3：「『環保』……會以為可以回收，可是它在臺灣不能回收……所以要寫『比塑膠』？」</w:t>
             </w:r>
           </w:p>
         </w:tc>
         <w:tc>
           <w:tcPr>
-            <w:tcW w:type="dxa" w:w="3005"/>
+            <w:tcW w:type="dxa" w:w="2778"/>
+          </w:tcPr>
+          <w:p>
+            <w:pPr>
+              <w:spacing w:after="0"/>
+            </w:pPr>
+            <w:r>
+              <w:rPr>
+                <w:rFonts w:ascii="新細明體" w:hAnsi="新細明體" w:eastAsia="新細明體" w:cs="新細明體"/>
+                <w:b w:val="0"/>
+                <w:sz w:val="24"/>
+                <w:szCs w:val="24"/>
+              </w:rPr>
+              <w:t>生3 說出的正是本節的判斷條件（用「環保」須寫清比較對象與成立條件）；教師不宣布「答對」，直接接第 3 步各自修訂。</w:t>
+            </w:r>
+          </w:p>
+        </w:tc>
+        <w:tc>
+          <w:tcPr>
+            <w:tcW w:type="dxa" w:w="2948"/>
           </w:tcPr>
           <w:p>
             <w:pPr>
@@ -4542,25 +4600,6 @@
                 <w:szCs w:val="24"/>
               </w:rPr>
               <w:t>【深究】「那你自己那張，改不改？回到學習單，用第二色寫『我改或不改，因為……』。」</w:t>
-            </w:r>
-          </w:p>
-        </w:tc>
-        <w:tc>
-          <w:tcPr>
-            <w:tcW w:type="dxa" w:w="2608"/>
-          </w:tcPr>
-          <w:p>
-            <w:pPr>
-              <w:spacing w:after="0"/>
-            </w:pPr>
-            <w:r>
-              <w:rPr>
-                <w:rFonts w:ascii="新細明體" w:hAnsi="新細明體" w:eastAsia="新細明體" w:cs="新細明體"/>
-                <w:b w:val="0"/>
-                <w:sz w:val="24"/>
-                <w:szCs w:val="24"/>
-              </w:rPr>
-              <w:t>生3 說出的正是本節的判斷條件（用「環保」須寫清比較對象與成立條件）；教師不宣布「答對」，直接接第 3 步各自修訂。</w:t>
             </w:r>
           </w:p>
         </w:tc>

--- a/學共教案/教案成果/六年級_社會_甘蔗吸管_20260910/教案.docx
+++ b/學共教案/教案成果/六年級_社會_甘蔗吸管_20260910/教案.docx
@@ -3004,16 +3004,15 @@
         <w:tblLayout w:type="fixed"/>
       </w:tblPr>
       <w:tblGrid>
-        <w:gridCol w:w="1474"/>
-        <w:gridCol w:w="397"/>
+        <w:gridCol w:w="1701"/>
+        <w:gridCol w:w="2948"/>
         <w:gridCol w:w="2835"/>
-        <w:gridCol w:w="2778"/>
         <w:gridCol w:w="2948"/>
       </w:tblGrid>
       <w:tr>
         <w:tc>
           <w:tcPr>
-            <w:tcW w:type="dxa" w:w="1474"/>
+            <w:tcW w:type="dxa" w:w="1701"/>
           </w:tcPr>
           <w:p>
             <w:pPr>
@@ -3032,7 +3031,7 @@
         </w:tc>
         <w:tc>
           <w:tcPr>
-            <w:tcW w:type="dxa" w:w="397"/>
+            <w:tcW w:type="dxa" w:w="2948"/>
           </w:tcPr>
           <w:p>
             <w:pPr>
@@ -3045,32 +3044,13 @@
                 <w:sz w:val="24"/>
                 <w:szCs w:val="24"/>
               </w:rPr>
-              <w:t>序</w:t>
+              <w:t>預想的學生回應</w:t>
             </w:r>
           </w:p>
         </w:tc>
         <w:tc>
           <w:tcPr>
             <w:tcW w:type="dxa" w:w="2835"/>
-          </w:tcPr>
-          <w:p>
-            <w:pPr>
-              <w:spacing w:after="0"/>
-            </w:pPr>
-            <w:r>
-              <w:rPr>
-                <w:rFonts w:ascii="新細明體" w:hAnsi="新細明體" w:eastAsia="新細明體" w:cs="新細明體"/>
-                <w:b/>
-                <w:sz w:val="24"/>
-                <w:szCs w:val="24"/>
-              </w:rPr>
-              <w:t>預想的學生回應</w:t>
-            </w:r>
-          </w:p>
-        </w:tc>
-        <w:tc>
-          <w:tcPr>
-            <w:tcW w:type="dxa" w:w="2778"/>
           </w:tcPr>
           <w:p>
             <w:pPr>
@@ -3110,12 +3090,10 @@
       <w:tr>
         <w:tc>
           <w:tcPr>
-            <w:tcW w:type="dxa" w:w="10432"/>
-            <w:gridSpan w:val="5"/>
-          </w:tcPr>
-          <w:p>
-            <w:pPr>
-              <w:keepNext/>
+            <w:tcW w:type="dxa" w:w="1701"/>
+          </w:tcPr>
+          <w:p>
+            <w:pPr>
               <w:spacing w:after="0"/>
             </w:pPr>
             <w:r>
@@ -3125,7 +3103,231 @@
                 <w:sz w:val="24"/>
                 <w:szCs w:val="24"/>
               </w:rPr>
-              <w:t>一、單步理答（講錯／沉默／離題等狀況，一句接一句）</w:t>
+              <w:t>轉引</w:t>
+            </w:r>
+          </w:p>
+          <w:p>
+            <w:pPr>
+              <w:spacing w:after="0"/>
+            </w:pPr>
+            <w:r>
+              <w:rPr>
+                <w:rFonts w:ascii="新細明體" w:hAnsi="新細明體" w:eastAsia="新細明體" w:cs="新細明體"/>
+                <w:b w:val="0"/>
+                <w:sz w:val="24"/>
+                <w:szCs w:val="24"/>
+              </w:rPr>
+            </w:r>
+          </w:p>
+          <w:p>
+            <w:pPr>
+              <w:spacing w:after="0"/>
+            </w:pPr>
+            <w:r>
+              <w:rPr>
+                <w:rFonts w:ascii="新細明體" w:hAnsi="新細明體" w:eastAsia="新細明體" w:cs="新細明體"/>
+                <w:b w:val="0"/>
+                <w:sz w:val="24"/>
+                <w:szCs w:val="24"/>
+              </w:rPr>
+              <w:t>〔串連〕第三段第 1 步・聆聽可以／不可以／有條件三種代表作品（挑戰與聚斂，第 30～35 分鐘）</w:t>
+            </w:r>
+          </w:p>
+          <w:p>
+            <w:pPr>
+              <w:spacing w:after="0"/>
+            </w:pPr>
+            <w:r>
+              <w:rPr>
+                <w:rFonts w:ascii="新細明體" w:hAnsi="新細明體" w:eastAsia="新細明體" w:cs="新細明體"/>
+                <w:b w:val="0"/>
+                <w:sz w:val="24"/>
+                <w:szCs w:val="24"/>
+              </w:rPr>
+              <w:t>高原策略：三種立場的作品各讀一次，不評價；收束句把三種立場的共同點（都引了第 33 頁的限制）變成下一步的題目。</w:t>
+            </w:r>
+          </w:p>
+        </w:tc>
+        <w:tc>
+          <w:tcPr>
+            <w:tcW w:type="dxa" w:w="2948"/>
+          </w:tcPr>
+          <w:p>
+            <w:pPr>
+              <w:spacing w:after="0"/>
+            </w:pPr>
+            <w:r>
+              <w:rPr>
+                <w:rFonts w:ascii="新細明體" w:hAnsi="新細明體" w:eastAsia="新細明體" w:cs="新細明體"/>
+                <w:b w:val="0"/>
+                <w:sz w:val="24"/>
+                <w:szCs w:val="24"/>
+              </w:rPr>
+              <w:t>【串連進程】</w:t>
+            </w:r>
+          </w:p>
+          <w:p>
+            <w:pPr>
+              <w:spacing w:after="0"/>
+            </w:pPr>
+            <w:r>
+              <w:rPr>
+                <w:rFonts w:ascii="新細明體" w:hAnsi="新細明體" w:eastAsia="新細明體" w:cs="新細明體"/>
+                <w:b w:val="0"/>
+                <w:sz w:val="24"/>
+                <w:szCs w:val="24"/>
+              </w:rPr>
+              <w:t>1. 生1（「可以」組）：「我們的標籤寫『環保吸管』，因為第 32 頁說它用甘蔗渣做的，減少塑膠。」</w:t>
+            </w:r>
+          </w:p>
+          <w:p>
+            <w:pPr>
+              <w:spacing w:after="0"/>
+            </w:pPr>
+            <w:r>
+              <w:rPr>
+                <w:rFonts w:ascii="新細明體" w:hAnsi="新細明體" w:eastAsia="新細明體" w:cs="新細明體"/>
+                <w:b w:val="0"/>
+                <w:sz w:val="24"/>
+                <w:szCs w:val="24"/>
+              </w:rPr>
+              <w:t>2. 生2（「不可以」組）：「我們寫『不能叫環保』，因為第 33 頁說它在臺灣不能回收，還是垃圾。」</w:t>
+            </w:r>
+          </w:p>
+          <w:p>
+            <w:pPr>
+              <w:spacing w:after="0"/>
+            </w:pPr>
+            <w:r>
+              <w:rPr>
+                <w:rFonts w:ascii="新細明體" w:hAnsi="新細明體" w:eastAsia="新細明體" w:cs="新細明體"/>
+                <w:b w:val="0"/>
+                <w:sz w:val="24"/>
+                <w:szCs w:val="24"/>
+              </w:rPr>
+              <w:t>3. 生3（「有條件」組）：「我們寫『比塑膠吸管環保』，背面寫『在臺灣無法回收』。」</w:t>
+            </w:r>
+          </w:p>
+        </w:tc>
+        <w:tc>
+          <w:tcPr>
+            <w:tcW w:type="dxa" w:w="2835"/>
+          </w:tcPr>
+          <w:p>
+            <w:pPr>
+              <w:spacing w:after="0"/>
+            </w:pPr>
+            <w:r>
+              <w:rPr>
+                <w:rFonts w:ascii="新細明體" w:hAnsi="新細明體" w:eastAsia="新細明體" w:cs="新細明體"/>
+                <w:b w:val="0"/>
+                <w:sz w:val="24"/>
+                <w:szCs w:val="24"/>
+              </w:rPr>
+              <w:t>【串連進程】</w:t>
+            </w:r>
+          </w:p>
+          <w:p>
+            <w:pPr>
+              <w:spacing w:after="0"/>
+            </w:pPr>
+            <w:r>
+              <w:rPr>
+                <w:rFonts w:ascii="新細明體" w:hAnsi="新細明體" w:eastAsia="新細明體" w:cs="新細明體"/>
+                <w:b w:val="0"/>
+                <w:sz w:val="24"/>
+                <w:szCs w:val="24"/>
+              </w:rPr>
+              <w:t>1. 不說「對」「很好」。只複述立場與頁碼，把發言權交給下一種立場。</w:t>
+            </w:r>
+          </w:p>
+          <w:p>
+            <w:pPr>
+              <w:spacing w:after="0"/>
+            </w:pPr>
+            <w:r>
+              <w:rPr>
+                <w:rFonts w:ascii="新細明體" w:hAnsi="新細明體" w:eastAsia="新細明體" w:cs="新細明體"/>
+                <w:b w:val="0"/>
+                <w:sz w:val="24"/>
+                <w:szCs w:val="24"/>
+              </w:rPr>
+              <w:t>2. 第二個視點疊上去。兩組引的是同一份教材的不同頁——先不點破。</w:t>
+            </w:r>
+          </w:p>
+          <w:p>
+            <w:pPr>
+              <w:spacing w:after="0"/>
+            </w:pPr>
+            <w:r>
+              <w:rPr>
+                <w:rFonts w:ascii="新細明體" w:hAnsi="新細明體" w:eastAsia="新細明體" w:cs="新細明體"/>
+                <w:b w:val="0"/>
+                <w:sz w:val="24"/>
+                <w:szCs w:val="24"/>
+              </w:rPr>
+              <w:t>3. 三個視點到齊才拋問題。收束句不票選，把「誤導消費者」這個第 2 步的題目丟出來。</w:t>
+            </w:r>
+          </w:p>
+        </w:tc>
+        <w:tc>
+          <w:tcPr>
+            <w:tcW w:type="dxa" w:w="2948"/>
+          </w:tcPr>
+          <w:p>
+            <w:pPr>
+              <w:spacing w:after="0"/>
+            </w:pPr>
+            <w:r>
+              <w:rPr>
+                <w:rFonts w:ascii="新細明體" w:hAnsi="新細明體" w:eastAsia="新細明體" w:cs="新細明體"/>
+                <w:b w:val="0"/>
+                <w:sz w:val="24"/>
+                <w:szCs w:val="24"/>
+              </w:rPr>
+              <w:t>【串連進程】</w:t>
+            </w:r>
+          </w:p>
+          <w:p>
+            <w:pPr>
+              <w:spacing w:after="0"/>
+            </w:pPr>
+            <w:r>
+              <w:rPr>
+                <w:rFonts w:ascii="新細明體" w:hAnsi="新細明體" w:eastAsia="新細明體" w:cs="新細明體"/>
+                <w:b w:val="0"/>
+                <w:sz w:val="24"/>
+                <w:szCs w:val="24"/>
+              </w:rPr>
+              <w:t>1. 【轉引】「這一組是可以，依據第 32 頁。還有不同的？」</w:t>
+            </w:r>
+          </w:p>
+          <w:p>
+            <w:pPr>
+              <w:spacing w:after="0"/>
+            </w:pPr>
+            <w:r>
+              <w:rPr>
+                <w:rFonts w:ascii="新細明體" w:hAnsi="新細明體" w:eastAsia="新細明體" w:cs="新細明體"/>
+                <w:b w:val="0"/>
+                <w:sz w:val="24"/>
+                <w:szCs w:val="24"/>
+              </w:rPr>
+              <w:t>2. 【轉引】「多了一種：不可以，依據第 33 頁。還有嗎？」</w:t>
+            </w:r>
+          </w:p>
+          <w:p>
+            <w:pPr>
+              <w:spacing w:after="0"/>
+            </w:pPr>
+            <w:r>
+              <w:rPr>
+                <w:rFonts w:ascii="新細明體" w:hAnsi="新細明體" w:eastAsia="新細明體" w:cs="新細明體"/>
+                <w:b w:val="0"/>
+                <w:sz w:val="24"/>
+                <w:szCs w:val="24"/>
+              </w:rPr>
+              <w:t>3. 【轉引・收束】「可以、不可以、有條件，三種。三張標籤都用了第 32 或 33 頁的資料。現在——哪一張標籤，消費者看了可能會誤會？」</w:t>
             </w:r>
           </w:p>
         </w:tc>
@@ -3133,39 +3335,163 @@
       <w:tr>
         <w:tc>
           <w:tcPr>
-            <w:tcW w:type="dxa" w:w="1474"/>
-          </w:tcPr>
-          <w:p>
-            <w:pPr>
-              <w:spacing w:after="0"/>
-            </w:pPr>
-            <w:r>
-              <w:rPr>
-                <w:rFonts w:ascii="新細明體" w:hAnsi="新細明體" w:eastAsia="新細明體" w:cs="新細明體"/>
-                <w:b w:val="0"/>
-                <w:sz w:val="24"/>
-                <w:szCs w:val="24"/>
-              </w:rPr>
-              <w:t>提示</w:t>
-            </w:r>
-          </w:p>
-        </w:tc>
-        <w:tc>
-          <w:tcPr>
-            <w:tcW w:type="dxa" w:w="397"/>
-          </w:tcPr>
-          <w:p>
-            <w:pPr>
-              <w:spacing w:after="0"/>
-            </w:pPr>
-            <w:r>
-              <w:rPr>
-                <w:rFonts w:ascii="新細明體" w:hAnsi="新細明體" w:eastAsia="新細明體" w:cs="新細明體"/>
-                <w:b w:val="0"/>
-                <w:sz w:val="24"/>
-                <w:szCs w:val="24"/>
-              </w:rPr>
-              <w:t>—</w:t>
+            <w:tcW w:type="dxa" w:w="1701"/>
+          </w:tcPr>
+          <w:p>
+            <w:pPr>
+              <w:spacing w:after="0"/>
+            </w:pPr>
+            <w:r>
+              <w:rPr>
+                <w:rFonts w:ascii="新細明體" w:hAnsi="新細明體" w:eastAsia="新細明體" w:cs="新細明體"/>
+                <w:b/>
+                <w:sz w:val="24"/>
+                <w:szCs w:val="24"/>
+              </w:rPr>
+              <w:t>轉問</w:t>
+            </w:r>
+          </w:p>
+          <w:p>
+            <w:pPr>
+              <w:spacing w:after="0"/>
+            </w:pPr>
+            <w:r>
+              <w:rPr>
+                <w:rFonts w:ascii="新細明體" w:hAnsi="新細明體" w:eastAsia="新細明體" w:cs="新細明體"/>
+                <w:b w:val="0"/>
+                <w:sz w:val="24"/>
+                <w:szCs w:val="24"/>
+              </w:rPr>
+            </w:r>
+          </w:p>
+          <w:p>
+            <w:pPr>
+              <w:spacing w:after="0"/>
+            </w:pPr>
+            <w:r>
+              <w:rPr>
+                <w:rFonts w:ascii="新細明體" w:hAnsi="新細明體" w:eastAsia="新細明體" w:cs="新細明體"/>
+                <w:b w:val="0"/>
+                <w:sz w:val="24"/>
+                <w:szCs w:val="24"/>
+              </w:rPr>
+              <w:t>〔串連〕第三段第 2 步・「可以」與「不可以」兩組對話（第 35～38 分鐘）</w:t>
+            </w:r>
+          </w:p>
+          <w:p>
+            <w:pPr>
+              <w:spacing w:after="0"/>
+            </w:pPr>
+            <w:r>
+              <w:rPr>
+                <w:rFonts w:ascii="新細明體" w:hAnsi="新細明體" w:eastAsia="新細明體" w:cs="新細明體"/>
+                <w:b w:val="0"/>
+                <w:sz w:val="24"/>
+                <w:szCs w:val="24"/>
+              </w:rPr>
+              <w:t>學生與學生串連：立場相反的兩組先講，第三位說出兩者其實各引一頁；教師不裁決，最後用回歸把裁決交給教材。</w:t>
+            </w:r>
+          </w:p>
+        </w:tc>
+        <w:tc>
+          <w:tcPr>
+            <w:tcW w:type="dxa" w:w="2948"/>
+          </w:tcPr>
+          <w:p>
+            <w:pPr>
+              <w:spacing w:after="0"/>
+            </w:pPr>
+            <w:r>
+              <w:rPr>
+                <w:rFonts w:ascii="新細明體" w:hAnsi="新細明體" w:eastAsia="新細明體" w:cs="新細明體"/>
+                <w:b w:val="0"/>
+                <w:sz w:val="24"/>
+                <w:szCs w:val="24"/>
+              </w:rPr>
+              <w:t>【單步】</w:t>
+            </w:r>
+          </w:p>
+          <w:p>
+            <w:pPr>
+              <w:spacing w:after="0"/>
+            </w:pPr>
+            <w:r>
+              <w:rPr>
+                <w:rFonts w:ascii="新細明體" w:hAnsi="新細明體" w:eastAsia="新細明體" w:cs="新細明體"/>
+                <w:b w:val="0"/>
+                <w:sz w:val="24"/>
+                <w:szCs w:val="24"/>
+              </w:rPr>
+              <w:t>（沉默）「……我不知道要選哪一邊。」</w:t>
+            </w:r>
+          </w:p>
+          <w:p>
+            <w:pPr>
+              <w:spacing w:after="0"/>
+            </w:pPr>
+            <w:r>
+              <w:rPr>
+                <w:rFonts w:ascii="新細明體" w:hAnsi="新細明體" w:eastAsia="新細明體" w:cs="新細明體"/>
+                <w:b w:val="0"/>
+                <w:sz w:val="24"/>
+                <w:szCs w:val="24"/>
+              </w:rPr>
+            </w:r>
+          </w:p>
+          <w:p>
+            <w:pPr>
+              <w:spacing w:after="0"/>
+            </w:pPr>
+            <w:r>
+              <w:rPr>
+                <w:rFonts w:ascii="新細明體" w:hAnsi="新細明體" w:eastAsia="新細明體" w:cs="新細明體"/>
+                <w:b w:val="0"/>
+                <w:sz w:val="24"/>
+                <w:szCs w:val="24"/>
+              </w:rPr>
+              <w:t>【串連進程】</w:t>
+            </w:r>
+          </w:p>
+          <w:p>
+            <w:pPr>
+              <w:spacing w:after="0"/>
+            </w:pPr>
+            <w:r>
+              <w:rPr>
+                <w:rFonts w:ascii="新細明體" w:hAnsi="新細明體" w:eastAsia="新細明體" w:cs="新細明體"/>
+                <w:b w:val="0"/>
+                <w:sz w:val="24"/>
+                <w:szCs w:val="24"/>
+              </w:rPr>
+              <w:t>1. 生1（「可以」組）：「它是甘蔗做的，天然的，所以就是環保。」</w:t>
+            </w:r>
+          </w:p>
+          <w:p>
+            <w:pPr>
+              <w:spacing w:after="0"/>
+            </w:pPr>
+            <w:r>
+              <w:rPr>
+                <w:rFonts w:ascii="新細明體" w:hAnsi="新細明體" w:eastAsia="新細明體" w:cs="新細明體"/>
+                <w:b w:val="0"/>
+                <w:sz w:val="24"/>
+                <w:szCs w:val="24"/>
+              </w:rPr>
+              <w:t>2. 生2（「不可以」組）：「他用第 32 頁的材料。可是第 33 頁說丟掉以後還是垃圾，不能回收。」</w:t>
+            </w:r>
+          </w:p>
+          <w:p>
+            <w:pPr>
+              <w:spacing w:after="0"/>
+            </w:pPr>
+            <w:r>
+              <w:rPr>
+                <w:rFonts w:ascii="新細明體" w:hAnsi="新細明體" w:eastAsia="新細明體" w:cs="新細明體"/>
+                <w:b w:val="0"/>
+                <w:sz w:val="24"/>
+                <w:szCs w:val="24"/>
+              </w:rPr>
+              <w:t>3. 生3：「一個看……材料；一個看……丟掉以後？」（講得斷斷續續）</w:t>
             </w:r>
           </w:p>
         </w:tc>
@@ -3184,26 +3510,90 @@
                 <w:sz w:val="24"/>
                 <w:szCs w:val="24"/>
               </w:rPr>
-              <w:t>（講錯）「它可以分解，所以在臺灣可以回收。」</w:t>
-            </w:r>
-          </w:p>
-        </w:tc>
-        <w:tc>
-          <w:tcPr>
-            <w:tcW w:type="dxa" w:w="2778"/>
-          </w:tcPr>
-          <w:p>
-            <w:pPr>
-              <w:spacing w:after="0"/>
-            </w:pPr>
-            <w:r>
-              <w:rPr>
-                <w:rFonts w:ascii="新細明體" w:hAnsi="新細明體" w:eastAsia="新細明體" w:cs="新細明體"/>
-                <w:b w:val="0"/>
-                <w:sz w:val="24"/>
-                <w:szCs w:val="24"/>
-              </w:rPr>
-              <w:t>混淆分解、回收與焚燒，尚未整合第 33 頁資訊。</w:t>
+              <w:t>【單步】</w:t>
+            </w:r>
+          </w:p>
+          <w:p>
+            <w:pPr>
+              <w:spacing w:after="0"/>
+            </w:pPr>
+            <w:r>
+              <w:rPr>
+                <w:rFonts w:ascii="新細明體" w:hAnsi="新細明體" w:eastAsia="新細明體" w:cs="新細明體"/>
+                <w:b w:val="0"/>
+                <w:sz w:val="24"/>
+                <w:szCs w:val="24"/>
+              </w:rPr>
+              <w:t>感覺到證據衝突，但還不能轉成條件式判斷。</w:t>
+            </w:r>
+          </w:p>
+          <w:p>
+            <w:pPr>
+              <w:spacing w:after="0"/>
+            </w:pPr>
+            <w:r>
+              <w:rPr>
+                <w:rFonts w:ascii="新細明體" w:hAnsi="新細明體" w:eastAsia="新細明體" w:cs="新細明體"/>
+                <w:b w:val="0"/>
+                <w:sz w:val="24"/>
+                <w:szCs w:val="24"/>
+              </w:rPr>
+            </w:r>
+          </w:p>
+          <w:p>
+            <w:pPr>
+              <w:spacing w:after="0"/>
+            </w:pPr>
+            <w:r>
+              <w:rPr>
+                <w:rFonts w:ascii="新細明體" w:hAnsi="新細明體" w:eastAsia="新細明體" w:cs="新細明體"/>
+                <w:b w:val="0"/>
+                <w:sz w:val="24"/>
+                <w:szCs w:val="24"/>
+              </w:rPr>
+              <w:t>【串連進程】</w:t>
+            </w:r>
+          </w:p>
+          <w:p>
+            <w:pPr>
+              <w:spacing w:after="0"/>
+            </w:pPr>
+            <w:r>
+              <w:rPr>
+                <w:rFonts w:ascii="新細明體" w:hAnsi="新細明體" w:eastAsia="新細明體" w:cs="新細明體"/>
+                <w:b w:val="0"/>
+                <w:sz w:val="24"/>
+                <w:szCs w:val="24"/>
+              </w:rPr>
+              <w:t>1. 不回饋生1，先要求對方重述他的證據，再說自己的。</w:t>
+            </w:r>
+          </w:p>
+          <w:p>
+            <w:pPr>
+              <w:spacing w:after="0"/>
+            </w:pPr>
+            <w:r>
+              <w:rPr>
+                <w:rFonts w:ascii="新細明體" w:hAnsi="新細明體" w:eastAsia="新細明體" w:cs="新細明體"/>
+                <w:b w:val="0"/>
+                <w:sz w:val="24"/>
+                <w:szCs w:val="24"/>
+              </w:rPr>
+              <w:t>2. 不說誰對。找第三位（預定為導入段被記下「只看圖片、沒圈到第 33 頁限制」的學生）把兩頁並排講出來。</w:t>
+            </w:r>
+          </w:p>
+          <w:p>
+            <w:pPr>
+              <w:spacing w:after="0"/>
+            </w:pPr>
+            <w:r>
+              <w:rPr>
+                <w:rFonts w:ascii="新細明體" w:hAnsi="新細明體" w:eastAsia="新細明體" w:cs="新細明體"/>
+                <w:b w:val="0"/>
+                <w:sz w:val="24"/>
+                <w:szCs w:val="24"/>
+              </w:rPr>
+              <w:t>3. 修正的動作留在學生身上。最後不由教師說「要看整個生命週期」，由兩頁的段落標題裁決。</w:t>
             </w:r>
           </w:p>
         </w:tc>
@@ -3222,7 +3612,90 @@
                 <w:sz w:val="24"/>
                 <w:szCs w:val="24"/>
               </w:rPr>
-              <w:t>「回到第 33 頁。」</w:t>
+              <w:t>【單步】</w:t>
+            </w:r>
+          </w:p>
+          <w:p>
+            <w:pPr>
+              <w:spacing w:after="0"/>
+            </w:pPr>
+            <w:r>
+              <w:rPr>
+                <w:rFonts w:ascii="新細明體" w:hAnsi="新細明體" w:eastAsia="新細明體" w:cs="新細明體"/>
+                <w:b w:val="0"/>
+                <w:sz w:val="24"/>
+                <w:szCs w:val="24"/>
+              </w:rPr>
+              <w:t>「你想先找誰幫忙？」</w:t>
+            </w:r>
+          </w:p>
+          <w:p>
+            <w:pPr>
+              <w:spacing w:after="0"/>
+            </w:pPr>
+            <w:r>
+              <w:rPr>
+                <w:rFonts w:ascii="新細明體" w:hAnsi="新細明體" w:eastAsia="新細明體" w:cs="新細明體"/>
+                <w:b w:val="0"/>
+                <w:sz w:val="24"/>
+                <w:szCs w:val="24"/>
+              </w:rPr>
+            </w:r>
+          </w:p>
+          <w:p>
+            <w:pPr>
+              <w:spacing w:after="0"/>
+            </w:pPr>
+            <w:r>
+              <w:rPr>
+                <w:rFonts w:ascii="新細明體" w:hAnsi="新細明體" w:eastAsia="新細明體" w:cs="新細明體"/>
+                <w:b w:val="0"/>
+                <w:sz w:val="24"/>
+                <w:szCs w:val="24"/>
+              </w:rPr>
+              <w:t>【串連進程】</w:t>
+            </w:r>
+          </w:p>
+          <w:p>
+            <w:pPr>
+              <w:spacing w:after="0"/>
+            </w:pPr>
+            <w:r>
+              <w:rPr>
+                <w:rFonts w:ascii="新細明體" w:hAnsi="新細明體" w:eastAsia="新細明體" w:cs="新細明體"/>
+                <w:b w:val="0"/>
+                <w:sz w:val="24"/>
+                <w:szCs w:val="24"/>
+              </w:rPr>
+              <w:t>1. 【轉問】「不可以那一組，你們聽見他用哪項證據？你們當時是怎麼想的？」</w:t>
+            </w:r>
+          </w:p>
+          <w:p>
+            <w:pPr>
+              <w:spacing w:after="0"/>
+            </w:pPr>
+            <w:r>
+              <w:rPr>
+                <w:rFonts w:ascii="新細明體" w:hAnsi="新細明體" w:eastAsia="新細明體" w:cs="新細明體"/>
+                <w:b w:val="0"/>
+                <w:sz w:val="24"/>
+                <w:szCs w:val="24"/>
+              </w:rPr>
+              <w:t>2. 【轉問】「生3，這兩組的差別在哪裡？」</w:t>
+            </w:r>
+          </w:p>
+          <w:p>
+            <w:pPr>
+              <w:spacing w:after="0"/>
+            </w:pPr>
+            <w:r>
+              <w:rPr>
+                <w:rFonts w:ascii="新細明體" w:hAnsi="新細明體" w:eastAsia="新細明體" w:cs="新細明體"/>
+                <w:b w:val="0"/>
+                <w:sz w:val="24"/>
+                <w:szCs w:val="24"/>
+              </w:rPr>
+              <w:t>3. 【釐清】「再一次。」→（仍卡）【轉問】「你想先找誰幫忙？」→ 生3 自己指名同儕補完 →【回歸】「回到資料。第 32 頁講的是哪個階段，第 33 頁講的是哪個階段？」</w:t>
             </w:r>
           </w:p>
         </w:tc>
@@ -3230,39 +3703,53 @@
       <w:tr>
         <w:tc>
           <w:tcPr>
-            <w:tcW w:type="dxa" w:w="1474"/>
-          </w:tcPr>
-          <w:p>
-            <w:pPr>
-              <w:spacing w:after="0"/>
-            </w:pPr>
-            <w:r>
-              <w:rPr>
-                <w:rFonts w:ascii="新細明體" w:hAnsi="新細明體" w:eastAsia="新細明體" w:cs="新細明體"/>
-                <w:b w:val="0"/>
-                <w:sz w:val="24"/>
-                <w:szCs w:val="24"/>
-              </w:rPr>
-              <w:t>轉問</w:t>
-            </w:r>
-          </w:p>
-        </w:tc>
-        <w:tc>
-          <w:tcPr>
-            <w:tcW w:type="dxa" w:w="397"/>
-          </w:tcPr>
-          <w:p>
-            <w:pPr>
-              <w:spacing w:after="0"/>
-            </w:pPr>
-            <w:r>
-              <w:rPr>
-                <w:rFonts w:ascii="新細明體" w:hAnsi="新細明體" w:eastAsia="新細明體" w:cs="新細明體"/>
-                <w:b w:val="0"/>
-                <w:sz w:val="24"/>
-                <w:szCs w:val="24"/>
-              </w:rPr>
-              <w:t>—</w:t>
+            <w:tcW w:type="dxa" w:w="1701"/>
+          </w:tcPr>
+          <w:p>
+            <w:pPr>
+              <w:spacing w:after="0"/>
+            </w:pPr>
+            <w:r>
+              <w:rPr>
+                <w:rFonts w:ascii="新細明體" w:hAnsi="新細明體" w:eastAsia="新細明體" w:cs="新細明體"/>
+                <w:b/>
+                <w:sz w:val="24"/>
+                <w:szCs w:val="24"/>
+              </w:rPr>
+              <w:t>反問</w:t>
+            </w:r>
+          </w:p>
+        </w:tc>
+        <w:tc>
+          <w:tcPr>
+            <w:tcW w:type="dxa" w:w="2948"/>
+          </w:tcPr>
+          <w:p>
+            <w:pPr>
+              <w:spacing w:after="0"/>
+            </w:pPr>
+            <w:r>
+              <w:rPr>
+                <w:rFonts w:ascii="新細明體" w:hAnsi="新細明體" w:eastAsia="新細明體" w:cs="新細明體"/>
+                <w:b w:val="0"/>
+                <w:sz w:val="24"/>
+                <w:szCs w:val="24"/>
+              </w:rPr>
+              <w:t>【單步】</w:t>
+            </w:r>
+          </w:p>
+          <w:p>
+            <w:pPr>
+              <w:spacing w:after="0"/>
+            </w:pPr>
+            <w:r>
+              <w:rPr>
+                <w:rFonts w:ascii="新細明體" w:hAnsi="新細明體" w:eastAsia="新細明體" w:cs="新細明體"/>
+                <w:b w:val="0"/>
+                <w:sz w:val="24"/>
+                <w:szCs w:val="24"/>
+              </w:rPr>
+              <w:t>「不能叫環保，因為它還是垃圾。」</w:t>
             </w:r>
           </w:p>
         </w:tc>
@@ -3281,26 +3768,21 @@
                 <w:sz w:val="24"/>
                 <w:szCs w:val="24"/>
               </w:rPr>
-              <w:t>（沉默）「……我不知道要選哪一邊。」</w:t>
-            </w:r>
-          </w:p>
-        </w:tc>
-        <w:tc>
-          <w:tcPr>
-            <w:tcW w:type="dxa" w:w="2778"/>
-          </w:tcPr>
-          <w:p>
-            <w:pPr>
-              <w:spacing w:after="0"/>
-            </w:pPr>
-            <w:r>
-              <w:rPr>
-                <w:rFonts w:ascii="新細明體" w:hAnsi="新細明體" w:eastAsia="新細明體" w:cs="新細明體"/>
-                <w:b w:val="0"/>
-                <w:sz w:val="24"/>
-                <w:szCs w:val="24"/>
-              </w:rPr>
-              <w:t>感覺到證據衝突，但還不能轉成條件式判斷。</w:t>
+              <w:t>【單步】</w:t>
+            </w:r>
+          </w:p>
+          <w:p>
+            <w:pPr>
+              <w:spacing w:after="0"/>
+            </w:pPr>
+            <w:r>
+              <w:rPr>
+                <w:rFonts w:ascii="新細明體" w:hAnsi="新細明體" w:eastAsia="新細明體" w:cs="新細明體"/>
+                <w:b w:val="0"/>
+                <w:sz w:val="24"/>
+                <w:szCs w:val="24"/>
+              </w:rPr>
+              <w:t>能看到限制，但可能抹除它相對塑膠吸管的優點。</w:t>
             </w:r>
           </w:p>
         </w:tc>
@@ -3319,7 +3801,21 @@
                 <w:sz w:val="24"/>
                 <w:szCs w:val="24"/>
               </w:rPr>
-              <w:t>「你想先找誰幫忙？」</w:t>
+              <w:t>【單步】</w:t>
+            </w:r>
+          </w:p>
+          <w:p>
+            <w:pPr>
+              <w:spacing w:after="0"/>
+            </w:pPr>
+            <w:r>
+              <w:rPr>
+                <w:rFonts w:ascii="新細明體" w:hAnsi="新細明體" w:eastAsia="新細明體" w:cs="新細明體"/>
+                <w:b w:val="0"/>
+                <w:sz w:val="24"/>
+                <w:szCs w:val="24"/>
+              </w:rPr>
+              <w:t>「那第 32 頁呢？」</w:t>
             </w:r>
           </w:p>
         </w:tc>
@@ -3327,39 +3823,53 @@
       <w:tr>
         <w:tc>
           <w:tcPr>
-            <w:tcW w:type="dxa" w:w="1474"/>
-          </w:tcPr>
-          <w:p>
-            <w:pPr>
-              <w:spacing w:after="0"/>
-            </w:pPr>
-            <w:r>
-              <w:rPr>
-                <w:rFonts w:ascii="新細明體" w:hAnsi="新細明體" w:eastAsia="新細明體" w:cs="新細明體"/>
-                <w:b w:val="0"/>
-                <w:sz w:val="24"/>
-                <w:szCs w:val="24"/>
-              </w:rPr>
-              <w:t>深究</w:t>
-            </w:r>
-          </w:p>
-        </w:tc>
-        <w:tc>
-          <w:tcPr>
-            <w:tcW w:type="dxa" w:w="397"/>
-          </w:tcPr>
-          <w:p>
-            <w:pPr>
-              <w:spacing w:after="0"/>
-            </w:pPr>
-            <w:r>
-              <w:rPr>
-                <w:rFonts w:ascii="新細明體" w:hAnsi="新細明體" w:eastAsia="新細明體" w:cs="新細明體"/>
-                <w:b w:val="0"/>
-                <w:sz w:val="24"/>
-                <w:szCs w:val="24"/>
-              </w:rPr>
-              <w:t>—</w:t>
+            <w:tcW w:type="dxa" w:w="1701"/>
+          </w:tcPr>
+          <w:p>
+            <w:pPr>
+              <w:spacing w:after="0"/>
+            </w:pPr>
+            <w:r>
+              <w:rPr>
+                <w:rFonts w:ascii="新細明體" w:hAnsi="新細明體" w:eastAsia="新細明體" w:cs="新細明體"/>
+                <w:b/>
+                <w:sz w:val="24"/>
+                <w:szCs w:val="24"/>
+              </w:rPr>
+              <w:t>提示</w:t>
+            </w:r>
+          </w:p>
+        </w:tc>
+        <w:tc>
+          <w:tcPr>
+            <w:tcW w:type="dxa" w:w="2948"/>
+          </w:tcPr>
+          <w:p>
+            <w:pPr>
+              <w:spacing w:after="0"/>
+            </w:pPr>
+            <w:r>
+              <w:rPr>
+                <w:rFonts w:ascii="新細明體" w:hAnsi="新細明體" w:eastAsia="新細明體" w:cs="新細明體"/>
+                <w:b w:val="0"/>
+                <w:sz w:val="24"/>
+                <w:szCs w:val="24"/>
+              </w:rPr>
+              <w:t>【單步】</w:t>
+            </w:r>
+          </w:p>
+          <w:p>
+            <w:pPr>
+              <w:spacing w:after="0"/>
+            </w:pPr>
+            <w:r>
+              <w:rPr>
+                <w:rFonts w:ascii="新細明體" w:hAnsi="新細明體" w:eastAsia="新細明體" w:cs="新細明體"/>
+                <w:b w:val="0"/>
+                <w:sz w:val="24"/>
+                <w:szCs w:val="24"/>
+              </w:rPr>
+              <w:t>（講錯）「它可以分解，所以在臺灣可以回收。」</w:t>
             </w:r>
           </w:p>
         </w:tc>
@@ -3378,26 +3888,21 @@
                 <w:sz w:val="24"/>
                 <w:szCs w:val="24"/>
               </w:rPr>
-              <w:t>（離題）「我不喜歡甘蔗味，所以它不環保。」</w:t>
-            </w:r>
-          </w:p>
-        </w:tc>
-        <w:tc>
-          <w:tcPr>
-            <w:tcW w:type="dxa" w:w="2778"/>
-          </w:tcPr>
-          <w:p>
-            <w:pPr>
-              <w:spacing w:after="0"/>
-            </w:pPr>
-            <w:r>
-              <w:rPr>
-                <w:rFonts w:ascii="新細明體" w:hAnsi="新細明體" w:eastAsia="新細明體" w:cs="新細明體"/>
-                <w:b w:val="0"/>
-                <w:sz w:val="24"/>
-                <w:szCs w:val="24"/>
-              </w:rPr>
-              <w:t>把個人偏好當成環境判準，沒有回到教材證據。</w:t>
+              <w:t>【單步】</w:t>
+            </w:r>
+          </w:p>
+          <w:p>
+            <w:pPr>
+              <w:spacing w:after="0"/>
+            </w:pPr>
+            <w:r>
+              <w:rPr>
+                <w:rFonts w:ascii="新細明體" w:hAnsi="新細明體" w:eastAsia="新細明體" w:cs="新細明體"/>
+                <w:b w:val="0"/>
+                <w:sz w:val="24"/>
+                <w:szCs w:val="24"/>
+              </w:rPr>
+              <w:t>混淆分解、回收與焚燒，尚未整合第 33 頁資訊。</w:t>
             </w:r>
           </w:p>
         </w:tc>
@@ -3416,7 +3921,21 @@
                 <w:sz w:val="24"/>
                 <w:szCs w:val="24"/>
               </w:rPr>
-              <w:t>「哪一項資料支持？」</w:t>
+              <w:t>【單步】</w:t>
+            </w:r>
+          </w:p>
+          <w:p>
+            <w:pPr>
+              <w:spacing w:after="0"/>
+            </w:pPr>
+            <w:r>
+              <w:rPr>
+                <w:rFonts w:ascii="新細明體" w:hAnsi="新細明體" w:eastAsia="新細明體" w:cs="新細明體"/>
+                <w:b w:val="0"/>
+                <w:sz w:val="24"/>
+                <w:szCs w:val="24"/>
+              </w:rPr>
+              <w:t>「回到第 33 頁。」</w:t>
             </w:r>
           </w:p>
         </w:tc>
@@ -3424,16 +3943,16 @@
       <w:tr>
         <w:tc>
           <w:tcPr>
-            <w:tcW w:type="dxa" w:w="1474"/>
-          </w:tcPr>
-          <w:p>
-            <w:pPr>
-              <w:spacing w:after="0"/>
-            </w:pPr>
-            <w:r>
-              <w:rPr>
-                <w:rFonts w:ascii="新細明體" w:hAnsi="新細明體" w:eastAsia="新細明體" w:cs="新細明體"/>
-                <w:b w:val="0"/>
+            <w:tcW w:type="dxa" w:w="1701"/>
+          </w:tcPr>
+          <w:p>
+            <w:pPr>
+              <w:spacing w:after="0"/>
+            </w:pPr>
+            <w:r>
+              <w:rPr>
+                <w:rFonts w:ascii="新細明體" w:hAnsi="新細明體" w:eastAsia="新細明體" w:cs="新細明體"/>
+                <w:b/>
                 <w:sz w:val="24"/>
                 <w:szCs w:val="24"/>
               </w:rPr>
@@ -3443,20 +3962,34 @@
         </w:tc>
         <w:tc>
           <w:tcPr>
-            <w:tcW w:type="dxa" w:w="397"/>
-          </w:tcPr>
-          <w:p>
-            <w:pPr>
-              <w:spacing w:after="0"/>
-            </w:pPr>
-            <w:r>
-              <w:rPr>
-                <w:rFonts w:ascii="新細明體" w:hAnsi="新細明體" w:eastAsia="新細明體" w:cs="新細明體"/>
-                <w:b w:val="0"/>
-                <w:sz w:val="24"/>
-                <w:szCs w:val="24"/>
-              </w:rPr>
-              <w:t>—</w:t>
+            <w:tcW w:type="dxa" w:w="2948"/>
+          </w:tcPr>
+          <w:p>
+            <w:pPr>
+              <w:spacing w:after="0"/>
+            </w:pPr>
+            <w:r>
+              <w:rPr>
+                <w:rFonts w:ascii="新細明體" w:hAnsi="新細明體" w:eastAsia="新細明體" w:cs="新細明體"/>
+                <w:b w:val="0"/>
+                <w:sz w:val="24"/>
+                <w:szCs w:val="24"/>
+              </w:rPr>
+              <w:t>【單步】</w:t>
+            </w:r>
+          </w:p>
+          <w:p>
+            <w:pPr>
+              <w:spacing w:after="0"/>
+            </w:pPr>
+            <w:r>
+              <w:rPr>
+                <w:rFonts w:ascii="新細明體" w:hAnsi="新細明體" w:eastAsia="新細明體" w:cs="新細明體"/>
+                <w:b w:val="0"/>
+                <w:sz w:val="24"/>
+                <w:szCs w:val="24"/>
+              </w:rPr>
+              <w:t>「天然的就是百分之百環保。」</w:t>
             </w:r>
           </w:p>
         </w:tc>
@@ -3475,14 +4008,9 @@
                 <w:sz w:val="24"/>
                 <w:szCs w:val="24"/>
               </w:rPr>
-              <w:t>「天然的就是百分之百環保。」</w:t>
-            </w:r>
-          </w:p>
-        </w:tc>
-        <w:tc>
-          <w:tcPr>
-            <w:tcW w:type="dxa" w:w="2778"/>
-          </w:tcPr>
+              <w:t>【單步】</w:t>
+            </w:r>
+          </w:p>
           <w:p>
             <w:pPr>
               <w:spacing w:after="0"/>
@@ -3502,6 +4030,20 @@
           <w:tcPr>
             <w:tcW w:type="dxa" w:w="2948"/>
           </w:tcPr>
+          <w:p>
+            <w:pPr>
+              <w:spacing w:after="0"/>
+            </w:pPr>
+            <w:r>
+              <w:rPr>
+                <w:rFonts w:ascii="新細明體" w:hAnsi="新細明體" w:eastAsia="新細明體" w:cs="新細明體"/>
+                <w:b w:val="0"/>
+                <w:sz w:val="24"/>
+                <w:szCs w:val="24"/>
+              </w:rPr>
+              <w:t>【單步】</w:t>
+            </w:r>
+          </w:p>
           <w:p>
             <w:pPr>
               <w:spacing w:after="0"/>
@@ -3521,39 +4063,163 @@
       <w:tr>
         <w:tc>
           <w:tcPr>
-            <w:tcW w:type="dxa" w:w="1474"/>
-          </w:tcPr>
-          <w:p>
-            <w:pPr>
-              <w:spacing w:after="0"/>
-            </w:pPr>
-            <w:r>
-              <w:rPr>
-                <w:rFonts w:ascii="新細明體" w:hAnsi="新細明體" w:eastAsia="新細明體" w:cs="新細明體"/>
-                <w:b w:val="0"/>
-                <w:sz w:val="24"/>
-                <w:szCs w:val="24"/>
-              </w:rPr>
-              <w:t>反問</w:t>
-            </w:r>
-          </w:p>
-        </w:tc>
-        <w:tc>
-          <w:tcPr>
-            <w:tcW w:type="dxa" w:w="397"/>
-          </w:tcPr>
-          <w:p>
-            <w:pPr>
-              <w:spacing w:after="0"/>
-            </w:pPr>
-            <w:r>
-              <w:rPr>
-                <w:rFonts w:ascii="新細明體" w:hAnsi="新細明體" w:eastAsia="新細明體" w:cs="新細明體"/>
-                <w:b w:val="0"/>
-                <w:sz w:val="24"/>
-                <w:szCs w:val="24"/>
-              </w:rPr>
-              <w:t>—</w:t>
+            <w:tcW w:type="dxa" w:w="1701"/>
+          </w:tcPr>
+          <w:p>
+            <w:pPr>
+              <w:spacing w:after="0"/>
+            </w:pPr>
+            <w:r>
+              <w:rPr>
+                <w:rFonts w:ascii="新細明體" w:hAnsi="新細明體" w:eastAsia="新細明體" w:cs="新細明體"/>
+                <w:b/>
+                <w:sz w:val="24"/>
+                <w:szCs w:val="24"/>
+              </w:rPr>
+              <w:t>深究</w:t>
+            </w:r>
+          </w:p>
+          <w:p>
+            <w:pPr>
+              <w:spacing w:after="0"/>
+            </w:pPr>
+            <w:r>
+              <w:rPr>
+                <w:rFonts w:ascii="新細明體" w:hAnsi="新細明體" w:eastAsia="新細明體" w:cs="新細明體"/>
+                <w:b w:val="0"/>
+                <w:sz w:val="24"/>
+                <w:szCs w:val="24"/>
+              </w:rPr>
+            </w:r>
+          </w:p>
+          <w:p>
+            <w:pPr>
+              <w:spacing w:after="0"/>
+            </w:pPr>
+            <w:r>
+              <w:rPr>
+                <w:rFonts w:ascii="新細明體" w:hAnsi="新細明體" w:eastAsia="新細明體" w:cs="新細明體"/>
+                <w:b w:val="0"/>
+                <w:sz w:val="24"/>
+                <w:szCs w:val="24"/>
+              </w:rPr>
+              <w:t>〔串連〕第三段第 2 步末・答對但停在表層時往下追（第 37～39 分鐘）</w:t>
+            </w:r>
+          </w:p>
+          <w:p>
+            <w:pPr>
+              <w:spacing w:after="0"/>
+            </w:pPr>
+            <w:r>
+              <w:rPr>
+                <w:rFonts w:ascii="新細明體" w:hAnsi="新細明體" w:eastAsia="新細明體" w:cs="新細明體"/>
+                <w:b w:val="0"/>
+                <w:sz w:val="24"/>
+                <w:szCs w:val="24"/>
+              </w:rPr>
+              <w:t>從「比較環保」追到「跟誰比」，再追到「哪個字讓人誤會」，最後推到每人各自修訂標籤。</w:t>
+            </w:r>
+          </w:p>
+        </w:tc>
+        <w:tc>
+          <w:tcPr>
+            <w:tcW w:type="dxa" w:w="2948"/>
+          </w:tcPr>
+          <w:p>
+            <w:pPr>
+              <w:spacing w:after="0"/>
+            </w:pPr>
+            <w:r>
+              <w:rPr>
+                <w:rFonts w:ascii="新細明體" w:hAnsi="新細明體" w:eastAsia="新細明體" w:cs="新細明體"/>
+                <w:b w:val="0"/>
+                <w:sz w:val="24"/>
+                <w:szCs w:val="24"/>
+              </w:rPr>
+              <w:t>【單步】</w:t>
+            </w:r>
+          </w:p>
+          <w:p>
+            <w:pPr>
+              <w:spacing w:after="0"/>
+            </w:pPr>
+            <w:r>
+              <w:rPr>
+                <w:rFonts w:ascii="新細明體" w:hAnsi="新細明體" w:eastAsia="新細明體" w:cs="新細明體"/>
+                <w:b w:val="0"/>
+                <w:sz w:val="24"/>
+                <w:szCs w:val="24"/>
+              </w:rPr>
+              <w:t>（離題）「我不喜歡甘蔗味，所以它不環保。」</w:t>
+            </w:r>
+          </w:p>
+          <w:p>
+            <w:pPr>
+              <w:spacing w:after="0"/>
+            </w:pPr>
+            <w:r>
+              <w:rPr>
+                <w:rFonts w:ascii="新細明體" w:hAnsi="新細明體" w:eastAsia="新細明體" w:cs="新細明體"/>
+                <w:b w:val="0"/>
+                <w:sz w:val="24"/>
+                <w:szCs w:val="24"/>
+              </w:rPr>
+            </w:r>
+          </w:p>
+          <w:p>
+            <w:pPr>
+              <w:spacing w:after="0"/>
+            </w:pPr>
+            <w:r>
+              <w:rPr>
+                <w:rFonts w:ascii="新細明體" w:hAnsi="新細明體" w:eastAsia="新細明體" w:cs="新細明體"/>
+                <w:b w:val="0"/>
+                <w:sz w:val="24"/>
+                <w:szCs w:val="24"/>
+              </w:rPr>
+              <w:t>【串連進程】</w:t>
+            </w:r>
+          </w:p>
+          <w:p>
+            <w:pPr>
+              <w:spacing w:after="0"/>
+            </w:pPr>
+            <w:r>
+              <w:rPr>
+                <w:rFonts w:ascii="新細明體" w:hAnsi="新細明體" w:eastAsia="新細明體" w:cs="新細明體"/>
+                <w:b w:val="0"/>
+                <w:sz w:val="24"/>
+                <w:szCs w:val="24"/>
+              </w:rPr>
+              <w:t>1. 生1：「它比較環保。」（方向正確，停在表層）</w:t>
+            </w:r>
+          </w:p>
+          <w:p>
+            <w:pPr>
+              <w:spacing w:after="0"/>
+            </w:pPr>
+            <w:r>
+              <w:rPr>
+                <w:rFonts w:ascii="新細明體" w:hAnsi="新細明體" w:eastAsia="新細明體" w:cs="新細明體"/>
+                <w:b w:val="0"/>
+                <w:sz w:val="24"/>
+                <w:szCs w:val="24"/>
+              </w:rPr>
+              <w:t>2. 生2：「跟塑膠吸管比。塑膠幾百年不會分解，甘蔗的會。」</w:t>
+            </w:r>
+          </w:p>
+          <w:p>
+            <w:pPr>
+              <w:spacing w:after="0"/>
+            </w:pPr>
+            <w:r>
+              <w:rPr>
+                <w:rFonts w:ascii="新細明體" w:hAnsi="新細明體" w:eastAsia="新細明體" w:cs="新細明體"/>
+                <w:b w:val="0"/>
+                <w:sz w:val="24"/>
+                <w:szCs w:val="24"/>
+              </w:rPr>
+              <w:t>3. 生3：「『環保』……會以為可以回收，可是它在臺灣不能回收……所以要寫『比塑膠』？」</w:t>
             </w:r>
           </w:p>
         </w:tc>
@@ -3572,26 +4238,90 @@
                 <w:sz w:val="24"/>
                 <w:szCs w:val="24"/>
               </w:rPr>
-              <w:t>「不能叫環保，因為它還是垃圾。」</w:t>
-            </w:r>
-          </w:p>
-        </w:tc>
-        <w:tc>
-          <w:tcPr>
-            <w:tcW w:type="dxa" w:w="2778"/>
-          </w:tcPr>
-          <w:p>
-            <w:pPr>
-              <w:spacing w:after="0"/>
-            </w:pPr>
-            <w:r>
-              <w:rPr>
-                <w:rFonts w:ascii="新細明體" w:hAnsi="新細明體" w:eastAsia="新細明體" w:cs="新細明體"/>
-                <w:b w:val="0"/>
-                <w:sz w:val="24"/>
-                <w:szCs w:val="24"/>
-              </w:rPr>
-              <w:t>能看到限制，但可能抹除它相對塑膠吸管的優點。</w:t>
+              <w:t>【單步】</w:t>
+            </w:r>
+          </w:p>
+          <w:p>
+            <w:pPr>
+              <w:spacing w:after="0"/>
+            </w:pPr>
+            <w:r>
+              <w:rPr>
+                <w:rFonts w:ascii="新細明體" w:hAnsi="新細明體" w:eastAsia="新細明體" w:cs="新細明體"/>
+                <w:b w:val="0"/>
+                <w:sz w:val="24"/>
+                <w:szCs w:val="24"/>
+              </w:rPr>
+              <w:t>把個人偏好當成環境判準，沒有回到教材證據。</w:t>
+            </w:r>
+          </w:p>
+          <w:p>
+            <w:pPr>
+              <w:spacing w:after="0"/>
+            </w:pPr>
+            <w:r>
+              <w:rPr>
+                <w:rFonts w:ascii="新細明體" w:hAnsi="新細明體" w:eastAsia="新細明體" w:cs="新細明體"/>
+                <w:b w:val="0"/>
+                <w:sz w:val="24"/>
+                <w:szCs w:val="24"/>
+              </w:rPr>
+            </w:r>
+          </w:p>
+          <w:p>
+            <w:pPr>
+              <w:spacing w:after="0"/>
+            </w:pPr>
+            <w:r>
+              <w:rPr>
+                <w:rFonts w:ascii="新細明體" w:hAnsi="新細明體" w:eastAsia="新細明體" w:cs="新細明體"/>
+                <w:b w:val="0"/>
+                <w:sz w:val="24"/>
+                <w:szCs w:val="24"/>
+              </w:rPr>
+              <w:t>【串連進程】</w:t>
+            </w:r>
+          </w:p>
+          <w:p>
+            <w:pPr>
+              <w:spacing w:after="0"/>
+            </w:pPr>
+            <w:r>
+              <w:rPr>
+                <w:rFonts w:ascii="新細明體" w:hAnsi="新細明體" w:eastAsia="新細明體" w:cs="新細明體"/>
+                <w:b w:val="0"/>
+                <w:sz w:val="24"/>
+                <w:szCs w:val="24"/>
+              </w:rPr>
+              <w:t>1. 不肯定、不否定，只追「比較」的比較對象。</w:t>
+            </w:r>
+          </w:p>
+          <w:p>
+            <w:pPr>
+              <w:spacing w:after="0"/>
+            </w:pPr>
+            <w:r>
+              <w:rPr>
+                <w:rFonts w:ascii="新細明體" w:hAnsi="新細明體" w:eastAsia="新細明體" w:cs="新細明體"/>
+                <w:b w:val="0"/>
+                <w:sz w:val="24"/>
+                <w:szCs w:val="24"/>
+              </w:rPr>
+              <w:t>2. 把「比較對象」推到標籤的文字，追的是「省略條件會不會誤導」。</w:t>
+            </w:r>
+          </w:p>
+          <w:p>
+            <w:pPr>
+              <w:spacing w:after="0"/>
+            </w:pPr>
+            <w:r>
+              <w:rPr>
+                <w:rFonts w:ascii="新細明體" w:hAnsi="新細明體" w:eastAsia="新細明體" w:cs="新細明體"/>
+                <w:b w:val="0"/>
+                <w:sz w:val="24"/>
+                <w:szCs w:val="24"/>
+              </w:rPr>
+              <w:t>3. 生3 說出的正是本節的判斷條件（用「環保」須寫清比較對象與成立條件）；教師不宣布「答對」，直接接第 3 步各自修訂。</w:t>
             </w:r>
           </w:p>
         </w:tc>
@@ -3610,996 +4340,90 @@
                 <w:sz w:val="24"/>
                 <w:szCs w:val="24"/>
               </w:rPr>
-              <w:t>「那第 32 頁呢？」</w:t>
-            </w:r>
-          </w:p>
-        </w:tc>
-      </w:tr>
-      <w:tr>
-        <w:tc>
-          <w:tcPr>
-            <w:tcW w:type="dxa" w:w="10432"/>
-            <w:gridSpan w:val="5"/>
-          </w:tcPr>
-          <w:p>
-            <w:pPr>
-              <w:keepNext/>
-              <w:spacing w:after="0"/>
-            </w:pPr>
-            <w:r>
-              <w:rPr>
-                <w:rFonts w:ascii="新細明體" w:hAnsi="新細明體" w:eastAsia="新細明體" w:cs="新細明體"/>
-                <w:b/>
-                <w:sz w:val="24"/>
-                <w:szCs w:val="24"/>
-              </w:rPr>
-              <w:t>二、串連進程（轉引／轉問／深究各一段，三位學生、三段發言）</w:t>
-            </w:r>
-          </w:p>
-        </w:tc>
-      </w:tr>
-      <w:tr>
-        <w:tc>
-          <w:tcPr>
-            <w:tcW w:type="dxa" w:w="1474"/>
-            <w:vMerge w:val="restart"/>
-          </w:tcPr>
-          <w:p>
-            <w:pPr>
-              <w:spacing w:after="0"/>
-            </w:pPr>
-            <w:r>
-              <w:rPr>
-                <w:rFonts w:ascii="新細明體" w:hAnsi="新細明體" w:eastAsia="新細明體" w:cs="新細明體"/>
-                <w:b/>
-                <w:sz w:val="24"/>
-                <w:szCs w:val="24"/>
-              </w:rPr>
-              <w:t>轉引</w:t>
-            </w:r>
-          </w:p>
-          <w:p>
-            <w:pPr>
-              <w:spacing w:after="0"/>
-            </w:pPr>
-            <w:r>
-              <w:rPr>
-                <w:rFonts w:ascii="新細明體" w:hAnsi="新細明體" w:eastAsia="新細明體" w:cs="新細明體"/>
-                <w:b w:val="0"/>
-                <w:sz w:val="24"/>
-                <w:szCs w:val="24"/>
-              </w:rPr>
-            </w:r>
-          </w:p>
-          <w:p>
-            <w:pPr>
-              <w:spacing w:after="0"/>
-            </w:pPr>
-            <w:r>
-              <w:rPr>
-                <w:rFonts w:ascii="新細明體" w:hAnsi="新細明體" w:eastAsia="新細明體" w:cs="新細明體"/>
-                <w:b w:val="0"/>
-                <w:sz w:val="24"/>
-                <w:szCs w:val="24"/>
-              </w:rPr>
-              <w:t>第三段第 1 步・聆聽可以／不可以／有條件三種代表作品（挑戰與聚斂，第 30～35 分鐘）</w:t>
-            </w:r>
-          </w:p>
-          <w:p>
-            <w:pPr>
-              <w:spacing w:after="0"/>
-            </w:pPr>
-            <w:r>
-              <w:rPr>
-                <w:rFonts w:ascii="新細明體" w:hAnsi="新細明體" w:eastAsia="新細明體" w:cs="新細明體"/>
-                <w:b w:val="0"/>
-                <w:sz w:val="24"/>
-                <w:szCs w:val="24"/>
-              </w:rPr>
-            </w:r>
-          </w:p>
-          <w:p>
-            <w:pPr>
-              <w:spacing w:after="0"/>
-            </w:pPr>
-            <w:r>
-              <w:rPr>
-                <w:rFonts w:ascii="新細明體" w:hAnsi="新細明體" w:eastAsia="新細明體" w:cs="新細明體"/>
-                <w:b w:val="0"/>
-                <w:sz w:val="24"/>
-                <w:szCs w:val="24"/>
-              </w:rPr>
-              <w:t>高原策略：三種立場的作品各讀一次，不評價；收束句把三種立場的共同點（都引了第 33 頁的限制）變成下一步的題目。</w:t>
-            </w:r>
-          </w:p>
-        </w:tc>
-        <w:tc>
-          <w:tcPr>
-            <w:tcW w:type="dxa" w:w="397"/>
-          </w:tcPr>
-          <w:p>
-            <w:pPr>
-              <w:spacing w:after="0"/>
-            </w:pPr>
-            <w:r>
-              <w:rPr>
-                <w:rFonts w:ascii="新細明體" w:hAnsi="新細明體" w:eastAsia="新細明體" w:cs="新細明體"/>
-                <w:b w:val="0"/>
-                <w:sz w:val="24"/>
-                <w:szCs w:val="24"/>
-              </w:rPr>
-              <w:t>1</w:t>
-            </w:r>
-          </w:p>
-        </w:tc>
-        <w:tc>
-          <w:tcPr>
-            <w:tcW w:type="dxa" w:w="2835"/>
-          </w:tcPr>
-          <w:p>
-            <w:pPr>
-              <w:spacing w:after="0"/>
-            </w:pPr>
-            <w:r>
-              <w:rPr>
-                <w:rFonts w:ascii="新細明體" w:hAnsi="新細明體" w:eastAsia="新細明體" w:cs="新細明體"/>
-                <w:b w:val="0"/>
-                <w:sz w:val="24"/>
-                <w:szCs w:val="24"/>
-              </w:rPr>
-              <w:t>生1（「可以」組）：「我們的標籤寫『環保吸管』，因為第 32 頁說它用甘蔗渣做的，減少塑膠。」</w:t>
-            </w:r>
-          </w:p>
-        </w:tc>
-        <w:tc>
-          <w:tcPr>
-            <w:tcW w:type="dxa" w:w="2778"/>
-          </w:tcPr>
-          <w:p>
-            <w:pPr>
-              <w:spacing w:after="0"/>
-            </w:pPr>
-            <w:r>
-              <w:rPr>
-                <w:rFonts w:ascii="新細明體" w:hAnsi="新細明體" w:eastAsia="新細明體" w:cs="新細明體"/>
-                <w:b w:val="0"/>
-                <w:sz w:val="24"/>
-                <w:szCs w:val="24"/>
-              </w:rPr>
-              <w:t>不說「對」「很好」。只複述立場與頁碼，把發言權交給下一種立場。</w:t>
-            </w:r>
-          </w:p>
-        </w:tc>
-        <w:tc>
-          <w:tcPr>
-            <w:tcW w:type="dxa" w:w="2948"/>
-          </w:tcPr>
-          <w:p>
-            <w:pPr>
-              <w:spacing w:after="0"/>
-            </w:pPr>
-            <w:r>
-              <w:rPr>
-                <w:rFonts w:ascii="新細明體" w:hAnsi="新細明體" w:eastAsia="新細明體" w:cs="新細明體"/>
-                <w:b w:val="0"/>
-                <w:sz w:val="24"/>
-                <w:szCs w:val="24"/>
-              </w:rPr>
-              <w:t>【轉引】「這一組是可以，依據第 32 頁。還有不同的？」</w:t>
-            </w:r>
-          </w:p>
-        </w:tc>
-      </w:tr>
-      <w:tr>
-        <w:tc>
-          <w:tcPr>
-            <w:tcW w:type="dxa" w:w="1474"/>
-            <w:vMerge/>
-          </w:tcPr>
-          <w:p/>
-        </w:tc>
-        <w:tc>
-          <w:tcPr>
-            <w:tcW w:type="dxa" w:w="397"/>
-          </w:tcPr>
-          <w:p>
-            <w:pPr>
-              <w:spacing w:after="0"/>
-            </w:pPr>
-            <w:r>
-              <w:rPr>
-                <w:rFonts w:ascii="新細明體" w:hAnsi="新細明體" w:eastAsia="新細明體" w:cs="新細明體"/>
-                <w:b w:val="0"/>
-                <w:sz w:val="24"/>
-                <w:szCs w:val="24"/>
-              </w:rPr>
-              <w:t>2</w:t>
-            </w:r>
-          </w:p>
-        </w:tc>
-        <w:tc>
-          <w:tcPr>
-            <w:tcW w:type="dxa" w:w="2835"/>
-          </w:tcPr>
-          <w:p>
-            <w:pPr>
-              <w:spacing w:after="0"/>
-            </w:pPr>
-            <w:r>
-              <w:rPr>
-                <w:rFonts w:ascii="新細明體" w:hAnsi="新細明體" w:eastAsia="新細明體" w:cs="新細明體"/>
-                <w:b w:val="0"/>
-                <w:sz w:val="24"/>
-                <w:szCs w:val="24"/>
-              </w:rPr>
-              <w:t>生2（「不可以」組）：「我們寫『不能叫環保』，因為第 33 頁說它在臺灣不能回收，還是垃圾。」</w:t>
-            </w:r>
-          </w:p>
-        </w:tc>
-        <w:tc>
-          <w:tcPr>
-            <w:tcW w:type="dxa" w:w="2778"/>
-          </w:tcPr>
-          <w:p>
-            <w:pPr>
-              <w:spacing w:after="0"/>
-            </w:pPr>
-            <w:r>
-              <w:rPr>
-                <w:rFonts w:ascii="新細明體" w:hAnsi="新細明體" w:eastAsia="新細明體" w:cs="新細明體"/>
-                <w:b w:val="0"/>
-                <w:sz w:val="24"/>
-                <w:szCs w:val="24"/>
-              </w:rPr>
-              <w:t>第二個視點疊上去。兩組引的是同一份教材的不同頁——先不點破。</w:t>
-            </w:r>
-          </w:p>
-        </w:tc>
-        <w:tc>
-          <w:tcPr>
-            <w:tcW w:type="dxa" w:w="2948"/>
-          </w:tcPr>
-          <w:p>
-            <w:pPr>
-              <w:spacing w:after="0"/>
-            </w:pPr>
-            <w:r>
-              <w:rPr>
-                <w:rFonts w:ascii="新細明體" w:hAnsi="新細明體" w:eastAsia="新細明體" w:cs="新細明體"/>
-                <w:b w:val="0"/>
-                <w:sz w:val="24"/>
-                <w:szCs w:val="24"/>
-              </w:rPr>
-              <w:t>【轉引】「多了一種：不可以，依據第 33 頁。還有嗎？」</w:t>
-            </w:r>
-          </w:p>
-        </w:tc>
-      </w:tr>
-      <w:tr>
-        <w:tc>
-          <w:tcPr>
-            <w:tcW w:type="dxa" w:w="1474"/>
-            <w:vMerge/>
-          </w:tcPr>
-          <w:p/>
-        </w:tc>
-        <w:tc>
-          <w:tcPr>
-            <w:tcW w:type="dxa" w:w="397"/>
-          </w:tcPr>
-          <w:p>
-            <w:pPr>
-              <w:spacing w:after="0"/>
-            </w:pPr>
-            <w:r>
-              <w:rPr>
-                <w:rFonts w:ascii="新細明體" w:hAnsi="新細明體" w:eastAsia="新細明體" w:cs="新細明體"/>
-                <w:b w:val="0"/>
-                <w:sz w:val="24"/>
-                <w:szCs w:val="24"/>
-              </w:rPr>
-              <w:t>3</w:t>
-            </w:r>
-          </w:p>
-        </w:tc>
-        <w:tc>
-          <w:tcPr>
-            <w:tcW w:type="dxa" w:w="2835"/>
-          </w:tcPr>
-          <w:p>
-            <w:pPr>
-              <w:spacing w:after="0"/>
-            </w:pPr>
-            <w:r>
-              <w:rPr>
-                <w:rFonts w:ascii="新細明體" w:hAnsi="新細明體" w:eastAsia="新細明體" w:cs="新細明體"/>
-                <w:b w:val="0"/>
-                <w:sz w:val="24"/>
-                <w:szCs w:val="24"/>
-              </w:rPr>
-              <w:t>生3（「有條件」組）：「我們寫『比塑膠吸管環保』，背面寫『在臺灣無法回收』。」</w:t>
-            </w:r>
-          </w:p>
-        </w:tc>
-        <w:tc>
-          <w:tcPr>
-            <w:tcW w:type="dxa" w:w="2778"/>
-          </w:tcPr>
-          <w:p>
-            <w:pPr>
-              <w:spacing w:after="0"/>
-            </w:pPr>
-            <w:r>
-              <w:rPr>
-                <w:rFonts w:ascii="新細明體" w:hAnsi="新細明體" w:eastAsia="新細明體" w:cs="新細明體"/>
-                <w:b w:val="0"/>
-                <w:sz w:val="24"/>
-                <w:szCs w:val="24"/>
-              </w:rPr>
-              <w:t>三個視點到齊才拋問題。收束句不票選，把「誤導消費者」這個第 2 步的題目丟出來。</w:t>
-            </w:r>
-          </w:p>
-        </w:tc>
-        <w:tc>
-          <w:tcPr>
-            <w:tcW w:type="dxa" w:w="2948"/>
-          </w:tcPr>
-          <w:p>
-            <w:pPr>
-              <w:spacing w:after="0"/>
-            </w:pPr>
-            <w:r>
-              <w:rPr>
-                <w:rFonts w:ascii="新細明體" w:hAnsi="新細明體" w:eastAsia="新細明體" w:cs="新細明體"/>
-                <w:b w:val="0"/>
-                <w:sz w:val="24"/>
-                <w:szCs w:val="24"/>
-              </w:rPr>
-              <w:t>【轉引・收束】「可以、不可以、有條件，三種。三張標籤都用了第 32 或 33 頁的資料。現在——哪一張標籤，消費者看了可能會誤會？」</w:t>
-            </w:r>
-          </w:p>
-        </w:tc>
-      </w:tr>
-      <w:tr>
-        <w:tc>
-          <w:tcPr>
-            <w:tcW w:type="dxa" w:w="1474"/>
-            <w:vMerge w:val="restart"/>
-          </w:tcPr>
-          <w:p>
-            <w:pPr>
-              <w:spacing w:after="0"/>
-            </w:pPr>
-            <w:r>
-              <w:rPr>
-                <w:rFonts w:ascii="新細明體" w:hAnsi="新細明體" w:eastAsia="新細明體" w:cs="新細明體"/>
-                <w:b/>
-                <w:sz w:val="24"/>
-                <w:szCs w:val="24"/>
-              </w:rPr>
-              <w:t>轉問</w:t>
-            </w:r>
-          </w:p>
-          <w:p>
-            <w:pPr>
-              <w:spacing w:after="0"/>
-            </w:pPr>
-            <w:r>
-              <w:rPr>
-                <w:rFonts w:ascii="新細明體" w:hAnsi="新細明體" w:eastAsia="新細明體" w:cs="新細明體"/>
-                <w:b w:val="0"/>
-                <w:sz w:val="24"/>
-                <w:szCs w:val="24"/>
-              </w:rPr>
-            </w:r>
-          </w:p>
-          <w:p>
-            <w:pPr>
-              <w:spacing w:after="0"/>
-            </w:pPr>
-            <w:r>
-              <w:rPr>
-                <w:rFonts w:ascii="新細明體" w:hAnsi="新細明體" w:eastAsia="新細明體" w:cs="新細明體"/>
-                <w:b w:val="0"/>
-                <w:sz w:val="24"/>
-                <w:szCs w:val="24"/>
-              </w:rPr>
-              <w:t>第三段第 2 步・「可以」與「不可以」兩組對話（第 35～38 分鐘）</w:t>
-            </w:r>
-          </w:p>
-          <w:p>
-            <w:pPr>
-              <w:spacing w:after="0"/>
-            </w:pPr>
-            <w:r>
-              <w:rPr>
-                <w:rFonts w:ascii="新細明體" w:hAnsi="新細明體" w:eastAsia="新細明體" w:cs="新細明體"/>
-                <w:b w:val="0"/>
-                <w:sz w:val="24"/>
-                <w:szCs w:val="24"/>
-              </w:rPr>
-            </w:r>
-          </w:p>
-          <w:p>
-            <w:pPr>
-              <w:spacing w:after="0"/>
-            </w:pPr>
-            <w:r>
-              <w:rPr>
-                <w:rFonts w:ascii="新細明體" w:hAnsi="新細明體" w:eastAsia="新細明體" w:cs="新細明體"/>
-                <w:b w:val="0"/>
-                <w:sz w:val="24"/>
-                <w:szCs w:val="24"/>
-              </w:rPr>
-              <w:t>學生與學生串連：立場相反的兩組先講，第三位說出兩者其實各引一頁；教師不裁決，最後用回歸把裁決交給教材。</w:t>
-            </w:r>
-          </w:p>
-        </w:tc>
-        <w:tc>
-          <w:tcPr>
-            <w:tcW w:type="dxa" w:w="397"/>
-          </w:tcPr>
-          <w:p>
-            <w:pPr>
-              <w:spacing w:after="0"/>
-            </w:pPr>
-            <w:r>
-              <w:rPr>
-                <w:rFonts w:ascii="新細明體" w:hAnsi="新細明體" w:eastAsia="新細明體" w:cs="新細明體"/>
-                <w:b w:val="0"/>
-                <w:sz w:val="24"/>
-                <w:szCs w:val="24"/>
-              </w:rPr>
-              <w:t>1</w:t>
-            </w:r>
-          </w:p>
-        </w:tc>
-        <w:tc>
-          <w:tcPr>
-            <w:tcW w:type="dxa" w:w="2835"/>
-          </w:tcPr>
-          <w:p>
-            <w:pPr>
-              <w:spacing w:after="0"/>
-            </w:pPr>
-            <w:r>
-              <w:rPr>
-                <w:rFonts w:ascii="新細明體" w:hAnsi="新細明體" w:eastAsia="新細明體" w:cs="新細明體"/>
-                <w:b w:val="0"/>
-                <w:sz w:val="24"/>
-                <w:szCs w:val="24"/>
-              </w:rPr>
-              <w:t>生1（「可以」組）：「它是甘蔗做的，天然的，所以就是環保。」</w:t>
-            </w:r>
-          </w:p>
-        </w:tc>
-        <w:tc>
-          <w:tcPr>
-            <w:tcW w:type="dxa" w:w="2778"/>
-          </w:tcPr>
-          <w:p>
-            <w:pPr>
-              <w:spacing w:after="0"/>
-            </w:pPr>
-            <w:r>
-              <w:rPr>
-                <w:rFonts w:ascii="新細明體" w:hAnsi="新細明體" w:eastAsia="新細明體" w:cs="新細明體"/>
-                <w:b w:val="0"/>
-                <w:sz w:val="24"/>
-                <w:szCs w:val="24"/>
-              </w:rPr>
-              <w:t>不回饋生1，先要求對方重述他的證據，再說自己的。</w:t>
-            </w:r>
-          </w:p>
-        </w:tc>
-        <w:tc>
-          <w:tcPr>
-            <w:tcW w:type="dxa" w:w="2948"/>
-          </w:tcPr>
-          <w:p>
-            <w:pPr>
-              <w:spacing w:after="0"/>
-            </w:pPr>
-            <w:r>
-              <w:rPr>
-                <w:rFonts w:ascii="新細明體" w:hAnsi="新細明體" w:eastAsia="新細明體" w:cs="新細明體"/>
-                <w:b w:val="0"/>
-                <w:sz w:val="24"/>
-                <w:szCs w:val="24"/>
-              </w:rPr>
-              <w:t>【轉問】「不可以那一組，你們聽見他用哪項證據？你們當時是怎麼想的？」</w:t>
-            </w:r>
-          </w:p>
-        </w:tc>
-      </w:tr>
-      <w:tr>
-        <w:tc>
-          <w:tcPr>
-            <w:tcW w:type="dxa" w:w="1474"/>
-            <w:vMerge/>
-          </w:tcPr>
-          <w:p/>
-        </w:tc>
-        <w:tc>
-          <w:tcPr>
-            <w:tcW w:type="dxa" w:w="397"/>
-          </w:tcPr>
-          <w:p>
-            <w:pPr>
-              <w:spacing w:after="0"/>
-            </w:pPr>
-            <w:r>
-              <w:rPr>
-                <w:rFonts w:ascii="新細明體" w:hAnsi="新細明體" w:eastAsia="新細明體" w:cs="新細明體"/>
-                <w:b w:val="0"/>
-                <w:sz w:val="24"/>
-                <w:szCs w:val="24"/>
-              </w:rPr>
-              <w:t>2</w:t>
-            </w:r>
-          </w:p>
-        </w:tc>
-        <w:tc>
-          <w:tcPr>
-            <w:tcW w:type="dxa" w:w="2835"/>
-          </w:tcPr>
-          <w:p>
-            <w:pPr>
-              <w:spacing w:after="0"/>
-            </w:pPr>
-            <w:r>
-              <w:rPr>
-                <w:rFonts w:ascii="新細明體" w:hAnsi="新細明體" w:eastAsia="新細明體" w:cs="新細明體"/>
-                <w:b w:val="0"/>
-                <w:sz w:val="24"/>
-                <w:szCs w:val="24"/>
-              </w:rPr>
-              <w:t>生2（「不可以」組）：「他用第 32 頁的材料。可是第 33 頁說丟掉以後還是垃圾，不能回收。」</w:t>
-            </w:r>
-          </w:p>
-        </w:tc>
-        <w:tc>
-          <w:tcPr>
-            <w:tcW w:type="dxa" w:w="2778"/>
-          </w:tcPr>
-          <w:p>
-            <w:pPr>
-              <w:spacing w:after="0"/>
-            </w:pPr>
-            <w:r>
-              <w:rPr>
-                <w:rFonts w:ascii="新細明體" w:hAnsi="新細明體" w:eastAsia="新細明體" w:cs="新細明體"/>
-                <w:b w:val="0"/>
-                <w:sz w:val="24"/>
-                <w:szCs w:val="24"/>
-              </w:rPr>
-              <w:t>不說誰對。找第三位（預定為導入段被記下「只看圖片、沒圈到第 33 頁限制」的學生）把兩頁並排講出來。</w:t>
-            </w:r>
-          </w:p>
-        </w:tc>
-        <w:tc>
-          <w:tcPr>
-            <w:tcW w:type="dxa" w:w="2948"/>
-          </w:tcPr>
-          <w:p>
-            <w:pPr>
-              <w:spacing w:after="0"/>
-            </w:pPr>
-            <w:r>
-              <w:rPr>
-                <w:rFonts w:ascii="新細明體" w:hAnsi="新細明體" w:eastAsia="新細明體" w:cs="新細明體"/>
-                <w:b w:val="0"/>
-                <w:sz w:val="24"/>
-                <w:szCs w:val="24"/>
-              </w:rPr>
-              <w:t>【轉問】「生3，這兩組的差別在哪裡？」</w:t>
-            </w:r>
-          </w:p>
-        </w:tc>
-      </w:tr>
-      <w:tr>
-        <w:tc>
-          <w:tcPr>
-            <w:tcW w:type="dxa" w:w="1474"/>
-            <w:vMerge/>
-          </w:tcPr>
-          <w:p/>
-        </w:tc>
-        <w:tc>
-          <w:tcPr>
-            <w:tcW w:type="dxa" w:w="397"/>
-          </w:tcPr>
-          <w:p>
-            <w:pPr>
-              <w:spacing w:after="0"/>
-            </w:pPr>
-            <w:r>
-              <w:rPr>
-                <w:rFonts w:ascii="新細明體" w:hAnsi="新細明體" w:eastAsia="新細明體" w:cs="新細明體"/>
-                <w:b w:val="0"/>
-                <w:sz w:val="24"/>
-                <w:szCs w:val="24"/>
-              </w:rPr>
-              <w:t>3</w:t>
-            </w:r>
-          </w:p>
-        </w:tc>
-        <w:tc>
-          <w:tcPr>
-            <w:tcW w:type="dxa" w:w="2835"/>
-          </w:tcPr>
-          <w:p>
-            <w:pPr>
-              <w:spacing w:after="0"/>
-            </w:pPr>
-            <w:r>
-              <w:rPr>
-                <w:rFonts w:ascii="新細明體" w:hAnsi="新細明體" w:eastAsia="新細明體" w:cs="新細明體"/>
-                <w:b w:val="0"/>
-                <w:sz w:val="24"/>
-                <w:szCs w:val="24"/>
-              </w:rPr>
-              <w:t>生3：「一個看……材料；一個看……丟掉以後？」（講得斷斷續續）</w:t>
-            </w:r>
-          </w:p>
-        </w:tc>
-        <w:tc>
-          <w:tcPr>
-            <w:tcW w:type="dxa" w:w="2778"/>
-          </w:tcPr>
-          <w:p>
-            <w:pPr>
-              <w:spacing w:after="0"/>
-            </w:pPr>
-            <w:r>
-              <w:rPr>
-                <w:rFonts w:ascii="新細明體" w:hAnsi="新細明體" w:eastAsia="新細明體" w:cs="新細明體"/>
-                <w:b w:val="0"/>
-                <w:sz w:val="24"/>
-                <w:szCs w:val="24"/>
-              </w:rPr>
-              <w:t>修正的動作留在學生身上。最後不由教師說「要看整個生命週期」，由兩頁的段落標題裁決。</w:t>
-            </w:r>
-          </w:p>
-        </w:tc>
-        <w:tc>
-          <w:tcPr>
-            <w:tcW w:type="dxa" w:w="2948"/>
-          </w:tcPr>
-          <w:p>
-            <w:pPr>
-              <w:spacing w:after="0"/>
-            </w:pPr>
-            <w:r>
-              <w:rPr>
-                <w:rFonts w:ascii="新細明體" w:hAnsi="新細明體" w:eastAsia="新細明體" w:cs="新細明體"/>
-                <w:b w:val="0"/>
-                <w:sz w:val="24"/>
-                <w:szCs w:val="24"/>
-              </w:rPr>
-              <w:t>【釐清】「再一次。」→（仍卡）【轉問】「你想先找誰幫忙？」→ 生3 自己指名同儕補完 →【回歸】「回到資料。第 32 頁講的是哪個階段，第 33 頁講的是哪個階段？」</w:t>
-            </w:r>
-          </w:p>
-        </w:tc>
-      </w:tr>
-      <w:tr>
-        <w:tc>
-          <w:tcPr>
-            <w:tcW w:type="dxa" w:w="1474"/>
-            <w:vMerge w:val="restart"/>
-          </w:tcPr>
-          <w:p>
-            <w:pPr>
-              <w:spacing w:after="0"/>
-            </w:pPr>
-            <w:r>
-              <w:rPr>
-                <w:rFonts w:ascii="新細明體" w:hAnsi="新細明體" w:eastAsia="新細明體" w:cs="新細明體"/>
-                <w:b/>
-                <w:sz w:val="24"/>
-                <w:szCs w:val="24"/>
-              </w:rPr>
-              <w:t>深究</w:t>
-            </w:r>
-          </w:p>
-          <w:p>
-            <w:pPr>
-              <w:spacing w:after="0"/>
-            </w:pPr>
-            <w:r>
-              <w:rPr>
-                <w:rFonts w:ascii="新細明體" w:hAnsi="新細明體" w:eastAsia="新細明體" w:cs="新細明體"/>
-                <w:b w:val="0"/>
-                <w:sz w:val="24"/>
-                <w:szCs w:val="24"/>
-              </w:rPr>
-            </w:r>
-          </w:p>
-          <w:p>
-            <w:pPr>
-              <w:spacing w:after="0"/>
-            </w:pPr>
-            <w:r>
-              <w:rPr>
-                <w:rFonts w:ascii="新細明體" w:hAnsi="新細明體" w:eastAsia="新細明體" w:cs="新細明體"/>
-                <w:b w:val="0"/>
-                <w:sz w:val="24"/>
-                <w:szCs w:val="24"/>
-              </w:rPr>
-              <w:t>第三段第 2 步末・答對但停在表層時往下追（第 37～39 分鐘）</w:t>
-            </w:r>
-          </w:p>
-          <w:p>
-            <w:pPr>
-              <w:spacing w:after="0"/>
-            </w:pPr>
-            <w:r>
-              <w:rPr>
-                <w:rFonts w:ascii="新細明體" w:hAnsi="新細明體" w:eastAsia="新細明體" w:cs="新細明體"/>
-                <w:b w:val="0"/>
-                <w:sz w:val="24"/>
-                <w:szCs w:val="24"/>
-              </w:rPr>
-            </w:r>
-          </w:p>
-          <w:p>
-            <w:pPr>
-              <w:spacing w:after="0"/>
-            </w:pPr>
-            <w:r>
-              <w:rPr>
-                <w:rFonts w:ascii="新細明體" w:hAnsi="新細明體" w:eastAsia="新細明體" w:cs="新細明體"/>
-                <w:b w:val="0"/>
-                <w:sz w:val="24"/>
-                <w:szCs w:val="24"/>
-              </w:rPr>
-              <w:t>從「比較環保」追到「跟誰比」，再追到「哪個字讓人誤會」，最後推到每人各自修訂標籤。</w:t>
-            </w:r>
-          </w:p>
-        </w:tc>
-        <w:tc>
-          <w:tcPr>
-            <w:tcW w:type="dxa" w:w="397"/>
-          </w:tcPr>
-          <w:p>
-            <w:pPr>
-              <w:spacing w:after="0"/>
-            </w:pPr>
-            <w:r>
-              <w:rPr>
-                <w:rFonts w:ascii="新細明體" w:hAnsi="新細明體" w:eastAsia="新細明體" w:cs="新細明體"/>
-                <w:b w:val="0"/>
-                <w:sz w:val="24"/>
-                <w:szCs w:val="24"/>
-              </w:rPr>
-              <w:t>1</w:t>
-            </w:r>
-          </w:p>
-        </w:tc>
-        <w:tc>
-          <w:tcPr>
-            <w:tcW w:type="dxa" w:w="2835"/>
-          </w:tcPr>
-          <w:p>
-            <w:pPr>
-              <w:spacing w:after="0"/>
-            </w:pPr>
-            <w:r>
-              <w:rPr>
-                <w:rFonts w:ascii="新細明體" w:hAnsi="新細明體" w:eastAsia="新細明體" w:cs="新細明體"/>
-                <w:b w:val="0"/>
-                <w:sz w:val="24"/>
-                <w:szCs w:val="24"/>
-              </w:rPr>
-              <w:t>生1：「它比較環保。」（方向正確，停在表層）</w:t>
-            </w:r>
-          </w:p>
-        </w:tc>
-        <w:tc>
-          <w:tcPr>
-            <w:tcW w:type="dxa" w:w="2778"/>
-          </w:tcPr>
-          <w:p>
-            <w:pPr>
-              <w:spacing w:after="0"/>
-            </w:pPr>
-            <w:r>
-              <w:rPr>
-                <w:rFonts w:ascii="新細明體" w:hAnsi="新細明體" w:eastAsia="新細明體" w:cs="新細明體"/>
-                <w:b w:val="0"/>
-                <w:sz w:val="24"/>
-                <w:szCs w:val="24"/>
-              </w:rPr>
-              <w:t>不肯定、不否定，只追「比較」的比較對象。</w:t>
-            </w:r>
-          </w:p>
-        </w:tc>
-        <w:tc>
-          <w:tcPr>
-            <w:tcW w:type="dxa" w:w="2948"/>
-          </w:tcPr>
-          <w:p>
-            <w:pPr>
-              <w:spacing w:after="0"/>
-            </w:pPr>
-            <w:r>
-              <w:rPr>
-                <w:rFonts w:ascii="新細明體" w:hAnsi="新細明體" w:eastAsia="新細明體" w:cs="新細明體"/>
-                <w:b w:val="0"/>
-                <w:sz w:val="24"/>
-                <w:szCs w:val="24"/>
-              </w:rPr>
-              <w:t>【深究】「比較環保是跟誰比？」</w:t>
-            </w:r>
-          </w:p>
-        </w:tc>
-      </w:tr>
-      <w:tr>
-        <w:tc>
-          <w:tcPr>
-            <w:tcW w:type="dxa" w:w="1474"/>
-            <w:vMerge/>
-          </w:tcPr>
-          <w:p/>
-        </w:tc>
-        <w:tc>
-          <w:tcPr>
-            <w:tcW w:type="dxa" w:w="397"/>
-          </w:tcPr>
-          <w:p>
-            <w:pPr>
-              <w:spacing w:after="0"/>
-            </w:pPr>
-            <w:r>
-              <w:rPr>
-                <w:rFonts w:ascii="新細明體" w:hAnsi="新細明體" w:eastAsia="新細明體" w:cs="新細明體"/>
-                <w:b w:val="0"/>
-                <w:sz w:val="24"/>
-                <w:szCs w:val="24"/>
-              </w:rPr>
-              <w:t>2</w:t>
-            </w:r>
-          </w:p>
-        </w:tc>
-        <w:tc>
-          <w:tcPr>
-            <w:tcW w:type="dxa" w:w="2835"/>
-          </w:tcPr>
-          <w:p>
-            <w:pPr>
-              <w:spacing w:after="0"/>
-            </w:pPr>
-            <w:r>
-              <w:rPr>
-                <w:rFonts w:ascii="新細明體" w:hAnsi="新細明體" w:eastAsia="新細明體" w:cs="新細明體"/>
-                <w:b w:val="0"/>
-                <w:sz w:val="24"/>
-                <w:szCs w:val="24"/>
-              </w:rPr>
-              <w:t>生2：「跟塑膠吸管比。塑膠幾百年不會分解，甘蔗的會。」</w:t>
-            </w:r>
-          </w:p>
-        </w:tc>
-        <w:tc>
-          <w:tcPr>
-            <w:tcW w:type="dxa" w:w="2778"/>
-          </w:tcPr>
-          <w:p>
-            <w:pPr>
-              <w:spacing w:after="0"/>
-            </w:pPr>
-            <w:r>
-              <w:rPr>
-                <w:rFonts w:ascii="新細明體" w:hAnsi="新細明體" w:eastAsia="新細明體" w:cs="新細明體"/>
-                <w:b w:val="0"/>
-                <w:sz w:val="24"/>
-                <w:szCs w:val="24"/>
-              </w:rPr>
-              <w:t>把「比較對象」推到標籤的文字，追的是「省略條件會不會誤導」。</w:t>
-            </w:r>
-          </w:p>
-        </w:tc>
-        <w:tc>
-          <w:tcPr>
-            <w:tcW w:type="dxa" w:w="2948"/>
-          </w:tcPr>
-          <w:p>
-            <w:pPr>
-              <w:spacing w:after="0"/>
-            </w:pPr>
-            <w:r>
-              <w:rPr>
-                <w:rFonts w:ascii="新細明體" w:hAnsi="新細明體" w:eastAsia="新細明體" w:cs="新細明體"/>
-                <w:b w:val="0"/>
-                <w:sz w:val="24"/>
-                <w:szCs w:val="24"/>
-              </w:rPr>
-              <w:t>【深究】「那如果標籤只寫『環保吸管』四個字，沒寫跟誰比——哪個字可能讓人誤會？」</w:t>
-            </w:r>
-          </w:p>
-        </w:tc>
-      </w:tr>
-      <w:tr>
-        <w:tc>
-          <w:tcPr>
-            <w:tcW w:type="dxa" w:w="1474"/>
-            <w:vMerge/>
-          </w:tcPr>
-          <w:p/>
-        </w:tc>
-        <w:tc>
-          <w:tcPr>
-            <w:tcW w:type="dxa" w:w="397"/>
-          </w:tcPr>
-          <w:p>
-            <w:pPr>
-              <w:spacing w:after="0"/>
-            </w:pPr>
-            <w:r>
-              <w:rPr>
-                <w:rFonts w:ascii="新細明體" w:hAnsi="新細明體" w:eastAsia="新細明體" w:cs="新細明體"/>
-                <w:b w:val="0"/>
-                <w:sz w:val="24"/>
-                <w:szCs w:val="24"/>
-              </w:rPr>
-              <w:t>3</w:t>
-            </w:r>
-          </w:p>
-        </w:tc>
-        <w:tc>
-          <w:tcPr>
-            <w:tcW w:type="dxa" w:w="2835"/>
-          </w:tcPr>
-          <w:p>
-            <w:pPr>
-              <w:spacing w:after="0"/>
-            </w:pPr>
-            <w:r>
-              <w:rPr>
-                <w:rFonts w:ascii="新細明體" w:hAnsi="新細明體" w:eastAsia="新細明體" w:cs="新細明體"/>
-                <w:b w:val="0"/>
-                <w:sz w:val="24"/>
-                <w:szCs w:val="24"/>
-              </w:rPr>
-              <w:t>生3：「『環保』……會以為可以回收，可是它在臺灣不能回收……所以要寫『比塑膠』？」</w:t>
-            </w:r>
-          </w:p>
-        </w:tc>
-        <w:tc>
-          <w:tcPr>
-            <w:tcW w:type="dxa" w:w="2778"/>
-          </w:tcPr>
-          <w:p>
-            <w:pPr>
-              <w:spacing w:after="0"/>
-            </w:pPr>
-            <w:r>
-              <w:rPr>
-                <w:rFonts w:ascii="新細明體" w:hAnsi="新細明體" w:eastAsia="新細明體" w:cs="新細明體"/>
-                <w:b w:val="0"/>
-                <w:sz w:val="24"/>
-                <w:szCs w:val="24"/>
-              </w:rPr>
-              <w:t>生3 說出的正是本節的判斷條件（用「環保」須寫清比較對象與成立條件）；教師不宣布「答對」，直接接第 3 步各自修訂。</w:t>
-            </w:r>
-          </w:p>
-        </w:tc>
-        <w:tc>
-          <w:tcPr>
-            <w:tcW w:type="dxa" w:w="2948"/>
-          </w:tcPr>
-          <w:p>
-            <w:pPr>
-              <w:spacing w:after="0"/>
-            </w:pPr>
-            <w:r>
-              <w:rPr>
-                <w:rFonts w:ascii="新細明體" w:hAnsi="新細明體" w:eastAsia="新細明體" w:cs="新細明體"/>
-                <w:b w:val="0"/>
-                <w:sz w:val="24"/>
-                <w:szCs w:val="24"/>
-              </w:rPr>
-              <w:t>【深究】「那你自己那張，改不改？回到學習單，用第二色寫『我改或不改，因為……』。」</w:t>
+              <w:t>【單步】</w:t>
+            </w:r>
+          </w:p>
+          <w:p>
+            <w:pPr>
+              <w:spacing w:after="0"/>
+            </w:pPr>
+            <w:r>
+              <w:rPr>
+                <w:rFonts w:ascii="新細明體" w:hAnsi="新細明體" w:eastAsia="新細明體" w:cs="新細明體"/>
+                <w:b w:val="0"/>
+                <w:sz w:val="24"/>
+                <w:szCs w:val="24"/>
+              </w:rPr>
+              <w:t>「哪一項資料支持？」</w:t>
+            </w:r>
+          </w:p>
+          <w:p>
+            <w:pPr>
+              <w:spacing w:after="0"/>
+            </w:pPr>
+            <w:r>
+              <w:rPr>
+                <w:rFonts w:ascii="新細明體" w:hAnsi="新細明體" w:eastAsia="新細明體" w:cs="新細明體"/>
+                <w:b w:val="0"/>
+                <w:sz w:val="24"/>
+                <w:szCs w:val="24"/>
+              </w:rPr>
+            </w:r>
+          </w:p>
+          <w:p>
+            <w:pPr>
+              <w:spacing w:after="0"/>
+            </w:pPr>
+            <w:r>
+              <w:rPr>
+                <w:rFonts w:ascii="新細明體" w:hAnsi="新細明體" w:eastAsia="新細明體" w:cs="新細明體"/>
+                <w:b w:val="0"/>
+                <w:sz w:val="24"/>
+                <w:szCs w:val="24"/>
+              </w:rPr>
+              <w:t>【串連進程】</w:t>
+            </w:r>
+          </w:p>
+          <w:p>
+            <w:pPr>
+              <w:spacing w:after="0"/>
+            </w:pPr>
+            <w:r>
+              <w:rPr>
+                <w:rFonts w:ascii="新細明體" w:hAnsi="新細明體" w:eastAsia="新細明體" w:cs="新細明體"/>
+                <w:b w:val="0"/>
+                <w:sz w:val="24"/>
+                <w:szCs w:val="24"/>
+              </w:rPr>
+              <w:t>1. 【深究】「比較環保是跟誰比？」</w:t>
+            </w:r>
+          </w:p>
+          <w:p>
+            <w:pPr>
+              <w:spacing w:after="0"/>
+            </w:pPr>
+            <w:r>
+              <w:rPr>
+                <w:rFonts w:ascii="新細明體" w:hAnsi="新細明體" w:eastAsia="新細明體" w:cs="新細明體"/>
+                <w:b w:val="0"/>
+                <w:sz w:val="24"/>
+                <w:szCs w:val="24"/>
+              </w:rPr>
+              <w:t>2. 【深究】「那如果標籤只寫『環保吸管』四個字，沒寫跟誰比——哪個字可能讓人誤會？」</w:t>
+            </w:r>
+          </w:p>
+          <w:p>
+            <w:pPr>
+              <w:spacing w:after="0"/>
+            </w:pPr>
+            <w:r>
+              <w:rPr>
+                <w:rFonts w:ascii="新細明體" w:hAnsi="新細明體" w:eastAsia="新細明體" w:cs="新細明體"/>
+                <w:b w:val="0"/>
+                <w:sz w:val="24"/>
+                <w:szCs w:val="24"/>
+              </w:rPr>
+              <w:t>3. 【深究】「那你自己那張，改不改？回到學習單，用第二色寫『我改或不改，因為……』。」</w:t>
             </w:r>
           </w:p>
         </w:tc>
